--- a/.Document/Tai lieu HDSD/II. DICH VU/3. HDSD_DichVu_CVDV.docx
+++ b/.Document/Tai lieu HDSD/II. DICH VU/3. HDSD_DichVu_CVDV.docx
@@ -2806,27 +2806,6 @@
     </w:p>
     <w:p>
       <w:pPr>
-        <w:rPr>
-          <w:rFonts w:ascii="Times New Roman" w:eastAsiaTheme="majorEastAsia" w:hAnsi="Times New Roman" w:cs="Times New Roman"/>
-          <w:b/>
-          <w:bCs/>
-          <w:color w:val="EE0000"/>
-          <w:lang w:val="en-US"/>
-        </w:rPr>
-      </w:pPr>
-      <w:r>
-        <w:rPr>
-          <w:rFonts w:ascii="Times New Roman" w:hAnsi="Times New Roman" w:cs="Times New Roman"/>
-          <w:b/>
-          <w:bCs/>
-          <w:color w:val="EE0000"/>
-          <w:lang w:val="en-US"/>
-        </w:rPr>
-        <w:br w:type="page"/>
-      </w:r>
-    </w:p>
-    <w:p>
-      <w:pPr>
         <w:pStyle w:val="Heading1"/>
         <w:numPr>
           <w:ilvl w:val="0"/>
@@ -2854,7 +2833,6 @@
           <w:szCs w:val="24"/>
           <w:lang w:val="en-US"/>
         </w:rPr>
-        <w:lastRenderedPageBreak/>
         <w:t>Lập lệnh sửa chữa</w:t>
       </w:r>
       <w:bookmarkEnd w:id="4"/>
@@ -3072,6 +3050,7 @@
           <w:szCs w:val="24"/>
           <w:lang w:val="en-US"/>
         </w:rPr>
+        <w:lastRenderedPageBreak/>
         <w:t>Thao tác thực hiện</w:t>
       </w:r>
       <w:bookmarkEnd w:id="7"/>
@@ -3098,33 +3077,22 @@
     </w:p>
     <w:p>
       <w:pPr>
-        <w:pStyle w:val="ListParagraph"/>
-        <w:numPr>
-          <w:ilvl w:val="0"/>
-          <w:numId w:val="4"/>
-        </w:numPr>
-        <w:rPr>
-          <w:rFonts w:ascii="Times New Roman" w:hAnsi="Times New Roman" w:cs="Times New Roman"/>
-          <w:lang w:val="en-US"/>
-        </w:rPr>
-      </w:pPr>
-      <w:r>
-        <w:rPr>
-          <w:rFonts w:ascii="Times New Roman" w:hAnsi="Times New Roman" w:cs="Times New Roman"/>
-          <w:lang w:val="en-US"/>
-        </w:rPr>
-        <w:t xml:space="preserve">Khi không có báo giá, User sử dụng nút </w:t>
-      </w:r>
-      <w:r>
-        <w:rPr>
-          <w:rFonts w:ascii="Times New Roman" w:hAnsi="Times New Roman" w:cs="Times New Roman"/>
-          <w:lang w:val="en-GB" w:eastAsia="zh-CN"/>
+        <w:ind w:left="720"/>
+        <w:rPr>
+          <w:rFonts w:ascii="Times New Roman" w:hAnsi="Times New Roman" w:cs="Times New Roman"/>
+          <w:lang w:val="en-US"/>
+        </w:rPr>
+      </w:pPr>
+      <w:r>
+        <w:rPr>
+          <w:rFonts w:ascii="Times New Roman" w:hAnsi="Times New Roman" w:cs="Times New Roman"/>
+          <w:lang w:val="en-US"/>
         </w:rPr>
         <w:drawing>
-          <wp:inline distT="0" distB="0" distL="0" distR="0" wp14:anchorId="0A60E018" wp14:editId="4181B449">
-            <wp:extent cx="716342" cy="327688"/>
-            <wp:effectExtent l="0" t="0" r="7620" b="0"/>
-            <wp:docPr id="1" name="Picture 1"/>
+          <wp:inline distT="0" distB="0" distL="0" distR="0" wp14:anchorId="0B9335D6" wp14:editId="5D7A7BF2">
+            <wp:extent cx="5731510" cy="3233420"/>
+            <wp:effectExtent l="0" t="0" r="2540" b="5080"/>
+            <wp:docPr id="3" name="Picture 3"/>
             <wp:cNvGraphicFramePr>
               <a:graphicFrameLocks xmlns:a="http://schemas.openxmlformats.org/drawingml/2006/main" noChangeAspect="1"/>
             </wp:cNvGraphicFramePr>
@@ -3144,6 +3112,67 @@
                   <pic:spPr>
                     <a:xfrm>
                       <a:off x="0" y="0"/>
+                      <a:ext cx="5731510" cy="3233420"/>
+                    </a:xfrm>
+                    <a:prstGeom prst="rect">
+                      <a:avLst/>
+                    </a:prstGeom>
+                  </pic:spPr>
+                </pic:pic>
+              </a:graphicData>
+            </a:graphic>
+          </wp:inline>
+        </w:drawing>
+      </w:r>
+    </w:p>
+    <w:p>
+      <w:pPr>
+        <w:pStyle w:val="ListParagraph"/>
+        <w:numPr>
+          <w:ilvl w:val="0"/>
+          <w:numId w:val="4"/>
+        </w:numPr>
+        <w:rPr>
+          <w:rFonts w:ascii="Times New Roman" w:hAnsi="Times New Roman" w:cs="Times New Roman"/>
+          <w:lang w:val="en-US"/>
+        </w:rPr>
+      </w:pPr>
+      <w:r>
+        <w:rPr>
+          <w:rFonts w:ascii="Times New Roman" w:hAnsi="Times New Roman" w:cs="Times New Roman"/>
+          <w:lang w:val="en-US"/>
+        </w:rPr>
+        <w:t xml:space="preserve">Khi không có báo giá, User sử dụng nút </w:t>
+      </w:r>
+      <w:r>
+        <w:rPr>
+          <w:rFonts w:ascii="Times New Roman" w:hAnsi="Times New Roman" w:cs="Times New Roman"/>
+          <w:lang w:val="en-GB" w:eastAsia="zh-CN"/>
+        </w:rPr>
+        <w:drawing>
+          <wp:inline distT="0" distB="0" distL="0" distR="0" wp14:anchorId="0A60E018" wp14:editId="4181B449">
+            <wp:extent cx="716342" cy="327688"/>
+            <wp:effectExtent l="0" t="0" r="7620" b="0"/>
+            <wp:docPr id="1" name="Picture 1"/>
+            <wp:cNvGraphicFramePr>
+              <a:graphicFrameLocks xmlns:a="http://schemas.openxmlformats.org/drawingml/2006/main" noChangeAspect="1"/>
+            </wp:cNvGraphicFramePr>
+            <a:graphic xmlns:a="http://schemas.openxmlformats.org/drawingml/2006/main">
+              <a:graphicData uri="http://schemas.openxmlformats.org/drawingml/2006/picture">
+                <pic:pic xmlns:pic="http://schemas.openxmlformats.org/drawingml/2006/picture">
+                  <pic:nvPicPr>
+                    <pic:cNvPr id="1" name=""/>
+                    <pic:cNvPicPr/>
+                  </pic:nvPicPr>
+                  <pic:blipFill>
+                    <a:blip r:embed="rId16"/>
+                    <a:stretch>
+                      <a:fillRect/>
+                    </a:stretch>
+                  </pic:blipFill>
+                  <pic:spPr>
+                    <a:xfrm>
+                      <a:off x="0" y="0"/>
                       <a:ext cx="716342" cy="327688"/>
                     </a:xfrm>
                     <a:prstGeom prst="rect">
@@ -3163,6 +3192,82 @@
         </w:rPr>
         <w:t>, cập nhật đủ thông tin gồm: Thông tin khách hàng, thông tin công việc sửa chữa, thông tin VTPT (nếu có)</w:t>
       </w:r>
+      <w:r>
+        <w:rPr>
+          <w:rFonts w:ascii="Times New Roman" w:hAnsi="Times New Roman" w:cs="Times New Roman"/>
+          <w:lang w:val="en-US"/>
+        </w:rPr>
+        <w:t>.</w:t>
+      </w:r>
+    </w:p>
+    <w:p>
+      <w:pPr>
+        <w:pStyle w:val="ListParagraph"/>
+        <w:numPr>
+          <w:ilvl w:val="0"/>
+          <w:numId w:val="4"/>
+        </w:numPr>
+        <w:rPr>
+          <w:rFonts w:ascii="Times New Roman" w:hAnsi="Times New Roman" w:cs="Times New Roman"/>
+          <w:lang w:val="en-US"/>
+        </w:rPr>
+      </w:pPr>
+      <w:r>
+        <w:rPr>
+          <w:rFonts w:ascii="Times New Roman" w:hAnsi="Times New Roman" w:cs="Times New Roman"/>
+          <w:lang w:val="en-US"/>
+        </w:rPr>
+        <w:t xml:space="preserve">Thực hiện </w:t>
+      </w:r>
+      <w:r>
+        <w:rPr>
+          <w:lang w:val="en-GB" w:eastAsia="zh-CN"/>
+        </w:rPr>
+        <w:drawing>
+          <wp:inline distT="0" distB="0" distL="0" distR="0" wp14:anchorId="768A2BA7" wp14:editId="2DB9A592">
+            <wp:extent cx="1161905" cy="219048"/>
+            <wp:effectExtent l="0" t="0" r="635" b="0"/>
+            <wp:docPr id="4" name="Picture 4"/>
+            <wp:cNvGraphicFramePr>
+              <a:graphicFrameLocks xmlns:a="http://schemas.openxmlformats.org/drawingml/2006/main" noChangeAspect="1"/>
+            </wp:cNvGraphicFramePr>
+            <a:graphic xmlns:a="http://schemas.openxmlformats.org/drawingml/2006/main">
+              <a:graphicData uri="http://schemas.openxmlformats.org/drawingml/2006/picture">
+                <pic:pic xmlns:pic="http://schemas.openxmlformats.org/drawingml/2006/picture">
+                  <pic:nvPicPr>
+                    <pic:cNvPr id="1" name=""/>
+                    <pic:cNvPicPr/>
+                  </pic:nvPicPr>
+                  <pic:blipFill>
+                    <a:blip r:embed="rId17"/>
+                    <a:stretch>
+                      <a:fillRect/>
+                    </a:stretch>
+                  </pic:blipFill>
+                  <pic:spPr>
+                    <a:xfrm>
+                      <a:off x="0" y="0"/>
+                      <a:ext cx="1161905" cy="219048"/>
+                    </a:xfrm>
+                    <a:prstGeom prst="rect">
+                      <a:avLst/>
+                    </a:prstGeom>
+                  </pic:spPr>
+                </pic:pic>
+              </a:graphicData>
+            </a:graphic>
+          </wp:inline>
+        </w:drawing>
+      </w:r>
+      <w:r>
+        <w:rPr>
+          <w:rFonts w:ascii="Times New Roman" w:hAnsi="Times New Roman" w:cs="Times New Roman"/>
+          <w:lang w:val="en-US"/>
+        </w:rPr>
+        <w:t>để Import báo giá từ DMS mới vào Cyber.</w:t>
+      </w:r>
+      <w:bookmarkStart w:id="8" w:name="_GoBack"/>
+      <w:bookmarkEnd w:id="8"/>
     </w:p>
     <w:p>
       <w:pPr>
@@ -3232,7 +3337,7 @@
                     <pic:cNvPicPr/>
                   </pic:nvPicPr>
                   <pic:blipFill>
-                    <a:blip r:embed="rId16"/>
+                    <a:blip r:embed="rId18"/>
                     <a:stretch>
                       <a:fillRect/>
                     </a:stretch>
@@ -3314,7 +3419,7 @@
                     <pic:cNvPicPr/>
                   </pic:nvPicPr>
                   <pic:blipFill>
-                    <a:blip r:embed="rId17"/>
+                    <a:blip r:embed="rId19"/>
                     <a:stretch>
                       <a:fillRect/>
                     </a:stretch>
@@ -3459,7 +3564,7 @@
                     <pic:cNvPicPr/>
                   </pic:nvPicPr>
                   <pic:blipFill>
-                    <a:blip r:embed="rId18"/>
+                    <a:blip r:embed="rId20"/>
                     <a:stretch>
                       <a:fillRect/>
                     </a:stretch>
@@ -3562,7 +3667,7 @@
                     <pic:cNvPicPr/>
                   </pic:nvPicPr>
                   <pic:blipFill>
-                    <a:blip r:embed="rId19"/>
+                    <a:blip r:embed="rId21"/>
                     <a:stretch>
                       <a:fillRect/>
                     </a:stretch>
@@ -3643,7 +3748,7 @@
                     <pic:cNvPicPr/>
                   </pic:nvPicPr>
                   <pic:blipFill>
-                    <a:blip r:embed="rId20"/>
+                    <a:blip r:embed="rId22"/>
                     <a:stretch>
                       <a:fillRect/>
                     </a:stretch>
@@ -3725,7 +3830,7 @@
                     <pic:cNvPicPr/>
                   </pic:nvPicPr>
                   <pic:blipFill>
-                    <a:blip r:embed="rId21"/>
+                    <a:blip r:embed="rId23"/>
                     <a:stretch>
                       <a:fillRect/>
                     </a:stretch>
@@ -3894,7 +3999,7 @@
           <w:lang w:val="en-US"/>
         </w:rPr>
       </w:pPr>
-      <w:bookmarkStart w:id="8" w:name="_Toc237078558"/>
+      <w:bookmarkStart w:id="9" w:name="_Toc237078558"/>
       <w:r>
         <w:rPr>
           <w:rFonts w:ascii="Times New Roman" w:hAnsi="Times New Roman" w:cs="Times New Roman"/>
@@ -3920,7 +4025,7 @@
         </w:rPr>
         <w:t>lệnh sửa chữa</w:t>
       </w:r>
-      <w:bookmarkEnd w:id="8"/>
+      <w:bookmarkEnd w:id="9"/>
     </w:p>
     <w:p>
       <w:pPr>
@@ -3937,7 +4042,7 @@
           <w:lang w:val="en-US"/>
         </w:rPr>
       </w:pPr>
-      <w:bookmarkStart w:id="9" w:name="_Toc237078559"/>
+      <w:bookmarkStart w:id="10" w:name="_Toc237078559"/>
       <w:r>
         <w:rPr>
           <w:rFonts w:ascii="Times New Roman" w:hAnsi="Times New Roman" w:cs="Times New Roman"/>
@@ -3958,7 +4063,7 @@
         </w:rPr>
         <w:t>đích</w:t>
       </w:r>
-      <w:bookmarkEnd w:id="9"/>
+      <w:bookmarkEnd w:id="10"/>
     </w:p>
     <w:p>
       <w:pPr>
@@ -4002,7 +4107,7 @@
           <w:lang w:val="en-US"/>
         </w:rPr>
       </w:pPr>
-      <w:bookmarkStart w:id="10" w:name="_Toc237078560"/>
+      <w:bookmarkStart w:id="11" w:name="_Toc237078560"/>
       <w:r>
         <w:rPr>
           <w:rFonts w:ascii="Times New Roman" w:hAnsi="Times New Roman" w:cs="Times New Roman"/>
@@ -4023,7 +4128,7 @@
         </w:rPr>
         <w:t>: Quản lý dịch vụ \ Sửa chữa \ Lệnh sửa chữa.</w:t>
       </w:r>
-      <w:bookmarkEnd w:id="10"/>
+      <w:bookmarkEnd w:id="11"/>
     </w:p>
     <w:p>
       <w:pPr>
@@ -4089,7 +4194,7 @@
           <w:lang w:val="en-US"/>
         </w:rPr>
       </w:pPr>
-      <w:bookmarkStart w:id="11" w:name="_Toc237078561"/>
+      <w:bookmarkStart w:id="12" w:name="_Toc237078561"/>
       <w:r>
         <w:rPr>
           <w:rFonts w:ascii="Times New Roman" w:hAnsi="Times New Roman" w:cs="Times New Roman"/>
@@ -4110,7 +4215,7 @@
         </w:rPr>
         <w:t>thực hiện</w:t>
       </w:r>
-      <w:bookmarkEnd w:id="11"/>
+      <w:bookmarkEnd w:id="12"/>
     </w:p>
     <w:p>
       <w:pPr>
@@ -4200,7 +4305,7 @@
                     <pic:cNvPicPr/>
                   </pic:nvPicPr>
                   <pic:blipFill>
-                    <a:blip r:embed="rId22"/>
+                    <a:blip r:embed="rId24"/>
                     <a:stretch>
                       <a:fillRect/>
                     </a:stretch>
@@ -4378,7 +4483,7 @@
           <w:lang w:val="en-US"/>
         </w:rPr>
       </w:pPr>
-      <w:bookmarkStart w:id="12" w:name="_Toc237078562"/>
+      <w:bookmarkStart w:id="13" w:name="_Toc237078562"/>
       <w:r>
         <w:rPr>
           <w:rFonts w:ascii="Times New Roman" w:hAnsi="Times New Roman" w:cs="Times New Roman"/>
@@ -4392,7 +4497,7 @@
         <w:lastRenderedPageBreak/>
         <w:t>Lấy dữ liệu lệnh sửa chữa hãng</w:t>
       </w:r>
-      <w:bookmarkEnd w:id="12"/>
+      <w:bookmarkEnd w:id="13"/>
     </w:p>
     <w:p>
       <w:pPr>
@@ -4409,7 +4514,7 @@
           <w:lang w:val="en-US"/>
         </w:rPr>
       </w:pPr>
-      <w:bookmarkStart w:id="13" w:name="_Toc237078563"/>
+      <w:bookmarkStart w:id="14" w:name="_Toc237078563"/>
       <w:r>
         <w:rPr>
           <w:rFonts w:ascii="Times New Roman" w:hAnsi="Times New Roman" w:cs="Times New Roman"/>
@@ -4420,7 +4525,7 @@
         </w:rPr>
         <w:t>Mục đích</w:t>
       </w:r>
-      <w:bookmarkEnd w:id="13"/>
+      <w:bookmarkEnd w:id="14"/>
     </w:p>
     <w:p>
       <w:pPr>
@@ -4491,7 +4596,7 @@
           <w:lang w:val="en-US"/>
         </w:rPr>
       </w:pPr>
-      <w:bookmarkStart w:id="14" w:name="_Toc237078564"/>
+      <w:bookmarkStart w:id="15" w:name="_Toc237078564"/>
       <w:r>
         <w:rPr>
           <w:rFonts w:ascii="Times New Roman" w:hAnsi="Times New Roman" w:cs="Times New Roman"/>
@@ -4512,7 +4617,7 @@
         </w:rPr>
         <w:t>: Quản lý dịch vụ \ Sửa chữa \ Lấy dữ liệu lệnh sửa chữa hãng.</w:t>
       </w:r>
-      <w:bookmarkEnd w:id="14"/>
+      <w:bookmarkEnd w:id="15"/>
     </w:p>
     <w:p>
       <w:pPr>
@@ -4543,7 +4648,7 @@
                     <pic:cNvPicPr/>
                   </pic:nvPicPr>
                   <pic:blipFill>
-                    <a:blip r:embed="rId23"/>
+                    <a:blip r:embed="rId25"/>
                     <a:stretch>
                       <a:fillRect/>
                     </a:stretch>
@@ -4579,7 +4684,7 @@
           <w:lang w:val="en-US"/>
         </w:rPr>
       </w:pPr>
-      <w:bookmarkStart w:id="15" w:name="_Toc237078565"/>
+      <w:bookmarkStart w:id="16" w:name="_Toc237078565"/>
       <w:r>
         <w:rPr>
           <w:rFonts w:ascii="Times New Roman" w:hAnsi="Times New Roman" w:cs="Times New Roman"/>
@@ -4590,7 +4695,7 @@
         </w:rPr>
         <w:t>Thao tác thực hiện</w:t>
       </w:r>
-      <w:bookmarkEnd w:id="15"/>
+      <w:bookmarkEnd w:id="16"/>
     </w:p>
     <w:p>
       <w:pPr>
@@ -4680,7 +4785,7 @@
                     <pic:cNvPicPr/>
                   </pic:nvPicPr>
                   <pic:blipFill>
-                    <a:blip r:embed="rId24"/>
+                    <a:blip r:embed="rId26"/>
                     <a:stretch>
                       <a:fillRect/>
                     </a:stretch>
@@ -4803,7 +4908,7 @@
                     <pic:cNvPicPr/>
                   </pic:nvPicPr>
                   <pic:blipFill>
-                    <a:blip r:embed="rId25"/>
+                    <a:blip r:embed="rId27"/>
                     <a:stretch>
                       <a:fillRect/>
                     </a:stretch>
@@ -4947,7 +5052,7 @@
                     <pic:cNvPicPr/>
                   </pic:nvPicPr>
                   <pic:blipFill>
-                    <a:blip r:embed="rId26"/>
+                    <a:blip r:embed="rId28"/>
                     <a:stretch>
                       <a:fillRect/>
                     </a:stretch>
@@ -5091,7 +5196,7 @@
           <w:lang w:val="en-US"/>
         </w:rPr>
       </w:pPr>
-      <w:bookmarkStart w:id="16" w:name="_Toc237078566"/>
+      <w:bookmarkStart w:id="17" w:name="_Toc237078566"/>
       <w:r>
         <w:rPr>
           <w:rFonts w:ascii="Times New Roman" w:hAnsi="Times New Roman" w:cs="Times New Roman"/>
@@ -5104,7 +5209,7 @@
         </w:rPr>
         <w:t>Quản lý dán thẻ VETC</w:t>
       </w:r>
-      <w:bookmarkEnd w:id="16"/>
+      <w:bookmarkEnd w:id="17"/>
     </w:p>
     <w:p>
       <w:pPr>
@@ -5121,7 +5226,7 @@
           <w:lang w:val="en-US"/>
         </w:rPr>
       </w:pPr>
-      <w:bookmarkStart w:id="17" w:name="_Toc237078567"/>
+      <w:bookmarkStart w:id="18" w:name="_Toc237078567"/>
       <w:r>
         <w:rPr>
           <w:rFonts w:ascii="Times New Roman" w:hAnsi="Times New Roman" w:cs="Times New Roman"/>
@@ -5132,7 +5237,7 @@
         </w:rPr>
         <w:t>Mục đích</w:t>
       </w:r>
-      <w:bookmarkEnd w:id="17"/>
+      <w:bookmarkEnd w:id="18"/>
     </w:p>
     <w:p>
       <w:pPr>
@@ -5183,7 +5288,7 @@
           <w:lang w:val="en-US"/>
         </w:rPr>
       </w:pPr>
-      <w:bookmarkStart w:id="18" w:name="_Toc237078568"/>
+      <w:bookmarkStart w:id="19" w:name="_Toc237078568"/>
       <w:r>
         <w:rPr>
           <w:rFonts w:ascii="Times New Roman" w:hAnsi="Times New Roman" w:cs="Times New Roman"/>
@@ -5204,7 +5309,7 @@
         </w:rPr>
         <w:t>: Quản lý dịch vụ \ Sửa chữa \ Quản lý dán thẻ VETC.</w:t>
       </w:r>
-      <w:bookmarkEnd w:id="18"/>
+      <w:bookmarkEnd w:id="19"/>
     </w:p>
     <w:p>
       <w:pPr>
@@ -5236,7 +5341,7 @@
                     <pic:cNvPicPr/>
                   </pic:nvPicPr>
                   <pic:blipFill>
-                    <a:blip r:embed="rId27"/>
+                    <a:blip r:embed="rId29"/>
                     <a:stretch>
                       <a:fillRect/>
                     </a:stretch>
@@ -5272,7 +5377,7 @@
           <w:lang w:val="en-US"/>
         </w:rPr>
       </w:pPr>
-      <w:bookmarkStart w:id="19" w:name="_Toc237078569"/>
+      <w:bookmarkStart w:id="20" w:name="_Toc237078569"/>
       <w:r>
         <w:rPr>
           <w:rFonts w:ascii="Times New Roman" w:hAnsi="Times New Roman" w:cs="Times New Roman"/>
@@ -5283,7 +5388,7 @@
         </w:rPr>
         <w:t>Thao tác thực hiện</w:t>
       </w:r>
-      <w:bookmarkEnd w:id="19"/>
+      <w:bookmarkEnd w:id="20"/>
     </w:p>
     <w:p>
       <w:pPr>
@@ -5345,7 +5450,7 @@
                     <pic:cNvPicPr/>
                   </pic:nvPicPr>
                   <pic:blipFill>
-                    <a:blip r:embed="rId28"/>
+                    <a:blip r:embed="rId30"/>
                     <a:stretch>
                       <a:fillRect/>
                     </a:stretch>
@@ -5420,7 +5525,7 @@
                     <pic:cNvPicPr/>
                   </pic:nvPicPr>
                   <pic:blipFill>
-                    <a:blip r:embed="rId29"/>
+                    <a:blip r:embed="rId31"/>
                     <a:stretch>
                       <a:fillRect/>
                     </a:stretch>
@@ -5503,8 +5608,6 @@
         </w:rPr>
         <w:t>: Biển số, Số lượng, Diễn Giải.</w:t>
       </w:r>
-      <w:bookmarkStart w:id="20" w:name="_GoBack"/>
-      <w:bookmarkEnd w:id="20"/>
       <w:r>
         <w:rPr>
           <w:rFonts w:ascii="Times New Roman" w:hAnsi="Times New Roman" w:cs="Times New Roman"/>
@@ -5526,7 +5629,7 @@
                     <pic:cNvPicPr/>
                   </pic:nvPicPr>
                   <pic:blipFill>
-                    <a:blip r:embed="rId30"/>
+                    <a:blip r:embed="rId32"/>
                     <a:stretch>
                       <a:fillRect/>
                     </a:stretch>
@@ -5587,7 +5690,7 @@
                     <pic:cNvPicPr/>
                   </pic:nvPicPr>
                   <pic:blipFill>
-                    <a:blip r:embed="rId31"/>
+                    <a:blip r:embed="rId33"/>
                     <a:stretch>
                       <a:fillRect/>
                     </a:stretch>
@@ -7690,7 +7793,7 @@
 </file>
 
 <file path=customXml/itemProps1.xml><?xml version="1.0" encoding="utf-8"?>
-<ds:datastoreItem xmlns:ds="http://schemas.openxmlformats.org/officeDocument/2006/customXml" ds:itemID="{805C3773-B069-4F7D-B275-58D770382BE2}">
+<ds:datastoreItem xmlns:ds="http://schemas.openxmlformats.org/officeDocument/2006/customXml" ds:itemID="{70552A65-64B7-421E-B362-A1EEBA9E826E}">
   <ds:schemaRefs>
     <ds:schemaRef ds:uri="http://schemas.openxmlformats.org/officeDocument/2006/bibliography"/>
   </ds:schemaRefs>

--- a/.Document/Tai lieu HDSD/II. DICH VU/3. HDSD_DichVu_CVDV.docx
+++ b/.Document/Tai lieu HDSD/II. DICH VU/3. HDSD_DichVu_CVDV.docx
@@ -3086,7 +3086,7 @@
       <w:r>
         <w:rPr>
           <w:rFonts w:ascii="Times New Roman" w:hAnsi="Times New Roman" w:cs="Times New Roman"/>
-          <w:lang w:val="en-US"/>
+          <w:lang w:val="en-GB" w:eastAsia="zh-CN"/>
         </w:rPr>
         <w:drawing>
           <wp:inline distT="0" distB="0" distL="0" distR="0" wp14:anchorId="0B9335D6" wp14:editId="5D7A7BF2">
@@ -3266,8 +3266,6 @@
         </w:rPr>
         <w:t>để Import báo giá từ DMS mới vào Cyber.</w:t>
       </w:r>
-      <w:bookmarkStart w:id="8" w:name="_GoBack"/>
-      <w:bookmarkEnd w:id="8"/>
     </w:p>
     <w:p>
       <w:pPr>
@@ -3999,7 +3997,7 @@
           <w:lang w:val="en-US"/>
         </w:rPr>
       </w:pPr>
-      <w:bookmarkStart w:id="9" w:name="_Toc237078558"/>
+      <w:bookmarkStart w:id="8" w:name="_Toc237078558"/>
       <w:r>
         <w:rPr>
           <w:rFonts w:ascii="Times New Roman" w:hAnsi="Times New Roman" w:cs="Times New Roman"/>
@@ -4025,7 +4023,7 @@
         </w:rPr>
         <w:t>lệnh sửa chữa</w:t>
       </w:r>
-      <w:bookmarkEnd w:id="9"/>
+      <w:bookmarkEnd w:id="8"/>
     </w:p>
     <w:p>
       <w:pPr>
@@ -4042,7 +4040,7 @@
           <w:lang w:val="en-US"/>
         </w:rPr>
       </w:pPr>
-      <w:bookmarkStart w:id="10" w:name="_Toc237078559"/>
+      <w:bookmarkStart w:id="9" w:name="_Toc237078559"/>
       <w:r>
         <w:rPr>
           <w:rFonts w:ascii="Times New Roman" w:hAnsi="Times New Roman" w:cs="Times New Roman"/>
@@ -4063,7 +4061,7 @@
         </w:rPr>
         <w:t>đích</w:t>
       </w:r>
-      <w:bookmarkEnd w:id="10"/>
+      <w:bookmarkEnd w:id="9"/>
     </w:p>
     <w:p>
       <w:pPr>
@@ -4107,7 +4105,7 @@
           <w:lang w:val="en-US"/>
         </w:rPr>
       </w:pPr>
-      <w:bookmarkStart w:id="11" w:name="_Toc237078560"/>
+      <w:bookmarkStart w:id="10" w:name="_Toc237078560"/>
       <w:r>
         <w:rPr>
           <w:rFonts w:ascii="Times New Roman" w:hAnsi="Times New Roman" w:cs="Times New Roman"/>
@@ -4128,7 +4126,7 @@
         </w:rPr>
         <w:t>: Quản lý dịch vụ \ Sửa chữa \ Lệnh sửa chữa.</w:t>
       </w:r>
-      <w:bookmarkEnd w:id="11"/>
+      <w:bookmarkEnd w:id="10"/>
     </w:p>
     <w:p>
       <w:pPr>
@@ -4194,7 +4192,7 @@
           <w:lang w:val="en-US"/>
         </w:rPr>
       </w:pPr>
-      <w:bookmarkStart w:id="12" w:name="_Toc237078561"/>
+      <w:bookmarkStart w:id="11" w:name="_Toc237078561"/>
       <w:r>
         <w:rPr>
           <w:rFonts w:ascii="Times New Roman" w:hAnsi="Times New Roman" w:cs="Times New Roman"/>
@@ -4215,7 +4213,7 @@
         </w:rPr>
         <w:t>thực hiện</w:t>
       </w:r>
-      <w:bookmarkEnd w:id="12"/>
+      <w:bookmarkEnd w:id="11"/>
     </w:p>
     <w:p>
       <w:pPr>
@@ -4483,7 +4481,7 @@
           <w:lang w:val="en-US"/>
         </w:rPr>
       </w:pPr>
-      <w:bookmarkStart w:id="13" w:name="_Toc237078562"/>
+      <w:bookmarkStart w:id="12" w:name="_Toc237078562"/>
       <w:r>
         <w:rPr>
           <w:rFonts w:ascii="Times New Roman" w:hAnsi="Times New Roman" w:cs="Times New Roman"/>
@@ -4497,7 +4495,7 @@
         <w:lastRenderedPageBreak/>
         <w:t>Lấy dữ liệu lệnh sửa chữa hãng</w:t>
       </w:r>
-      <w:bookmarkEnd w:id="13"/>
+      <w:bookmarkEnd w:id="12"/>
     </w:p>
     <w:p>
       <w:pPr>
@@ -4514,7 +4512,7 @@
           <w:lang w:val="en-US"/>
         </w:rPr>
       </w:pPr>
-      <w:bookmarkStart w:id="14" w:name="_Toc237078563"/>
+      <w:bookmarkStart w:id="13" w:name="_Toc237078563"/>
       <w:r>
         <w:rPr>
           <w:rFonts w:ascii="Times New Roman" w:hAnsi="Times New Roman" w:cs="Times New Roman"/>
@@ -4525,7 +4523,7 @@
         </w:rPr>
         <w:t>Mục đích</w:t>
       </w:r>
-      <w:bookmarkEnd w:id="14"/>
+      <w:bookmarkEnd w:id="13"/>
     </w:p>
     <w:p>
       <w:pPr>
@@ -4596,7 +4594,7 @@
           <w:lang w:val="en-US"/>
         </w:rPr>
       </w:pPr>
-      <w:bookmarkStart w:id="15" w:name="_Toc237078564"/>
+      <w:bookmarkStart w:id="14" w:name="_Toc237078564"/>
       <w:r>
         <w:rPr>
           <w:rFonts w:ascii="Times New Roman" w:hAnsi="Times New Roman" w:cs="Times New Roman"/>
@@ -4617,26 +4615,24 @@
         </w:rPr>
         <w:t>: Quản lý dịch vụ \ Sửa chữa \ Lấy dữ liệu lệnh sửa chữa hãng.</w:t>
       </w:r>
-      <w:bookmarkEnd w:id="15"/>
-    </w:p>
-    <w:p>
-      <w:pPr>
-        <w:jc w:val="center"/>
-        <w:rPr>
-          <w:rFonts w:ascii="Times New Roman" w:hAnsi="Times New Roman" w:cs="Times New Roman"/>
-          <w:lang w:val="en-US"/>
-        </w:rPr>
-      </w:pPr>
-      <w:r>
-        <w:rPr>
-          <w:rFonts w:ascii="Times New Roman" w:hAnsi="Times New Roman" w:cs="Times New Roman"/>
+      <w:bookmarkEnd w:id="14"/>
+    </w:p>
+    <w:p>
+      <w:pPr>
+        <w:rPr>
+          <w:rFonts w:ascii="Times New Roman" w:hAnsi="Times New Roman" w:cs="Times New Roman"/>
+          <w:lang w:val="en-US"/>
+        </w:rPr>
+      </w:pPr>
+      <w:r>
+        <w:rPr>
           <w:lang w:val="en-GB" w:eastAsia="zh-CN"/>
         </w:rPr>
         <w:drawing>
-          <wp:inline distT="0" distB="0" distL="0" distR="0" wp14:anchorId="71DE9900" wp14:editId="7C67D17B">
-            <wp:extent cx="4524292" cy="2879688"/>
-            <wp:effectExtent l="0" t="0" r="0" b="0"/>
-            <wp:docPr id="1448035357" name="Picture 1"/>
+          <wp:inline distT="0" distB="0" distL="0" distR="0" wp14:anchorId="61AB1147" wp14:editId="692DA62E">
+            <wp:extent cx="5731510" cy="3711575"/>
+            <wp:effectExtent l="0" t="0" r="2540" b="3175"/>
+            <wp:docPr id="2" name="Picture 2"/>
             <wp:cNvGraphicFramePr>
               <a:graphicFrameLocks xmlns:a="http://schemas.openxmlformats.org/drawingml/2006/main" noChangeAspect="1"/>
             </wp:cNvGraphicFramePr>
@@ -4644,7 +4640,7 @@
               <a:graphicData uri="http://schemas.openxmlformats.org/drawingml/2006/picture">
                 <pic:pic xmlns:pic="http://schemas.openxmlformats.org/drawingml/2006/picture">
                   <pic:nvPicPr>
-                    <pic:cNvPr id="1448035357" name=""/>
+                    <pic:cNvPr id="1" name=""/>
                     <pic:cNvPicPr/>
                   </pic:nvPicPr>
                   <pic:blipFill>
@@ -4656,7 +4652,7 @@
                   <pic:spPr>
                     <a:xfrm>
                       <a:off x="0" y="0"/>
-                      <a:ext cx="4546551" cy="2893856"/>
+                      <a:ext cx="5731510" cy="3711575"/>
                     </a:xfrm>
                     <a:prstGeom prst="rect">
                       <a:avLst/>
@@ -4684,7 +4680,7 @@
           <w:lang w:val="en-US"/>
         </w:rPr>
       </w:pPr>
-      <w:bookmarkStart w:id="16" w:name="_Toc237078565"/>
+      <w:bookmarkStart w:id="15" w:name="_Toc237078565"/>
       <w:r>
         <w:rPr>
           <w:rFonts w:ascii="Times New Roman" w:hAnsi="Times New Roman" w:cs="Times New Roman"/>
@@ -4695,7 +4691,7 @@
         </w:rPr>
         <w:t>Thao tác thực hiện</w:t>
       </w:r>
-      <w:bookmarkEnd w:id="16"/>
+      <w:bookmarkEnd w:id="15"/>
     </w:p>
     <w:p>
       <w:pPr>
@@ -4762,7 +4758,16 @@
           <w:rFonts w:ascii="Times New Roman" w:hAnsi="Times New Roman" w:cs="Times New Roman"/>
           <w:lang w:val="en-US"/>
         </w:rPr>
-        <w:t xml:space="preserve"> lấy dữ liệu lệnh sửa chữa từ hãng.</w:t>
+        <w:t xml:space="preserve"> lấy dữ </w:t>
+      </w:r>
+      <w:bookmarkStart w:id="16" w:name="_GoBack"/>
+      <w:bookmarkEnd w:id="16"/>
+      <w:r>
+        <w:rPr>
+          <w:rFonts w:ascii="Times New Roman" w:hAnsi="Times New Roman" w:cs="Times New Roman"/>
+          <w:lang w:val="en-US"/>
+        </w:rPr>
+        <w:t>liệu lệnh sửa chữa từ hãng.</w:t>
       </w:r>
       <w:r>
         <w:rPr>
@@ -4823,6 +4828,7 @@
           <w:rFonts w:ascii="Times New Roman" w:hAnsi="Times New Roman" w:cs="Times New Roman"/>
           <w:lang w:val="en-US"/>
         </w:rPr>
+        <w:lastRenderedPageBreak/>
         <w:t xml:space="preserve">User </w:t>
       </w:r>
       <w:r>
@@ -4953,7 +4959,6 @@
           <w:rFonts w:ascii="Times New Roman" w:hAnsi="Times New Roman" w:cs="Times New Roman"/>
           <w:lang w:val="en-GB"/>
         </w:rPr>
-        <w:lastRenderedPageBreak/>
         <w:t xml:space="preserve">Sau khi “Lấy dữ liệu” hệ thống sẽ </w:t>
       </w:r>
       <w:r>
@@ -5495,6 +5500,7 @@
           <w:rFonts w:ascii="Times New Roman" w:hAnsi="Times New Roman" w:cs="Times New Roman"/>
           <w:lang w:val="en-US"/>
         </w:rPr>
+        <w:lastRenderedPageBreak/>
         <w:t xml:space="preserve">User nhập </w:t>
       </w:r>
       <w:r>
@@ -5591,7 +5597,6 @@
           <w:rFonts w:ascii="Times New Roman" w:hAnsi="Times New Roman" w:cs="Times New Roman"/>
           <w:lang w:val="en-US"/>
         </w:rPr>
-        <w:lastRenderedPageBreak/>
         <w:t xml:space="preserve">Nếu không nhập Số R/O thì User nhập các </w:t>
       </w:r>
       <w:r>
@@ -7793,7 +7798,7 @@
 </file>
 
 <file path=customXml/itemProps1.xml><?xml version="1.0" encoding="utf-8"?>
-<ds:datastoreItem xmlns:ds="http://schemas.openxmlformats.org/officeDocument/2006/customXml" ds:itemID="{70552A65-64B7-421E-B362-A1EEBA9E826E}">
+<ds:datastoreItem xmlns:ds="http://schemas.openxmlformats.org/officeDocument/2006/customXml" ds:itemID="{FF90A09E-B08F-42AC-8D17-2F7217561255}">
   <ds:schemaRefs>
     <ds:schemaRef ds:uri="http://schemas.openxmlformats.org/officeDocument/2006/bibliography"/>
   </ds:schemaRefs>

--- a/.Document/Tai lieu HDSD/II. DICH VU/3. HDSD_DichVu_CVDV.docx
+++ b/.Document/Tai lieu HDSD/II. DICH VU/3. HDSD_DichVu_CVDV.docx
@@ -1,6 +1,6 @@
 
 <file path=word/document.xml><?xml version="1.0" encoding="utf-8"?>
-<w:document xmlns:wpc="http://schemas.microsoft.com/office/word/2010/wordprocessingCanvas" xmlns:mc="http://schemas.openxmlformats.org/markup-compatibility/2006" xmlns:o="urn:schemas-microsoft-com:office:office" xmlns:r="http://schemas.openxmlformats.org/officeDocument/2006/relationships" xmlns:m="http://schemas.openxmlformats.org/officeDocument/2006/math" xmlns:v="urn:schemas-microsoft-com:vml" xmlns:wp14="http://schemas.microsoft.com/office/word/2010/wordprocessingDrawing" xmlns:wp="http://schemas.openxmlformats.org/drawingml/2006/wordprocessingDrawing" xmlns:w10="urn:schemas-microsoft-com:office:word" xmlns:w="http://schemas.openxmlformats.org/wordprocessingml/2006/main" xmlns:w14="http://schemas.microsoft.com/office/word/2010/wordml" xmlns:w15="http://schemas.microsoft.com/office/word/2012/wordml" xmlns:wpg="http://schemas.microsoft.com/office/word/2010/wordprocessingGroup" xmlns:wpi="http://schemas.microsoft.com/office/word/2010/wordprocessingInk" xmlns:wne="http://schemas.microsoft.com/office/word/2006/wordml" xmlns:wps="http://schemas.microsoft.com/office/word/2010/wordprocessingShape" mc:Ignorable="w14 w15 wp14">
+<w:document xmlns:wpc="http://schemas.microsoft.com/office/word/2010/wordprocessingCanvas" xmlns:cx="http://schemas.microsoft.com/office/drawing/2014/chartex" xmlns:cx1="http://schemas.microsoft.com/office/drawing/2015/9/8/chartex" xmlns:cx2="http://schemas.microsoft.com/office/drawing/2015/10/21/chartex" xmlns:cx3="http://schemas.microsoft.com/office/drawing/2016/5/9/chartex" xmlns:cx4="http://schemas.microsoft.com/office/drawing/2016/5/10/chartex" xmlns:cx5="http://schemas.microsoft.com/office/drawing/2016/5/11/chartex" xmlns:cx6="http://schemas.microsoft.com/office/drawing/2016/5/12/chartex" xmlns:cx7="http://schemas.microsoft.com/office/drawing/2016/5/13/chartex" xmlns:cx8="http://schemas.microsoft.com/office/drawing/2016/5/14/chartex" xmlns:mc="http://schemas.openxmlformats.org/markup-compatibility/2006" xmlns:aink="http://schemas.microsoft.com/office/drawing/2016/ink" xmlns:am3d="http://schemas.microsoft.com/office/drawing/2017/model3d" xmlns:o="urn:schemas-microsoft-com:office:office" xmlns:oel="http://schemas.microsoft.com/office/2019/extlst" xmlns:r="http://schemas.openxmlformats.org/officeDocument/2006/relationships" xmlns:m="http://schemas.openxmlformats.org/officeDocument/2006/math" xmlns:v="urn:schemas-microsoft-com:vml" xmlns:wp14="http://schemas.microsoft.com/office/word/2010/wordprocessingDrawing" xmlns:wp="http://schemas.openxmlformats.org/drawingml/2006/wordprocessingDrawing" xmlns:w10="urn:schemas-microsoft-com:office:word" xmlns:w="http://schemas.openxmlformats.org/wordprocessingml/2006/main" xmlns:w14="http://schemas.microsoft.com/office/word/2010/wordml" xmlns:w15="http://schemas.microsoft.com/office/word/2012/wordml" xmlns:w16cex="http://schemas.microsoft.com/office/word/2018/wordml/cex" xmlns:w16cid="http://schemas.microsoft.com/office/word/2016/wordml/cid" xmlns:w16="http://schemas.microsoft.com/office/word/2018/wordml" xmlns:w16du="http://schemas.microsoft.com/office/word/2023/wordml/word16du" xmlns:w16sdtdh="http://schemas.microsoft.com/office/word/2020/wordml/sdtdatahash" xmlns:w16sdtfl="http://schemas.microsoft.com/office/word/2024/wordml/sdtformatlock" xmlns:w16se="http://schemas.microsoft.com/office/word/2015/wordml/symex" xmlns:wpg="http://schemas.microsoft.com/office/word/2010/wordprocessingGroup" xmlns:wpi="http://schemas.microsoft.com/office/word/2010/wordprocessingInk" xmlns:wne="http://schemas.microsoft.com/office/word/2006/wordml" xmlns:wps="http://schemas.microsoft.com/office/word/2010/wordprocessingShape" mc:Ignorable="w14 w15 w16se w16cid w16 w16cex w16sdtdh w16sdtfl w16du wp14">
   <w:body>
     <w:sdt>
       <w:sdtPr>
@@ -51,8 +51,8 @@
               <w:tab w:val="right" w:leader="dot" w:pos="9016"/>
             </w:tabs>
             <w:rPr>
-              <w:rFonts w:ascii="Times New Roman" w:eastAsiaTheme="minorEastAsia" w:hAnsi="Times New Roman" w:cs="Times New Roman"/>
-              <w:lang w:val="en-GB" w:eastAsia="en-GB"/>
+              <w:rFonts w:eastAsiaTheme="minorEastAsia"/>
+              <w:lang w:eastAsia="vi-VN"/>
             </w:rPr>
           </w:pPr>
           <w:r>
@@ -73,7 +73,7 @@
             </w:rPr>
             <w:fldChar w:fldCharType="separate"/>
           </w:r>
-          <w:hyperlink w:anchor="_Toc237078550" w:history="1">
+          <w:hyperlink w:anchor="_Toc243925879" w:history="1">
             <w:r>
               <w:rPr>
                 <w:rStyle w:val="Hyperlink"/>
@@ -86,8 +86,8 @@
             </w:r>
             <w:r>
               <w:rPr>
-                <w:rFonts w:ascii="Times New Roman" w:eastAsiaTheme="minorEastAsia" w:hAnsi="Times New Roman" w:cs="Times New Roman"/>
-                <w:lang w:val="en-GB" w:eastAsia="en-GB"/>
+                <w:rFonts w:eastAsiaTheme="minorEastAsia"/>
+                <w:lang w:eastAsia="vi-VN"/>
               </w:rPr>
               <w:tab/>
             </w:r>
@@ -103,48 +103,41 @@
             </w:r>
             <w:r>
               <w:rPr>
-                <w:rFonts w:ascii="Times New Roman" w:hAnsi="Times New Roman" w:cs="Times New Roman"/>
                 <w:webHidden/>
               </w:rPr>
               <w:tab/>
             </w:r>
             <w:r>
               <w:rPr>
-                <w:rFonts w:ascii="Times New Roman" w:hAnsi="Times New Roman" w:cs="Times New Roman"/>
                 <w:webHidden/>
               </w:rPr>
               <w:fldChar w:fldCharType="begin"/>
             </w:r>
             <w:r>
               <w:rPr>
-                <w:rFonts w:ascii="Times New Roman" w:hAnsi="Times New Roman" w:cs="Times New Roman"/>
-                <w:webHidden/>
-              </w:rPr>
-              <w:instrText xml:space="preserve"> PAGEREF _Toc237078550 \h </w:instrText>
-            </w:r>
-            <w:r>
-              <w:rPr>
-                <w:rFonts w:ascii="Times New Roman" w:hAnsi="Times New Roman" w:cs="Times New Roman"/>
-                <w:webHidden/>
-              </w:rPr>
-            </w:r>
-            <w:r>
-              <w:rPr>
-                <w:rFonts w:ascii="Times New Roman" w:hAnsi="Times New Roman" w:cs="Times New Roman"/>
+                <w:webHidden/>
+              </w:rPr>
+              <w:instrText xml:space="preserve"> PAGEREF _Toc243925879 \h </w:instrText>
+            </w:r>
+            <w:r>
+              <w:rPr>
+                <w:webHidden/>
+              </w:rPr>
+            </w:r>
+            <w:r>
+              <w:rPr>
                 <w:webHidden/>
               </w:rPr>
               <w:fldChar w:fldCharType="separate"/>
             </w:r>
             <w:r>
               <w:rPr>
-                <w:rFonts w:ascii="Times New Roman" w:hAnsi="Times New Roman" w:cs="Times New Roman"/>
                 <w:webHidden/>
               </w:rPr>
               <w:t>2</w:t>
             </w:r>
             <w:r>
               <w:rPr>
-                <w:rFonts w:ascii="Times New Roman" w:hAnsi="Times New Roman" w:cs="Times New Roman"/>
                 <w:webHidden/>
               </w:rPr>
               <w:fldChar w:fldCharType="end"/>
@@ -159,11 +152,11 @@
               <w:tab w:val="right" w:leader="dot" w:pos="9016"/>
             </w:tabs>
             <w:rPr>
-              <w:rFonts w:ascii="Times New Roman" w:eastAsiaTheme="minorEastAsia" w:hAnsi="Times New Roman" w:cs="Times New Roman"/>
-              <w:lang w:val="en-GB" w:eastAsia="en-GB"/>
+              <w:rFonts w:eastAsiaTheme="minorEastAsia"/>
+              <w:lang w:eastAsia="vi-VN"/>
             </w:rPr>
           </w:pPr>
-          <w:hyperlink w:anchor="_Toc237078551" w:history="1">
+          <w:hyperlink w:anchor="_Toc243925880" w:history="1">
             <w:r>
               <w:rPr>
                 <w:rStyle w:val="Hyperlink"/>
@@ -174,8 +167,8 @@
             </w:r>
             <w:r>
               <w:rPr>
-                <w:rFonts w:ascii="Times New Roman" w:eastAsiaTheme="minorEastAsia" w:hAnsi="Times New Roman" w:cs="Times New Roman"/>
-                <w:lang w:val="en-GB" w:eastAsia="en-GB"/>
+                <w:rFonts w:eastAsiaTheme="minorEastAsia"/>
+                <w:lang w:eastAsia="vi-VN"/>
               </w:rPr>
               <w:tab/>
             </w:r>
@@ -189,48 +182,41 @@
             </w:r>
             <w:r>
               <w:rPr>
-                <w:rFonts w:ascii="Times New Roman" w:hAnsi="Times New Roman" w:cs="Times New Roman"/>
                 <w:webHidden/>
               </w:rPr>
               <w:tab/>
             </w:r>
             <w:r>
               <w:rPr>
-                <w:rFonts w:ascii="Times New Roman" w:hAnsi="Times New Roman" w:cs="Times New Roman"/>
                 <w:webHidden/>
               </w:rPr>
               <w:fldChar w:fldCharType="begin"/>
             </w:r>
             <w:r>
               <w:rPr>
-                <w:rFonts w:ascii="Times New Roman" w:hAnsi="Times New Roman" w:cs="Times New Roman"/>
-                <w:webHidden/>
-              </w:rPr>
-              <w:instrText xml:space="preserve"> PAGEREF _Toc237078551 \h </w:instrText>
-            </w:r>
-            <w:r>
-              <w:rPr>
-                <w:rFonts w:ascii="Times New Roman" w:hAnsi="Times New Roman" w:cs="Times New Roman"/>
-                <w:webHidden/>
-              </w:rPr>
-            </w:r>
-            <w:r>
-              <w:rPr>
-                <w:rFonts w:ascii="Times New Roman" w:hAnsi="Times New Roman" w:cs="Times New Roman"/>
+                <w:webHidden/>
+              </w:rPr>
+              <w:instrText xml:space="preserve"> PAGEREF _Toc243925880 \h </w:instrText>
+            </w:r>
+            <w:r>
+              <w:rPr>
+                <w:webHidden/>
+              </w:rPr>
+            </w:r>
+            <w:r>
+              <w:rPr>
                 <w:webHidden/>
               </w:rPr>
               <w:fldChar w:fldCharType="separate"/>
             </w:r>
             <w:r>
               <w:rPr>
-                <w:rFonts w:ascii="Times New Roman" w:hAnsi="Times New Roman" w:cs="Times New Roman"/>
                 <w:webHidden/>
               </w:rPr>
               <w:t>2</w:t>
             </w:r>
             <w:r>
               <w:rPr>
-                <w:rFonts w:ascii="Times New Roman" w:hAnsi="Times New Roman" w:cs="Times New Roman"/>
                 <w:webHidden/>
               </w:rPr>
               <w:fldChar w:fldCharType="end"/>
@@ -245,11 +231,11 @@
               <w:tab w:val="right" w:leader="dot" w:pos="9016"/>
             </w:tabs>
             <w:rPr>
-              <w:rFonts w:ascii="Times New Roman" w:eastAsiaTheme="minorEastAsia" w:hAnsi="Times New Roman" w:cs="Times New Roman"/>
-              <w:lang w:val="en-GB" w:eastAsia="en-GB"/>
+              <w:rFonts w:eastAsiaTheme="minorEastAsia"/>
+              <w:lang w:eastAsia="vi-VN"/>
             </w:rPr>
           </w:pPr>
-          <w:hyperlink w:anchor="_Toc237078552" w:history="1">
+          <w:hyperlink w:anchor="_Toc243925881" w:history="1">
             <w:r>
               <w:rPr>
                 <w:rStyle w:val="Hyperlink"/>
@@ -260,8 +246,8 @@
             </w:r>
             <w:r>
               <w:rPr>
-                <w:rFonts w:ascii="Times New Roman" w:eastAsiaTheme="minorEastAsia" w:hAnsi="Times New Roman" w:cs="Times New Roman"/>
-                <w:lang w:val="en-GB" w:eastAsia="en-GB"/>
+                <w:rFonts w:eastAsiaTheme="minorEastAsia"/>
+                <w:lang w:eastAsia="vi-VN"/>
               </w:rPr>
               <w:tab/>
             </w:r>
@@ -275,48 +261,41 @@
             </w:r>
             <w:r>
               <w:rPr>
-                <w:rFonts w:ascii="Times New Roman" w:hAnsi="Times New Roman" w:cs="Times New Roman"/>
                 <w:webHidden/>
               </w:rPr>
               <w:tab/>
             </w:r>
             <w:r>
               <w:rPr>
-                <w:rFonts w:ascii="Times New Roman" w:hAnsi="Times New Roman" w:cs="Times New Roman"/>
                 <w:webHidden/>
               </w:rPr>
               <w:fldChar w:fldCharType="begin"/>
             </w:r>
             <w:r>
               <w:rPr>
-                <w:rFonts w:ascii="Times New Roman" w:hAnsi="Times New Roman" w:cs="Times New Roman"/>
-                <w:webHidden/>
-              </w:rPr>
-              <w:instrText xml:space="preserve"> PAGEREF _Toc237078552 \h </w:instrText>
-            </w:r>
-            <w:r>
-              <w:rPr>
-                <w:rFonts w:ascii="Times New Roman" w:hAnsi="Times New Roman" w:cs="Times New Roman"/>
-                <w:webHidden/>
-              </w:rPr>
-            </w:r>
-            <w:r>
-              <w:rPr>
-                <w:rFonts w:ascii="Times New Roman" w:hAnsi="Times New Roman" w:cs="Times New Roman"/>
+                <w:webHidden/>
+              </w:rPr>
+              <w:instrText xml:space="preserve"> PAGEREF _Toc243925881 \h </w:instrText>
+            </w:r>
+            <w:r>
+              <w:rPr>
+                <w:webHidden/>
+              </w:rPr>
+            </w:r>
+            <w:r>
+              <w:rPr>
                 <w:webHidden/>
               </w:rPr>
               <w:fldChar w:fldCharType="separate"/>
             </w:r>
             <w:r>
               <w:rPr>
-                <w:rFonts w:ascii="Times New Roman" w:hAnsi="Times New Roman" w:cs="Times New Roman"/>
                 <w:webHidden/>
               </w:rPr>
               <w:t>2</w:t>
             </w:r>
             <w:r>
               <w:rPr>
-                <w:rFonts w:ascii="Times New Roman" w:hAnsi="Times New Roman" w:cs="Times New Roman"/>
                 <w:webHidden/>
               </w:rPr>
               <w:fldChar w:fldCharType="end"/>
@@ -331,11 +310,11 @@
               <w:tab w:val="right" w:leader="dot" w:pos="9016"/>
             </w:tabs>
             <w:rPr>
-              <w:rFonts w:ascii="Times New Roman" w:eastAsiaTheme="minorEastAsia" w:hAnsi="Times New Roman" w:cs="Times New Roman"/>
-              <w:lang w:val="en-GB" w:eastAsia="en-GB"/>
+              <w:rFonts w:eastAsiaTheme="minorEastAsia"/>
+              <w:lang w:eastAsia="vi-VN"/>
             </w:rPr>
           </w:pPr>
-          <w:hyperlink w:anchor="_Toc237078553" w:history="1">
+          <w:hyperlink w:anchor="_Toc243925882" w:history="1">
             <w:r>
               <w:rPr>
                 <w:rStyle w:val="Hyperlink"/>
@@ -346,8 +325,8 @@
             </w:r>
             <w:r>
               <w:rPr>
-                <w:rFonts w:ascii="Times New Roman" w:eastAsiaTheme="minorEastAsia" w:hAnsi="Times New Roman" w:cs="Times New Roman"/>
-                <w:lang w:val="en-GB" w:eastAsia="en-GB"/>
+                <w:rFonts w:eastAsiaTheme="minorEastAsia"/>
+                <w:lang w:eastAsia="vi-VN"/>
               </w:rPr>
               <w:tab/>
             </w:r>
@@ -361,48 +340,41 @@
             </w:r>
             <w:r>
               <w:rPr>
-                <w:rFonts w:ascii="Times New Roman" w:hAnsi="Times New Roman" w:cs="Times New Roman"/>
                 <w:webHidden/>
               </w:rPr>
               <w:tab/>
             </w:r>
             <w:r>
               <w:rPr>
-                <w:rFonts w:ascii="Times New Roman" w:hAnsi="Times New Roman" w:cs="Times New Roman"/>
                 <w:webHidden/>
               </w:rPr>
               <w:fldChar w:fldCharType="begin"/>
             </w:r>
             <w:r>
               <w:rPr>
-                <w:rFonts w:ascii="Times New Roman" w:hAnsi="Times New Roman" w:cs="Times New Roman"/>
-                <w:webHidden/>
-              </w:rPr>
-              <w:instrText xml:space="preserve"> PAGEREF _Toc237078553 \h </w:instrText>
-            </w:r>
-            <w:r>
-              <w:rPr>
-                <w:rFonts w:ascii="Times New Roman" w:hAnsi="Times New Roman" w:cs="Times New Roman"/>
-                <w:webHidden/>
-              </w:rPr>
-            </w:r>
-            <w:r>
-              <w:rPr>
-                <w:rFonts w:ascii="Times New Roman" w:hAnsi="Times New Roman" w:cs="Times New Roman"/>
+                <w:webHidden/>
+              </w:rPr>
+              <w:instrText xml:space="preserve"> PAGEREF _Toc243925882 \h </w:instrText>
+            </w:r>
+            <w:r>
+              <w:rPr>
+                <w:webHidden/>
+              </w:rPr>
+            </w:r>
+            <w:r>
+              <w:rPr>
                 <w:webHidden/>
               </w:rPr>
               <w:fldChar w:fldCharType="separate"/>
             </w:r>
             <w:r>
               <w:rPr>
-                <w:rFonts w:ascii="Times New Roman" w:hAnsi="Times New Roman" w:cs="Times New Roman"/>
                 <w:webHidden/>
               </w:rPr>
               <w:t>2</w:t>
             </w:r>
             <w:r>
               <w:rPr>
-                <w:rFonts w:ascii="Times New Roman" w:hAnsi="Times New Roman" w:cs="Times New Roman"/>
                 <w:webHidden/>
               </w:rPr>
               <w:fldChar w:fldCharType="end"/>
@@ -417,11 +389,11 @@
               <w:tab w:val="right" w:leader="dot" w:pos="9016"/>
             </w:tabs>
             <w:rPr>
-              <w:rFonts w:ascii="Times New Roman" w:eastAsiaTheme="minorEastAsia" w:hAnsi="Times New Roman" w:cs="Times New Roman"/>
-              <w:lang w:val="en-GB" w:eastAsia="en-GB"/>
+              <w:rFonts w:eastAsiaTheme="minorEastAsia"/>
+              <w:lang w:eastAsia="vi-VN"/>
             </w:rPr>
           </w:pPr>
-          <w:hyperlink w:anchor="_Toc237078554" w:history="1">
+          <w:hyperlink w:anchor="_Toc243925883" w:history="1">
             <w:r>
               <w:rPr>
                 <w:rStyle w:val="Hyperlink"/>
@@ -434,8 +406,8 @@
             </w:r>
             <w:r>
               <w:rPr>
-                <w:rFonts w:ascii="Times New Roman" w:eastAsiaTheme="minorEastAsia" w:hAnsi="Times New Roman" w:cs="Times New Roman"/>
-                <w:lang w:val="en-GB" w:eastAsia="en-GB"/>
+                <w:rFonts w:eastAsiaTheme="minorEastAsia"/>
+                <w:lang w:eastAsia="vi-VN"/>
               </w:rPr>
               <w:tab/>
             </w:r>
@@ -451,48 +423,41 @@
             </w:r>
             <w:r>
               <w:rPr>
-                <w:rFonts w:ascii="Times New Roman" w:hAnsi="Times New Roman" w:cs="Times New Roman"/>
                 <w:webHidden/>
               </w:rPr>
               <w:tab/>
             </w:r>
             <w:r>
               <w:rPr>
-                <w:rFonts w:ascii="Times New Roman" w:hAnsi="Times New Roman" w:cs="Times New Roman"/>
                 <w:webHidden/>
               </w:rPr>
               <w:fldChar w:fldCharType="begin"/>
             </w:r>
             <w:r>
               <w:rPr>
-                <w:rFonts w:ascii="Times New Roman" w:hAnsi="Times New Roman" w:cs="Times New Roman"/>
-                <w:webHidden/>
-              </w:rPr>
-              <w:instrText xml:space="preserve"> PAGEREF _Toc237078554 \h </w:instrText>
-            </w:r>
-            <w:r>
-              <w:rPr>
-                <w:rFonts w:ascii="Times New Roman" w:hAnsi="Times New Roman" w:cs="Times New Roman"/>
-                <w:webHidden/>
-              </w:rPr>
-            </w:r>
-            <w:r>
-              <w:rPr>
-                <w:rFonts w:ascii="Times New Roman" w:hAnsi="Times New Roman" w:cs="Times New Roman"/>
+                <w:webHidden/>
+              </w:rPr>
+              <w:instrText xml:space="preserve"> PAGEREF _Toc243925883 \h </w:instrText>
+            </w:r>
+            <w:r>
+              <w:rPr>
+                <w:webHidden/>
+              </w:rPr>
+            </w:r>
+            <w:r>
+              <w:rPr>
                 <w:webHidden/>
               </w:rPr>
               <w:fldChar w:fldCharType="separate"/>
             </w:r>
             <w:r>
               <w:rPr>
-                <w:rFonts w:ascii="Times New Roman" w:hAnsi="Times New Roman" w:cs="Times New Roman"/>
-                <w:webHidden/>
-              </w:rPr>
-              <w:t>4</w:t>
-            </w:r>
-            <w:r>
-              <w:rPr>
-                <w:rFonts w:ascii="Times New Roman" w:hAnsi="Times New Roman" w:cs="Times New Roman"/>
+                <w:webHidden/>
+              </w:rPr>
+              <w:t>3</w:t>
+            </w:r>
+            <w:r>
+              <w:rPr>
                 <w:webHidden/>
               </w:rPr>
               <w:fldChar w:fldCharType="end"/>
@@ -507,11 +472,11 @@
               <w:tab w:val="right" w:leader="dot" w:pos="9016"/>
             </w:tabs>
             <w:rPr>
-              <w:rFonts w:ascii="Times New Roman" w:eastAsiaTheme="minorEastAsia" w:hAnsi="Times New Roman" w:cs="Times New Roman"/>
-              <w:lang w:val="en-GB" w:eastAsia="en-GB"/>
+              <w:rFonts w:eastAsiaTheme="minorEastAsia"/>
+              <w:lang w:eastAsia="vi-VN"/>
             </w:rPr>
           </w:pPr>
-          <w:hyperlink w:anchor="_Toc237078555" w:history="1">
+          <w:hyperlink w:anchor="_Toc243925884" w:history="1">
             <w:r>
               <w:rPr>
                 <w:rStyle w:val="Hyperlink"/>
@@ -522,8 +487,8 @@
             </w:r>
             <w:r>
               <w:rPr>
-                <w:rFonts w:ascii="Times New Roman" w:eastAsiaTheme="minorEastAsia" w:hAnsi="Times New Roman" w:cs="Times New Roman"/>
-                <w:lang w:val="en-GB" w:eastAsia="en-GB"/>
+                <w:rFonts w:eastAsiaTheme="minorEastAsia"/>
+                <w:lang w:eastAsia="vi-VN"/>
               </w:rPr>
               <w:tab/>
             </w:r>
@@ -537,48 +502,41 @@
             </w:r>
             <w:r>
               <w:rPr>
-                <w:rFonts w:ascii="Times New Roman" w:hAnsi="Times New Roman" w:cs="Times New Roman"/>
                 <w:webHidden/>
               </w:rPr>
               <w:tab/>
             </w:r>
             <w:r>
               <w:rPr>
-                <w:rFonts w:ascii="Times New Roman" w:hAnsi="Times New Roman" w:cs="Times New Roman"/>
                 <w:webHidden/>
               </w:rPr>
               <w:fldChar w:fldCharType="begin"/>
             </w:r>
             <w:r>
               <w:rPr>
-                <w:rFonts w:ascii="Times New Roman" w:hAnsi="Times New Roman" w:cs="Times New Roman"/>
-                <w:webHidden/>
-              </w:rPr>
-              <w:instrText xml:space="preserve"> PAGEREF _Toc237078555 \h </w:instrText>
-            </w:r>
-            <w:r>
-              <w:rPr>
-                <w:rFonts w:ascii="Times New Roman" w:hAnsi="Times New Roman" w:cs="Times New Roman"/>
-                <w:webHidden/>
-              </w:rPr>
-            </w:r>
-            <w:r>
-              <w:rPr>
-                <w:rFonts w:ascii="Times New Roman" w:hAnsi="Times New Roman" w:cs="Times New Roman"/>
+                <w:webHidden/>
+              </w:rPr>
+              <w:instrText xml:space="preserve"> PAGEREF _Toc243925884 \h </w:instrText>
+            </w:r>
+            <w:r>
+              <w:rPr>
+                <w:webHidden/>
+              </w:rPr>
+            </w:r>
+            <w:r>
+              <w:rPr>
                 <w:webHidden/>
               </w:rPr>
               <w:fldChar w:fldCharType="separate"/>
             </w:r>
             <w:r>
               <w:rPr>
-                <w:rFonts w:ascii="Times New Roman" w:hAnsi="Times New Roman" w:cs="Times New Roman"/>
-                <w:webHidden/>
-              </w:rPr>
-              <w:t>4</w:t>
-            </w:r>
-            <w:r>
-              <w:rPr>
-                <w:rFonts w:ascii="Times New Roman" w:hAnsi="Times New Roman" w:cs="Times New Roman"/>
+                <w:webHidden/>
+              </w:rPr>
+              <w:t>3</w:t>
+            </w:r>
+            <w:r>
+              <w:rPr>
                 <w:webHidden/>
               </w:rPr>
               <w:fldChar w:fldCharType="end"/>
@@ -593,11 +551,11 @@
               <w:tab w:val="right" w:leader="dot" w:pos="9016"/>
             </w:tabs>
             <w:rPr>
-              <w:rFonts w:ascii="Times New Roman" w:eastAsiaTheme="minorEastAsia" w:hAnsi="Times New Roman" w:cs="Times New Roman"/>
-              <w:lang w:val="en-GB" w:eastAsia="en-GB"/>
+              <w:rFonts w:eastAsiaTheme="minorEastAsia"/>
+              <w:lang w:eastAsia="vi-VN"/>
             </w:rPr>
           </w:pPr>
-          <w:hyperlink w:anchor="_Toc237078556" w:history="1">
+          <w:hyperlink w:anchor="_Toc243925885" w:history="1">
             <w:r>
               <w:rPr>
                 <w:rStyle w:val="Hyperlink"/>
@@ -608,8 +566,8 @@
             </w:r>
             <w:r>
               <w:rPr>
-                <w:rFonts w:ascii="Times New Roman" w:eastAsiaTheme="minorEastAsia" w:hAnsi="Times New Roman" w:cs="Times New Roman"/>
-                <w:lang w:val="en-GB" w:eastAsia="en-GB"/>
+                <w:rFonts w:eastAsiaTheme="minorEastAsia"/>
+                <w:lang w:eastAsia="vi-VN"/>
               </w:rPr>
               <w:tab/>
             </w:r>
@@ -623,48 +581,41 @@
             </w:r>
             <w:r>
               <w:rPr>
-                <w:rFonts w:ascii="Times New Roman" w:hAnsi="Times New Roman" w:cs="Times New Roman"/>
                 <w:webHidden/>
               </w:rPr>
               <w:tab/>
             </w:r>
             <w:r>
               <w:rPr>
-                <w:rFonts w:ascii="Times New Roman" w:hAnsi="Times New Roman" w:cs="Times New Roman"/>
                 <w:webHidden/>
               </w:rPr>
               <w:fldChar w:fldCharType="begin"/>
             </w:r>
             <w:r>
               <w:rPr>
-                <w:rFonts w:ascii="Times New Roman" w:hAnsi="Times New Roman" w:cs="Times New Roman"/>
-                <w:webHidden/>
-              </w:rPr>
-              <w:instrText xml:space="preserve"> PAGEREF _Toc237078556 \h </w:instrText>
-            </w:r>
-            <w:r>
-              <w:rPr>
-                <w:rFonts w:ascii="Times New Roman" w:hAnsi="Times New Roman" w:cs="Times New Roman"/>
-                <w:webHidden/>
-              </w:rPr>
-            </w:r>
-            <w:r>
-              <w:rPr>
-                <w:rFonts w:ascii="Times New Roman" w:hAnsi="Times New Roman" w:cs="Times New Roman"/>
+                <w:webHidden/>
+              </w:rPr>
+              <w:instrText xml:space="preserve"> PAGEREF _Toc243925885 \h </w:instrText>
+            </w:r>
+            <w:r>
+              <w:rPr>
+                <w:webHidden/>
+              </w:rPr>
+            </w:r>
+            <w:r>
+              <w:rPr>
                 <w:webHidden/>
               </w:rPr>
               <w:fldChar w:fldCharType="separate"/>
             </w:r>
             <w:r>
               <w:rPr>
-                <w:rFonts w:ascii="Times New Roman" w:hAnsi="Times New Roman" w:cs="Times New Roman"/>
-                <w:webHidden/>
-              </w:rPr>
-              <w:t>4</w:t>
-            </w:r>
-            <w:r>
-              <w:rPr>
-                <w:rFonts w:ascii="Times New Roman" w:hAnsi="Times New Roman" w:cs="Times New Roman"/>
+                <w:webHidden/>
+              </w:rPr>
+              <w:t>3</w:t>
+            </w:r>
+            <w:r>
+              <w:rPr>
                 <w:webHidden/>
               </w:rPr>
               <w:fldChar w:fldCharType="end"/>
@@ -679,11 +630,11 @@
               <w:tab w:val="right" w:leader="dot" w:pos="9016"/>
             </w:tabs>
             <w:rPr>
-              <w:rFonts w:ascii="Times New Roman" w:eastAsiaTheme="minorEastAsia" w:hAnsi="Times New Roman" w:cs="Times New Roman"/>
-              <w:lang w:val="en-GB" w:eastAsia="en-GB"/>
+              <w:rFonts w:eastAsiaTheme="minorEastAsia"/>
+              <w:lang w:eastAsia="vi-VN"/>
             </w:rPr>
           </w:pPr>
-          <w:hyperlink w:anchor="_Toc237078557" w:history="1">
+          <w:hyperlink w:anchor="_Toc243925886" w:history="1">
             <w:r>
               <w:rPr>
                 <w:rStyle w:val="Hyperlink"/>
@@ -694,8 +645,8 @@
             </w:r>
             <w:r>
               <w:rPr>
-                <w:rFonts w:ascii="Times New Roman" w:eastAsiaTheme="minorEastAsia" w:hAnsi="Times New Roman" w:cs="Times New Roman"/>
-                <w:lang w:val="en-GB" w:eastAsia="en-GB"/>
+                <w:rFonts w:eastAsiaTheme="minorEastAsia"/>
+                <w:lang w:eastAsia="vi-VN"/>
               </w:rPr>
               <w:tab/>
             </w:r>
@@ -709,48 +660,41 @@
             </w:r>
             <w:r>
               <w:rPr>
-                <w:rFonts w:ascii="Times New Roman" w:hAnsi="Times New Roman" w:cs="Times New Roman"/>
                 <w:webHidden/>
               </w:rPr>
               <w:tab/>
             </w:r>
             <w:r>
               <w:rPr>
-                <w:rFonts w:ascii="Times New Roman" w:hAnsi="Times New Roman" w:cs="Times New Roman"/>
                 <w:webHidden/>
               </w:rPr>
               <w:fldChar w:fldCharType="begin"/>
             </w:r>
             <w:r>
               <w:rPr>
-                <w:rFonts w:ascii="Times New Roman" w:hAnsi="Times New Roman" w:cs="Times New Roman"/>
-                <w:webHidden/>
-              </w:rPr>
-              <w:instrText xml:space="preserve"> PAGEREF _Toc237078557 \h </w:instrText>
-            </w:r>
-            <w:r>
-              <w:rPr>
-                <w:rFonts w:ascii="Times New Roman" w:hAnsi="Times New Roman" w:cs="Times New Roman"/>
-                <w:webHidden/>
-              </w:rPr>
-            </w:r>
-            <w:r>
-              <w:rPr>
-                <w:rFonts w:ascii="Times New Roman" w:hAnsi="Times New Roman" w:cs="Times New Roman"/>
+                <w:webHidden/>
+              </w:rPr>
+              <w:instrText xml:space="preserve"> PAGEREF _Toc243925886 \h </w:instrText>
+            </w:r>
+            <w:r>
+              <w:rPr>
+                <w:webHidden/>
+              </w:rPr>
+            </w:r>
+            <w:r>
+              <w:rPr>
                 <w:webHidden/>
               </w:rPr>
               <w:fldChar w:fldCharType="separate"/>
             </w:r>
             <w:r>
               <w:rPr>
-                <w:rFonts w:ascii="Times New Roman" w:hAnsi="Times New Roman" w:cs="Times New Roman"/>
                 <w:webHidden/>
               </w:rPr>
               <w:t>4</w:t>
             </w:r>
             <w:r>
               <w:rPr>
-                <w:rFonts w:ascii="Times New Roman" w:hAnsi="Times New Roman" w:cs="Times New Roman"/>
                 <w:webHidden/>
               </w:rPr>
               <w:fldChar w:fldCharType="end"/>
@@ -765,11 +709,11 @@
               <w:tab w:val="right" w:leader="dot" w:pos="9016"/>
             </w:tabs>
             <w:rPr>
-              <w:rFonts w:ascii="Times New Roman" w:eastAsiaTheme="minorEastAsia" w:hAnsi="Times New Roman" w:cs="Times New Roman"/>
-              <w:lang w:val="en-GB" w:eastAsia="en-GB"/>
+              <w:rFonts w:eastAsiaTheme="minorEastAsia"/>
+              <w:lang w:eastAsia="vi-VN"/>
             </w:rPr>
           </w:pPr>
-          <w:hyperlink w:anchor="_Toc237078558" w:history="1">
+          <w:hyperlink w:anchor="_Toc243925887" w:history="1">
             <w:r>
               <w:rPr>
                 <w:rStyle w:val="Hyperlink"/>
@@ -782,8 +726,8 @@
             </w:r>
             <w:r>
               <w:rPr>
-                <w:rFonts w:ascii="Times New Roman" w:eastAsiaTheme="minorEastAsia" w:hAnsi="Times New Roman" w:cs="Times New Roman"/>
-                <w:lang w:val="en-GB" w:eastAsia="en-GB"/>
+                <w:rFonts w:eastAsiaTheme="minorEastAsia"/>
+                <w:lang w:eastAsia="vi-VN"/>
               </w:rPr>
               <w:tab/>
             </w:r>
@@ -795,52 +739,45 @@
                 <w:bCs/>
                 <w:lang w:val="en-US"/>
               </w:rPr>
-              <w:t>Nghiệm thu lệnh sửa chữa</w:t>
-            </w:r>
-            <w:r>
-              <w:rPr>
-                <w:rFonts w:ascii="Times New Roman" w:hAnsi="Times New Roman" w:cs="Times New Roman"/>
+              <w:t>Cập nhật chiến dịch trên lệnh sửa chữa</w:t>
+            </w:r>
+            <w:r>
+              <w:rPr>
                 <w:webHidden/>
               </w:rPr>
               <w:tab/>
             </w:r>
             <w:r>
               <w:rPr>
-                <w:rFonts w:ascii="Times New Roman" w:hAnsi="Times New Roman" w:cs="Times New Roman"/>
                 <w:webHidden/>
               </w:rPr>
               <w:fldChar w:fldCharType="begin"/>
             </w:r>
             <w:r>
               <w:rPr>
-                <w:rFonts w:ascii="Times New Roman" w:hAnsi="Times New Roman" w:cs="Times New Roman"/>
-                <w:webHidden/>
-              </w:rPr>
-              <w:instrText xml:space="preserve"> PAGEREF _Toc237078558 \h </w:instrText>
-            </w:r>
-            <w:r>
-              <w:rPr>
-                <w:rFonts w:ascii="Times New Roman" w:hAnsi="Times New Roman" w:cs="Times New Roman"/>
-                <w:webHidden/>
-              </w:rPr>
-            </w:r>
-            <w:r>
-              <w:rPr>
-                <w:rFonts w:ascii="Times New Roman" w:hAnsi="Times New Roman" w:cs="Times New Roman"/>
+                <w:webHidden/>
+              </w:rPr>
+              <w:instrText xml:space="preserve"> PAGEREF _Toc243925887 \h </w:instrText>
+            </w:r>
+            <w:r>
+              <w:rPr>
+                <w:webHidden/>
+              </w:rPr>
+            </w:r>
+            <w:r>
+              <w:rPr>
                 <w:webHidden/>
               </w:rPr>
               <w:fldChar w:fldCharType="separate"/>
             </w:r>
             <w:r>
               <w:rPr>
-                <w:rFonts w:ascii="Times New Roman" w:hAnsi="Times New Roman" w:cs="Times New Roman"/>
                 <w:webHidden/>
               </w:rPr>
               <w:t>6</w:t>
             </w:r>
             <w:r>
               <w:rPr>
-                <w:rFonts w:ascii="Times New Roman" w:hAnsi="Times New Roman" w:cs="Times New Roman"/>
                 <w:webHidden/>
               </w:rPr>
               <w:fldChar w:fldCharType="end"/>
@@ -855,11 +792,11 @@
               <w:tab w:val="right" w:leader="dot" w:pos="9016"/>
             </w:tabs>
             <w:rPr>
-              <w:rFonts w:ascii="Times New Roman" w:eastAsiaTheme="minorEastAsia" w:hAnsi="Times New Roman" w:cs="Times New Roman"/>
-              <w:lang w:val="en-GB" w:eastAsia="en-GB"/>
+              <w:rFonts w:eastAsiaTheme="minorEastAsia"/>
+              <w:lang w:eastAsia="vi-VN"/>
             </w:rPr>
           </w:pPr>
-          <w:hyperlink w:anchor="_Toc237078559" w:history="1">
+          <w:hyperlink w:anchor="_Toc243925888" w:history="1">
             <w:r>
               <w:rPr>
                 <w:rStyle w:val="Hyperlink"/>
@@ -870,8 +807,8 @@
             </w:r>
             <w:r>
               <w:rPr>
-                <w:rFonts w:ascii="Times New Roman" w:eastAsiaTheme="minorEastAsia" w:hAnsi="Times New Roman" w:cs="Times New Roman"/>
-                <w:lang w:val="en-GB" w:eastAsia="en-GB"/>
+                <w:rFonts w:eastAsiaTheme="minorEastAsia"/>
+                <w:lang w:eastAsia="vi-VN"/>
               </w:rPr>
               <w:tab/>
             </w:r>
@@ -885,48 +822,41 @@
             </w:r>
             <w:r>
               <w:rPr>
-                <w:rFonts w:ascii="Times New Roman" w:hAnsi="Times New Roman" w:cs="Times New Roman"/>
                 <w:webHidden/>
               </w:rPr>
               <w:tab/>
             </w:r>
             <w:r>
               <w:rPr>
-                <w:rFonts w:ascii="Times New Roman" w:hAnsi="Times New Roman" w:cs="Times New Roman"/>
                 <w:webHidden/>
               </w:rPr>
               <w:fldChar w:fldCharType="begin"/>
             </w:r>
             <w:r>
               <w:rPr>
-                <w:rFonts w:ascii="Times New Roman" w:hAnsi="Times New Roman" w:cs="Times New Roman"/>
-                <w:webHidden/>
-              </w:rPr>
-              <w:instrText xml:space="preserve"> PAGEREF _Toc237078559 \h </w:instrText>
-            </w:r>
-            <w:r>
-              <w:rPr>
-                <w:rFonts w:ascii="Times New Roman" w:hAnsi="Times New Roman" w:cs="Times New Roman"/>
-                <w:webHidden/>
-              </w:rPr>
-            </w:r>
-            <w:r>
-              <w:rPr>
-                <w:rFonts w:ascii="Times New Roman" w:hAnsi="Times New Roman" w:cs="Times New Roman"/>
+                <w:webHidden/>
+              </w:rPr>
+              <w:instrText xml:space="preserve"> PAGEREF _Toc243925888 \h </w:instrText>
+            </w:r>
+            <w:r>
+              <w:rPr>
+                <w:webHidden/>
+              </w:rPr>
+            </w:r>
+            <w:r>
+              <w:rPr>
                 <w:webHidden/>
               </w:rPr>
               <w:fldChar w:fldCharType="separate"/>
             </w:r>
             <w:r>
               <w:rPr>
-                <w:rFonts w:ascii="Times New Roman" w:hAnsi="Times New Roman" w:cs="Times New Roman"/>
                 <w:webHidden/>
               </w:rPr>
               <w:t>6</w:t>
             </w:r>
             <w:r>
               <w:rPr>
-                <w:rFonts w:ascii="Times New Roman" w:hAnsi="Times New Roman" w:cs="Times New Roman"/>
                 <w:webHidden/>
               </w:rPr>
               <w:fldChar w:fldCharType="end"/>
@@ -941,11 +871,11 @@
               <w:tab w:val="right" w:leader="dot" w:pos="9016"/>
             </w:tabs>
             <w:rPr>
-              <w:rFonts w:ascii="Times New Roman" w:eastAsiaTheme="minorEastAsia" w:hAnsi="Times New Roman" w:cs="Times New Roman"/>
-              <w:lang w:val="en-GB" w:eastAsia="en-GB"/>
+              <w:rFonts w:eastAsiaTheme="minorEastAsia"/>
+              <w:lang w:eastAsia="vi-VN"/>
             </w:rPr>
           </w:pPr>
-          <w:hyperlink w:anchor="_Toc237078560" w:history="1">
+          <w:hyperlink w:anchor="_Toc243925889" w:history="1">
             <w:r>
               <w:rPr>
                 <w:rStyle w:val="Hyperlink"/>
@@ -956,8 +886,8 @@
             </w:r>
             <w:r>
               <w:rPr>
-                <w:rFonts w:ascii="Times New Roman" w:eastAsiaTheme="minorEastAsia" w:hAnsi="Times New Roman" w:cs="Times New Roman"/>
-                <w:lang w:val="en-GB" w:eastAsia="en-GB"/>
+                <w:rFonts w:eastAsiaTheme="minorEastAsia"/>
+                <w:lang w:eastAsia="vi-VN"/>
               </w:rPr>
               <w:tab/>
             </w:r>
@@ -971,48 +901,41 @@
             </w:r>
             <w:r>
               <w:rPr>
-                <w:rFonts w:ascii="Times New Roman" w:hAnsi="Times New Roman" w:cs="Times New Roman"/>
                 <w:webHidden/>
               </w:rPr>
               <w:tab/>
             </w:r>
             <w:r>
               <w:rPr>
-                <w:rFonts w:ascii="Times New Roman" w:hAnsi="Times New Roman" w:cs="Times New Roman"/>
                 <w:webHidden/>
               </w:rPr>
               <w:fldChar w:fldCharType="begin"/>
             </w:r>
             <w:r>
               <w:rPr>
-                <w:rFonts w:ascii="Times New Roman" w:hAnsi="Times New Roman" w:cs="Times New Roman"/>
-                <w:webHidden/>
-              </w:rPr>
-              <w:instrText xml:space="preserve"> PAGEREF _Toc237078560 \h </w:instrText>
-            </w:r>
-            <w:r>
-              <w:rPr>
-                <w:rFonts w:ascii="Times New Roman" w:hAnsi="Times New Roman" w:cs="Times New Roman"/>
-                <w:webHidden/>
-              </w:rPr>
-            </w:r>
-            <w:r>
-              <w:rPr>
-                <w:rFonts w:ascii="Times New Roman" w:hAnsi="Times New Roman" w:cs="Times New Roman"/>
+                <w:webHidden/>
+              </w:rPr>
+              <w:instrText xml:space="preserve"> PAGEREF _Toc243925889 \h </w:instrText>
+            </w:r>
+            <w:r>
+              <w:rPr>
+                <w:webHidden/>
+              </w:rPr>
+            </w:r>
+            <w:r>
+              <w:rPr>
                 <w:webHidden/>
               </w:rPr>
               <w:fldChar w:fldCharType="separate"/>
             </w:r>
             <w:r>
               <w:rPr>
-                <w:rFonts w:ascii="Times New Roman" w:hAnsi="Times New Roman" w:cs="Times New Roman"/>
                 <w:webHidden/>
               </w:rPr>
               <w:t>6</w:t>
             </w:r>
             <w:r>
               <w:rPr>
-                <w:rFonts w:ascii="Times New Roman" w:hAnsi="Times New Roman" w:cs="Times New Roman"/>
                 <w:webHidden/>
               </w:rPr>
               <w:fldChar w:fldCharType="end"/>
@@ -1027,11 +950,11 @@
               <w:tab w:val="right" w:leader="dot" w:pos="9016"/>
             </w:tabs>
             <w:rPr>
-              <w:rFonts w:ascii="Times New Roman" w:eastAsiaTheme="minorEastAsia" w:hAnsi="Times New Roman" w:cs="Times New Roman"/>
-              <w:lang w:val="en-GB" w:eastAsia="en-GB"/>
+              <w:rFonts w:eastAsiaTheme="minorEastAsia"/>
+              <w:lang w:eastAsia="vi-VN"/>
             </w:rPr>
           </w:pPr>
-          <w:hyperlink w:anchor="_Toc237078561" w:history="1">
+          <w:hyperlink w:anchor="_Toc243925890" w:history="1">
             <w:r>
               <w:rPr>
                 <w:rStyle w:val="Hyperlink"/>
@@ -1042,8 +965,8 @@
             </w:r>
             <w:r>
               <w:rPr>
-                <w:rFonts w:ascii="Times New Roman" w:eastAsiaTheme="minorEastAsia" w:hAnsi="Times New Roman" w:cs="Times New Roman"/>
-                <w:lang w:val="en-GB" w:eastAsia="en-GB"/>
+                <w:rFonts w:eastAsiaTheme="minorEastAsia"/>
+                <w:lang w:eastAsia="vi-VN"/>
               </w:rPr>
               <w:tab/>
             </w:r>
@@ -1057,48 +980,41 @@
             </w:r>
             <w:r>
               <w:rPr>
-                <w:rFonts w:ascii="Times New Roman" w:hAnsi="Times New Roman" w:cs="Times New Roman"/>
                 <w:webHidden/>
               </w:rPr>
               <w:tab/>
             </w:r>
             <w:r>
               <w:rPr>
-                <w:rFonts w:ascii="Times New Roman" w:hAnsi="Times New Roman" w:cs="Times New Roman"/>
                 <w:webHidden/>
               </w:rPr>
               <w:fldChar w:fldCharType="begin"/>
             </w:r>
             <w:r>
               <w:rPr>
-                <w:rFonts w:ascii="Times New Roman" w:hAnsi="Times New Roman" w:cs="Times New Roman"/>
-                <w:webHidden/>
-              </w:rPr>
-              <w:instrText xml:space="preserve"> PAGEREF _Toc237078561 \h </w:instrText>
-            </w:r>
-            <w:r>
-              <w:rPr>
-                <w:rFonts w:ascii="Times New Roman" w:hAnsi="Times New Roman" w:cs="Times New Roman"/>
-                <w:webHidden/>
-              </w:rPr>
-            </w:r>
-            <w:r>
-              <w:rPr>
-                <w:rFonts w:ascii="Times New Roman" w:hAnsi="Times New Roman" w:cs="Times New Roman"/>
+                <w:webHidden/>
+              </w:rPr>
+              <w:instrText xml:space="preserve"> PAGEREF _Toc243925890 \h </w:instrText>
+            </w:r>
+            <w:r>
+              <w:rPr>
+                <w:webHidden/>
+              </w:rPr>
+            </w:r>
+            <w:r>
+              <w:rPr>
                 <w:webHidden/>
               </w:rPr>
               <w:fldChar w:fldCharType="separate"/>
             </w:r>
             <w:r>
               <w:rPr>
-                <w:rFonts w:ascii="Times New Roman" w:hAnsi="Times New Roman" w:cs="Times New Roman"/>
                 <w:webHidden/>
               </w:rPr>
               <w:t>6</w:t>
             </w:r>
             <w:r>
               <w:rPr>
-                <w:rFonts w:ascii="Times New Roman" w:hAnsi="Times New Roman" w:cs="Times New Roman"/>
                 <w:webHidden/>
               </w:rPr>
               <w:fldChar w:fldCharType="end"/>
@@ -1113,11 +1029,11 @@
               <w:tab w:val="right" w:leader="dot" w:pos="9016"/>
             </w:tabs>
             <w:rPr>
-              <w:rFonts w:ascii="Times New Roman" w:eastAsiaTheme="minorEastAsia" w:hAnsi="Times New Roman" w:cs="Times New Roman"/>
-              <w:lang w:val="en-GB" w:eastAsia="en-GB"/>
+              <w:rFonts w:eastAsiaTheme="minorEastAsia"/>
+              <w:lang w:eastAsia="vi-VN"/>
             </w:rPr>
           </w:pPr>
-          <w:hyperlink w:anchor="_Toc237078562" w:history="1">
+          <w:hyperlink w:anchor="_Toc243925891" w:history="1">
             <w:r>
               <w:rPr>
                 <w:rStyle w:val="Hyperlink"/>
@@ -1130,8 +1046,8 @@
             </w:r>
             <w:r>
               <w:rPr>
-                <w:rFonts w:ascii="Times New Roman" w:eastAsiaTheme="minorEastAsia" w:hAnsi="Times New Roman" w:cs="Times New Roman"/>
-                <w:lang w:val="en-GB" w:eastAsia="en-GB"/>
+                <w:rFonts w:eastAsiaTheme="minorEastAsia"/>
+                <w:lang w:eastAsia="vi-VN"/>
               </w:rPr>
               <w:tab/>
             </w:r>
@@ -1143,52 +1059,45 @@
                 <w:bCs/>
                 <w:lang w:val="en-US"/>
               </w:rPr>
-              <w:t>Lấy dữ liệu lệnh sửa chữa hãng</w:t>
-            </w:r>
-            <w:r>
-              <w:rPr>
-                <w:rFonts w:ascii="Times New Roman" w:hAnsi="Times New Roman" w:cs="Times New Roman"/>
+              <w:t>Nghiệm thu lệnh sửa chữa</w:t>
+            </w:r>
+            <w:r>
+              <w:rPr>
                 <w:webHidden/>
               </w:rPr>
               <w:tab/>
             </w:r>
             <w:r>
               <w:rPr>
-                <w:rFonts w:ascii="Times New Roman" w:hAnsi="Times New Roman" w:cs="Times New Roman"/>
                 <w:webHidden/>
               </w:rPr>
               <w:fldChar w:fldCharType="begin"/>
             </w:r>
             <w:r>
               <w:rPr>
-                <w:rFonts w:ascii="Times New Roman" w:hAnsi="Times New Roman" w:cs="Times New Roman"/>
-                <w:webHidden/>
-              </w:rPr>
-              <w:instrText xml:space="preserve"> PAGEREF _Toc237078562 \h </w:instrText>
-            </w:r>
-            <w:r>
-              <w:rPr>
-                <w:rFonts w:ascii="Times New Roman" w:hAnsi="Times New Roman" w:cs="Times New Roman"/>
-                <w:webHidden/>
-              </w:rPr>
-            </w:r>
-            <w:r>
-              <w:rPr>
-                <w:rFonts w:ascii="Times New Roman" w:hAnsi="Times New Roman" w:cs="Times New Roman"/>
+                <w:webHidden/>
+              </w:rPr>
+              <w:instrText xml:space="preserve"> PAGEREF _Toc243925891 \h </w:instrText>
+            </w:r>
+            <w:r>
+              <w:rPr>
+                <w:webHidden/>
+              </w:rPr>
+            </w:r>
+            <w:r>
+              <w:rPr>
                 <w:webHidden/>
               </w:rPr>
               <w:fldChar w:fldCharType="separate"/>
             </w:r>
             <w:r>
               <w:rPr>
-                <w:rFonts w:ascii="Times New Roman" w:hAnsi="Times New Roman" w:cs="Times New Roman"/>
-                <w:webHidden/>
-              </w:rPr>
-              <w:t>7</w:t>
-            </w:r>
-            <w:r>
-              <w:rPr>
-                <w:rFonts w:ascii="Times New Roman" w:hAnsi="Times New Roman" w:cs="Times New Roman"/>
+                <w:webHidden/>
+              </w:rPr>
+              <w:t>9</w:t>
+            </w:r>
+            <w:r>
+              <w:rPr>
                 <w:webHidden/>
               </w:rPr>
               <w:fldChar w:fldCharType="end"/>
@@ -1203,11 +1112,11 @@
               <w:tab w:val="right" w:leader="dot" w:pos="9016"/>
             </w:tabs>
             <w:rPr>
-              <w:rFonts w:ascii="Times New Roman" w:eastAsiaTheme="minorEastAsia" w:hAnsi="Times New Roman" w:cs="Times New Roman"/>
-              <w:lang w:val="en-GB" w:eastAsia="en-GB"/>
+              <w:rFonts w:eastAsiaTheme="minorEastAsia"/>
+              <w:lang w:eastAsia="vi-VN"/>
             </w:rPr>
           </w:pPr>
-          <w:hyperlink w:anchor="_Toc237078563" w:history="1">
+          <w:hyperlink w:anchor="_Toc243925892" w:history="1">
             <w:r>
               <w:rPr>
                 <w:rStyle w:val="Hyperlink"/>
@@ -1218,8 +1127,8 @@
             </w:r>
             <w:r>
               <w:rPr>
-                <w:rFonts w:ascii="Times New Roman" w:eastAsiaTheme="minorEastAsia" w:hAnsi="Times New Roman" w:cs="Times New Roman"/>
-                <w:lang w:val="en-GB" w:eastAsia="en-GB"/>
+                <w:rFonts w:eastAsiaTheme="minorEastAsia"/>
+                <w:lang w:eastAsia="vi-VN"/>
               </w:rPr>
               <w:tab/>
             </w:r>
@@ -1233,48 +1142,41 @@
             </w:r>
             <w:r>
               <w:rPr>
-                <w:rFonts w:ascii="Times New Roman" w:hAnsi="Times New Roman" w:cs="Times New Roman"/>
                 <w:webHidden/>
               </w:rPr>
               <w:tab/>
             </w:r>
             <w:r>
               <w:rPr>
-                <w:rFonts w:ascii="Times New Roman" w:hAnsi="Times New Roman" w:cs="Times New Roman"/>
                 <w:webHidden/>
               </w:rPr>
               <w:fldChar w:fldCharType="begin"/>
             </w:r>
             <w:r>
               <w:rPr>
-                <w:rFonts w:ascii="Times New Roman" w:hAnsi="Times New Roman" w:cs="Times New Roman"/>
-                <w:webHidden/>
-              </w:rPr>
-              <w:instrText xml:space="preserve"> PAGEREF _Toc237078563 \h </w:instrText>
-            </w:r>
-            <w:r>
-              <w:rPr>
-                <w:rFonts w:ascii="Times New Roman" w:hAnsi="Times New Roman" w:cs="Times New Roman"/>
-                <w:webHidden/>
-              </w:rPr>
-            </w:r>
-            <w:r>
-              <w:rPr>
-                <w:rFonts w:ascii="Times New Roman" w:hAnsi="Times New Roman" w:cs="Times New Roman"/>
+                <w:webHidden/>
+              </w:rPr>
+              <w:instrText xml:space="preserve"> PAGEREF _Toc243925892 \h </w:instrText>
+            </w:r>
+            <w:r>
+              <w:rPr>
+                <w:webHidden/>
+              </w:rPr>
+            </w:r>
+            <w:r>
+              <w:rPr>
                 <w:webHidden/>
               </w:rPr>
               <w:fldChar w:fldCharType="separate"/>
             </w:r>
             <w:r>
               <w:rPr>
-                <w:rFonts w:ascii="Times New Roman" w:hAnsi="Times New Roman" w:cs="Times New Roman"/>
-                <w:webHidden/>
-              </w:rPr>
-              <w:t>7</w:t>
-            </w:r>
-            <w:r>
-              <w:rPr>
-                <w:rFonts w:ascii="Times New Roman" w:hAnsi="Times New Roman" w:cs="Times New Roman"/>
+                <w:webHidden/>
+              </w:rPr>
+              <w:t>9</w:t>
+            </w:r>
+            <w:r>
+              <w:rPr>
                 <w:webHidden/>
               </w:rPr>
               <w:fldChar w:fldCharType="end"/>
@@ -1289,11 +1191,11 @@
               <w:tab w:val="right" w:leader="dot" w:pos="9016"/>
             </w:tabs>
             <w:rPr>
-              <w:rFonts w:ascii="Times New Roman" w:eastAsiaTheme="minorEastAsia" w:hAnsi="Times New Roman" w:cs="Times New Roman"/>
-              <w:lang w:val="en-GB" w:eastAsia="en-GB"/>
+              <w:rFonts w:eastAsiaTheme="minorEastAsia"/>
+              <w:lang w:eastAsia="vi-VN"/>
             </w:rPr>
           </w:pPr>
-          <w:hyperlink w:anchor="_Toc237078564" w:history="1">
+          <w:hyperlink w:anchor="_Toc243925893" w:history="1">
             <w:r>
               <w:rPr>
                 <w:rStyle w:val="Hyperlink"/>
@@ -1304,8 +1206,8 @@
             </w:r>
             <w:r>
               <w:rPr>
-                <w:rFonts w:ascii="Times New Roman" w:eastAsiaTheme="minorEastAsia" w:hAnsi="Times New Roman" w:cs="Times New Roman"/>
-                <w:lang w:val="en-GB" w:eastAsia="en-GB"/>
+                <w:rFonts w:eastAsiaTheme="minorEastAsia"/>
+                <w:lang w:eastAsia="vi-VN"/>
               </w:rPr>
               <w:tab/>
             </w:r>
@@ -1315,52 +1217,45 @@
                 <w:rFonts w:ascii="Times New Roman" w:hAnsi="Times New Roman" w:cs="Times New Roman"/>
                 <w:lang w:val="en-US"/>
               </w:rPr>
-              <w:t>Đường dẫn: Quản lý dịch vụ \ Sửa chữa \ Lấy dữ liệu lệnh sửa chữa hãng.</w:t>
-            </w:r>
-            <w:r>
-              <w:rPr>
-                <w:rFonts w:ascii="Times New Roman" w:hAnsi="Times New Roman" w:cs="Times New Roman"/>
+              <w:t>Đường dẫn: Quản lý dịch vụ \ Sửa chữa \ Lệnh sửa chữa.</w:t>
+            </w:r>
+            <w:r>
+              <w:rPr>
                 <w:webHidden/>
               </w:rPr>
               <w:tab/>
             </w:r>
             <w:r>
               <w:rPr>
-                <w:rFonts w:ascii="Times New Roman" w:hAnsi="Times New Roman" w:cs="Times New Roman"/>
                 <w:webHidden/>
               </w:rPr>
               <w:fldChar w:fldCharType="begin"/>
             </w:r>
             <w:r>
               <w:rPr>
-                <w:rFonts w:ascii="Times New Roman" w:hAnsi="Times New Roman" w:cs="Times New Roman"/>
-                <w:webHidden/>
-              </w:rPr>
-              <w:instrText xml:space="preserve"> PAGEREF _Toc237078564 \h </w:instrText>
-            </w:r>
-            <w:r>
-              <w:rPr>
-                <w:rFonts w:ascii="Times New Roman" w:hAnsi="Times New Roman" w:cs="Times New Roman"/>
-                <w:webHidden/>
-              </w:rPr>
-            </w:r>
-            <w:r>
-              <w:rPr>
-                <w:rFonts w:ascii="Times New Roman" w:hAnsi="Times New Roman" w:cs="Times New Roman"/>
+                <w:webHidden/>
+              </w:rPr>
+              <w:instrText xml:space="preserve"> PAGEREF _Toc243925893 \h </w:instrText>
+            </w:r>
+            <w:r>
+              <w:rPr>
+                <w:webHidden/>
+              </w:rPr>
+            </w:r>
+            <w:r>
+              <w:rPr>
                 <w:webHidden/>
               </w:rPr>
               <w:fldChar w:fldCharType="separate"/>
             </w:r>
             <w:r>
               <w:rPr>
-                <w:rFonts w:ascii="Times New Roman" w:hAnsi="Times New Roman" w:cs="Times New Roman"/>
-                <w:webHidden/>
-              </w:rPr>
-              <w:t>7</w:t>
-            </w:r>
-            <w:r>
-              <w:rPr>
-                <w:rFonts w:ascii="Times New Roman" w:hAnsi="Times New Roman" w:cs="Times New Roman"/>
+                <w:webHidden/>
+              </w:rPr>
+              <w:t>9</w:t>
+            </w:r>
+            <w:r>
+              <w:rPr>
                 <w:webHidden/>
               </w:rPr>
               <w:fldChar w:fldCharType="end"/>
@@ -1375,11 +1270,11 @@
               <w:tab w:val="right" w:leader="dot" w:pos="9016"/>
             </w:tabs>
             <w:rPr>
-              <w:rFonts w:ascii="Times New Roman" w:eastAsiaTheme="minorEastAsia" w:hAnsi="Times New Roman" w:cs="Times New Roman"/>
-              <w:lang w:val="en-GB" w:eastAsia="en-GB"/>
+              <w:rFonts w:eastAsiaTheme="minorEastAsia"/>
+              <w:lang w:eastAsia="vi-VN"/>
             </w:rPr>
           </w:pPr>
-          <w:hyperlink w:anchor="_Toc237078565" w:history="1">
+          <w:hyperlink w:anchor="_Toc243925894" w:history="1">
             <w:r>
               <w:rPr>
                 <w:rStyle w:val="Hyperlink"/>
@@ -1390,8 +1285,8 @@
             </w:r>
             <w:r>
               <w:rPr>
-                <w:rFonts w:ascii="Times New Roman" w:eastAsiaTheme="minorEastAsia" w:hAnsi="Times New Roman" w:cs="Times New Roman"/>
-                <w:lang w:val="en-GB" w:eastAsia="en-GB"/>
+                <w:rFonts w:eastAsiaTheme="minorEastAsia"/>
+                <w:lang w:eastAsia="vi-VN"/>
               </w:rPr>
               <w:tab/>
             </w:r>
@@ -1405,48 +1300,41 @@
             </w:r>
             <w:r>
               <w:rPr>
-                <w:rFonts w:ascii="Times New Roman" w:hAnsi="Times New Roman" w:cs="Times New Roman"/>
                 <w:webHidden/>
               </w:rPr>
               <w:tab/>
             </w:r>
             <w:r>
               <w:rPr>
-                <w:rFonts w:ascii="Times New Roman" w:hAnsi="Times New Roman" w:cs="Times New Roman"/>
                 <w:webHidden/>
               </w:rPr>
               <w:fldChar w:fldCharType="begin"/>
             </w:r>
             <w:r>
               <w:rPr>
-                <w:rFonts w:ascii="Times New Roman" w:hAnsi="Times New Roman" w:cs="Times New Roman"/>
-                <w:webHidden/>
-              </w:rPr>
-              <w:instrText xml:space="preserve"> PAGEREF _Toc237078565 \h </w:instrText>
-            </w:r>
-            <w:r>
-              <w:rPr>
-                <w:rFonts w:ascii="Times New Roman" w:hAnsi="Times New Roman" w:cs="Times New Roman"/>
-                <w:webHidden/>
-              </w:rPr>
-            </w:r>
-            <w:r>
-              <w:rPr>
-                <w:rFonts w:ascii="Times New Roman" w:hAnsi="Times New Roman" w:cs="Times New Roman"/>
+                <w:webHidden/>
+              </w:rPr>
+              <w:instrText xml:space="preserve"> PAGEREF _Toc243925894 \h </w:instrText>
+            </w:r>
+            <w:r>
+              <w:rPr>
+                <w:webHidden/>
+              </w:rPr>
+            </w:r>
+            <w:r>
+              <w:rPr>
                 <w:webHidden/>
               </w:rPr>
               <w:fldChar w:fldCharType="separate"/>
             </w:r>
             <w:r>
               <w:rPr>
-                <w:rFonts w:ascii="Times New Roman" w:hAnsi="Times New Roman" w:cs="Times New Roman"/>
-                <w:webHidden/>
-              </w:rPr>
-              <w:t>7</w:t>
-            </w:r>
-            <w:r>
-              <w:rPr>
-                <w:rFonts w:ascii="Times New Roman" w:hAnsi="Times New Roman" w:cs="Times New Roman"/>
+                <w:webHidden/>
+              </w:rPr>
+              <w:t>9</w:t>
+            </w:r>
+            <w:r>
+              <w:rPr>
                 <w:webHidden/>
               </w:rPr>
               <w:fldChar w:fldCharType="end"/>
@@ -1461,11 +1349,11 @@
               <w:tab w:val="right" w:leader="dot" w:pos="9016"/>
             </w:tabs>
             <w:rPr>
-              <w:rFonts w:ascii="Times New Roman" w:eastAsiaTheme="minorEastAsia" w:hAnsi="Times New Roman" w:cs="Times New Roman"/>
-              <w:lang w:val="en-GB" w:eastAsia="en-GB"/>
+              <w:rFonts w:eastAsiaTheme="minorEastAsia"/>
+              <w:lang w:eastAsia="vi-VN"/>
             </w:rPr>
           </w:pPr>
-          <w:hyperlink w:anchor="_Toc237078566" w:history="1">
+          <w:hyperlink w:anchor="_Toc243925895" w:history="1">
             <w:r>
               <w:rPr>
                 <w:rStyle w:val="Hyperlink"/>
@@ -1478,8 +1366,8 @@
             </w:r>
             <w:r>
               <w:rPr>
-                <w:rFonts w:ascii="Times New Roman" w:eastAsiaTheme="minorEastAsia" w:hAnsi="Times New Roman" w:cs="Times New Roman"/>
-                <w:lang w:val="en-GB" w:eastAsia="en-GB"/>
+                <w:rFonts w:eastAsiaTheme="minorEastAsia"/>
+                <w:lang w:eastAsia="vi-VN"/>
               </w:rPr>
               <w:tab/>
             </w:r>
@@ -1491,52 +1379,45 @@
                 <w:bCs/>
                 <w:lang w:val="en-US"/>
               </w:rPr>
-              <w:t>Quản lý dán thẻ VETC</w:t>
-            </w:r>
-            <w:r>
-              <w:rPr>
-                <w:rFonts w:ascii="Times New Roman" w:hAnsi="Times New Roman" w:cs="Times New Roman"/>
+              <w:t>Lấy dữ liệu lệnh sửa chữa hãng</w:t>
+            </w:r>
+            <w:r>
+              <w:rPr>
                 <w:webHidden/>
               </w:rPr>
               <w:tab/>
             </w:r>
             <w:r>
               <w:rPr>
-                <w:rFonts w:ascii="Times New Roman" w:hAnsi="Times New Roman" w:cs="Times New Roman"/>
                 <w:webHidden/>
               </w:rPr>
               <w:fldChar w:fldCharType="begin"/>
             </w:r>
             <w:r>
               <w:rPr>
-                <w:rFonts w:ascii="Times New Roman" w:hAnsi="Times New Roman" w:cs="Times New Roman"/>
-                <w:webHidden/>
-              </w:rPr>
-              <w:instrText xml:space="preserve"> PAGEREF _Toc237078566 \h </w:instrText>
-            </w:r>
-            <w:r>
-              <w:rPr>
-                <w:rFonts w:ascii="Times New Roman" w:hAnsi="Times New Roman" w:cs="Times New Roman"/>
-                <w:webHidden/>
-              </w:rPr>
-            </w:r>
-            <w:r>
-              <w:rPr>
-                <w:rFonts w:ascii="Times New Roman" w:hAnsi="Times New Roman" w:cs="Times New Roman"/>
+                <w:webHidden/>
+              </w:rPr>
+              <w:instrText xml:space="preserve"> PAGEREF _Toc243925895 \h </w:instrText>
+            </w:r>
+            <w:r>
+              <w:rPr>
+                <w:webHidden/>
+              </w:rPr>
+            </w:r>
+            <w:r>
+              <w:rPr>
                 <w:webHidden/>
               </w:rPr>
               <w:fldChar w:fldCharType="separate"/>
             </w:r>
             <w:r>
               <w:rPr>
-                <w:rFonts w:ascii="Times New Roman" w:hAnsi="Times New Roman" w:cs="Times New Roman"/>
-                <w:webHidden/>
-              </w:rPr>
-              <w:t>8</w:t>
-            </w:r>
-            <w:r>
-              <w:rPr>
-                <w:rFonts w:ascii="Times New Roman" w:hAnsi="Times New Roman" w:cs="Times New Roman"/>
+                <w:webHidden/>
+              </w:rPr>
+              <w:t>10</w:t>
+            </w:r>
+            <w:r>
+              <w:rPr>
                 <w:webHidden/>
               </w:rPr>
               <w:fldChar w:fldCharType="end"/>
@@ -1551,11 +1432,11 @@
               <w:tab w:val="right" w:leader="dot" w:pos="9016"/>
             </w:tabs>
             <w:rPr>
-              <w:rFonts w:ascii="Times New Roman" w:eastAsiaTheme="minorEastAsia" w:hAnsi="Times New Roman" w:cs="Times New Roman"/>
-              <w:lang w:val="en-GB" w:eastAsia="en-GB"/>
+              <w:rFonts w:eastAsiaTheme="minorEastAsia"/>
+              <w:lang w:eastAsia="vi-VN"/>
             </w:rPr>
           </w:pPr>
-          <w:hyperlink w:anchor="_Toc237078567" w:history="1">
+          <w:hyperlink w:anchor="_Toc243925896" w:history="1">
             <w:r>
               <w:rPr>
                 <w:rStyle w:val="Hyperlink"/>
@@ -1566,8 +1447,8 @@
             </w:r>
             <w:r>
               <w:rPr>
-                <w:rFonts w:ascii="Times New Roman" w:eastAsiaTheme="minorEastAsia" w:hAnsi="Times New Roman" w:cs="Times New Roman"/>
-                <w:lang w:val="en-GB" w:eastAsia="en-GB"/>
+                <w:rFonts w:eastAsiaTheme="minorEastAsia"/>
+                <w:lang w:eastAsia="vi-VN"/>
               </w:rPr>
               <w:tab/>
             </w:r>
@@ -1581,48 +1462,41 @@
             </w:r>
             <w:r>
               <w:rPr>
-                <w:rFonts w:ascii="Times New Roman" w:hAnsi="Times New Roman" w:cs="Times New Roman"/>
                 <w:webHidden/>
               </w:rPr>
               <w:tab/>
             </w:r>
             <w:r>
               <w:rPr>
-                <w:rFonts w:ascii="Times New Roman" w:hAnsi="Times New Roman" w:cs="Times New Roman"/>
                 <w:webHidden/>
               </w:rPr>
               <w:fldChar w:fldCharType="begin"/>
             </w:r>
             <w:r>
               <w:rPr>
-                <w:rFonts w:ascii="Times New Roman" w:hAnsi="Times New Roman" w:cs="Times New Roman"/>
-                <w:webHidden/>
-              </w:rPr>
-              <w:instrText xml:space="preserve"> PAGEREF _Toc237078567 \h </w:instrText>
-            </w:r>
-            <w:r>
-              <w:rPr>
-                <w:rFonts w:ascii="Times New Roman" w:hAnsi="Times New Roman" w:cs="Times New Roman"/>
-                <w:webHidden/>
-              </w:rPr>
-            </w:r>
-            <w:r>
-              <w:rPr>
-                <w:rFonts w:ascii="Times New Roman" w:hAnsi="Times New Roman" w:cs="Times New Roman"/>
+                <w:webHidden/>
+              </w:rPr>
+              <w:instrText xml:space="preserve"> PAGEREF _Toc243925896 \h </w:instrText>
+            </w:r>
+            <w:r>
+              <w:rPr>
+                <w:webHidden/>
+              </w:rPr>
+            </w:r>
+            <w:r>
+              <w:rPr>
                 <w:webHidden/>
               </w:rPr>
               <w:fldChar w:fldCharType="separate"/>
             </w:r>
             <w:r>
               <w:rPr>
-                <w:rFonts w:ascii="Times New Roman" w:hAnsi="Times New Roman" w:cs="Times New Roman"/>
-                <w:webHidden/>
-              </w:rPr>
-              <w:t>8</w:t>
-            </w:r>
-            <w:r>
-              <w:rPr>
-                <w:rFonts w:ascii="Times New Roman" w:hAnsi="Times New Roman" w:cs="Times New Roman"/>
+                <w:webHidden/>
+              </w:rPr>
+              <w:t>10</w:t>
+            </w:r>
+            <w:r>
+              <w:rPr>
                 <w:webHidden/>
               </w:rPr>
               <w:fldChar w:fldCharType="end"/>
@@ -1637,11 +1511,11 @@
               <w:tab w:val="right" w:leader="dot" w:pos="9016"/>
             </w:tabs>
             <w:rPr>
-              <w:rFonts w:ascii="Times New Roman" w:eastAsiaTheme="minorEastAsia" w:hAnsi="Times New Roman" w:cs="Times New Roman"/>
-              <w:lang w:val="en-GB" w:eastAsia="en-GB"/>
+              <w:rFonts w:eastAsiaTheme="minorEastAsia"/>
+              <w:lang w:eastAsia="vi-VN"/>
             </w:rPr>
           </w:pPr>
-          <w:hyperlink w:anchor="_Toc237078568" w:history="1">
+          <w:hyperlink w:anchor="_Toc243925897" w:history="1">
             <w:r>
               <w:rPr>
                 <w:rStyle w:val="Hyperlink"/>
@@ -1652,8 +1526,8 @@
             </w:r>
             <w:r>
               <w:rPr>
-                <w:rFonts w:ascii="Times New Roman" w:eastAsiaTheme="minorEastAsia" w:hAnsi="Times New Roman" w:cs="Times New Roman"/>
-                <w:lang w:val="en-GB" w:eastAsia="en-GB"/>
+                <w:rFonts w:eastAsiaTheme="minorEastAsia"/>
+                <w:lang w:eastAsia="vi-VN"/>
               </w:rPr>
               <w:tab/>
             </w:r>
@@ -1663,52 +1537,45 @@
                 <w:rFonts w:ascii="Times New Roman" w:hAnsi="Times New Roman" w:cs="Times New Roman"/>
                 <w:lang w:val="en-US"/>
               </w:rPr>
-              <w:t>Đường dẫn: Quản lý dịch vụ \ Sửa chữa \ Quản lý dán thẻ VETC.</w:t>
-            </w:r>
-            <w:r>
-              <w:rPr>
-                <w:rFonts w:ascii="Times New Roman" w:hAnsi="Times New Roman" w:cs="Times New Roman"/>
+              <w:t>Đường dẫn: Quản lý dịch vụ \ Sửa chữa \ Lấy dữ liệu lệnh sửa chữa hãng.</w:t>
+            </w:r>
+            <w:r>
+              <w:rPr>
                 <w:webHidden/>
               </w:rPr>
               <w:tab/>
             </w:r>
             <w:r>
               <w:rPr>
-                <w:rFonts w:ascii="Times New Roman" w:hAnsi="Times New Roman" w:cs="Times New Roman"/>
                 <w:webHidden/>
               </w:rPr>
               <w:fldChar w:fldCharType="begin"/>
             </w:r>
             <w:r>
               <w:rPr>
-                <w:rFonts w:ascii="Times New Roman" w:hAnsi="Times New Roman" w:cs="Times New Roman"/>
-                <w:webHidden/>
-              </w:rPr>
-              <w:instrText xml:space="preserve"> PAGEREF _Toc237078568 \h </w:instrText>
-            </w:r>
-            <w:r>
-              <w:rPr>
-                <w:rFonts w:ascii="Times New Roman" w:hAnsi="Times New Roman" w:cs="Times New Roman"/>
-                <w:webHidden/>
-              </w:rPr>
-            </w:r>
-            <w:r>
-              <w:rPr>
-                <w:rFonts w:ascii="Times New Roman" w:hAnsi="Times New Roman" w:cs="Times New Roman"/>
+                <w:webHidden/>
+              </w:rPr>
+              <w:instrText xml:space="preserve"> PAGEREF _Toc243925897 \h </w:instrText>
+            </w:r>
+            <w:r>
+              <w:rPr>
+                <w:webHidden/>
+              </w:rPr>
+            </w:r>
+            <w:r>
+              <w:rPr>
                 <w:webHidden/>
               </w:rPr>
               <w:fldChar w:fldCharType="separate"/>
             </w:r>
             <w:r>
               <w:rPr>
-                <w:rFonts w:ascii="Times New Roman" w:hAnsi="Times New Roman" w:cs="Times New Roman"/>
-                <w:webHidden/>
-              </w:rPr>
-              <w:t>8</w:t>
-            </w:r>
-            <w:r>
-              <w:rPr>
-                <w:rFonts w:ascii="Times New Roman" w:hAnsi="Times New Roman" w:cs="Times New Roman"/>
+                <w:webHidden/>
+              </w:rPr>
+              <w:t>10</w:t>
+            </w:r>
+            <w:r>
+              <w:rPr>
                 <w:webHidden/>
               </w:rPr>
               <w:fldChar w:fldCharType="end"/>
@@ -1723,11 +1590,11 @@
               <w:tab w:val="right" w:leader="dot" w:pos="9016"/>
             </w:tabs>
             <w:rPr>
-              <w:rFonts w:ascii="Times New Roman" w:eastAsiaTheme="minorEastAsia" w:hAnsi="Times New Roman" w:cs="Times New Roman"/>
-              <w:lang w:val="en-GB" w:eastAsia="en-GB"/>
+              <w:rFonts w:eastAsiaTheme="minorEastAsia"/>
+              <w:lang w:eastAsia="vi-VN"/>
             </w:rPr>
           </w:pPr>
-          <w:hyperlink w:anchor="_Toc237078569" w:history="1">
+          <w:hyperlink w:anchor="_Toc243925898" w:history="1">
             <w:r>
               <w:rPr>
                 <w:rStyle w:val="Hyperlink"/>
@@ -1738,8 +1605,8 @@
             </w:r>
             <w:r>
               <w:rPr>
-                <w:rFonts w:ascii="Times New Roman" w:eastAsiaTheme="minorEastAsia" w:hAnsi="Times New Roman" w:cs="Times New Roman"/>
-                <w:lang w:val="en-GB" w:eastAsia="en-GB"/>
+                <w:rFonts w:eastAsiaTheme="minorEastAsia"/>
+                <w:lang w:eastAsia="vi-VN"/>
               </w:rPr>
               <w:tab/>
             </w:r>
@@ -1753,48 +1620,361 @@
             </w:r>
             <w:r>
               <w:rPr>
+                <w:webHidden/>
+              </w:rPr>
+              <w:tab/>
+            </w:r>
+            <w:r>
+              <w:rPr>
+                <w:webHidden/>
+              </w:rPr>
+              <w:fldChar w:fldCharType="begin"/>
+            </w:r>
+            <w:r>
+              <w:rPr>
+                <w:webHidden/>
+              </w:rPr>
+              <w:instrText xml:space="preserve"> PAGEREF _Toc243925898 \h </w:instrText>
+            </w:r>
+            <w:r>
+              <w:rPr>
+                <w:webHidden/>
+              </w:rPr>
+            </w:r>
+            <w:r>
+              <w:rPr>
+                <w:webHidden/>
+              </w:rPr>
+              <w:fldChar w:fldCharType="separate"/>
+            </w:r>
+            <w:r>
+              <w:rPr>
+                <w:webHidden/>
+              </w:rPr>
+              <w:t>10</w:t>
+            </w:r>
+            <w:r>
+              <w:rPr>
+                <w:webHidden/>
+              </w:rPr>
+              <w:fldChar w:fldCharType="end"/>
+            </w:r>
+          </w:hyperlink>
+        </w:p>
+        <w:p>
+          <w:pPr>
+            <w:pStyle w:val="TOC1"/>
+            <w:tabs>
+              <w:tab w:val="left" w:pos="480"/>
+              <w:tab w:val="right" w:leader="dot" w:pos="9016"/>
+            </w:tabs>
+            <w:rPr>
+              <w:rFonts w:eastAsiaTheme="minorEastAsia"/>
+              <w:lang w:eastAsia="vi-VN"/>
+            </w:rPr>
+          </w:pPr>
+          <w:hyperlink w:anchor="_Toc243925899" w:history="1">
+            <w:r>
+              <w:rPr>
+                <w:rStyle w:val="Hyperlink"/>
                 <w:rFonts w:ascii="Times New Roman" w:hAnsi="Times New Roman" w:cs="Times New Roman"/>
-                <w:webHidden/>
+                <w:b/>
+                <w:bCs/>
+                <w:lang w:val="en-US"/>
+              </w:rPr>
+              <w:t>6.</w:t>
+            </w:r>
+            <w:r>
+              <w:rPr>
+                <w:rFonts w:eastAsiaTheme="minorEastAsia"/>
+                <w:lang w:eastAsia="vi-VN"/>
               </w:rPr>
               <w:tab/>
             </w:r>
             <w:r>
               <w:rPr>
+                <w:rStyle w:val="Hyperlink"/>
                 <w:rFonts w:ascii="Times New Roman" w:hAnsi="Times New Roman" w:cs="Times New Roman"/>
+                <w:b/>
+                <w:bCs/>
+                <w:lang w:val="en-US"/>
+              </w:rPr>
+              <w:t>Quản lý dán thẻ VETC</w:t>
+            </w:r>
+            <w:r>
+              <w:rPr>
+                <w:webHidden/>
+              </w:rPr>
+              <w:tab/>
+            </w:r>
+            <w:r>
+              <w:rPr>
                 <w:webHidden/>
               </w:rPr>
               <w:fldChar w:fldCharType="begin"/>
             </w:r>
             <w:r>
               <w:rPr>
+                <w:webHidden/>
+              </w:rPr>
+              <w:instrText xml:space="preserve"> PAGEREF _Toc243925899 \h </w:instrText>
+            </w:r>
+            <w:r>
+              <w:rPr>
+                <w:webHidden/>
+              </w:rPr>
+            </w:r>
+            <w:r>
+              <w:rPr>
+                <w:webHidden/>
+              </w:rPr>
+              <w:fldChar w:fldCharType="separate"/>
+            </w:r>
+            <w:r>
+              <w:rPr>
+                <w:webHidden/>
+              </w:rPr>
+              <w:t>11</w:t>
+            </w:r>
+            <w:r>
+              <w:rPr>
+                <w:webHidden/>
+              </w:rPr>
+              <w:fldChar w:fldCharType="end"/>
+            </w:r>
+          </w:hyperlink>
+        </w:p>
+        <w:p>
+          <w:pPr>
+            <w:pStyle w:val="TOC2"/>
+            <w:tabs>
+              <w:tab w:val="left" w:pos="720"/>
+              <w:tab w:val="right" w:leader="dot" w:pos="9016"/>
+            </w:tabs>
+            <w:rPr>
+              <w:rFonts w:eastAsiaTheme="minorEastAsia"/>
+              <w:lang w:eastAsia="vi-VN"/>
+            </w:rPr>
+          </w:pPr>
+          <w:hyperlink w:anchor="_Toc243925900" w:history="1">
+            <w:r>
+              <w:rPr>
+                <w:rStyle w:val="Hyperlink"/>
                 <w:rFonts w:ascii="Times New Roman" w:hAnsi="Times New Roman" w:cs="Times New Roman"/>
-                <w:webHidden/>
-              </w:rPr>
-              <w:instrText xml:space="preserve"> PAGEREF _Toc237078569 \h </w:instrText>
-            </w:r>
-            <w:r>
-              <w:rPr>
+                <w:lang w:val="en-US"/>
+              </w:rPr>
+              <w:t>a.</w:t>
+            </w:r>
+            <w:r>
+              <w:rPr>
+                <w:rFonts w:eastAsiaTheme="minorEastAsia"/>
+                <w:lang w:eastAsia="vi-VN"/>
+              </w:rPr>
+              <w:tab/>
+            </w:r>
+            <w:r>
+              <w:rPr>
+                <w:rStyle w:val="Hyperlink"/>
                 <w:rFonts w:ascii="Times New Roman" w:hAnsi="Times New Roman" w:cs="Times New Roman"/>
-                <w:webHidden/>
-              </w:rPr>
-            </w:r>
-            <w:r>
-              <w:rPr>
+                <w:lang w:val="en-US"/>
+              </w:rPr>
+              <w:t>Mục đích</w:t>
+            </w:r>
+            <w:r>
+              <w:rPr>
+                <w:webHidden/>
+              </w:rPr>
+              <w:tab/>
+            </w:r>
+            <w:r>
+              <w:rPr>
+                <w:webHidden/>
+              </w:rPr>
+              <w:fldChar w:fldCharType="begin"/>
+            </w:r>
+            <w:r>
+              <w:rPr>
+                <w:webHidden/>
+              </w:rPr>
+              <w:instrText xml:space="preserve"> PAGEREF _Toc243925900 \h </w:instrText>
+            </w:r>
+            <w:r>
+              <w:rPr>
+                <w:webHidden/>
+              </w:rPr>
+            </w:r>
+            <w:r>
+              <w:rPr>
+                <w:webHidden/>
+              </w:rPr>
+              <w:fldChar w:fldCharType="separate"/>
+            </w:r>
+            <w:r>
+              <w:rPr>
+                <w:webHidden/>
+              </w:rPr>
+              <w:t>11</w:t>
+            </w:r>
+            <w:r>
+              <w:rPr>
+                <w:webHidden/>
+              </w:rPr>
+              <w:fldChar w:fldCharType="end"/>
+            </w:r>
+          </w:hyperlink>
+        </w:p>
+        <w:p>
+          <w:pPr>
+            <w:pStyle w:val="TOC2"/>
+            <w:tabs>
+              <w:tab w:val="left" w:pos="720"/>
+              <w:tab w:val="right" w:leader="dot" w:pos="9016"/>
+            </w:tabs>
+            <w:rPr>
+              <w:rFonts w:eastAsiaTheme="minorEastAsia"/>
+              <w:lang w:eastAsia="vi-VN"/>
+            </w:rPr>
+          </w:pPr>
+          <w:hyperlink w:anchor="_Toc243925901" w:history="1">
+            <w:r>
+              <w:rPr>
+                <w:rStyle w:val="Hyperlink"/>
                 <w:rFonts w:ascii="Times New Roman" w:hAnsi="Times New Roman" w:cs="Times New Roman"/>
+                <w:lang w:val="en-US"/>
+              </w:rPr>
+              <w:t>b.</w:t>
+            </w:r>
+            <w:r>
+              <w:rPr>
+                <w:rFonts w:eastAsiaTheme="minorEastAsia"/>
+                <w:lang w:eastAsia="vi-VN"/>
+              </w:rPr>
+              <w:tab/>
+            </w:r>
+            <w:r>
+              <w:rPr>
+                <w:rStyle w:val="Hyperlink"/>
+                <w:rFonts w:ascii="Times New Roman" w:hAnsi="Times New Roman" w:cs="Times New Roman"/>
+                <w:lang w:val="en-US"/>
+              </w:rPr>
+              <w:t>Đường dẫn: Quản lý dịch vụ \ Sửa chữa \ Quản lý dán thẻ VETC.</w:t>
+            </w:r>
+            <w:r>
+              <w:rPr>
+                <w:webHidden/>
+              </w:rPr>
+              <w:tab/>
+            </w:r>
+            <w:r>
+              <w:rPr>
+                <w:webHidden/>
+              </w:rPr>
+              <w:fldChar w:fldCharType="begin"/>
+            </w:r>
+            <w:r>
+              <w:rPr>
+                <w:webHidden/>
+              </w:rPr>
+              <w:instrText xml:space="preserve"> PAGEREF _Toc243925901 \h </w:instrText>
+            </w:r>
+            <w:r>
+              <w:rPr>
+                <w:webHidden/>
+              </w:rPr>
+            </w:r>
+            <w:r>
+              <w:rPr>
                 <w:webHidden/>
               </w:rPr>
               <w:fldChar w:fldCharType="separate"/>
             </w:r>
             <w:r>
               <w:rPr>
+                <w:webHidden/>
+              </w:rPr>
+              <w:t>11</w:t>
+            </w:r>
+            <w:r>
+              <w:rPr>
+                <w:webHidden/>
+              </w:rPr>
+              <w:fldChar w:fldCharType="end"/>
+            </w:r>
+          </w:hyperlink>
+        </w:p>
+        <w:p>
+          <w:pPr>
+            <w:pStyle w:val="TOC2"/>
+            <w:tabs>
+              <w:tab w:val="left" w:pos="720"/>
+              <w:tab w:val="right" w:leader="dot" w:pos="9016"/>
+            </w:tabs>
+            <w:rPr>
+              <w:rFonts w:eastAsiaTheme="minorEastAsia"/>
+              <w:lang w:eastAsia="vi-VN"/>
+            </w:rPr>
+          </w:pPr>
+          <w:hyperlink w:anchor="_Toc243925902" w:history="1">
+            <w:r>
+              <w:rPr>
+                <w:rStyle w:val="Hyperlink"/>
                 <w:rFonts w:ascii="Times New Roman" w:hAnsi="Times New Roman" w:cs="Times New Roman"/>
-                <w:webHidden/>
-              </w:rPr>
-              <w:t>8</w:t>
-            </w:r>
-            <w:r>
-              <w:rPr>
+                <w:lang w:val="en-US"/>
+              </w:rPr>
+              <w:t>c.</w:t>
+            </w:r>
+            <w:r>
+              <w:rPr>
+                <w:rFonts w:eastAsiaTheme="minorEastAsia"/>
+                <w:lang w:eastAsia="vi-VN"/>
+              </w:rPr>
+              <w:tab/>
+            </w:r>
+            <w:r>
+              <w:rPr>
+                <w:rStyle w:val="Hyperlink"/>
                 <w:rFonts w:ascii="Times New Roman" w:hAnsi="Times New Roman" w:cs="Times New Roman"/>
+                <w:lang w:val="en-US"/>
+              </w:rPr>
+              <w:t>Thao tác thực hiện</w:t>
+            </w:r>
+            <w:r>
+              <w:rPr>
+                <w:webHidden/>
+              </w:rPr>
+              <w:tab/>
+            </w:r>
+            <w:r>
+              <w:rPr>
+                <w:webHidden/>
+              </w:rPr>
+              <w:fldChar w:fldCharType="begin"/>
+            </w:r>
+            <w:r>
+              <w:rPr>
+                <w:webHidden/>
+              </w:rPr>
+              <w:instrText xml:space="preserve"> PAGEREF _Toc243925902 \h </w:instrText>
+            </w:r>
+            <w:r>
+              <w:rPr>
+                <w:webHidden/>
+              </w:rPr>
+            </w:r>
+            <w:r>
+              <w:rPr>
+                <w:webHidden/>
+              </w:rPr>
+              <w:fldChar w:fldCharType="separate"/>
+            </w:r>
+            <w:r>
+              <w:rPr>
+                <w:webHidden/>
+              </w:rPr>
+              <w:t>11</w:t>
+            </w:r>
+            <w:r>
+              <w:rPr>
                 <w:webHidden/>
               </w:rPr>
               <w:fldChar w:fldCharType="end"/>
@@ -1876,7 +2056,7 @@
           <w:lang w:val="en-US"/>
         </w:rPr>
       </w:pPr>
-      <w:bookmarkStart w:id="0" w:name="_Toc237078550"/>
+      <w:bookmarkStart w:id="0" w:name="_Toc243925879"/>
       <w:r>
         <w:rPr>
           <w:rFonts w:ascii="Times New Roman" w:hAnsi="Times New Roman" w:cs="Times New Roman"/>
@@ -1918,7 +2098,7 @@
           <w:lang w:val="en-US"/>
         </w:rPr>
       </w:pPr>
-      <w:bookmarkStart w:id="1" w:name="_Toc237078551"/>
+      <w:bookmarkStart w:id="1" w:name="_Toc243925880"/>
       <w:r>
         <w:rPr>
           <w:rFonts w:ascii="Times New Roman" w:hAnsi="Times New Roman" w:cs="Times New Roman"/>
@@ -1927,17 +2107,7 @@
           <w:szCs w:val="24"/>
           <w:lang w:val="en-US"/>
         </w:rPr>
-        <w:t xml:space="preserve">Mục </w:t>
-      </w:r>
-      <w:r>
-        <w:rPr>
-          <w:rFonts w:ascii="Times New Roman" w:hAnsi="Times New Roman" w:cs="Times New Roman"/>
-          <w:color w:val="auto"/>
-          <w:sz w:val="24"/>
-          <w:szCs w:val="24"/>
-          <w:lang w:val="en-US"/>
-        </w:rPr>
-        <w:t>đích</w:t>
+        <w:t>Mục đích</w:t>
       </w:r>
       <w:bookmarkEnd w:id="1"/>
     </w:p>
@@ -1958,35 +2128,7 @@
           <w:rFonts w:ascii="Times New Roman" w:hAnsi="Times New Roman" w:cs="Times New Roman"/>
           <w:lang w:val="en-US"/>
         </w:rPr>
-        <w:t>Báo giá</w:t>
-      </w:r>
-      <w:r>
-        <w:rPr>
-          <w:rFonts w:ascii="Times New Roman" w:hAnsi="Times New Roman" w:cs="Times New Roman"/>
-          <w:lang w:val="en-US"/>
-        </w:rPr>
-        <w:t xml:space="preserve"> công việc</w:t>
-      </w:r>
-      <w:r>
-        <w:rPr>
-          <w:rFonts w:ascii="Times New Roman" w:hAnsi="Times New Roman" w:cs="Times New Roman"/>
-          <w:lang w:val="en-US"/>
-        </w:rPr>
-        <w:t xml:space="preserve"> sửa chữa, </w:t>
-      </w:r>
-      <w:r>
-        <w:rPr>
-          <w:rFonts w:ascii="Times New Roman" w:hAnsi="Times New Roman" w:cs="Times New Roman"/>
-          <w:lang w:val="en-US"/>
-        </w:rPr>
-        <w:t>vật tư phụ tùng</w:t>
-      </w:r>
-      <w:r>
-        <w:rPr>
-          <w:rFonts w:ascii="Times New Roman" w:hAnsi="Times New Roman" w:cs="Times New Roman"/>
-          <w:lang w:val="en-US"/>
-        </w:rPr>
-        <w:t xml:space="preserve"> cho khách hàng.</w:t>
+        <w:t>Báo giá công việc sửa chữa, vật tư phụ tùng cho khách hàng.</w:t>
       </w:r>
     </w:p>
     <w:p>
@@ -2004,7 +2146,7 @@
           <w:lang w:val="en-US"/>
         </w:rPr>
       </w:pPr>
-      <w:bookmarkStart w:id="2" w:name="_Toc237078552"/>
+      <w:bookmarkStart w:id="2" w:name="_Toc243925881"/>
       <w:r>
         <w:rPr>
           <w:rFonts w:ascii="Times New Roman" w:hAnsi="Times New Roman" w:cs="Times New Roman"/>
@@ -2013,17 +2155,7 @@
           <w:szCs w:val="24"/>
           <w:lang w:val="en-US"/>
         </w:rPr>
-        <w:t>Đường dẫn</w:t>
-      </w:r>
-      <w:r>
-        <w:rPr>
-          <w:rFonts w:ascii="Times New Roman" w:hAnsi="Times New Roman" w:cs="Times New Roman"/>
-          <w:color w:val="auto"/>
-          <w:sz w:val="24"/>
-          <w:szCs w:val="24"/>
-          <w:lang w:val="en-US"/>
-        </w:rPr>
-        <w:t>: Quản lý dịch vụ \ Sửa chữa \ Lệnh sửa chữa.</w:t>
+        <w:t>Đường dẫn: Quản lý dịch vụ \ Sửa chữa \ Lệnh sửa chữa.</w:t>
       </w:r>
       <w:bookmarkEnd w:id="2"/>
     </w:p>
@@ -2092,7 +2224,7 @@
           <w:lang w:val="en-US"/>
         </w:rPr>
       </w:pPr>
-      <w:bookmarkStart w:id="3" w:name="_Toc237078553"/>
+      <w:bookmarkStart w:id="3" w:name="_Toc243925882"/>
       <w:r>
         <w:rPr>
           <w:rFonts w:ascii="Times New Roman" w:hAnsi="Times New Roman" w:cs="Times New Roman"/>
@@ -2101,17 +2233,7 @@
           <w:szCs w:val="24"/>
           <w:lang w:val="en-US"/>
         </w:rPr>
-        <w:t xml:space="preserve">Thao tác </w:t>
-      </w:r>
-      <w:r>
-        <w:rPr>
-          <w:rFonts w:ascii="Times New Roman" w:hAnsi="Times New Roman" w:cs="Times New Roman"/>
-          <w:color w:val="auto"/>
-          <w:sz w:val="24"/>
-          <w:szCs w:val="24"/>
-          <w:lang w:val="en-US"/>
-        </w:rPr>
-        <w:t>thực hiện</w:t>
+        <w:t>Thao tác thực hiện</w:t>
       </w:r>
       <w:bookmarkEnd w:id="3"/>
     </w:p>
@@ -2132,14 +2254,7 @@
           <w:rFonts w:ascii="Times New Roman" w:hAnsi="Times New Roman" w:cs="Times New Roman"/>
           <w:lang w:val="en-US"/>
         </w:rPr>
-        <w:t>User truy cập Lệnh sửa chữa</w:t>
-      </w:r>
-      <w:r>
-        <w:rPr>
-          <w:rFonts w:ascii="Times New Roman" w:hAnsi="Times New Roman" w:cs="Times New Roman"/>
-          <w:lang w:val="en-US"/>
-        </w:rPr>
-        <w:t>.</w:t>
+        <w:t>User truy cập Lệnh sửa chữa.</w:t>
       </w:r>
     </w:p>
     <w:p>
@@ -2220,14 +2335,7 @@
           <w:rFonts w:ascii="Times New Roman" w:hAnsi="Times New Roman" w:cs="Times New Roman"/>
           <w:lang w:val="en-US"/>
         </w:rPr>
-        <w:t>Phần thông tin chung, User cần nhập các trường</w:t>
-      </w:r>
-      <w:r>
-        <w:rPr>
-          <w:rFonts w:ascii="Times New Roman" w:hAnsi="Times New Roman" w:cs="Times New Roman"/>
-          <w:lang w:val="en-US"/>
-        </w:rPr>
-        <w:t xml:space="preserve">: Biển số, Số khung, Số máy, Điện thoại. </w:t>
+        <w:t xml:space="preserve">Phần thông tin chung, User cần nhập các trường: Biển số, Số khung, Số máy, Điện thoại. </w:t>
       </w:r>
       <w:r>
         <w:rPr>
@@ -2288,28 +2396,7 @@
           <w:rFonts w:ascii="Times New Roman" w:hAnsi="Times New Roman" w:cs="Times New Roman"/>
           <w:lang w:val="en-US"/>
         </w:rPr>
-        <w:t>Phần thông tin chi tiết ở tab Công Việc, User cần nhập các trường:</w:t>
-      </w:r>
-      <w:r>
-        <w:rPr>
-          <w:rFonts w:ascii="Times New Roman" w:hAnsi="Times New Roman" w:cs="Times New Roman"/>
-          <w:lang w:val="en-US"/>
-        </w:rPr>
-        <w:t xml:space="preserve"> </w:t>
-      </w:r>
-      <w:r>
-        <w:rPr>
-          <w:rFonts w:ascii="Times New Roman" w:hAnsi="Times New Roman" w:cs="Times New Roman"/>
-          <w:lang w:val="en-US"/>
-        </w:rPr>
-        <w:t>Mã loại hình CV,</w:t>
-      </w:r>
-      <w:r>
-        <w:rPr>
-          <w:rFonts w:ascii="Times New Roman" w:hAnsi="Times New Roman" w:cs="Times New Roman"/>
-          <w:lang w:val="en-US"/>
-        </w:rPr>
-        <w:t xml:space="preserve"> Đơn giá, Giờ công, Tiền công, % CK (Nếu có), KTV và Ghi chú.</w:t>
+        <w:t>Phần thông tin chi tiết ở tab Công Việc, User cần nhập các trường: Mã loại hình CV, Đơn giá, Giờ công, Tiền công, % CK (Nếu có), KTV và Ghi chú.</w:t>
       </w:r>
     </w:p>
     <w:p>
@@ -2381,14 +2468,7 @@
           <w:lang w:val="en-US"/>
         </w:rPr>
         <w:lastRenderedPageBreak/>
-        <w:t>Phần thông tin chi tiết ở tab Vật tư</w:t>
-      </w:r>
-      <w:r>
-        <w:rPr>
-          <w:rFonts w:ascii="Times New Roman" w:hAnsi="Times New Roman" w:cs="Times New Roman"/>
-          <w:lang w:val="en-US"/>
-        </w:rPr>
-        <w:t>/phụ tùng, User cần nhập các trường: Mã hàng, Công việc, Mã kho, Số lượng, Giá, %CK (Nếu có), Ghi chú.</w:t>
+        <w:t>Phần thông tin chi tiết ở tab Vật tư/phụ tùng, User cần nhập các trường: Mã hàng, Công việc, Mã kho, Số lượng, Giá, %CK (Nếu có), Ghi chú.</w:t>
       </w:r>
       <w:r>
         <w:rPr>
@@ -2436,14 +2516,7 @@
           <w:rFonts w:ascii="Times New Roman" w:hAnsi="Times New Roman" w:cs="Times New Roman"/>
           <w:lang w:val="en-US"/>
         </w:rPr>
-        <w:t xml:space="preserve"> </w:t>
-      </w:r>
-      <w:r>
-        <w:rPr>
-          <w:rFonts w:ascii="Times New Roman" w:hAnsi="Times New Roman" w:cs="Times New Roman"/>
-          <w:lang w:val="en-US"/>
-        </w:rPr>
-        <w:t xml:space="preserve"> </w:t>
+        <w:t xml:space="preserve">  </w:t>
       </w:r>
     </w:p>
     <w:p>
@@ -2534,14 +2607,7 @@
           <w:rFonts w:ascii="Times New Roman" w:hAnsi="Times New Roman" w:cs="Times New Roman"/>
           <w:lang w:val="en-US"/>
         </w:rPr>
-        <w:t>: Mã loại hình công việc và Mã hàng có thể nhập tên của loại hình hoặc tên hàng hóa, hệ thống sẽ hiển thị các thông tin liên quan không bắt buộc nhập bằng mã.</w:t>
-      </w:r>
-      <w:r>
-        <w:rPr>
-          <w:rFonts w:ascii="Times New Roman" w:hAnsi="Times New Roman" w:cs="Times New Roman"/>
-          <w:lang w:val="en-US"/>
-        </w:rPr>
-        <w:t xml:space="preserve"> </w:t>
+        <w:t xml:space="preserve">: Mã loại hình công việc và Mã hàng có thể nhập tên của loại hình hoặc tên hàng hóa, hệ thống sẽ hiển thị các thông tin liên quan không bắt buộc nhập bằng mã. </w:t>
       </w:r>
     </w:p>
     <w:p>
@@ -2637,14 +2703,7 @@
           <w:rFonts w:ascii="Times New Roman" w:hAnsi="Times New Roman" w:cs="Times New Roman"/>
           <w:lang w:val="en-US"/>
         </w:rPr>
-        <w:t>C</w:t>
-      </w:r>
-      <w:r>
-        <w:rPr>
-          <w:rFonts w:ascii="Times New Roman" w:hAnsi="Times New Roman" w:cs="Times New Roman"/>
-          <w:lang w:val="en-US"/>
-        </w:rPr>
-        <w:t xml:space="preserve">lick vào </w:t>
+        <w:t xml:space="preserve">Click vào </w:t>
       </w:r>
       <w:r>
         <w:rPr>
@@ -2692,14 +2751,7 @@
           <w:rFonts w:ascii="Times New Roman" w:hAnsi="Times New Roman" w:cs="Times New Roman"/>
           <w:lang w:val="en-US"/>
         </w:rPr>
-        <w:t xml:space="preserve"> để hoàn thành</w:t>
-      </w:r>
-      <w:r>
-        <w:rPr>
-          <w:rFonts w:ascii="Times New Roman" w:hAnsi="Times New Roman" w:cs="Times New Roman"/>
-          <w:lang w:val="en-US"/>
-        </w:rPr>
-        <w:t>.</w:t>
+        <w:t xml:space="preserve"> để hoàn thành.</w:t>
       </w:r>
     </w:p>
     <w:p>
@@ -2780,28 +2832,7 @@
           <w:rFonts w:ascii="Times New Roman" w:hAnsi="Times New Roman" w:cs="Times New Roman"/>
           <w:lang w:val="en-US"/>
         </w:rPr>
-        <w:t xml:space="preserve">User </w:t>
-      </w:r>
-      <w:r>
-        <w:rPr>
-          <w:rFonts w:ascii="Times New Roman" w:hAnsi="Times New Roman" w:cs="Times New Roman"/>
-          <w:lang w:val="en-US"/>
-        </w:rPr>
-        <w:t>lựa chọn</w:t>
-      </w:r>
-      <w:r>
-        <w:rPr>
-          <w:rFonts w:ascii="Times New Roman" w:hAnsi="Times New Roman" w:cs="Times New Roman"/>
-          <w:lang w:val="en-US"/>
-        </w:rPr>
-        <w:t xml:space="preserve"> in báo giá cho khách </w:t>
-      </w:r>
-      <w:r>
-        <w:rPr>
-          <w:rFonts w:ascii="Times New Roman" w:hAnsi="Times New Roman" w:cs="Times New Roman"/>
-          <w:lang w:val="en-US"/>
-        </w:rPr>
-        <w:t>hàng khi khách hàng có nhu cầu</w:t>
+        <w:t>User lựa chọn in báo giá cho khách hàng khi khách hàng có nhu cầu</w:t>
       </w:r>
     </w:p>
     <w:p>
@@ -2822,7 +2853,7 @@
           <w:lang w:val="en-US"/>
         </w:rPr>
       </w:pPr>
-      <w:bookmarkStart w:id="4" w:name="_Toc237078554"/>
+      <w:bookmarkStart w:id="4" w:name="_Toc243925883"/>
       <w:r>
         <w:rPr>
           <w:rFonts w:ascii="Times New Roman" w:hAnsi="Times New Roman" w:cs="Times New Roman"/>
@@ -2852,7 +2883,7 @@
           <w:lang w:val="en-US"/>
         </w:rPr>
       </w:pPr>
-      <w:bookmarkStart w:id="5" w:name="_Toc237078555"/>
+      <w:bookmarkStart w:id="5" w:name="_Toc243925884"/>
       <w:r>
         <w:rPr>
           <w:rFonts w:ascii="Times New Roman" w:hAnsi="Times New Roman" w:cs="Times New Roman"/>
@@ -2861,17 +2892,7 @@
           <w:szCs w:val="24"/>
           <w:lang w:val="en-US"/>
         </w:rPr>
-        <w:t xml:space="preserve">Mục </w:t>
-      </w:r>
-      <w:r>
-        <w:rPr>
-          <w:rFonts w:ascii="Times New Roman" w:hAnsi="Times New Roman" w:cs="Times New Roman"/>
-          <w:color w:val="auto"/>
-          <w:sz w:val="24"/>
-          <w:szCs w:val="24"/>
-          <w:lang w:val="en-US"/>
-        </w:rPr>
-        <w:t>đích</w:t>
+        <w:t>Mục đích</w:t>
       </w:r>
       <w:bookmarkEnd w:id="5"/>
     </w:p>
@@ -2892,21 +2913,7 @@
           <w:rFonts w:ascii="Times New Roman" w:hAnsi="Times New Roman" w:cs="Times New Roman"/>
           <w:lang w:val="en-US"/>
         </w:rPr>
-        <w:t>Lập lệnh sửa chữa</w:t>
-      </w:r>
-      <w:r>
-        <w:rPr>
-          <w:rFonts w:ascii="Times New Roman" w:hAnsi="Times New Roman" w:cs="Times New Roman"/>
-          <w:lang w:val="en-US"/>
-        </w:rPr>
-        <w:t xml:space="preserve"> khi có xe vào xưởng sửa chữa</w:t>
-      </w:r>
-      <w:r>
-        <w:rPr>
-          <w:rFonts w:ascii="Times New Roman" w:hAnsi="Times New Roman" w:cs="Times New Roman"/>
-          <w:lang w:val="en-US"/>
-        </w:rPr>
-        <w:t>.</w:t>
+        <w:t>Lập lệnh sửa chữa khi có xe vào xưởng sửa chữa.</w:t>
       </w:r>
     </w:p>
     <w:p>
@@ -2964,7 +2971,7 @@
           <w:lang w:val="en-US"/>
         </w:rPr>
       </w:pPr>
-      <w:bookmarkStart w:id="6" w:name="_Toc237078556"/>
+      <w:bookmarkStart w:id="6" w:name="_Toc243925885"/>
       <w:r>
         <w:rPr>
           <w:rFonts w:ascii="Times New Roman" w:hAnsi="Times New Roman" w:cs="Times New Roman"/>
@@ -3041,7 +3048,7 @@
           <w:lang w:val="en-US"/>
         </w:rPr>
       </w:pPr>
-      <w:bookmarkStart w:id="7" w:name="_Toc237078557"/>
+      <w:bookmarkStart w:id="7" w:name="_Toc243925886"/>
       <w:r>
         <w:rPr>
           <w:rFonts w:ascii="Times New Roman" w:hAnsi="Times New Roman" w:cs="Times New Roman"/>
@@ -3050,7 +3057,6 @@
           <w:szCs w:val="24"/>
           <w:lang w:val="en-US"/>
         </w:rPr>
-        <w:lastRenderedPageBreak/>
         <w:t>Thao tác thực hiện</w:t>
       </w:r>
       <w:bookmarkEnd w:id="7"/>
@@ -3190,14 +3196,7 @@
           <w:rFonts w:ascii="Times New Roman" w:hAnsi="Times New Roman" w:cs="Times New Roman"/>
           <w:lang w:val="en-US"/>
         </w:rPr>
-        <w:t>, cập nhật đủ thông tin gồm: Thông tin khách hàng, thông tin công việc sửa chữa, thông tin VTPT (nếu có)</w:t>
-      </w:r>
-      <w:r>
-        <w:rPr>
-          <w:rFonts w:ascii="Times New Roman" w:hAnsi="Times New Roman" w:cs="Times New Roman"/>
-          <w:lang w:val="en-US"/>
-        </w:rPr>
-        <w:t>.</w:t>
+        <w:t>, cập nhật đủ thông tin gồm: Thông tin khách hàng, thông tin công việc sửa chữa, thông tin VTPT (nếu có).</w:t>
       </w:r>
     </w:p>
     <w:p>
@@ -3284,35 +3283,7 @@
           <w:rFonts w:ascii="Times New Roman" w:hAnsi="Times New Roman" w:cs="Times New Roman"/>
           <w:lang w:val="en-US"/>
         </w:rPr>
-        <w:t>Nếu đã có báo giá, User t</w:t>
-      </w:r>
-      <w:r>
-        <w:rPr>
-          <w:rFonts w:ascii="Times New Roman" w:hAnsi="Times New Roman" w:cs="Times New Roman"/>
-          <w:lang w:val="en-US"/>
-        </w:rPr>
-        <w:t>ìm kiếm báo giá</w:t>
-      </w:r>
-      <w:r>
-        <w:rPr>
-          <w:rFonts w:ascii="Times New Roman" w:hAnsi="Times New Roman" w:cs="Times New Roman"/>
-          <w:lang w:val="en-US"/>
-        </w:rPr>
-        <w:t xml:space="preserve">, </w:t>
-      </w:r>
-      <w:r>
-        <w:rPr>
-          <w:rFonts w:ascii="Times New Roman" w:hAnsi="Times New Roman" w:cs="Times New Roman"/>
-          <w:lang w:val="en-US"/>
-        </w:rPr>
-        <w:t>C</w:t>
-      </w:r>
-      <w:r>
-        <w:rPr>
-          <w:rFonts w:ascii="Times New Roman" w:hAnsi="Times New Roman" w:cs="Times New Roman"/>
-          <w:lang w:val="en-US"/>
-        </w:rPr>
-        <w:t xml:space="preserve">lick </w:t>
+        <w:t xml:space="preserve">Nếu đã có báo giá, User tìm kiếm báo giá, Click </w:t>
       </w:r>
       <w:r>
         <w:rPr>
@@ -3380,21 +3351,7 @@
           <w:rFonts w:ascii="Times New Roman" w:hAnsi="Times New Roman" w:cs="Times New Roman"/>
           <w:lang w:val="en-US"/>
         </w:rPr>
-        <w:t>C</w:t>
-      </w:r>
-      <w:r>
-        <w:rPr>
-          <w:rFonts w:ascii="Times New Roman" w:hAnsi="Times New Roman" w:cs="Times New Roman"/>
-          <w:lang w:val="en-US"/>
-        </w:rPr>
-        <w:t>họn</w:t>
-      </w:r>
-      <w:r>
-        <w:rPr>
-          <w:rFonts w:ascii="Times New Roman" w:hAnsi="Times New Roman" w:cs="Times New Roman"/>
-          <w:lang w:val="en-US"/>
-        </w:rPr>
-        <w:t xml:space="preserve"> chấp nhận.</w:t>
+        <w:t>Chọn chấp nhận.</w:t>
       </w:r>
       <w:r>
         <w:rPr>
@@ -3475,35 +3432,7 @@
           <w:rFonts w:ascii="Times New Roman" w:hAnsi="Times New Roman" w:cs="Times New Roman"/>
           <w:lang w:val="en-US"/>
         </w:rPr>
-        <w:t xml:space="preserve">User lựa chọn </w:t>
-      </w:r>
-      <w:r>
-        <w:rPr>
-          <w:rFonts w:ascii="Times New Roman" w:hAnsi="Times New Roman" w:cs="Times New Roman"/>
-          <w:lang w:val="en-US"/>
-        </w:rPr>
-        <w:t xml:space="preserve">mức </w:t>
-      </w:r>
-      <w:r>
-        <w:rPr>
-          <w:rFonts w:ascii="Times New Roman" w:hAnsi="Times New Roman" w:cs="Times New Roman"/>
-          <w:lang w:val="en-US"/>
-        </w:rPr>
-        <w:t>xử lý</w:t>
-      </w:r>
-      <w:r>
-        <w:rPr>
-          <w:rFonts w:ascii="Times New Roman" w:hAnsi="Times New Roman" w:cs="Times New Roman"/>
-          <w:lang w:val="en-US"/>
-        </w:rPr>
-        <w:t xml:space="preserve"> </w:t>
-      </w:r>
-      <w:r>
-        <w:rPr>
-          <w:rFonts w:ascii="Times New Roman" w:hAnsi="Times New Roman" w:cs="Times New Roman"/>
-          <w:lang w:val="en-US"/>
-        </w:rPr>
-        <w:t>“</w:t>
+        <w:t>User lựa chọn mức xử lý “</w:t>
       </w:r>
       <w:r>
         <w:rPr>
@@ -3538,7 +3467,6 @@
           <w:rFonts w:ascii="Times New Roman" w:hAnsi="Times New Roman" w:cs="Times New Roman"/>
           <w:lang w:val="en-US"/>
         </w:rPr>
-        <w:lastRenderedPageBreak/>
         <w:t xml:space="preserve">Nếu khách hàng có bảo hiểm thì User click </w:t>
       </w:r>
       <w:r>
@@ -3587,56 +3515,7 @@
           <w:rFonts w:ascii="Times New Roman" w:hAnsi="Times New Roman" w:cs="Times New Roman"/>
           <w:lang w:val="en-US"/>
         </w:rPr>
-        <w:t xml:space="preserve"> hệ thống hiển thị </w:t>
-      </w:r>
-      <w:r>
-        <w:rPr>
-          <w:rFonts w:ascii="Times New Roman" w:hAnsi="Times New Roman" w:cs="Times New Roman"/>
-          <w:lang w:val="en-US"/>
-        </w:rPr>
-        <w:t xml:space="preserve">màn hình bảo hiểm </w:t>
-      </w:r>
-      <w:r>
-        <w:rPr>
-          <w:rFonts w:ascii="Times New Roman" w:hAnsi="Times New Roman" w:cs="Times New Roman"/>
-          <w:lang w:val="en-US"/>
-        </w:rPr>
-        <w:t>User</w:t>
-      </w:r>
-      <w:r>
-        <w:rPr>
-          <w:rFonts w:ascii="Times New Roman" w:hAnsi="Times New Roman" w:cs="Times New Roman"/>
-          <w:lang w:val="en-US"/>
-        </w:rPr>
-        <w:t xml:space="preserve"> cần nhập</w:t>
-      </w:r>
-      <w:r>
-        <w:rPr>
-          <w:rFonts w:ascii="Times New Roman" w:hAnsi="Times New Roman" w:cs="Times New Roman"/>
-          <w:lang w:val="en-US"/>
-        </w:rPr>
-        <w:t xml:space="preserve"> các trường: </w:t>
-      </w:r>
-      <w:r>
-        <w:rPr>
-          <w:rFonts w:ascii="Times New Roman" w:hAnsi="Times New Roman" w:cs="Times New Roman"/>
-          <w:lang w:val="en-US"/>
-        </w:rPr>
-        <w:t xml:space="preserve"> ngày mua và đơn vị bảo hiểm </w:t>
-      </w:r>
-      <w:r>
-        <w:rPr>
-          <w:rFonts w:ascii="Times New Roman" w:hAnsi="Times New Roman" w:cs="Times New Roman"/>
-          <w:lang w:val="en-US"/>
-        </w:rPr>
-        <w:t>sau đó</w:t>
-      </w:r>
-      <w:r>
-        <w:rPr>
-          <w:rFonts w:ascii="Times New Roman" w:hAnsi="Times New Roman" w:cs="Times New Roman"/>
-          <w:lang w:val="en-US"/>
-        </w:rPr>
-        <w:t xml:space="preserve"> ấn lưu.</w:t>
+        <w:t xml:space="preserve"> hệ thống hiển thị màn hình bảo hiểm User cần nhập các trường:  ngày mua và đơn vị bảo hiểm sau đó ấn lưu.</w:t>
       </w:r>
       <w:r>
         <w:rPr>
@@ -3791,21 +3670,7 @@
           <w:rFonts w:ascii="Times New Roman" w:hAnsi="Times New Roman" w:cs="Times New Roman"/>
           <w:lang w:val="en-US"/>
         </w:rPr>
-        <w:t>Hệ thống sẽ tự sinh ra Số R/O</w:t>
-      </w:r>
-      <w:r>
-        <w:rPr>
-          <w:rFonts w:ascii="Times New Roman" w:hAnsi="Times New Roman" w:cs="Times New Roman"/>
-          <w:lang w:val="en-US"/>
-        </w:rPr>
-        <w:t>.</w:t>
-      </w:r>
-      <w:r>
-        <w:rPr>
-          <w:rFonts w:ascii="Times New Roman" w:hAnsi="Times New Roman" w:cs="Times New Roman"/>
-          <w:lang w:val="en-US"/>
-        </w:rPr>
-        <w:t xml:space="preserve"> </w:t>
+        <w:t xml:space="preserve">Hệ thống sẽ tự sinh ra Số R/O. </w:t>
       </w:r>
       <w:r>
         <w:rPr>
@@ -3866,56 +3731,7 @@
           <w:rFonts w:ascii="Times New Roman" w:hAnsi="Times New Roman" w:cs="Times New Roman"/>
           <w:lang w:val="en-US"/>
         </w:rPr>
-        <w:t xml:space="preserve">User </w:t>
-      </w:r>
-      <w:r>
-        <w:rPr>
-          <w:rFonts w:ascii="Times New Roman" w:hAnsi="Times New Roman" w:cs="Times New Roman"/>
-          <w:lang w:val="en-US"/>
-        </w:rPr>
-        <w:t>thực hiện In</w:t>
-      </w:r>
-      <w:r>
-        <w:rPr>
-          <w:rFonts w:ascii="Times New Roman" w:hAnsi="Times New Roman" w:cs="Times New Roman"/>
-          <w:lang w:val="en-US"/>
-        </w:rPr>
-        <w:t xml:space="preserve"> lệnh sửa chữa để </w:t>
-      </w:r>
-      <w:r>
-        <w:rPr>
-          <w:rFonts w:ascii="Times New Roman" w:hAnsi="Times New Roman" w:cs="Times New Roman"/>
-          <w:lang w:val="en-US"/>
-        </w:rPr>
-        <w:t>C</w:t>
-      </w:r>
-      <w:r>
-        <w:rPr>
-          <w:rFonts w:ascii="Times New Roman" w:hAnsi="Times New Roman" w:cs="Times New Roman"/>
-          <w:lang w:val="en-US"/>
-        </w:rPr>
-        <w:t>hạy tiến độ</w:t>
-      </w:r>
-      <w:r>
-        <w:rPr>
-          <w:rFonts w:ascii="Times New Roman" w:hAnsi="Times New Roman" w:cs="Times New Roman"/>
-          <w:lang w:val="en-US"/>
-        </w:rPr>
-        <w:t xml:space="preserve"> sửa chữa</w:t>
-      </w:r>
-      <w:r>
-        <w:rPr>
-          <w:rFonts w:ascii="Times New Roman" w:hAnsi="Times New Roman" w:cs="Times New Roman"/>
-          <w:lang w:val="en-US"/>
-        </w:rPr>
-        <w:t xml:space="preserve"> và xuất kho Vật tư/phụ tùng</w:t>
-      </w:r>
-      <w:r>
-        <w:rPr>
-          <w:rFonts w:ascii="Times New Roman" w:hAnsi="Times New Roman" w:cs="Times New Roman"/>
-          <w:lang w:val="en-US"/>
-        </w:rPr>
-        <w:t>.</w:t>
+        <w:t>User thực hiện In lệnh sửa chữa để Chạy tiến độ sửa chữa và xuất kho Vật tư/phụ tùng.</w:t>
       </w:r>
     </w:p>
     <w:p>
@@ -3997,7 +3813,8 @@
           <w:lang w:val="en-US"/>
         </w:rPr>
       </w:pPr>
-      <w:bookmarkStart w:id="8" w:name="_Toc237078558"/>
+      <w:bookmarkStart w:id="8" w:name="_Toc237078601"/>
+      <w:bookmarkStart w:id="9" w:name="_Toc243925887"/>
       <w:r>
         <w:rPr>
           <w:rFonts w:ascii="Times New Roman" w:hAnsi="Times New Roman" w:cs="Times New Roman"/>
@@ -4008,8 +3825,7 @@
           <w:szCs w:val="24"/>
           <w:lang w:val="en-US"/>
         </w:rPr>
-        <w:lastRenderedPageBreak/>
-        <w:t xml:space="preserve">Nghiệm thu </w:t>
+        <w:t>C</w:t>
       </w:r>
       <w:r>
         <w:rPr>
@@ -4021,9 +3837,3724 @@
           <w:szCs w:val="24"/>
           <w:lang w:val="en-US"/>
         </w:rPr>
-        <w:t>lệnh sửa chữa</w:t>
+        <w:t>ậ</w:t>
+      </w:r>
+      <w:r>
+        <w:rPr>
+          <w:rFonts w:ascii="Times New Roman" w:hAnsi="Times New Roman" w:cs="Times New Roman"/>
+          <w:b/>
+          <w:bCs/>
+          <w:color w:val="auto"/>
+          <w:sz w:val="24"/>
+          <w:szCs w:val="24"/>
+          <w:lang w:val="en-US"/>
+        </w:rPr>
+        <w:t>p nh</w:t>
+      </w:r>
+      <w:r>
+        <w:rPr>
+          <w:rFonts w:ascii="Times New Roman" w:hAnsi="Times New Roman" w:cs="Times New Roman"/>
+          <w:b/>
+          <w:bCs/>
+          <w:color w:val="auto"/>
+          <w:sz w:val="24"/>
+          <w:szCs w:val="24"/>
+          <w:lang w:val="en-US"/>
+        </w:rPr>
+        <w:t>ậ</w:t>
+      </w:r>
+      <w:r>
+        <w:rPr>
+          <w:rFonts w:ascii="Times New Roman" w:hAnsi="Times New Roman" w:cs="Times New Roman"/>
+          <w:b/>
+          <w:bCs/>
+          <w:color w:val="auto"/>
+          <w:sz w:val="24"/>
+          <w:szCs w:val="24"/>
+          <w:lang w:val="en-US"/>
+        </w:rPr>
+        <w:t>t chi</w:t>
+      </w:r>
+      <w:r>
+        <w:rPr>
+          <w:rFonts w:ascii="Times New Roman" w:hAnsi="Times New Roman" w:cs="Times New Roman"/>
+          <w:b/>
+          <w:bCs/>
+          <w:color w:val="auto"/>
+          <w:sz w:val="24"/>
+          <w:szCs w:val="24"/>
+          <w:lang w:val="en-US"/>
+        </w:rPr>
+        <w:t>ế</w:t>
+      </w:r>
+      <w:r>
+        <w:rPr>
+          <w:rFonts w:ascii="Times New Roman" w:hAnsi="Times New Roman" w:cs="Times New Roman"/>
+          <w:b/>
+          <w:bCs/>
+          <w:color w:val="auto"/>
+          <w:sz w:val="24"/>
+          <w:szCs w:val="24"/>
+          <w:lang w:val="en-US"/>
+        </w:rPr>
+        <w:t>n d</w:t>
+      </w:r>
+      <w:r>
+        <w:rPr>
+          <w:rFonts w:ascii="Times New Roman" w:hAnsi="Times New Roman" w:cs="Times New Roman"/>
+          <w:b/>
+          <w:bCs/>
+          <w:color w:val="auto"/>
+          <w:sz w:val="24"/>
+          <w:szCs w:val="24"/>
+          <w:lang w:val="en-US"/>
+        </w:rPr>
+        <w:t>ị</w:t>
+      </w:r>
+      <w:r>
+        <w:rPr>
+          <w:rFonts w:ascii="Times New Roman" w:hAnsi="Times New Roman" w:cs="Times New Roman"/>
+          <w:b/>
+          <w:bCs/>
+          <w:color w:val="auto"/>
+          <w:sz w:val="24"/>
+          <w:szCs w:val="24"/>
+          <w:lang w:val="en-US"/>
+        </w:rPr>
+        <w:t>ch trên l</w:t>
+      </w:r>
+      <w:r>
+        <w:rPr>
+          <w:rFonts w:ascii="Times New Roman" w:hAnsi="Times New Roman" w:cs="Times New Roman"/>
+          <w:b/>
+          <w:bCs/>
+          <w:color w:val="auto"/>
+          <w:sz w:val="24"/>
+          <w:szCs w:val="24"/>
+          <w:lang w:val="en-US"/>
+        </w:rPr>
+        <w:t>ệ</w:t>
+      </w:r>
+      <w:r>
+        <w:rPr>
+          <w:rFonts w:ascii="Times New Roman" w:hAnsi="Times New Roman" w:cs="Times New Roman"/>
+          <w:b/>
+          <w:bCs/>
+          <w:color w:val="auto"/>
+          <w:sz w:val="24"/>
+          <w:szCs w:val="24"/>
+          <w:lang w:val="en-US"/>
+        </w:rPr>
+        <w:t>nh s</w:t>
+      </w:r>
+      <w:r>
+        <w:rPr>
+          <w:rFonts w:ascii="Times New Roman" w:hAnsi="Times New Roman" w:cs="Times New Roman"/>
+          <w:b/>
+          <w:bCs/>
+          <w:color w:val="auto"/>
+          <w:sz w:val="24"/>
+          <w:szCs w:val="24"/>
+          <w:lang w:val="en-US"/>
+        </w:rPr>
+        <w:t>ử</w:t>
+      </w:r>
+      <w:r>
+        <w:rPr>
+          <w:rFonts w:ascii="Times New Roman" w:hAnsi="Times New Roman" w:cs="Times New Roman"/>
+          <w:b/>
+          <w:bCs/>
+          <w:color w:val="auto"/>
+          <w:sz w:val="24"/>
+          <w:szCs w:val="24"/>
+          <w:lang w:val="en-US"/>
+        </w:rPr>
+        <w:t>a ch</w:t>
+      </w:r>
+      <w:r>
+        <w:rPr>
+          <w:rFonts w:ascii="Times New Roman" w:hAnsi="Times New Roman" w:cs="Times New Roman"/>
+          <w:b/>
+          <w:bCs/>
+          <w:color w:val="auto"/>
+          <w:sz w:val="24"/>
+          <w:szCs w:val="24"/>
+          <w:lang w:val="en-US"/>
+        </w:rPr>
+        <w:t>ữ</w:t>
+      </w:r>
+      <w:r>
+        <w:rPr>
+          <w:rFonts w:ascii="Times New Roman" w:hAnsi="Times New Roman" w:cs="Times New Roman"/>
+          <w:b/>
+          <w:bCs/>
+          <w:color w:val="auto"/>
+          <w:sz w:val="24"/>
+          <w:szCs w:val="24"/>
+          <w:lang w:val="en-US"/>
+        </w:rPr>
+        <w:t>a</w:t>
       </w:r>
       <w:bookmarkEnd w:id="8"/>
+      <w:bookmarkEnd w:id="9"/>
+    </w:p>
+    <w:p>
+      <w:pPr>
+        <w:pStyle w:val="Heading2"/>
+        <w:numPr>
+          <w:ilvl w:val="0"/>
+          <w:numId w:val="9"/>
+        </w:numPr>
+        <w:rPr>
+          <w:rFonts w:ascii="Times New Roman" w:hAnsi="Times New Roman" w:cs="Times New Roman"/>
+          <w:color w:val="auto"/>
+          <w:sz w:val="24"/>
+          <w:szCs w:val="24"/>
+          <w:lang w:val="en-US"/>
+        </w:rPr>
+      </w:pPr>
+      <w:bookmarkStart w:id="10" w:name="_Toc237078602"/>
+      <w:bookmarkStart w:id="11" w:name="_Toc243925888"/>
+      <w:r>
+        <w:rPr>
+          <w:rFonts w:ascii="Times New Roman" w:hAnsi="Times New Roman" w:cs="Times New Roman"/>
+          <w:color w:val="auto"/>
+          <w:sz w:val="24"/>
+          <w:szCs w:val="24"/>
+          <w:lang w:val="en-US"/>
+        </w:rPr>
+        <w:t>M</w:t>
+      </w:r>
+      <w:r>
+        <w:rPr>
+          <w:rFonts w:ascii="Times New Roman" w:hAnsi="Times New Roman" w:cs="Times New Roman"/>
+          <w:color w:val="auto"/>
+          <w:sz w:val="24"/>
+          <w:szCs w:val="24"/>
+          <w:lang w:val="en-US"/>
+        </w:rPr>
+        <w:t>ụ</w:t>
+      </w:r>
+      <w:r>
+        <w:rPr>
+          <w:rFonts w:ascii="Times New Roman" w:hAnsi="Times New Roman" w:cs="Times New Roman"/>
+          <w:color w:val="auto"/>
+          <w:sz w:val="24"/>
+          <w:szCs w:val="24"/>
+          <w:lang w:val="en-US"/>
+        </w:rPr>
+        <w:t>c đích</w:t>
+      </w:r>
+      <w:bookmarkEnd w:id="10"/>
+      <w:bookmarkEnd w:id="11"/>
+    </w:p>
+    <w:p>
+      <w:pPr>
+        <w:pStyle w:val="ListParagraph"/>
+        <w:numPr>
+          <w:ilvl w:val="0"/>
+          <w:numId w:val="4"/>
+        </w:numPr>
+        <w:rPr>
+          <w:rFonts w:ascii="Times New Roman" w:hAnsi="Times New Roman" w:cs="Times New Roman"/>
+          <w:lang w:val="en-US"/>
+        </w:rPr>
+      </w:pPr>
+      <w:r>
+        <w:rPr>
+          <w:rFonts w:ascii="Times New Roman" w:hAnsi="Times New Roman" w:cs="Times New Roman"/>
+          <w:lang w:val="en-US"/>
+        </w:rPr>
+        <w:t>Ghi nh</w:t>
+      </w:r>
+      <w:r>
+        <w:rPr>
+          <w:rFonts w:ascii="Times New Roman" w:hAnsi="Times New Roman" w:cs="Times New Roman"/>
+          <w:lang w:val="en-US"/>
+        </w:rPr>
+        <w:t>ậ</w:t>
+      </w:r>
+      <w:r>
+        <w:rPr>
+          <w:rFonts w:ascii="Times New Roman" w:hAnsi="Times New Roman" w:cs="Times New Roman"/>
+          <w:lang w:val="en-US"/>
+        </w:rPr>
+        <w:t>n xe vào xư</w:t>
+      </w:r>
+      <w:r>
+        <w:rPr>
+          <w:rFonts w:ascii="Times New Roman" w:hAnsi="Times New Roman" w:cs="Times New Roman"/>
+          <w:lang w:val="en-US"/>
+        </w:rPr>
+        <w:t>ở</w:t>
+      </w:r>
+      <w:r>
+        <w:rPr>
+          <w:rFonts w:ascii="Times New Roman" w:hAnsi="Times New Roman" w:cs="Times New Roman"/>
+          <w:lang w:val="en-US"/>
+        </w:rPr>
+        <w:t>ng có th</w:t>
+      </w:r>
+      <w:r>
+        <w:rPr>
+          <w:rFonts w:ascii="Times New Roman" w:hAnsi="Times New Roman" w:cs="Times New Roman"/>
+          <w:lang w:val="en-US"/>
+        </w:rPr>
+        <w:t>ự</w:t>
+      </w:r>
+      <w:r>
+        <w:rPr>
+          <w:rFonts w:ascii="Times New Roman" w:hAnsi="Times New Roman" w:cs="Times New Roman"/>
+          <w:lang w:val="en-US"/>
+        </w:rPr>
+        <w:t>c hi</w:t>
+      </w:r>
+      <w:r>
+        <w:rPr>
+          <w:rFonts w:ascii="Times New Roman" w:hAnsi="Times New Roman" w:cs="Times New Roman"/>
+          <w:lang w:val="en-US"/>
+        </w:rPr>
+        <w:t>ệ</w:t>
+      </w:r>
+      <w:r>
+        <w:rPr>
+          <w:rFonts w:ascii="Times New Roman" w:hAnsi="Times New Roman" w:cs="Times New Roman"/>
+          <w:lang w:val="en-US"/>
+        </w:rPr>
+        <w:t>n chi</w:t>
+      </w:r>
+      <w:r>
+        <w:rPr>
+          <w:rFonts w:ascii="Times New Roman" w:hAnsi="Times New Roman" w:cs="Times New Roman"/>
+          <w:lang w:val="en-US"/>
+        </w:rPr>
+        <w:t>ế</w:t>
+      </w:r>
+      <w:r>
+        <w:rPr>
+          <w:rFonts w:ascii="Times New Roman" w:hAnsi="Times New Roman" w:cs="Times New Roman"/>
+          <w:lang w:val="en-US"/>
+        </w:rPr>
+        <w:t>n d</w:t>
+      </w:r>
+      <w:r>
+        <w:rPr>
+          <w:rFonts w:ascii="Times New Roman" w:hAnsi="Times New Roman" w:cs="Times New Roman"/>
+          <w:lang w:val="en-US"/>
+        </w:rPr>
+        <w:t>ị</w:t>
+      </w:r>
+      <w:r>
+        <w:rPr>
+          <w:rFonts w:ascii="Times New Roman" w:hAnsi="Times New Roman" w:cs="Times New Roman"/>
+          <w:lang w:val="en-US"/>
+        </w:rPr>
+        <w:t>ch c</w:t>
+      </w:r>
+      <w:r>
+        <w:rPr>
+          <w:rFonts w:ascii="Times New Roman" w:hAnsi="Times New Roman" w:cs="Times New Roman"/>
+          <w:lang w:val="en-US"/>
+        </w:rPr>
+        <w:t>ủ</w:t>
+      </w:r>
+      <w:r>
+        <w:rPr>
+          <w:rFonts w:ascii="Times New Roman" w:hAnsi="Times New Roman" w:cs="Times New Roman"/>
+          <w:lang w:val="en-US"/>
+        </w:rPr>
+        <w:t>a hãng.</w:t>
+      </w:r>
+    </w:p>
+    <w:p>
+      <w:pPr>
+        <w:pStyle w:val="ListParagraph"/>
+        <w:numPr>
+          <w:ilvl w:val="0"/>
+          <w:numId w:val="4"/>
+        </w:numPr>
+        <w:rPr>
+          <w:rFonts w:ascii="Times New Roman" w:hAnsi="Times New Roman" w:cs="Times New Roman"/>
+          <w:lang w:val="en-US"/>
+        </w:rPr>
+      </w:pPr>
+      <w:r>
+        <w:rPr>
+          <w:rFonts w:ascii="Times New Roman" w:hAnsi="Times New Roman" w:cs="Times New Roman"/>
+          <w:lang w:val="en-US"/>
+        </w:rPr>
+        <w:t>Làm căn c</w:t>
+      </w:r>
+      <w:r>
+        <w:rPr>
+          <w:rFonts w:ascii="Times New Roman" w:hAnsi="Times New Roman" w:cs="Times New Roman"/>
+          <w:lang w:val="en-US"/>
+        </w:rPr>
+        <w:t>ứ</w:t>
+      </w:r>
+      <w:r>
+        <w:rPr>
+          <w:rFonts w:ascii="Times New Roman" w:hAnsi="Times New Roman" w:cs="Times New Roman"/>
+          <w:lang w:val="en-US"/>
+        </w:rPr>
+        <w:t xml:space="preserve"> cho báo cáo k</w:t>
+      </w:r>
+      <w:r>
+        <w:rPr>
+          <w:rFonts w:ascii="Times New Roman" w:hAnsi="Times New Roman" w:cs="Times New Roman"/>
+          <w:lang w:val="en-US"/>
+        </w:rPr>
+        <w:t>ế</w:t>
+      </w:r>
+      <w:r>
+        <w:rPr>
+          <w:rFonts w:ascii="Times New Roman" w:hAnsi="Times New Roman" w:cs="Times New Roman"/>
+          <w:lang w:val="en-US"/>
+        </w:rPr>
+        <w:t>t qu</w:t>
+      </w:r>
+      <w:r>
+        <w:rPr>
+          <w:rFonts w:ascii="Times New Roman" w:hAnsi="Times New Roman" w:cs="Times New Roman"/>
+          <w:lang w:val="en-US"/>
+        </w:rPr>
+        <w:t>ả</w:t>
+      </w:r>
+      <w:r>
+        <w:rPr>
+          <w:rFonts w:ascii="Times New Roman" w:hAnsi="Times New Roman" w:cs="Times New Roman"/>
+          <w:lang w:val="en-US"/>
+        </w:rPr>
+        <w:t xml:space="preserve"> th</w:t>
+      </w:r>
+      <w:r>
+        <w:rPr>
+          <w:rFonts w:ascii="Times New Roman" w:hAnsi="Times New Roman" w:cs="Times New Roman"/>
+          <w:lang w:val="en-US"/>
+        </w:rPr>
+        <w:t>ự</w:t>
+      </w:r>
+      <w:r>
+        <w:rPr>
+          <w:rFonts w:ascii="Times New Roman" w:hAnsi="Times New Roman" w:cs="Times New Roman"/>
+          <w:lang w:val="en-US"/>
+        </w:rPr>
+        <w:t>c hi</w:t>
+      </w:r>
+      <w:r>
+        <w:rPr>
+          <w:rFonts w:ascii="Times New Roman" w:hAnsi="Times New Roman" w:cs="Times New Roman"/>
+          <w:lang w:val="en-US"/>
+        </w:rPr>
+        <w:t>ệ</w:t>
+      </w:r>
+      <w:r>
+        <w:rPr>
+          <w:rFonts w:ascii="Times New Roman" w:hAnsi="Times New Roman" w:cs="Times New Roman"/>
+          <w:lang w:val="en-US"/>
+        </w:rPr>
+        <w:t>n chi</w:t>
+      </w:r>
+      <w:r>
+        <w:rPr>
+          <w:rFonts w:ascii="Times New Roman" w:hAnsi="Times New Roman" w:cs="Times New Roman"/>
+          <w:lang w:val="en-US"/>
+        </w:rPr>
+        <w:t>ế</w:t>
+      </w:r>
+      <w:r>
+        <w:rPr>
+          <w:rFonts w:ascii="Times New Roman" w:hAnsi="Times New Roman" w:cs="Times New Roman"/>
+          <w:lang w:val="en-US"/>
+        </w:rPr>
+        <w:t>n d</w:t>
+      </w:r>
+      <w:r>
+        <w:rPr>
+          <w:rFonts w:ascii="Times New Roman" w:hAnsi="Times New Roman" w:cs="Times New Roman"/>
+          <w:lang w:val="en-US"/>
+        </w:rPr>
+        <w:t>ị</w:t>
+      </w:r>
+      <w:r>
+        <w:rPr>
+          <w:rFonts w:ascii="Times New Roman" w:hAnsi="Times New Roman" w:cs="Times New Roman"/>
+          <w:lang w:val="en-US"/>
+        </w:rPr>
+        <w:t>ch.</w:t>
+      </w:r>
+    </w:p>
+    <w:p>
+      <w:pPr>
+        <w:pStyle w:val="Heading2"/>
+        <w:numPr>
+          <w:ilvl w:val="0"/>
+          <w:numId w:val="9"/>
+        </w:numPr>
+        <w:rPr>
+          <w:rFonts w:ascii="Times New Roman" w:hAnsi="Times New Roman" w:cs="Times New Roman"/>
+          <w:color w:val="auto"/>
+          <w:sz w:val="24"/>
+          <w:szCs w:val="24"/>
+          <w:lang w:val="en-US"/>
+        </w:rPr>
+      </w:pPr>
+      <w:bookmarkStart w:id="12" w:name="_Toc237078603"/>
+      <w:bookmarkStart w:id="13" w:name="_Toc243925889"/>
+      <w:r>
+        <w:rPr>
+          <w:rFonts w:ascii="Times New Roman" w:hAnsi="Times New Roman" w:cs="Times New Roman"/>
+          <w:color w:val="auto"/>
+          <w:sz w:val="24"/>
+          <w:szCs w:val="24"/>
+          <w:lang w:val="en-US"/>
+        </w:rPr>
+        <w:t>Đư</w:t>
+      </w:r>
+      <w:r>
+        <w:rPr>
+          <w:rFonts w:ascii="Times New Roman" w:hAnsi="Times New Roman" w:cs="Times New Roman"/>
+          <w:color w:val="auto"/>
+          <w:sz w:val="24"/>
+          <w:szCs w:val="24"/>
+          <w:lang w:val="en-US"/>
+        </w:rPr>
+        <w:t>ờ</w:t>
+      </w:r>
+      <w:r>
+        <w:rPr>
+          <w:rFonts w:ascii="Times New Roman" w:hAnsi="Times New Roman" w:cs="Times New Roman"/>
+          <w:color w:val="auto"/>
+          <w:sz w:val="24"/>
+          <w:szCs w:val="24"/>
+          <w:lang w:val="en-US"/>
+        </w:rPr>
+        <w:t>ng d</w:t>
+      </w:r>
+      <w:r>
+        <w:rPr>
+          <w:rFonts w:ascii="Times New Roman" w:hAnsi="Times New Roman" w:cs="Times New Roman"/>
+          <w:color w:val="auto"/>
+          <w:sz w:val="24"/>
+          <w:szCs w:val="24"/>
+          <w:lang w:val="en-US"/>
+        </w:rPr>
+        <w:t>ẫ</w:t>
+      </w:r>
+      <w:r>
+        <w:rPr>
+          <w:rFonts w:ascii="Times New Roman" w:hAnsi="Times New Roman" w:cs="Times New Roman"/>
+          <w:color w:val="auto"/>
+          <w:sz w:val="24"/>
+          <w:szCs w:val="24"/>
+          <w:lang w:val="en-US"/>
+        </w:rPr>
+        <w:t>n: Qu</w:t>
+      </w:r>
+      <w:r>
+        <w:rPr>
+          <w:rFonts w:ascii="Times New Roman" w:hAnsi="Times New Roman" w:cs="Times New Roman"/>
+          <w:color w:val="auto"/>
+          <w:sz w:val="24"/>
+          <w:szCs w:val="24"/>
+          <w:lang w:val="en-US"/>
+        </w:rPr>
+        <w:t>ả</w:t>
+      </w:r>
+      <w:r>
+        <w:rPr>
+          <w:rFonts w:ascii="Times New Roman" w:hAnsi="Times New Roman" w:cs="Times New Roman"/>
+          <w:color w:val="auto"/>
+          <w:sz w:val="24"/>
+          <w:szCs w:val="24"/>
+          <w:lang w:val="en-US"/>
+        </w:rPr>
+        <w:t>n lý d</w:t>
+      </w:r>
+      <w:r>
+        <w:rPr>
+          <w:rFonts w:ascii="Times New Roman" w:hAnsi="Times New Roman" w:cs="Times New Roman"/>
+          <w:color w:val="auto"/>
+          <w:sz w:val="24"/>
+          <w:szCs w:val="24"/>
+          <w:lang w:val="en-US"/>
+        </w:rPr>
+        <w:t>ị</w:t>
+      </w:r>
+      <w:r>
+        <w:rPr>
+          <w:rFonts w:ascii="Times New Roman" w:hAnsi="Times New Roman" w:cs="Times New Roman"/>
+          <w:color w:val="auto"/>
+          <w:sz w:val="24"/>
+          <w:szCs w:val="24"/>
+          <w:lang w:val="en-US"/>
+        </w:rPr>
+        <w:t>ch v</w:t>
+      </w:r>
+      <w:r>
+        <w:rPr>
+          <w:rFonts w:ascii="Times New Roman" w:hAnsi="Times New Roman" w:cs="Times New Roman"/>
+          <w:color w:val="auto"/>
+          <w:sz w:val="24"/>
+          <w:szCs w:val="24"/>
+          <w:lang w:val="en-US"/>
+        </w:rPr>
+        <w:t>ụ</w:t>
+      </w:r>
+      <w:r>
+        <w:rPr>
+          <w:rFonts w:ascii="Times New Roman" w:hAnsi="Times New Roman" w:cs="Times New Roman"/>
+          <w:color w:val="auto"/>
+          <w:sz w:val="24"/>
+          <w:szCs w:val="24"/>
+          <w:lang w:val="en-US"/>
+        </w:rPr>
+        <w:t xml:space="preserve"> \ S</w:t>
+      </w:r>
+      <w:r>
+        <w:rPr>
+          <w:rFonts w:ascii="Times New Roman" w:hAnsi="Times New Roman" w:cs="Times New Roman"/>
+          <w:color w:val="auto"/>
+          <w:sz w:val="24"/>
+          <w:szCs w:val="24"/>
+          <w:lang w:val="en-US"/>
+        </w:rPr>
+        <w:t>ử</w:t>
+      </w:r>
+      <w:r>
+        <w:rPr>
+          <w:rFonts w:ascii="Times New Roman" w:hAnsi="Times New Roman" w:cs="Times New Roman"/>
+          <w:color w:val="auto"/>
+          <w:sz w:val="24"/>
+          <w:szCs w:val="24"/>
+          <w:lang w:val="en-US"/>
+        </w:rPr>
+        <w:t>a ch</w:t>
+      </w:r>
+      <w:r>
+        <w:rPr>
+          <w:rFonts w:ascii="Times New Roman" w:hAnsi="Times New Roman" w:cs="Times New Roman"/>
+          <w:color w:val="auto"/>
+          <w:sz w:val="24"/>
+          <w:szCs w:val="24"/>
+          <w:lang w:val="en-US"/>
+        </w:rPr>
+        <w:t>ữ</w:t>
+      </w:r>
+      <w:r>
+        <w:rPr>
+          <w:rFonts w:ascii="Times New Roman" w:hAnsi="Times New Roman" w:cs="Times New Roman"/>
+          <w:color w:val="auto"/>
+          <w:sz w:val="24"/>
+          <w:szCs w:val="24"/>
+          <w:lang w:val="en-US"/>
+        </w:rPr>
+        <w:t>a \ L</w:t>
+      </w:r>
+      <w:r>
+        <w:rPr>
+          <w:rFonts w:ascii="Times New Roman" w:hAnsi="Times New Roman" w:cs="Times New Roman"/>
+          <w:color w:val="auto"/>
+          <w:sz w:val="24"/>
+          <w:szCs w:val="24"/>
+          <w:lang w:val="en-US"/>
+        </w:rPr>
+        <w:t>ệ</w:t>
+      </w:r>
+      <w:r>
+        <w:rPr>
+          <w:rFonts w:ascii="Times New Roman" w:hAnsi="Times New Roman" w:cs="Times New Roman"/>
+          <w:color w:val="auto"/>
+          <w:sz w:val="24"/>
+          <w:szCs w:val="24"/>
+          <w:lang w:val="en-US"/>
+        </w:rPr>
+        <w:t>nh s</w:t>
+      </w:r>
+      <w:r>
+        <w:rPr>
+          <w:rFonts w:ascii="Times New Roman" w:hAnsi="Times New Roman" w:cs="Times New Roman"/>
+          <w:color w:val="auto"/>
+          <w:sz w:val="24"/>
+          <w:szCs w:val="24"/>
+          <w:lang w:val="en-US"/>
+        </w:rPr>
+        <w:t>ử</w:t>
+      </w:r>
+      <w:r>
+        <w:rPr>
+          <w:rFonts w:ascii="Times New Roman" w:hAnsi="Times New Roman" w:cs="Times New Roman"/>
+          <w:color w:val="auto"/>
+          <w:sz w:val="24"/>
+          <w:szCs w:val="24"/>
+          <w:lang w:val="en-US"/>
+        </w:rPr>
+        <w:t>a ch</w:t>
+      </w:r>
+      <w:r>
+        <w:rPr>
+          <w:rFonts w:ascii="Times New Roman" w:hAnsi="Times New Roman" w:cs="Times New Roman"/>
+          <w:color w:val="auto"/>
+          <w:sz w:val="24"/>
+          <w:szCs w:val="24"/>
+          <w:lang w:val="en-US"/>
+        </w:rPr>
+        <w:t>ữ</w:t>
+      </w:r>
+      <w:r>
+        <w:rPr>
+          <w:rFonts w:ascii="Times New Roman" w:hAnsi="Times New Roman" w:cs="Times New Roman"/>
+          <w:color w:val="auto"/>
+          <w:sz w:val="24"/>
+          <w:szCs w:val="24"/>
+          <w:lang w:val="en-US"/>
+        </w:rPr>
+        <w:t>a.</w:t>
+      </w:r>
+      <w:bookmarkEnd w:id="12"/>
+      <w:bookmarkEnd w:id="13"/>
+    </w:p>
+    <w:p>
+      <w:pPr>
+        <w:rPr>
+          <w:rFonts w:ascii="Times New Roman" w:hAnsi="Times New Roman" w:cs="Times New Roman"/>
+          <w:lang w:val="en-US"/>
+        </w:rPr>
+      </w:pPr>
+      <w:r>
+        <w:rPr>
+          <w:rFonts w:ascii="Times New Roman" w:hAnsi="Times New Roman" w:cs="Times New Roman"/>
+          <w:lang w:val="en-GB" w:eastAsia="zh-CN"/>
+        </w:rPr>
+        <w:drawing>
+          <wp:inline distT="0" distB="0" distL="0" distR="0" wp14:anchorId="048B1FED" wp14:editId="68546E48">
+            <wp:extent cx="5731510" cy="3629025"/>
+            <wp:effectExtent l="0" t="0" r="0" b="0"/>
+            <wp:docPr id="1956460001" name="Picture 1956460001"/>
+            <wp:cNvGraphicFramePr>
+              <a:graphicFrameLocks xmlns:a="http://schemas.openxmlformats.org/drawingml/2006/main" noChangeAspect="1"/>
+            </wp:cNvGraphicFramePr>
+            <a:graphic xmlns:a="http://schemas.openxmlformats.org/drawingml/2006/main">
+              <a:graphicData uri="http://schemas.openxmlformats.org/drawingml/2006/picture">
+                <pic:pic xmlns:pic="http://schemas.openxmlformats.org/drawingml/2006/picture">
+                  <pic:nvPicPr>
+                    <pic:cNvPr id="1956460001" name=""/>
+                    <pic:cNvPicPr/>
+                  </pic:nvPicPr>
+                  <pic:blipFill>
+                    <a:blip r:embed="rId6"/>
+                    <a:stretch>
+                      <a:fillRect/>
+                    </a:stretch>
+                  </pic:blipFill>
+                  <pic:spPr>
+                    <a:xfrm>
+                      <a:off x="0" y="0"/>
+                      <a:ext cx="5731510" cy="3629025"/>
+                    </a:xfrm>
+                    <a:prstGeom prst="rect">
+                      <a:avLst/>
+                    </a:prstGeom>
+                  </pic:spPr>
+                </pic:pic>
+              </a:graphicData>
+            </a:graphic>
+          </wp:inline>
+        </w:drawing>
+      </w:r>
+    </w:p>
+    <w:p>
+      <w:pPr>
+        <w:pStyle w:val="Heading2"/>
+        <w:numPr>
+          <w:ilvl w:val="0"/>
+          <w:numId w:val="9"/>
+        </w:numPr>
+        <w:rPr>
+          <w:rFonts w:ascii="Times New Roman" w:hAnsi="Times New Roman" w:cs="Times New Roman"/>
+          <w:color w:val="auto"/>
+          <w:sz w:val="24"/>
+          <w:szCs w:val="24"/>
+          <w:lang w:val="en-US"/>
+        </w:rPr>
+      </w:pPr>
+      <w:bookmarkStart w:id="14" w:name="_Toc237078604"/>
+      <w:bookmarkStart w:id="15" w:name="_Toc243925890"/>
+      <w:r>
+        <w:rPr>
+          <w:rFonts w:ascii="Times New Roman" w:hAnsi="Times New Roman" w:cs="Times New Roman"/>
+          <w:color w:val="auto"/>
+          <w:sz w:val="24"/>
+          <w:szCs w:val="24"/>
+          <w:lang w:val="en-US"/>
+        </w:rPr>
+        <w:t>Thao tác th</w:t>
+      </w:r>
+      <w:r>
+        <w:rPr>
+          <w:rFonts w:ascii="Times New Roman" w:hAnsi="Times New Roman" w:cs="Times New Roman"/>
+          <w:color w:val="auto"/>
+          <w:sz w:val="24"/>
+          <w:szCs w:val="24"/>
+          <w:lang w:val="en-US"/>
+        </w:rPr>
+        <w:t>ự</w:t>
+      </w:r>
+      <w:r>
+        <w:rPr>
+          <w:rFonts w:ascii="Times New Roman" w:hAnsi="Times New Roman" w:cs="Times New Roman"/>
+          <w:color w:val="auto"/>
+          <w:sz w:val="24"/>
+          <w:szCs w:val="24"/>
+          <w:lang w:val="en-US"/>
+        </w:rPr>
+        <w:t>c hi</w:t>
+      </w:r>
+      <w:r>
+        <w:rPr>
+          <w:rFonts w:ascii="Times New Roman" w:hAnsi="Times New Roman" w:cs="Times New Roman"/>
+          <w:color w:val="auto"/>
+          <w:sz w:val="24"/>
+          <w:szCs w:val="24"/>
+          <w:lang w:val="en-US"/>
+        </w:rPr>
+        <w:t>ệ</w:t>
+      </w:r>
+      <w:r>
+        <w:rPr>
+          <w:rFonts w:ascii="Times New Roman" w:hAnsi="Times New Roman" w:cs="Times New Roman"/>
+          <w:color w:val="auto"/>
+          <w:sz w:val="24"/>
+          <w:szCs w:val="24"/>
+          <w:lang w:val="en-US"/>
+        </w:rPr>
+        <w:t>n</w:t>
+      </w:r>
+      <w:bookmarkEnd w:id="14"/>
+      <w:bookmarkEnd w:id="15"/>
+    </w:p>
+    <w:p>
+      <w:pPr>
+        <w:pStyle w:val="ListParagraph"/>
+        <w:numPr>
+          <w:ilvl w:val="0"/>
+          <w:numId w:val="4"/>
+        </w:numPr>
+        <w:rPr>
+          <w:rFonts w:ascii="Times New Roman" w:hAnsi="Times New Roman" w:cs="Times New Roman"/>
+          <w:lang w:val="en-US"/>
+        </w:rPr>
+      </w:pPr>
+      <w:r>
+        <w:rPr>
+          <w:rFonts w:ascii="Times New Roman" w:hAnsi="Times New Roman" w:cs="Times New Roman"/>
+          <w:lang w:val="en-US"/>
+        </w:rPr>
+        <w:t>User truy c</w:t>
+      </w:r>
+      <w:r>
+        <w:rPr>
+          <w:rFonts w:ascii="Times New Roman" w:hAnsi="Times New Roman" w:cs="Times New Roman"/>
+          <w:lang w:val="en-US"/>
+        </w:rPr>
+        <w:t>ậ</w:t>
+      </w:r>
+      <w:r>
+        <w:rPr>
+          <w:rFonts w:ascii="Times New Roman" w:hAnsi="Times New Roman" w:cs="Times New Roman"/>
+          <w:lang w:val="en-US"/>
+        </w:rPr>
+        <w:t>p phi</w:t>
+      </w:r>
+      <w:r>
+        <w:rPr>
+          <w:rFonts w:ascii="Times New Roman" w:hAnsi="Times New Roman" w:cs="Times New Roman"/>
+          <w:lang w:val="en-US"/>
+        </w:rPr>
+        <w:t>ế</w:t>
+      </w:r>
+      <w:r>
+        <w:rPr>
+          <w:rFonts w:ascii="Times New Roman" w:hAnsi="Times New Roman" w:cs="Times New Roman"/>
+          <w:lang w:val="en-US"/>
+        </w:rPr>
+        <w:t>u l</w:t>
+      </w:r>
+      <w:r>
+        <w:rPr>
+          <w:rFonts w:ascii="Times New Roman" w:hAnsi="Times New Roman" w:cs="Times New Roman"/>
+          <w:lang w:val="en-US"/>
+        </w:rPr>
+        <w:t>ệ</w:t>
+      </w:r>
+      <w:r>
+        <w:rPr>
+          <w:rFonts w:ascii="Times New Roman" w:hAnsi="Times New Roman" w:cs="Times New Roman"/>
+          <w:lang w:val="en-US"/>
+        </w:rPr>
+        <w:t>nh s</w:t>
+      </w:r>
+      <w:r>
+        <w:rPr>
+          <w:rFonts w:ascii="Times New Roman" w:hAnsi="Times New Roman" w:cs="Times New Roman"/>
+          <w:lang w:val="en-US"/>
+        </w:rPr>
+        <w:t>ử</w:t>
+      </w:r>
+      <w:r>
+        <w:rPr>
+          <w:rFonts w:ascii="Times New Roman" w:hAnsi="Times New Roman" w:cs="Times New Roman"/>
+          <w:lang w:val="en-US"/>
+        </w:rPr>
+        <w:t>a ch</w:t>
+      </w:r>
+      <w:r>
+        <w:rPr>
+          <w:rFonts w:ascii="Times New Roman" w:hAnsi="Times New Roman" w:cs="Times New Roman"/>
+          <w:lang w:val="en-US"/>
+        </w:rPr>
+        <w:t>ữ</w:t>
+      </w:r>
+      <w:r>
+        <w:rPr>
+          <w:rFonts w:ascii="Times New Roman" w:hAnsi="Times New Roman" w:cs="Times New Roman"/>
+          <w:lang w:val="en-US"/>
+        </w:rPr>
+        <w:t>a.</w:t>
+      </w:r>
+    </w:p>
+    <w:p>
+      <w:pPr>
+        <w:pStyle w:val="ListParagraph"/>
+        <w:numPr>
+          <w:ilvl w:val="0"/>
+          <w:numId w:val="4"/>
+        </w:numPr>
+        <w:rPr>
+          <w:rFonts w:ascii="Times New Roman" w:hAnsi="Times New Roman" w:cs="Times New Roman"/>
+          <w:lang w:val="en-US"/>
+        </w:rPr>
+      </w:pPr>
+      <w:r>
+        <w:rPr>
+          <w:rFonts w:ascii="Times New Roman" w:hAnsi="Times New Roman" w:cs="Times New Roman"/>
+          <w:lang w:val="en-US"/>
+        </w:rPr>
+        <w:t>V</w:t>
+      </w:r>
+      <w:r>
+        <w:rPr>
+          <w:rFonts w:ascii="Times New Roman" w:hAnsi="Times New Roman" w:cs="Times New Roman"/>
+          <w:lang w:val="en-US"/>
+        </w:rPr>
+        <w:t>ớ</w:t>
+      </w:r>
+      <w:r>
+        <w:rPr>
+          <w:rFonts w:ascii="Times New Roman" w:hAnsi="Times New Roman" w:cs="Times New Roman"/>
+          <w:lang w:val="en-US"/>
+        </w:rPr>
+        <w:t>i l</w:t>
+      </w:r>
+      <w:r>
+        <w:rPr>
+          <w:rFonts w:ascii="Times New Roman" w:hAnsi="Times New Roman" w:cs="Times New Roman"/>
+          <w:lang w:val="en-US"/>
+        </w:rPr>
+        <w:t>ệ</w:t>
+      </w:r>
+      <w:r>
+        <w:rPr>
+          <w:rFonts w:ascii="Times New Roman" w:hAnsi="Times New Roman" w:cs="Times New Roman"/>
+          <w:lang w:val="en-US"/>
+        </w:rPr>
+        <w:t>nh đã l</w:t>
+      </w:r>
+      <w:r>
+        <w:rPr>
+          <w:rFonts w:ascii="Times New Roman" w:hAnsi="Times New Roman" w:cs="Times New Roman"/>
+          <w:lang w:val="en-US"/>
+        </w:rPr>
+        <w:t>ậ</w:t>
+      </w:r>
+      <w:r>
+        <w:rPr>
+          <w:rFonts w:ascii="Times New Roman" w:hAnsi="Times New Roman" w:cs="Times New Roman"/>
+          <w:lang w:val="en-US"/>
+        </w:rPr>
+        <w:t>p, User tìm đ</w:t>
+      </w:r>
+      <w:r>
+        <w:rPr>
+          <w:rFonts w:ascii="Times New Roman" w:hAnsi="Times New Roman" w:cs="Times New Roman"/>
+          <w:lang w:val="en-US"/>
+        </w:rPr>
+        <w:t>ế</w:t>
+      </w:r>
+      <w:r>
+        <w:rPr>
+          <w:rFonts w:ascii="Times New Roman" w:hAnsi="Times New Roman" w:cs="Times New Roman"/>
+          <w:lang w:val="en-US"/>
+        </w:rPr>
+        <w:t>n l</w:t>
+      </w:r>
+      <w:r>
+        <w:rPr>
+          <w:rFonts w:ascii="Times New Roman" w:hAnsi="Times New Roman" w:cs="Times New Roman"/>
+          <w:lang w:val="en-US"/>
+        </w:rPr>
+        <w:t>ệ</w:t>
+      </w:r>
+      <w:r>
+        <w:rPr>
+          <w:rFonts w:ascii="Times New Roman" w:hAnsi="Times New Roman" w:cs="Times New Roman"/>
+          <w:lang w:val="en-US"/>
+        </w:rPr>
+        <w:t>nh c</w:t>
+      </w:r>
+      <w:r>
+        <w:rPr>
+          <w:rFonts w:ascii="Times New Roman" w:hAnsi="Times New Roman" w:cs="Times New Roman"/>
+          <w:lang w:val="en-US"/>
+        </w:rPr>
+        <w:t>ủ</w:t>
+      </w:r>
+      <w:r>
+        <w:rPr>
+          <w:rFonts w:ascii="Times New Roman" w:hAnsi="Times New Roman" w:cs="Times New Roman"/>
+          <w:lang w:val="en-US"/>
+        </w:rPr>
+        <w:t>a xe r</w:t>
+      </w:r>
+      <w:r>
+        <w:rPr>
+          <w:rFonts w:ascii="Times New Roman" w:hAnsi="Times New Roman" w:cs="Times New Roman"/>
+          <w:lang w:val="en-US"/>
+        </w:rPr>
+        <w:t>ồ</w:t>
+      </w:r>
+      <w:r>
+        <w:rPr>
+          <w:rFonts w:ascii="Times New Roman" w:hAnsi="Times New Roman" w:cs="Times New Roman"/>
+          <w:lang w:val="en-US"/>
+        </w:rPr>
+        <w:t xml:space="preserve">i click </w:t>
+      </w:r>
+      <w:r>
+        <w:rPr>
+          <w:rFonts w:ascii="Times New Roman" w:hAnsi="Times New Roman" w:cs="Times New Roman"/>
+          <w:lang w:val="en-GB" w:eastAsia="zh-CN"/>
+        </w:rPr>
+        <w:drawing>
+          <wp:inline distT="0" distB="0" distL="0" distR="0" wp14:anchorId="0A17C04A" wp14:editId="4C387B39">
+            <wp:extent cx="771525" cy="371475"/>
+            <wp:effectExtent l="0" t="0" r="0" b="0"/>
+            <wp:docPr id="1956460002" name="Picture 1956460002"/>
+            <wp:cNvGraphicFramePr>
+              <a:graphicFrameLocks xmlns:a="http://schemas.openxmlformats.org/drawingml/2006/main" noChangeAspect="1"/>
+            </wp:cNvGraphicFramePr>
+            <a:graphic xmlns:a="http://schemas.openxmlformats.org/drawingml/2006/main">
+              <a:graphicData uri="http://schemas.openxmlformats.org/drawingml/2006/picture">
+                <pic:pic xmlns:pic="http://schemas.openxmlformats.org/drawingml/2006/picture">
+                  <pic:nvPicPr>
+                    <pic:cNvPr id="1956460002" name=""/>
+                    <pic:cNvPicPr/>
+                  </pic:nvPicPr>
+                  <pic:blipFill>
+                    <a:blip r:embed="rId24"/>
+                    <a:stretch>
+                      <a:fillRect/>
+                    </a:stretch>
+                  </pic:blipFill>
+                  <pic:spPr>
+                    <a:xfrm>
+                      <a:off x="0" y="0"/>
+                      <a:ext cx="771525" cy="371475"/>
+                    </a:xfrm>
+                    <a:prstGeom prst="rect">
+                      <a:avLst/>
+                    </a:prstGeom>
+                  </pic:spPr>
+                </pic:pic>
+              </a:graphicData>
+            </a:graphic>
+          </wp:inline>
+        </w:drawing>
+      </w:r>
+      <w:r>
+        <w:rPr>
+          <w:rFonts w:ascii="Times New Roman" w:hAnsi="Times New Roman" w:cs="Times New Roman"/>
+          <w:lang w:val="en-US"/>
+        </w:rPr>
+        <w:t>. V</w:t>
+      </w:r>
+      <w:r>
+        <w:rPr>
+          <w:rFonts w:ascii="Times New Roman" w:hAnsi="Times New Roman" w:cs="Times New Roman"/>
+          <w:lang w:val="en-US"/>
+        </w:rPr>
+        <w:t>ớ</w:t>
+      </w:r>
+      <w:r>
+        <w:rPr>
+          <w:rFonts w:ascii="Times New Roman" w:hAnsi="Times New Roman" w:cs="Times New Roman"/>
+          <w:lang w:val="en-US"/>
+        </w:rPr>
+        <w:t>i l</w:t>
+      </w:r>
+      <w:r>
+        <w:rPr>
+          <w:rFonts w:ascii="Times New Roman" w:hAnsi="Times New Roman" w:cs="Times New Roman"/>
+          <w:lang w:val="en-US"/>
+        </w:rPr>
+        <w:t>ệ</w:t>
+      </w:r>
+      <w:r>
+        <w:rPr>
+          <w:rFonts w:ascii="Times New Roman" w:hAnsi="Times New Roman" w:cs="Times New Roman"/>
+          <w:lang w:val="en-US"/>
+        </w:rPr>
+        <w:t>nh m</w:t>
+      </w:r>
+      <w:r>
+        <w:rPr>
+          <w:rFonts w:ascii="Times New Roman" w:hAnsi="Times New Roman" w:cs="Times New Roman"/>
+          <w:lang w:val="en-US"/>
+        </w:rPr>
+        <w:t>ớ</w:t>
+      </w:r>
+      <w:r>
+        <w:rPr>
+          <w:rFonts w:ascii="Times New Roman" w:hAnsi="Times New Roman" w:cs="Times New Roman"/>
+          <w:lang w:val="en-US"/>
+        </w:rPr>
+        <w:t>i, User l</w:t>
+      </w:r>
+      <w:r>
+        <w:rPr>
+          <w:rFonts w:ascii="Times New Roman" w:hAnsi="Times New Roman" w:cs="Times New Roman"/>
+          <w:lang w:val="en-US"/>
+        </w:rPr>
+        <w:t>ậ</w:t>
+      </w:r>
+      <w:r>
+        <w:rPr>
+          <w:rFonts w:ascii="Times New Roman" w:hAnsi="Times New Roman" w:cs="Times New Roman"/>
+          <w:lang w:val="en-US"/>
+        </w:rPr>
+        <w:t>p l</w:t>
+      </w:r>
+      <w:r>
+        <w:rPr>
+          <w:rFonts w:ascii="Times New Roman" w:hAnsi="Times New Roman" w:cs="Times New Roman"/>
+          <w:lang w:val="en-US"/>
+        </w:rPr>
+        <w:t>ệ</w:t>
+      </w:r>
+      <w:r>
+        <w:rPr>
+          <w:rFonts w:ascii="Times New Roman" w:hAnsi="Times New Roman" w:cs="Times New Roman"/>
+          <w:lang w:val="en-US"/>
+        </w:rPr>
+        <w:t>nh theo m</w:t>
+      </w:r>
+      <w:r>
+        <w:rPr>
+          <w:rFonts w:ascii="Times New Roman" w:hAnsi="Times New Roman" w:cs="Times New Roman"/>
+          <w:lang w:val="en-US"/>
+        </w:rPr>
+        <w:t>ụ</w:t>
+      </w:r>
+      <w:r>
+        <w:rPr>
+          <w:rFonts w:ascii="Times New Roman" w:hAnsi="Times New Roman" w:cs="Times New Roman"/>
+          <w:lang w:val="en-US"/>
+        </w:rPr>
+        <w:t>c 2.</w:t>
+      </w:r>
+    </w:p>
+    <w:p>
+      <w:pPr>
+        <w:pStyle w:val="ListParagraph"/>
+        <w:numPr>
+          <w:ilvl w:val="0"/>
+          <w:numId w:val="4"/>
+        </w:numPr>
+        <w:rPr>
+          <w:rFonts w:ascii="Times New Roman" w:hAnsi="Times New Roman" w:cs="Times New Roman"/>
+          <w:lang w:val="en-US"/>
+        </w:rPr>
+      </w:pPr>
+      <w:r>
+        <w:rPr>
+          <w:rFonts w:ascii="Times New Roman" w:hAnsi="Times New Roman" w:cs="Times New Roman"/>
+          <w:lang w:val="en-US"/>
+        </w:rPr>
+        <w:t>Ki</w:t>
+      </w:r>
+      <w:r>
+        <w:rPr>
+          <w:rFonts w:ascii="Times New Roman" w:hAnsi="Times New Roman" w:cs="Times New Roman"/>
+          <w:lang w:val="en-US"/>
+        </w:rPr>
+        <w:t>ể</w:t>
+      </w:r>
+      <w:r>
+        <w:rPr>
+          <w:rFonts w:ascii="Times New Roman" w:hAnsi="Times New Roman" w:cs="Times New Roman"/>
+          <w:lang w:val="en-US"/>
+        </w:rPr>
+        <w:t>m tra ô S</w:t>
+      </w:r>
+      <w:r>
+        <w:rPr>
+          <w:rFonts w:ascii="Times New Roman" w:hAnsi="Times New Roman" w:cs="Times New Roman"/>
+          <w:lang w:val="en-US"/>
+        </w:rPr>
+        <w:t>ố</w:t>
+      </w:r>
+      <w:r>
+        <w:rPr>
+          <w:rFonts w:ascii="Times New Roman" w:hAnsi="Times New Roman" w:cs="Times New Roman"/>
+          <w:lang w:val="en-US"/>
+        </w:rPr>
+        <w:t xml:space="preserve"> khung đã có s</w:t>
+      </w:r>
+      <w:r>
+        <w:rPr>
+          <w:rFonts w:ascii="Times New Roman" w:hAnsi="Times New Roman" w:cs="Times New Roman"/>
+          <w:lang w:val="en-US"/>
+        </w:rPr>
+        <w:t>ố</w:t>
+      </w:r>
+      <w:r>
+        <w:rPr>
+          <w:rFonts w:ascii="Times New Roman" w:hAnsi="Times New Roman" w:cs="Times New Roman"/>
+          <w:lang w:val="en-US"/>
+        </w:rPr>
+        <w:t xml:space="preserve"> khung c</w:t>
+      </w:r>
+      <w:r>
+        <w:rPr>
+          <w:rFonts w:ascii="Times New Roman" w:hAnsi="Times New Roman" w:cs="Times New Roman"/>
+          <w:lang w:val="en-US"/>
+        </w:rPr>
+        <w:t>ủ</w:t>
+      </w:r>
+      <w:r>
+        <w:rPr>
+          <w:rFonts w:ascii="Times New Roman" w:hAnsi="Times New Roman" w:cs="Times New Roman"/>
+          <w:lang w:val="en-US"/>
+        </w:rPr>
+        <w:t>a xe.</w:t>
+      </w:r>
+    </w:p>
+    <w:p>
+      <w:pPr>
+        <w:pStyle w:val="ListParagraph"/>
+        <w:numPr>
+          <w:ilvl w:val="0"/>
+          <w:numId w:val="4"/>
+        </w:numPr>
+        <w:rPr>
+          <w:rFonts w:ascii="Times New Roman" w:hAnsi="Times New Roman" w:cs="Times New Roman"/>
+          <w:lang w:val="en-US"/>
+        </w:rPr>
+      </w:pPr>
+      <w:r>
+        <w:rPr>
+          <w:rFonts w:ascii="Times New Roman" w:hAnsi="Times New Roman" w:cs="Times New Roman"/>
+          <w:lang w:val="en-US"/>
+        </w:rPr>
+        <w:t>T</w:t>
+      </w:r>
+      <w:r>
+        <w:rPr>
+          <w:rFonts w:ascii="Times New Roman" w:hAnsi="Times New Roman" w:cs="Times New Roman"/>
+          <w:lang w:val="en-US"/>
+        </w:rPr>
+        <w:t>ạ</w:t>
+      </w:r>
+      <w:r>
+        <w:rPr>
+          <w:rFonts w:ascii="Times New Roman" w:hAnsi="Times New Roman" w:cs="Times New Roman"/>
+          <w:lang w:val="en-US"/>
+        </w:rPr>
+        <w:t>i ô “Chi</w:t>
+      </w:r>
+      <w:r>
+        <w:rPr>
+          <w:rFonts w:ascii="Times New Roman" w:hAnsi="Times New Roman" w:cs="Times New Roman"/>
+          <w:lang w:val="en-US"/>
+        </w:rPr>
+        <w:t>ế</w:t>
+      </w:r>
+      <w:r>
+        <w:rPr>
+          <w:rFonts w:ascii="Times New Roman" w:hAnsi="Times New Roman" w:cs="Times New Roman"/>
+          <w:lang w:val="en-US"/>
+        </w:rPr>
+        <w:t>n d</w:t>
+      </w:r>
+      <w:r>
+        <w:rPr>
+          <w:rFonts w:ascii="Times New Roman" w:hAnsi="Times New Roman" w:cs="Times New Roman"/>
+          <w:lang w:val="en-US"/>
+        </w:rPr>
+        <w:t>ị</w:t>
+      </w:r>
+      <w:r>
+        <w:rPr>
+          <w:rFonts w:ascii="Times New Roman" w:hAnsi="Times New Roman" w:cs="Times New Roman"/>
+          <w:lang w:val="en-US"/>
+        </w:rPr>
+        <w:t>ch”, User click nút “...” bên ph</w:t>
+      </w:r>
+      <w:r>
+        <w:rPr>
+          <w:rFonts w:ascii="Times New Roman" w:hAnsi="Times New Roman" w:cs="Times New Roman"/>
+          <w:lang w:val="en-US"/>
+        </w:rPr>
+        <w:t>ả</w:t>
+      </w:r>
+      <w:r>
+        <w:rPr>
+          <w:rFonts w:ascii="Times New Roman" w:hAnsi="Times New Roman" w:cs="Times New Roman"/>
+          <w:lang w:val="en-US"/>
+        </w:rPr>
+        <w:t>i.</w:t>
+      </w:r>
+    </w:p>
+    <w:p>
+      <w:pPr>
+        <w:rPr>
+          <w:rFonts w:ascii="Times New Roman" w:hAnsi="Times New Roman" w:cs="Times New Roman"/>
+          <w:lang w:val="en-US"/>
+        </w:rPr>
+      </w:pPr>
+      <w:r>
+        <w:rPr>
+          <w:rFonts w:ascii="Times New Roman" w:hAnsi="Times New Roman" w:cs="Times New Roman"/>
+          <w:lang w:val="en-GB" w:eastAsia="zh-CN"/>
+        </w:rPr>
+        <w:drawing>
+          <wp:inline distT="0" distB="0" distL="0" distR="0" wp14:anchorId="2DDC1738" wp14:editId="6F738D31">
+            <wp:extent cx="5731510" cy="2257867"/>
+            <wp:effectExtent l="0" t="0" r="0" b="0"/>
+            <wp:docPr id="1956460003" name="Picture 1956460003"/>
+            <wp:cNvGraphicFramePr>
+              <a:graphicFrameLocks xmlns:a="http://schemas.openxmlformats.org/drawingml/2006/main" noChangeAspect="1"/>
+            </wp:cNvGraphicFramePr>
+            <a:graphic xmlns:a="http://schemas.openxmlformats.org/drawingml/2006/main">
+              <a:graphicData uri="http://schemas.openxmlformats.org/drawingml/2006/picture">
+                <pic:pic xmlns:pic="http://schemas.openxmlformats.org/drawingml/2006/picture">
+                  <pic:nvPicPr>
+                    <pic:cNvPr id="1956460003" name=""/>
+                    <pic:cNvPicPr/>
+                  </pic:nvPicPr>
+                  <pic:blipFill>
+                    <a:blip r:embed="rId25"/>
+                    <a:stretch>
+                      <a:fillRect/>
+                    </a:stretch>
+                  </pic:blipFill>
+                  <pic:spPr>
+                    <a:xfrm>
+                      <a:off x="0" y="0"/>
+                      <a:ext cx="5731510" cy="2257867"/>
+                    </a:xfrm>
+                    <a:prstGeom prst="rect">
+                      <a:avLst/>
+                    </a:prstGeom>
+                  </pic:spPr>
+                </pic:pic>
+              </a:graphicData>
+            </a:graphic>
+          </wp:inline>
+        </w:drawing>
+      </w:r>
+    </w:p>
+    <w:p>
+      <w:pPr>
+        <w:pStyle w:val="ListParagraph"/>
+        <w:numPr>
+          <w:ilvl w:val="0"/>
+          <w:numId w:val="4"/>
+        </w:numPr>
+        <w:rPr>
+          <w:rFonts w:ascii="Times New Roman" w:hAnsi="Times New Roman" w:cs="Times New Roman"/>
+          <w:lang w:val="en-US"/>
+        </w:rPr>
+      </w:pPr>
+      <w:r>
+        <w:rPr>
+          <w:rFonts w:ascii="Times New Roman" w:hAnsi="Times New Roman" w:cs="Times New Roman"/>
+          <w:lang w:val="en-US"/>
+        </w:rPr>
+        <w:t>H</w:t>
+      </w:r>
+      <w:r>
+        <w:rPr>
+          <w:rFonts w:ascii="Times New Roman" w:hAnsi="Times New Roman" w:cs="Times New Roman"/>
+          <w:lang w:val="en-US"/>
+        </w:rPr>
+        <w:t>ệ</w:t>
+      </w:r>
+      <w:r>
+        <w:rPr>
+          <w:rFonts w:ascii="Times New Roman" w:hAnsi="Times New Roman" w:cs="Times New Roman"/>
+          <w:lang w:val="en-US"/>
+        </w:rPr>
+        <w:t xml:space="preserve"> th</w:t>
+      </w:r>
+      <w:r>
+        <w:rPr>
+          <w:rFonts w:ascii="Times New Roman" w:hAnsi="Times New Roman" w:cs="Times New Roman"/>
+          <w:lang w:val="en-US"/>
+        </w:rPr>
+        <w:t>ố</w:t>
+      </w:r>
+      <w:r>
+        <w:rPr>
+          <w:rFonts w:ascii="Times New Roman" w:hAnsi="Times New Roman" w:cs="Times New Roman"/>
+          <w:lang w:val="en-US"/>
+        </w:rPr>
+        <w:t>ng hi</w:t>
+      </w:r>
+      <w:r>
+        <w:rPr>
+          <w:rFonts w:ascii="Times New Roman" w:hAnsi="Times New Roman" w:cs="Times New Roman"/>
+          <w:lang w:val="en-US"/>
+        </w:rPr>
+        <w:t>ể</w:t>
+      </w:r>
+      <w:r>
+        <w:rPr>
+          <w:rFonts w:ascii="Times New Roman" w:hAnsi="Times New Roman" w:cs="Times New Roman"/>
+          <w:lang w:val="en-US"/>
+        </w:rPr>
+        <w:t>n th</w:t>
+      </w:r>
+      <w:r>
+        <w:rPr>
+          <w:rFonts w:ascii="Times New Roman" w:hAnsi="Times New Roman" w:cs="Times New Roman"/>
+          <w:lang w:val="en-US"/>
+        </w:rPr>
+        <w:t>ị</w:t>
+      </w:r>
+      <w:r>
+        <w:rPr>
+          <w:rFonts w:ascii="Times New Roman" w:hAnsi="Times New Roman" w:cs="Times New Roman"/>
+          <w:lang w:val="en-US"/>
+        </w:rPr>
+        <w:t xml:space="preserve"> danh sách các chi</w:t>
+      </w:r>
+      <w:r>
+        <w:rPr>
+          <w:rFonts w:ascii="Times New Roman" w:hAnsi="Times New Roman" w:cs="Times New Roman"/>
+          <w:lang w:val="en-US"/>
+        </w:rPr>
+        <w:t>ế</w:t>
+      </w:r>
+      <w:r>
+        <w:rPr>
+          <w:rFonts w:ascii="Times New Roman" w:hAnsi="Times New Roman" w:cs="Times New Roman"/>
+          <w:lang w:val="en-US"/>
+        </w:rPr>
+        <w:t>n d</w:t>
+      </w:r>
+      <w:r>
+        <w:rPr>
+          <w:rFonts w:ascii="Times New Roman" w:hAnsi="Times New Roman" w:cs="Times New Roman"/>
+          <w:lang w:val="en-US"/>
+        </w:rPr>
+        <w:t>ị</w:t>
+      </w:r>
+      <w:r>
+        <w:rPr>
+          <w:rFonts w:ascii="Times New Roman" w:hAnsi="Times New Roman" w:cs="Times New Roman"/>
+          <w:lang w:val="en-US"/>
+        </w:rPr>
+        <w:t>ch mà s</w:t>
+      </w:r>
+      <w:r>
+        <w:rPr>
+          <w:rFonts w:ascii="Times New Roman" w:hAnsi="Times New Roman" w:cs="Times New Roman"/>
+          <w:lang w:val="en-US"/>
+        </w:rPr>
+        <w:t>ố</w:t>
+      </w:r>
+      <w:r>
+        <w:rPr>
+          <w:rFonts w:ascii="Times New Roman" w:hAnsi="Times New Roman" w:cs="Times New Roman"/>
+          <w:lang w:val="en-US"/>
+        </w:rPr>
+        <w:t xml:space="preserve"> khung c</w:t>
+      </w:r>
+      <w:r>
+        <w:rPr>
+          <w:rFonts w:ascii="Times New Roman" w:hAnsi="Times New Roman" w:cs="Times New Roman"/>
+          <w:lang w:val="en-US"/>
+        </w:rPr>
+        <w:t>ủ</w:t>
+      </w:r>
+      <w:r>
+        <w:rPr>
+          <w:rFonts w:ascii="Times New Roman" w:hAnsi="Times New Roman" w:cs="Times New Roman"/>
+          <w:lang w:val="en-US"/>
+        </w:rPr>
+        <w:t>a xe đã đư</w:t>
+      </w:r>
+      <w:r>
+        <w:rPr>
+          <w:rFonts w:ascii="Times New Roman" w:hAnsi="Times New Roman" w:cs="Times New Roman"/>
+          <w:lang w:val="en-US"/>
+        </w:rPr>
+        <w:t>ợ</w:t>
+      </w:r>
+      <w:r>
+        <w:rPr>
+          <w:rFonts w:ascii="Times New Roman" w:hAnsi="Times New Roman" w:cs="Times New Roman"/>
+          <w:lang w:val="en-US"/>
+        </w:rPr>
+        <w:t>c đăng ký và chưa th</w:t>
+      </w:r>
+      <w:r>
+        <w:rPr>
+          <w:rFonts w:ascii="Times New Roman" w:hAnsi="Times New Roman" w:cs="Times New Roman"/>
+          <w:lang w:val="en-US"/>
+        </w:rPr>
+        <w:t>ự</w:t>
+      </w:r>
+      <w:r>
+        <w:rPr>
+          <w:rFonts w:ascii="Times New Roman" w:hAnsi="Times New Roman" w:cs="Times New Roman"/>
+          <w:lang w:val="en-US"/>
+        </w:rPr>
+        <w:t>c hi</w:t>
+      </w:r>
+      <w:r>
+        <w:rPr>
+          <w:rFonts w:ascii="Times New Roman" w:hAnsi="Times New Roman" w:cs="Times New Roman"/>
+          <w:lang w:val="en-US"/>
+        </w:rPr>
+        <w:t>ệ</w:t>
+      </w:r>
+      <w:r>
+        <w:rPr>
+          <w:rFonts w:ascii="Times New Roman" w:hAnsi="Times New Roman" w:cs="Times New Roman"/>
+          <w:lang w:val="en-US"/>
+        </w:rPr>
+        <w:t>n.</w:t>
+      </w:r>
+    </w:p>
+    <w:p>
+      <w:pPr>
+        <w:pStyle w:val="ListParagraph"/>
+        <w:numPr>
+          <w:ilvl w:val="0"/>
+          <w:numId w:val="4"/>
+        </w:numPr>
+        <w:rPr>
+          <w:rFonts w:ascii="Times New Roman" w:hAnsi="Times New Roman" w:cs="Times New Roman"/>
+          <w:lang w:val="en-US"/>
+        </w:rPr>
+      </w:pPr>
+      <w:r>
+        <w:rPr>
+          <w:rFonts w:ascii="Times New Roman" w:hAnsi="Times New Roman" w:cs="Times New Roman"/>
+          <w:lang w:val="en-US"/>
+        </w:rPr>
+        <w:t>User tích ch</w:t>
+      </w:r>
+      <w:r>
+        <w:rPr>
+          <w:rFonts w:ascii="Times New Roman" w:hAnsi="Times New Roman" w:cs="Times New Roman"/>
+          <w:lang w:val="en-US"/>
+        </w:rPr>
+        <w:t>ọ</w:t>
+      </w:r>
+      <w:r>
+        <w:rPr>
+          <w:rFonts w:ascii="Times New Roman" w:hAnsi="Times New Roman" w:cs="Times New Roman"/>
+          <w:lang w:val="en-US"/>
+        </w:rPr>
+        <w:t>n chi</w:t>
+      </w:r>
+      <w:r>
+        <w:rPr>
+          <w:rFonts w:ascii="Times New Roman" w:hAnsi="Times New Roman" w:cs="Times New Roman"/>
+          <w:lang w:val="en-US"/>
+        </w:rPr>
+        <w:t>ế</w:t>
+      </w:r>
+      <w:r>
+        <w:rPr>
+          <w:rFonts w:ascii="Times New Roman" w:hAnsi="Times New Roman" w:cs="Times New Roman"/>
+          <w:lang w:val="en-US"/>
+        </w:rPr>
+        <w:t>n d</w:t>
+      </w:r>
+      <w:r>
+        <w:rPr>
+          <w:rFonts w:ascii="Times New Roman" w:hAnsi="Times New Roman" w:cs="Times New Roman"/>
+          <w:lang w:val="en-US"/>
+        </w:rPr>
+        <w:t>ị</w:t>
+      </w:r>
+      <w:r>
+        <w:rPr>
+          <w:rFonts w:ascii="Times New Roman" w:hAnsi="Times New Roman" w:cs="Times New Roman"/>
+          <w:lang w:val="en-US"/>
+        </w:rPr>
+        <w:t>ch xe th</w:t>
+      </w:r>
+      <w:r>
+        <w:rPr>
+          <w:rFonts w:ascii="Times New Roman" w:hAnsi="Times New Roman" w:cs="Times New Roman"/>
+          <w:lang w:val="en-US"/>
+        </w:rPr>
+        <w:t>ự</w:t>
+      </w:r>
+      <w:r>
+        <w:rPr>
+          <w:rFonts w:ascii="Times New Roman" w:hAnsi="Times New Roman" w:cs="Times New Roman"/>
+          <w:lang w:val="en-US"/>
+        </w:rPr>
+        <w:t>c hi</w:t>
+      </w:r>
+      <w:r>
+        <w:rPr>
+          <w:rFonts w:ascii="Times New Roman" w:hAnsi="Times New Roman" w:cs="Times New Roman"/>
+          <w:lang w:val="en-US"/>
+        </w:rPr>
+        <w:t>ệ</w:t>
+      </w:r>
+      <w:r>
+        <w:rPr>
+          <w:rFonts w:ascii="Times New Roman" w:hAnsi="Times New Roman" w:cs="Times New Roman"/>
+          <w:lang w:val="en-US"/>
+        </w:rPr>
+        <w:t>n l</w:t>
+      </w:r>
+      <w:r>
+        <w:rPr>
+          <w:rFonts w:ascii="Times New Roman" w:hAnsi="Times New Roman" w:cs="Times New Roman"/>
+          <w:lang w:val="en-US"/>
+        </w:rPr>
+        <w:t>ầ</w:t>
+      </w:r>
+      <w:r>
+        <w:rPr>
+          <w:rFonts w:ascii="Times New Roman" w:hAnsi="Times New Roman" w:cs="Times New Roman"/>
+          <w:lang w:val="en-US"/>
+        </w:rPr>
+        <w:t>n này (có th</w:t>
+      </w:r>
+      <w:r>
+        <w:rPr>
+          <w:rFonts w:ascii="Times New Roman" w:hAnsi="Times New Roman" w:cs="Times New Roman"/>
+          <w:lang w:val="en-US"/>
+        </w:rPr>
+        <w:t>ể</w:t>
+      </w:r>
+      <w:r>
+        <w:rPr>
+          <w:rFonts w:ascii="Times New Roman" w:hAnsi="Times New Roman" w:cs="Times New Roman"/>
+          <w:lang w:val="en-US"/>
+        </w:rPr>
+        <w:t xml:space="preserve"> ch</w:t>
+      </w:r>
+      <w:r>
+        <w:rPr>
+          <w:rFonts w:ascii="Times New Roman" w:hAnsi="Times New Roman" w:cs="Times New Roman"/>
+          <w:lang w:val="en-US"/>
+        </w:rPr>
+        <w:t>ọ</w:t>
+      </w:r>
+      <w:r>
+        <w:rPr>
+          <w:rFonts w:ascii="Times New Roman" w:hAnsi="Times New Roman" w:cs="Times New Roman"/>
+          <w:lang w:val="en-US"/>
+        </w:rPr>
+        <w:t>n nhi</w:t>
+      </w:r>
+      <w:r>
+        <w:rPr>
+          <w:rFonts w:ascii="Times New Roman" w:hAnsi="Times New Roman" w:cs="Times New Roman"/>
+          <w:lang w:val="en-US"/>
+        </w:rPr>
+        <w:t>ề</w:t>
+      </w:r>
+      <w:r>
+        <w:rPr>
+          <w:rFonts w:ascii="Times New Roman" w:hAnsi="Times New Roman" w:cs="Times New Roman"/>
+          <w:lang w:val="en-US"/>
+        </w:rPr>
+        <w:t>u chi</w:t>
+      </w:r>
+      <w:r>
+        <w:rPr>
+          <w:rFonts w:ascii="Times New Roman" w:hAnsi="Times New Roman" w:cs="Times New Roman"/>
+          <w:lang w:val="en-US"/>
+        </w:rPr>
+        <w:t>ế</w:t>
+      </w:r>
+      <w:r>
+        <w:rPr>
+          <w:rFonts w:ascii="Times New Roman" w:hAnsi="Times New Roman" w:cs="Times New Roman"/>
+          <w:lang w:val="en-US"/>
+        </w:rPr>
+        <w:t>n d</w:t>
+      </w:r>
+      <w:r>
+        <w:rPr>
+          <w:rFonts w:ascii="Times New Roman" w:hAnsi="Times New Roman" w:cs="Times New Roman"/>
+          <w:lang w:val="en-US"/>
+        </w:rPr>
+        <w:t>ị</w:t>
+      </w:r>
+      <w:r>
+        <w:rPr>
+          <w:rFonts w:ascii="Times New Roman" w:hAnsi="Times New Roman" w:cs="Times New Roman"/>
+          <w:lang w:val="en-US"/>
+        </w:rPr>
+        <w:t>ch), sau đó click “Ch</w:t>
+      </w:r>
+      <w:r>
+        <w:rPr>
+          <w:rFonts w:ascii="Times New Roman" w:hAnsi="Times New Roman" w:cs="Times New Roman"/>
+          <w:lang w:val="en-US"/>
+        </w:rPr>
+        <w:t>ấ</w:t>
+      </w:r>
+      <w:r>
+        <w:rPr>
+          <w:rFonts w:ascii="Times New Roman" w:hAnsi="Times New Roman" w:cs="Times New Roman"/>
+          <w:lang w:val="en-US"/>
+        </w:rPr>
+        <w:t>p nh</w:t>
+      </w:r>
+      <w:r>
+        <w:rPr>
+          <w:rFonts w:ascii="Times New Roman" w:hAnsi="Times New Roman" w:cs="Times New Roman"/>
+          <w:lang w:val="en-US"/>
+        </w:rPr>
+        <w:t>ậ</w:t>
+      </w:r>
+      <w:r>
+        <w:rPr>
+          <w:rFonts w:ascii="Times New Roman" w:hAnsi="Times New Roman" w:cs="Times New Roman"/>
+          <w:lang w:val="en-US"/>
+        </w:rPr>
+        <w:t>n”.</w:t>
+      </w:r>
+    </w:p>
+    <w:p>
+      <w:pPr>
+        <w:rPr>
+          <w:rFonts w:ascii="Times New Roman" w:hAnsi="Times New Roman" w:cs="Times New Roman"/>
+          <w:lang w:val="en-US"/>
+        </w:rPr>
+      </w:pPr>
+      <w:r>
+        <w:rPr>
+          <w:rFonts w:ascii="Times New Roman" w:hAnsi="Times New Roman" w:cs="Times New Roman"/>
+          <w:lang w:val="en-GB" w:eastAsia="zh-CN"/>
+        </w:rPr>
+        <w:drawing>
+          <wp:inline distT="0" distB="0" distL="0" distR="0" wp14:anchorId="3EFC8670" wp14:editId="78BE576B">
+            <wp:extent cx="5731510" cy="2946708"/>
+            <wp:effectExtent l="0" t="0" r="0" b="0"/>
+            <wp:docPr id="1956460004" name="Picture 1956460004"/>
+            <wp:cNvGraphicFramePr>
+              <a:graphicFrameLocks xmlns:a="http://schemas.openxmlformats.org/drawingml/2006/main" noChangeAspect="1"/>
+            </wp:cNvGraphicFramePr>
+            <a:graphic xmlns:a="http://schemas.openxmlformats.org/drawingml/2006/main">
+              <a:graphicData uri="http://schemas.openxmlformats.org/drawingml/2006/picture">
+                <pic:pic xmlns:pic="http://schemas.openxmlformats.org/drawingml/2006/picture">
+                  <pic:nvPicPr>
+                    <pic:cNvPr id="1956460004" name=""/>
+                    <pic:cNvPicPr/>
+                  </pic:nvPicPr>
+                  <pic:blipFill>
+                    <a:blip r:embed="rId26"/>
+                    <a:stretch>
+                      <a:fillRect/>
+                    </a:stretch>
+                  </pic:blipFill>
+                  <pic:spPr>
+                    <a:xfrm>
+                      <a:off x="0" y="0"/>
+                      <a:ext cx="5731510" cy="2946708"/>
+                    </a:xfrm>
+                    <a:prstGeom prst="rect">
+                      <a:avLst/>
+                    </a:prstGeom>
+                  </pic:spPr>
+                </pic:pic>
+              </a:graphicData>
+            </a:graphic>
+          </wp:inline>
+        </w:drawing>
+      </w:r>
+    </w:p>
+    <w:p>
+      <w:pPr>
+        <w:pStyle w:val="ListParagraph"/>
+        <w:numPr>
+          <w:ilvl w:val="0"/>
+          <w:numId w:val="4"/>
+        </w:numPr>
+        <w:rPr>
+          <w:rFonts w:ascii="Times New Roman" w:hAnsi="Times New Roman" w:cs="Times New Roman"/>
+          <w:lang w:val="en-US"/>
+        </w:rPr>
+      </w:pPr>
+      <w:r>
+        <w:rPr>
+          <w:rFonts w:ascii="Times New Roman" w:hAnsi="Times New Roman" w:cs="Times New Roman"/>
+          <w:lang w:val="en-US"/>
+        </w:rPr>
+        <w:t>Mã chi</w:t>
+      </w:r>
+      <w:r>
+        <w:rPr>
+          <w:rFonts w:ascii="Times New Roman" w:hAnsi="Times New Roman" w:cs="Times New Roman"/>
+          <w:lang w:val="en-US"/>
+        </w:rPr>
+        <w:t>ế</w:t>
+      </w:r>
+      <w:r>
+        <w:rPr>
+          <w:rFonts w:ascii="Times New Roman" w:hAnsi="Times New Roman" w:cs="Times New Roman"/>
+          <w:lang w:val="en-US"/>
+        </w:rPr>
+        <w:t>n d</w:t>
+      </w:r>
+      <w:r>
+        <w:rPr>
+          <w:rFonts w:ascii="Times New Roman" w:hAnsi="Times New Roman" w:cs="Times New Roman"/>
+          <w:lang w:val="en-US"/>
+        </w:rPr>
+        <w:t>ị</w:t>
+      </w:r>
+      <w:r>
+        <w:rPr>
+          <w:rFonts w:ascii="Times New Roman" w:hAnsi="Times New Roman" w:cs="Times New Roman"/>
+          <w:lang w:val="en-US"/>
+        </w:rPr>
+        <w:t>ch hi</w:t>
+      </w:r>
+      <w:r>
+        <w:rPr>
+          <w:rFonts w:ascii="Times New Roman" w:hAnsi="Times New Roman" w:cs="Times New Roman"/>
+          <w:lang w:val="en-US"/>
+        </w:rPr>
+        <w:t>ể</w:t>
+      </w:r>
+      <w:r>
+        <w:rPr>
+          <w:rFonts w:ascii="Times New Roman" w:hAnsi="Times New Roman" w:cs="Times New Roman"/>
+          <w:lang w:val="en-US"/>
+        </w:rPr>
+        <w:t>n th</w:t>
+      </w:r>
+      <w:r>
+        <w:rPr>
+          <w:rFonts w:ascii="Times New Roman" w:hAnsi="Times New Roman" w:cs="Times New Roman"/>
+          <w:lang w:val="en-US"/>
+        </w:rPr>
+        <w:t>ị</w:t>
+      </w:r>
+      <w:r>
+        <w:rPr>
+          <w:rFonts w:ascii="Times New Roman" w:hAnsi="Times New Roman" w:cs="Times New Roman"/>
+          <w:lang w:val="en-US"/>
+        </w:rPr>
+        <w:t xml:space="preserve"> t</w:t>
+      </w:r>
+      <w:r>
+        <w:rPr>
+          <w:rFonts w:ascii="Times New Roman" w:hAnsi="Times New Roman" w:cs="Times New Roman"/>
+          <w:lang w:val="en-US"/>
+        </w:rPr>
+        <w:t>ạ</w:t>
+      </w:r>
+      <w:r>
+        <w:rPr>
+          <w:rFonts w:ascii="Times New Roman" w:hAnsi="Times New Roman" w:cs="Times New Roman"/>
+          <w:lang w:val="en-US"/>
+        </w:rPr>
+        <w:t>i ô “Chi</w:t>
+      </w:r>
+      <w:r>
+        <w:rPr>
+          <w:rFonts w:ascii="Times New Roman" w:hAnsi="Times New Roman" w:cs="Times New Roman"/>
+          <w:lang w:val="en-US"/>
+        </w:rPr>
+        <w:t>ế</w:t>
+      </w:r>
+      <w:r>
+        <w:rPr>
+          <w:rFonts w:ascii="Times New Roman" w:hAnsi="Times New Roman" w:cs="Times New Roman"/>
+          <w:lang w:val="en-US"/>
+        </w:rPr>
+        <w:t>n d</w:t>
+      </w:r>
+      <w:r>
+        <w:rPr>
+          <w:rFonts w:ascii="Times New Roman" w:hAnsi="Times New Roman" w:cs="Times New Roman"/>
+          <w:lang w:val="en-US"/>
+        </w:rPr>
+        <w:t>ị</w:t>
+      </w:r>
+      <w:r>
+        <w:rPr>
+          <w:rFonts w:ascii="Times New Roman" w:hAnsi="Times New Roman" w:cs="Times New Roman"/>
+          <w:lang w:val="en-US"/>
+        </w:rPr>
+        <w:t>ch”, nhi</w:t>
+      </w:r>
+      <w:r>
+        <w:rPr>
+          <w:rFonts w:ascii="Times New Roman" w:hAnsi="Times New Roman" w:cs="Times New Roman"/>
+          <w:lang w:val="en-US"/>
+        </w:rPr>
+        <w:t>ề</w:t>
+      </w:r>
+      <w:r>
+        <w:rPr>
+          <w:rFonts w:ascii="Times New Roman" w:hAnsi="Times New Roman" w:cs="Times New Roman"/>
+          <w:lang w:val="en-US"/>
+        </w:rPr>
+        <w:t>u chi</w:t>
+      </w:r>
+      <w:r>
+        <w:rPr>
+          <w:rFonts w:ascii="Times New Roman" w:hAnsi="Times New Roman" w:cs="Times New Roman"/>
+          <w:lang w:val="en-US"/>
+        </w:rPr>
+        <w:t>ế</w:t>
+      </w:r>
+      <w:r>
+        <w:rPr>
+          <w:rFonts w:ascii="Times New Roman" w:hAnsi="Times New Roman" w:cs="Times New Roman"/>
+          <w:lang w:val="en-US"/>
+        </w:rPr>
+        <w:t>n d</w:t>
+      </w:r>
+      <w:r>
+        <w:rPr>
+          <w:rFonts w:ascii="Times New Roman" w:hAnsi="Times New Roman" w:cs="Times New Roman"/>
+          <w:lang w:val="en-US"/>
+        </w:rPr>
+        <w:t>ị</w:t>
+      </w:r>
+      <w:r>
+        <w:rPr>
+          <w:rFonts w:ascii="Times New Roman" w:hAnsi="Times New Roman" w:cs="Times New Roman"/>
+          <w:lang w:val="en-US"/>
+        </w:rPr>
+        <w:t>ch thì cách nhau b</w:t>
+      </w:r>
+      <w:r>
+        <w:rPr>
+          <w:rFonts w:ascii="Times New Roman" w:hAnsi="Times New Roman" w:cs="Times New Roman"/>
+          <w:lang w:val="en-US"/>
+        </w:rPr>
+        <w:t>ằ</w:t>
+      </w:r>
+      <w:r>
+        <w:rPr>
+          <w:rFonts w:ascii="Times New Roman" w:hAnsi="Times New Roman" w:cs="Times New Roman"/>
+          <w:lang w:val="en-US"/>
+        </w:rPr>
+        <w:t>ng d</w:t>
+      </w:r>
+      <w:r>
+        <w:rPr>
+          <w:rFonts w:ascii="Times New Roman" w:hAnsi="Times New Roman" w:cs="Times New Roman"/>
+          <w:lang w:val="en-US"/>
+        </w:rPr>
+        <w:t>ấ</w:t>
+      </w:r>
+      <w:r>
+        <w:rPr>
+          <w:rFonts w:ascii="Times New Roman" w:hAnsi="Times New Roman" w:cs="Times New Roman"/>
+          <w:lang w:val="en-US"/>
+        </w:rPr>
+        <w:t>u ph</w:t>
+      </w:r>
+      <w:r>
+        <w:rPr>
+          <w:rFonts w:ascii="Times New Roman" w:hAnsi="Times New Roman" w:cs="Times New Roman"/>
+          <w:lang w:val="en-US"/>
+        </w:rPr>
+        <w:t>ẩ</w:t>
+      </w:r>
+      <w:r>
+        <w:rPr>
+          <w:rFonts w:ascii="Times New Roman" w:hAnsi="Times New Roman" w:cs="Times New Roman"/>
+          <w:lang w:val="en-US"/>
+        </w:rPr>
+        <w:t>y.</w:t>
+      </w:r>
+    </w:p>
+    <w:p>
+      <w:pPr>
+        <w:rPr>
+          <w:rFonts w:ascii="Times New Roman" w:hAnsi="Times New Roman" w:cs="Times New Roman"/>
+          <w:lang w:val="en-US"/>
+        </w:rPr>
+      </w:pPr>
+      <w:r>
+        <w:rPr>
+          <w:rFonts w:ascii="Times New Roman" w:hAnsi="Times New Roman" w:cs="Times New Roman"/>
+          <w:lang w:val="en-GB" w:eastAsia="zh-CN"/>
+        </w:rPr>
+        <w:drawing>
+          <wp:inline distT="0" distB="0" distL="0" distR="0" wp14:anchorId="392C90D1" wp14:editId="7DBC7FF5">
+            <wp:extent cx="5731510" cy="2335059"/>
+            <wp:effectExtent l="0" t="0" r="0" b="0"/>
+            <wp:docPr id="1956460005" name="Picture 1956460005"/>
+            <wp:cNvGraphicFramePr>
+              <a:graphicFrameLocks xmlns:a="http://schemas.openxmlformats.org/drawingml/2006/main" noChangeAspect="1"/>
+            </wp:cNvGraphicFramePr>
+            <a:graphic xmlns:a="http://schemas.openxmlformats.org/drawingml/2006/main">
+              <a:graphicData uri="http://schemas.openxmlformats.org/drawingml/2006/picture">
+                <pic:pic xmlns:pic="http://schemas.openxmlformats.org/drawingml/2006/picture">
+                  <pic:nvPicPr>
+                    <pic:cNvPr id="1956460005" name=""/>
+                    <pic:cNvPicPr/>
+                  </pic:nvPicPr>
+                  <pic:blipFill>
+                    <a:blip r:embed="rId27"/>
+                    <a:stretch>
+                      <a:fillRect/>
+                    </a:stretch>
+                  </pic:blipFill>
+                  <pic:spPr>
+                    <a:xfrm>
+                      <a:off x="0" y="0"/>
+                      <a:ext cx="5731510" cy="2335059"/>
+                    </a:xfrm>
+                    <a:prstGeom prst="rect">
+                      <a:avLst/>
+                    </a:prstGeom>
+                  </pic:spPr>
+                </pic:pic>
+              </a:graphicData>
+            </a:graphic>
+          </wp:inline>
+        </w:drawing>
+      </w:r>
+    </w:p>
+    <w:p>
+      <w:pPr>
+        <w:pStyle w:val="ListParagraph"/>
+        <w:numPr>
+          <w:ilvl w:val="0"/>
+          <w:numId w:val="4"/>
+        </w:numPr>
+        <w:rPr>
+          <w:rFonts w:ascii="Times New Roman" w:hAnsi="Times New Roman" w:cs="Times New Roman"/>
+          <w:lang w:val="en-US"/>
+        </w:rPr>
+      </w:pPr>
+      <w:r>
+        <w:rPr>
+          <w:rFonts w:ascii="Times New Roman" w:hAnsi="Times New Roman" w:cs="Times New Roman"/>
+          <w:lang w:val="en-US"/>
+        </w:rPr>
+        <w:t xml:space="preserve">User click vào </w:t>
+      </w:r>
+      <w:r>
+        <w:rPr>
+          <w:rFonts w:ascii="Times New Roman" w:hAnsi="Times New Roman" w:cs="Times New Roman"/>
+          <w:lang w:val="en-GB" w:eastAsia="zh-CN"/>
+        </w:rPr>
+        <w:drawing>
+          <wp:inline distT="0" distB="0" distL="0" distR="0" wp14:anchorId="4385D8A2" wp14:editId="00D497CC">
+            <wp:extent cx="771525" cy="371475"/>
+            <wp:effectExtent l="0" t="0" r="0" b="0"/>
+            <wp:docPr id="1956460006" name="Picture 1956460006"/>
+            <wp:cNvGraphicFramePr>
+              <a:graphicFrameLocks xmlns:a="http://schemas.openxmlformats.org/drawingml/2006/main" noChangeAspect="1"/>
+            </wp:cNvGraphicFramePr>
+            <a:graphic xmlns:a="http://schemas.openxmlformats.org/drawingml/2006/main">
+              <a:graphicData uri="http://schemas.openxmlformats.org/drawingml/2006/picture">
+                <pic:pic xmlns:pic="http://schemas.openxmlformats.org/drawingml/2006/picture">
+                  <pic:nvPicPr>
+                    <pic:cNvPr id="1956460006" name=""/>
+                    <pic:cNvPicPr/>
+                  </pic:nvPicPr>
+                  <pic:blipFill>
+                    <a:blip r:embed="rId13"/>
+                    <a:stretch>
+                      <a:fillRect/>
+                    </a:stretch>
+                  </pic:blipFill>
+                  <pic:spPr>
+                    <a:xfrm>
+                      <a:off x="0" y="0"/>
+                      <a:ext cx="771525" cy="371475"/>
+                    </a:xfrm>
+                    <a:prstGeom prst="rect">
+                      <a:avLst/>
+                    </a:prstGeom>
+                  </pic:spPr>
+                </pic:pic>
+              </a:graphicData>
+            </a:graphic>
+          </wp:inline>
+        </w:drawing>
+      </w:r>
+      <w:r>
+        <w:rPr>
+          <w:rFonts w:ascii="Times New Roman" w:hAnsi="Times New Roman" w:cs="Times New Roman"/>
+          <w:lang w:val="en-US"/>
+        </w:rPr>
+        <w:t xml:space="preserve"> đ</w:t>
+      </w:r>
+      <w:r>
+        <w:rPr>
+          <w:rFonts w:ascii="Times New Roman" w:hAnsi="Times New Roman" w:cs="Times New Roman"/>
+          <w:lang w:val="en-US"/>
+        </w:rPr>
+        <w:t>ể</w:t>
+      </w:r>
+      <w:r>
+        <w:rPr>
+          <w:rFonts w:ascii="Times New Roman" w:hAnsi="Times New Roman" w:cs="Times New Roman"/>
+          <w:lang w:val="en-US"/>
+        </w:rPr>
+        <w:t xml:space="preserve"> hoàn t</w:t>
+      </w:r>
+      <w:r>
+        <w:rPr>
+          <w:rFonts w:ascii="Times New Roman" w:hAnsi="Times New Roman" w:cs="Times New Roman"/>
+          <w:lang w:val="en-US"/>
+        </w:rPr>
+        <w:t>ấ</w:t>
+      </w:r>
+      <w:r>
+        <w:rPr>
+          <w:rFonts w:ascii="Times New Roman" w:hAnsi="Times New Roman" w:cs="Times New Roman"/>
+          <w:lang w:val="en-US"/>
+        </w:rPr>
+        <w:t>t vi</w:t>
+      </w:r>
+      <w:r>
+        <w:rPr>
+          <w:rFonts w:ascii="Times New Roman" w:hAnsi="Times New Roman" w:cs="Times New Roman"/>
+          <w:lang w:val="en-US"/>
+        </w:rPr>
+        <w:t>ệ</w:t>
+      </w:r>
+      <w:r>
+        <w:rPr>
+          <w:rFonts w:ascii="Times New Roman" w:hAnsi="Times New Roman" w:cs="Times New Roman"/>
+          <w:lang w:val="en-US"/>
+        </w:rPr>
+        <w:t>c lưu phi</w:t>
+      </w:r>
+      <w:r>
+        <w:rPr>
+          <w:rFonts w:ascii="Times New Roman" w:hAnsi="Times New Roman" w:cs="Times New Roman"/>
+          <w:lang w:val="en-US"/>
+        </w:rPr>
+        <w:t>ế</w:t>
+      </w:r>
+      <w:r>
+        <w:rPr>
+          <w:rFonts w:ascii="Times New Roman" w:hAnsi="Times New Roman" w:cs="Times New Roman"/>
+          <w:lang w:val="en-US"/>
+        </w:rPr>
+        <w:t>u.</w:t>
+      </w:r>
+    </w:p>
+    <w:p>
+      <w:pPr>
+        <w:ind w:firstLine="360"/>
+        <w:rPr>
+          <w:rFonts w:ascii="Times New Roman" w:hAnsi="Times New Roman" w:cs="Times New Roman"/>
+          <w:i/>
+          <w:color w:val="FF0000"/>
+          <w:u w:val="single"/>
+          <w:lang w:val="en-US"/>
+        </w:rPr>
+      </w:pPr>
+      <w:r>
+        <w:rPr>
+          <w:rFonts w:ascii="Times New Roman" w:hAnsi="Times New Roman" w:cs="Times New Roman"/>
+          <w:i/>
+          <w:color w:val="FF0000"/>
+          <w:u w:val="single"/>
+          <w:lang w:val="en-US"/>
+        </w:rPr>
+        <w:t>Lưu ý:</w:t>
+      </w:r>
+    </w:p>
+    <w:p>
+      <w:pPr>
+        <w:pStyle w:val="ListParagraph"/>
+        <w:numPr>
+          <w:ilvl w:val="0"/>
+          <w:numId w:val="4"/>
+        </w:numPr>
+        <w:rPr>
+          <w:rFonts w:ascii="Times New Roman" w:hAnsi="Times New Roman" w:cs="Times New Roman"/>
+          <w:lang w:val="en-US"/>
+        </w:rPr>
+      </w:pPr>
+      <w:r>
+        <w:rPr>
+          <w:rFonts w:ascii="Times New Roman" w:hAnsi="Times New Roman" w:cs="Times New Roman"/>
+          <w:lang w:val="en-US"/>
+        </w:rPr>
+        <w:t>Không gõ tay đư</w:t>
+      </w:r>
+      <w:r>
+        <w:rPr>
+          <w:rFonts w:ascii="Times New Roman" w:hAnsi="Times New Roman" w:cs="Times New Roman"/>
+          <w:lang w:val="en-US"/>
+        </w:rPr>
+        <w:t>ợ</w:t>
+      </w:r>
+      <w:r>
+        <w:rPr>
+          <w:rFonts w:ascii="Times New Roman" w:hAnsi="Times New Roman" w:cs="Times New Roman"/>
+          <w:lang w:val="en-US"/>
+        </w:rPr>
+        <w:t>c mã chi</w:t>
+      </w:r>
+      <w:r>
+        <w:rPr>
+          <w:rFonts w:ascii="Times New Roman" w:hAnsi="Times New Roman" w:cs="Times New Roman"/>
+          <w:lang w:val="en-US"/>
+        </w:rPr>
+        <w:t>ế</w:t>
+      </w:r>
+      <w:r>
+        <w:rPr>
+          <w:rFonts w:ascii="Times New Roman" w:hAnsi="Times New Roman" w:cs="Times New Roman"/>
+          <w:lang w:val="en-US"/>
+        </w:rPr>
+        <w:t>n d</w:t>
+      </w:r>
+      <w:r>
+        <w:rPr>
+          <w:rFonts w:ascii="Times New Roman" w:hAnsi="Times New Roman" w:cs="Times New Roman"/>
+          <w:lang w:val="en-US"/>
+        </w:rPr>
+        <w:t>ị</w:t>
+      </w:r>
+      <w:r>
+        <w:rPr>
+          <w:rFonts w:ascii="Times New Roman" w:hAnsi="Times New Roman" w:cs="Times New Roman"/>
+          <w:lang w:val="en-US"/>
+        </w:rPr>
+        <w:t>ch, ch</w:t>
+      </w:r>
+      <w:r>
+        <w:rPr>
+          <w:rFonts w:ascii="Times New Roman" w:hAnsi="Times New Roman" w:cs="Times New Roman"/>
+          <w:lang w:val="en-US"/>
+        </w:rPr>
+        <w:t>ỉ</w:t>
+      </w:r>
+      <w:r>
+        <w:rPr>
+          <w:rFonts w:ascii="Times New Roman" w:hAnsi="Times New Roman" w:cs="Times New Roman"/>
+          <w:lang w:val="en-US"/>
+        </w:rPr>
+        <w:t xml:space="preserve"> ch</w:t>
+      </w:r>
+      <w:r>
+        <w:rPr>
+          <w:rFonts w:ascii="Times New Roman" w:hAnsi="Times New Roman" w:cs="Times New Roman"/>
+          <w:lang w:val="en-US"/>
+        </w:rPr>
+        <w:t>ọ</w:t>
+      </w:r>
+      <w:r>
+        <w:rPr>
+          <w:rFonts w:ascii="Times New Roman" w:hAnsi="Times New Roman" w:cs="Times New Roman"/>
+          <w:lang w:val="en-US"/>
+        </w:rPr>
+        <w:t>n qua nút “...”.</w:t>
+      </w:r>
+    </w:p>
+    <w:p>
+      <w:pPr>
+        <w:pStyle w:val="ListParagraph"/>
+        <w:numPr>
+          <w:ilvl w:val="0"/>
+          <w:numId w:val="4"/>
+        </w:numPr>
+        <w:rPr>
+          <w:rFonts w:ascii="Times New Roman" w:hAnsi="Times New Roman" w:cs="Times New Roman"/>
+          <w:lang w:val="en-US"/>
+        </w:rPr>
+      </w:pPr>
+      <w:r>
+        <w:rPr>
+          <w:rFonts w:ascii="Times New Roman" w:hAnsi="Times New Roman" w:cs="Times New Roman"/>
+          <w:lang w:val="en-US"/>
+        </w:rPr>
+        <w:t>Ph</w:t>
+      </w:r>
+      <w:r>
+        <w:rPr>
+          <w:rFonts w:ascii="Times New Roman" w:hAnsi="Times New Roman" w:cs="Times New Roman"/>
+          <w:lang w:val="en-US"/>
+        </w:rPr>
+        <w:t>ả</w:t>
+      </w:r>
+      <w:r>
+        <w:rPr>
+          <w:rFonts w:ascii="Times New Roman" w:hAnsi="Times New Roman" w:cs="Times New Roman"/>
+          <w:lang w:val="en-US"/>
+        </w:rPr>
+        <w:t>i có s</w:t>
+      </w:r>
+      <w:r>
+        <w:rPr>
+          <w:rFonts w:ascii="Times New Roman" w:hAnsi="Times New Roman" w:cs="Times New Roman"/>
+          <w:lang w:val="en-US"/>
+        </w:rPr>
+        <w:t>ố</w:t>
+      </w:r>
+      <w:r>
+        <w:rPr>
+          <w:rFonts w:ascii="Times New Roman" w:hAnsi="Times New Roman" w:cs="Times New Roman"/>
+          <w:lang w:val="en-US"/>
+        </w:rPr>
+        <w:t xml:space="preserve"> khung trư</w:t>
+      </w:r>
+      <w:r>
+        <w:rPr>
+          <w:rFonts w:ascii="Times New Roman" w:hAnsi="Times New Roman" w:cs="Times New Roman"/>
+          <w:lang w:val="en-US"/>
+        </w:rPr>
+        <w:t>ớ</w:t>
+      </w:r>
+      <w:r>
+        <w:rPr>
+          <w:rFonts w:ascii="Times New Roman" w:hAnsi="Times New Roman" w:cs="Times New Roman"/>
+          <w:lang w:val="en-US"/>
+        </w:rPr>
+        <w:t>c khi ch</w:t>
+      </w:r>
+      <w:r>
+        <w:rPr>
+          <w:rFonts w:ascii="Times New Roman" w:hAnsi="Times New Roman" w:cs="Times New Roman"/>
+          <w:lang w:val="en-US"/>
+        </w:rPr>
+        <w:t>ọ</w:t>
+      </w:r>
+      <w:r>
+        <w:rPr>
+          <w:rFonts w:ascii="Times New Roman" w:hAnsi="Times New Roman" w:cs="Times New Roman"/>
+          <w:lang w:val="en-US"/>
+        </w:rPr>
+        <w:t>n. Đ</w:t>
+      </w:r>
+      <w:r>
+        <w:rPr>
+          <w:rFonts w:ascii="Times New Roman" w:hAnsi="Times New Roman" w:cs="Times New Roman"/>
+          <w:lang w:val="en-US"/>
+        </w:rPr>
+        <w:t>ể</w:t>
+      </w:r>
+      <w:r>
+        <w:rPr>
+          <w:rFonts w:ascii="Times New Roman" w:hAnsi="Times New Roman" w:cs="Times New Roman"/>
+          <w:lang w:val="en-US"/>
+        </w:rPr>
+        <w:t xml:space="preserve"> tr</w:t>
+      </w:r>
+      <w:r>
+        <w:rPr>
+          <w:rFonts w:ascii="Times New Roman" w:hAnsi="Times New Roman" w:cs="Times New Roman"/>
+          <w:lang w:val="en-US"/>
+        </w:rPr>
+        <w:t>ố</w:t>
+      </w:r>
+      <w:r>
+        <w:rPr>
+          <w:rFonts w:ascii="Times New Roman" w:hAnsi="Times New Roman" w:cs="Times New Roman"/>
+          <w:lang w:val="en-US"/>
+        </w:rPr>
+        <w:t>ng s</w:t>
+      </w:r>
+      <w:r>
+        <w:rPr>
+          <w:rFonts w:ascii="Times New Roman" w:hAnsi="Times New Roman" w:cs="Times New Roman"/>
+          <w:lang w:val="en-US"/>
+        </w:rPr>
+        <w:t>ố</w:t>
+      </w:r>
+      <w:r>
+        <w:rPr>
+          <w:rFonts w:ascii="Times New Roman" w:hAnsi="Times New Roman" w:cs="Times New Roman"/>
+          <w:lang w:val="en-US"/>
+        </w:rPr>
+        <w:t xml:space="preserve"> khung, h</w:t>
+      </w:r>
+      <w:r>
+        <w:rPr>
+          <w:rFonts w:ascii="Times New Roman" w:hAnsi="Times New Roman" w:cs="Times New Roman"/>
+          <w:lang w:val="en-US"/>
+        </w:rPr>
+        <w:t>ệ</w:t>
+      </w:r>
+      <w:r>
+        <w:rPr>
+          <w:rFonts w:ascii="Times New Roman" w:hAnsi="Times New Roman" w:cs="Times New Roman"/>
+          <w:lang w:val="en-US"/>
+        </w:rPr>
+        <w:t xml:space="preserve"> th</w:t>
+      </w:r>
+      <w:r>
+        <w:rPr>
+          <w:rFonts w:ascii="Times New Roman" w:hAnsi="Times New Roman" w:cs="Times New Roman"/>
+          <w:lang w:val="en-US"/>
+        </w:rPr>
+        <w:t>ố</w:t>
+      </w:r>
+      <w:r>
+        <w:rPr>
+          <w:rFonts w:ascii="Times New Roman" w:hAnsi="Times New Roman" w:cs="Times New Roman"/>
+          <w:lang w:val="en-US"/>
+        </w:rPr>
+        <w:t>ng s</w:t>
+      </w:r>
+      <w:r>
+        <w:rPr>
+          <w:rFonts w:ascii="Times New Roman" w:hAnsi="Times New Roman" w:cs="Times New Roman"/>
+          <w:lang w:val="en-US"/>
+        </w:rPr>
+        <w:t>ẽ</w:t>
+      </w:r>
+      <w:r>
+        <w:rPr>
+          <w:rFonts w:ascii="Times New Roman" w:hAnsi="Times New Roman" w:cs="Times New Roman"/>
+          <w:lang w:val="en-US"/>
+        </w:rPr>
+        <w:t xml:space="preserve"> hi</w:t>
+      </w:r>
+      <w:r>
+        <w:rPr>
+          <w:rFonts w:ascii="Times New Roman" w:hAnsi="Times New Roman" w:cs="Times New Roman"/>
+          <w:lang w:val="en-US"/>
+        </w:rPr>
+        <w:t>ể</w:t>
+      </w:r>
+      <w:r>
+        <w:rPr>
+          <w:rFonts w:ascii="Times New Roman" w:hAnsi="Times New Roman" w:cs="Times New Roman"/>
+          <w:lang w:val="en-US"/>
+        </w:rPr>
+        <w:t>n th</w:t>
+      </w:r>
+      <w:r>
+        <w:rPr>
+          <w:rFonts w:ascii="Times New Roman" w:hAnsi="Times New Roman" w:cs="Times New Roman"/>
+          <w:lang w:val="en-US"/>
+        </w:rPr>
+        <w:t>ị</w:t>
+      </w:r>
+      <w:r>
+        <w:rPr>
+          <w:rFonts w:ascii="Times New Roman" w:hAnsi="Times New Roman" w:cs="Times New Roman"/>
+          <w:lang w:val="en-US"/>
+        </w:rPr>
+        <w:t xml:space="preserve"> m</w:t>
+      </w:r>
+      <w:r>
+        <w:rPr>
+          <w:rFonts w:ascii="Times New Roman" w:hAnsi="Times New Roman" w:cs="Times New Roman"/>
+          <w:lang w:val="en-US"/>
+        </w:rPr>
+        <w:t>ọ</w:t>
+      </w:r>
+      <w:r>
+        <w:rPr>
+          <w:rFonts w:ascii="Times New Roman" w:hAnsi="Times New Roman" w:cs="Times New Roman"/>
+          <w:lang w:val="en-US"/>
+        </w:rPr>
+        <w:t>i chi</w:t>
+      </w:r>
+      <w:r>
+        <w:rPr>
+          <w:rFonts w:ascii="Times New Roman" w:hAnsi="Times New Roman" w:cs="Times New Roman"/>
+          <w:lang w:val="en-US"/>
+        </w:rPr>
+        <w:t>ế</w:t>
+      </w:r>
+      <w:r>
+        <w:rPr>
+          <w:rFonts w:ascii="Times New Roman" w:hAnsi="Times New Roman" w:cs="Times New Roman"/>
+          <w:lang w:val="en-US"/>
+        </w:rPr>
+        <w:t>n d</w:t>
+      </w:r>
+      <w:r>
+        <w:rPr>
+          <w:rFonts w:ascii="Times New Roman" w:hAnsi="Times New Roman" w:cs="Times New Roman"/>
+          <w:lang w:val="en-US"/>
+        </w:rPr>
+        <w:t>ị</w:t>
+      </w:r>
+      <w:r>
+        <w:rPr>
+          <w:rFonts w:ascii="Times New Roman" w:hAnsi="Times New Roman" w:cs="Times New Roman"/>
+          <w:lang w:val="en-US"/>
+        </w:rPr>
+        <w:t>ch c</w:t>
+      </w:r>
+      <w:r>
+        <w:rPr>
+          <w:rFonts w:ascii="Times New Roman" w:hAnsi="Times New Roman" w:cs="Times New Roman"/>
+          <w:lang w:val="en-US"/>
+        </w:rPr>
+        <w:t>ủ</w:t>
+      </w:r>
+      <w:r>
+        <w:rPr>
+          <w:rFonts w:ascii="Times New Roman" w:hAnsi="Times New Roman" w:cs="Times New Roman"/>
+          <w:lang w:val="en-US"/>
+        </w:rPr>
+        <w:t>a đơn v</w:t>
+      </w:r>
+      <w:r>
+        <w:rPr>
+          <w:rFonts w:ascii="Times New Roman" w:hAnsi="Times New Roman" w:cs="Times New Roman"/>
+          <w:lang w:val="en-US"/>
+        </w:rPr>
+        <w:t>ị</w:t>
+      </w:r>
+      <w:r>
+        <w:rPr>
+          <w:rFonts w:ascii="Times New Roman" w:hAnsi="Times New Roman" w:cs="Times New Roman"/>
+          <w:lang w:val="en-US"/>
+        </w:rPr>
+        <w:t>.</w:t>
+      </w:r>
+    </w:p>
+    <w:p>
+      <w:pPr>
+        <w:pStyle w:val="ListParagraph"/>
+        <w:numPr>
+          <w:ilvl w:val="0"/>
+          <w:numId w:val="4"/>
+        </w:numPr>
+        <w:rPr>
+          <w:rFonts w:ascii="Times New Roman" w:hAnsi="Times New Roman" w:cs="Times New Roman"/>
+          <w:lang w:val="en-US"/>
+        </w:rPr>
+      </w:pPr>
+      <w:r>
+        <w:rPr>
+          <w:rFonts w:ascii="Times New Roman" w:hAnsi="Times New Roman" w:cs="Times New Roman"/>
+          <w:lang w:val="en-US"/>
+        </w:rPr>
+        <w:t>H</w:t>
+      </w:r>
+      <w:r>
+        <w:rPr>
+          <w:rFonts w:ascii="Times New Roman" w:hAnsi="Times New Roman" w:cs="Times New Roman"/>
+          <w:lang w:val="en-US"/>
+        </w:rPr>
+        <w:t>ệ</w:t>
+      </w:r>
+      <w:r>
+        <w:rPr>
+          <w:rFonts w:ascii="Times New Roman" w:hAnsi="Times New Roman" w:cs="Times New Roman"/>
+          <w:lang w:val="en-US"/>
+        </w:rPr>
+        <w:t xml:space="preserve"> th</w:t>
+      </w:r>
+      <w:r>
+        <w:rPr>
+          <w:rFonts w:ascii="Times New Roman" w:hAnsi="Times New Roman" w:cs="Times New Roman"/>
+          <w:lang w:val="en-US"/>
+        </w:rPr>
+        <w:t>ố</w:t>
+      </w:r>
+      <w:r>
+        <w:rPr>
+          <w:rFonts w:ascii="Times New Roman" w:hAnsi="Times New Roman" w:cs="Times New Roman"/>
+          <w:lang w:val="en-US"/>
+        </w:rPr>
+        <w:t>ng ch</w:t>
+      </w:r>
+      <w:r>
+        <w:rPr>
+          <w:rFonts w:ascii="Times New Roman" w:hAnsi="Times New Roman" w:cs="Times New Roman"/>
+          <w:lang w:val="en-US"/>
+        </w:rPr>
+        <w:t>ỉ</w:t>
+      </w:r>
+      <w:r>
+        <w:rPr>
+          <w:rFonts w:ascii="Times New Roman" w:hAnsi="Times New Roman" w:cs="Times New Roman"/>
+          <w:lang w:val="en-US"/>
+        </w:rPr>
+        <w:t xml:space="preserve"> hi</w:t>
+      </w:r>
+      <w:r>
+        <w:rPr>
+          <w:rFonts w:ascii="Times New Roman" w:hAnsi="Times New Roman" w:cs="Times New Roman"/>
+          <w:lang w:val="en-US"/>
+        </w:rPr>
+        <w:t>ể</w:t>
+      </w:r>
+      <w:r>
+        <w:rPr>
+          <w:rFonts w:ascii="Times New Roman" w:hAnsi="Times New Roman" w:cs="Times New Roman"/>
+          <w:lang w:val="en-US"/>
+        </w:rPr>
+        <w:t>n th</w:t>
+      </w:r>
+      <w:r>
+        <w:rPr>
+          <w:rFonts w:ascii="Times New Roman" w:hAnsi="Times New Roman" w:cs="Times New Roman"/>
+          <w:lang w:val="en-US"/>
+        </w:rPr>
+        <w:t>ị</w:t>
+      </w:r>
+      <w:r>
+        <w:rPr>
+          <w:rFonts w:ascii="Times New Roman" w:hAnsi="Times New Roman" w:cs="Times New Roman"/>
+          <w:lang w:val="en-US"/>
+        </w:rPr>
+        <w:t xml:space="preserve"> các chi</w:t>
+      </w:r>
+      <w:r>
+        <w:rPr>
+          <w:rFonts w:ascii="Times New Roman" w:hAnsi="Times New Roman" w:cs="Times New Roman"/>
+          <w:lang w:val="en-US"/>
+        </w:rPr>
+        <w:t>ế</w:t>
+      </w:r>
+      <w:r>
+        <w:rPr>
+          <w:rFonts w:ascii="Times New Roman" w:hAnsi="Times New Roman" w:cs="Times New Roman"/>
+          <w:lang w:val="en-US"/>
+        </w:rPr>
+        <w:t>n d</w:t>
+      </w:r>
+      <w:r>
+        <w:rPr>
+          <w:rFonts w:ascii="Times New Roman" w:hAnsi="Times New Roman" w:cs="Times New Roman"/>
+          <w:lang w:val="en-US"/>
+        </w:rPr>
+        <w:t>ị</w:t>
+      </w:r>
+      <w:r>
+        <w:rPr>
+          <w:rFonts w:ascii="Times New Roman" w:hAnsi="Times New Roman" w:cs="Times New Roman"/>
+          <w:lang w:val="en-US"/>
+        </w:rPr>
+        <w:t>ch đăng ký theo s</w:t>
+      </w:r>
+      <w:r>
+        <w:rPr>
+          <w:rFonts w:ascii="Times New Roman" w:hAnsi="Times New Roman" w:cs="Times New Roman"/>
+          <w:lang w:val="en-US"/>
+        </w:rPr>
+        <w:t>ố</w:t>
+      </w:r>
+      <w:r>
+        <w:rPr>
+          <w:rFonts w:ascii="Times New Roman" w:hAnsi="Times New Roman" w:cs="Times New Roman"/>
+          <w:lang w:val="en-US"/>
+        </w:rPr>
+        <w:t xml:space="preserve"> khung c</w:t>
+      </w:r>
+      <w:r>
+        <w:rPr>
+          <w:rFonts w:ascii="Times New Roman" w:hAnsi="Times New Roman" w:cs="Times New Roman"/>
+          <w:lang w:val="en-US"/>
+        </w:rPr>
+        <w:t>ủ</w:t>
+      </w:r>
+      <w:r>
+        <w:rPr>
+          <w:rFonts w:ascii="Times New Roman" w:hAnsi="Times New Roman" w:cs="Times New Roman"/>
+          <w:lang w:val="en-US"/>
+        </w:rPr>
+        <w:t xml:space="preserve">a xe và </w:t>
+      </w:r>
+      <w:r>
+        <w:rPr>
+          <w:rFonts w:ascii="Times New Roman" w:hAnsi="Times New Roman" w:cs="Times New Roman"/>
+          <w:b/>
+          <w:bCs/>
+          <w:lang w:val="en-US"/>
+        </w:rPr>
+        <w:t>còn hi</w:t>
+      </w:r>
+      <w:r>
+        <w:rPr>
+          <w:rFonts w:ascii="Times New Roman" w:hAnsi="Times New Roman" w:cs="Times New Roman"/>
+          <w:b/>
+          <w:bCs/>
+          <w:lang w:val="en-US"/>
+        </w:rPr>
+        <w:t>ệ</w:t>
+      </w:r>
+      <w:r>
+        <w:rPr>
+          <w:rFonts w:ascii="Times New Roman" w:hAnsi="Times New Roman" w:cs="Times New Roman"/>
+          <w:b/>
+          <w:bCs/>
+          <w:lang w:val="en-US"/>
+        </w:rPr>
+        <w:t>u l</w:t>
+      </w:r>
+      <w:r>
+        <w:rPr>
+          <w:rFonts w:ascii="Times New Roman" w:hAnsi="Times New Roman" w:cs="Times New Roman"/>
+          <w:b/>
+          <w:bCs/>
+          <w:lang w:val="en-US"/>
+        </w:rPr>
+        <w:t>ự</w:t>
+      </w:r>
+      <w:r>
+        <w:rPr>
+          <w:rFonts w:ascii="Times New Roman" w:hAnsi="Times New Roman" w:cs="Times New Roman"/>
+          <w:b/>
+          <w:bCs/>
+          <w:lang w:val="en-US"/>
+        </w:rPr>
+        <w:t>c</w:t>
+      </w:r>
+      <w:r>
+        <w:rPr>
+          <w:rFonts w:ascii="Times New Roman" w:hAnsi="Times New Roman" w:cs="Times New Roman"/>
+          <w:lang w:val="en-US"/>
+        </w:rPr>
+        <w:t>. Chi</w:t>
+      </w:r>
+      <w:r>
+        <w:rPr>
+          <w:rFonts w:ascii="Times New Roman" w:hAnsi="Times New Roman" w:cs="Times New Roman"/>
+          <w:lang w:val="en-US"/>
+        </w:rPr>
+        <w:t>ế</w:t>
+      </w:r>
+      <w:r>
+        <w:rPr>
+          <w:rFonts w:ascii="Times New Roman" w:hAnsi="Times New Roman" w:cs="Times New Roman"/>
+          <w:lang w:val="en-US"/>
+        </w:rPr>
+        <w:t>n d</w:t>
+      </w:r>
+      <w:r>
+        <w:rPr>
+          <w:rFonts w:ascii="Times New Roman" w:hAnsi="Times New Roman" w:cs="Times New Roman"/>
+          <w:lang w:val="en-US"/>
+        </w:rPr>
+        <w:t>ị</w:t>
+      </w:r>
+      <w:r>
+        <w:rPr>
+          <w:rFonts w:ascii="Times New Roman" w:hAnsi="Times New Roman" w:cs="Times New Roman"/>
+          <w:lang w:val="en-US"/>
+        </w:rPr>
+        <w:t>ch đã ch</w:t>
+      </w:r>
+      <w:r>
+        <w:rPr>
+          <w:rFonts w:ascii="Times New Roman" w:hAnsi="Times New Roman" w:cs="Times New Roman"/>
+          <w:lang w:val="en-US"/>
+        </w:rPr>
+        <w:t>ọ</w:t>
+      </w:r>
+      <w:r>
+        <w:rPr>
+          <w:rFonts w:ascii="Times New Roman" w:hAnsi="Times New Roman" w:cs="Times New Roman"/>
+          <w:lang w:val="en-US"/>
+        </w:rPr>
+        <w:t xml:space="preserve">n </w:t>
+      </w:r>
+      <w:r>
+        <w:rPr>
+          <w:rFonts w:ascii="Times New Roman" w:hAnsi="Times New Roman" w:cs="Times New Roman"/>
+          <w:lang w:val="en-US"/>
+        </w:rPr>
+        <w:t>ở</w:t>
+      </w:r>
+      <w:r>
+        <w:rPr>
+          <w:rFonts w:ascii="Times New Roman" w:hAnsi="Times New Roman" w:cs="Times New Roman"/>
+          <w:lang w:val="en-US"/>
+        </w:rPr>
+        <w:t xml:space="preserve"> m</w:t>
+      </w:r>
+      <w:r>
+        <w:rPr>
+          <w:rFonts w:ascii="Times New Roman" w:hAnsi="Times New Roman" w:cs="Times New Roman"/>
+          <w:lang w:val="en-US"/>
+        </w:rPr>
+        <w:t>ộ</w:t>
+      </w:r>
+      <w:r>
+        <w:rPr>
+          <w:rFonts w:ascii="Times New Roman" w:hAnsi="Times New Roman" w:cs="Times New Roman"/>
+          <w:lang w:val="en-US"/>
+        </w:rPr>
+        <w:t>t l</w:t>
+      </w:r>
+      <w:r>
+        <w:rPr>
+          <w:rFonts w:ascii="Times New Roman" w:hAnsi="Times New Roman" w:cs="Times New Roman"/>
+          <w:lang w:val="en-US"/>
+        </w:rPr>
+        <w:t>ệ</w:t>
+      </w:r>
+      <w:r>
+        <w:rPr>
+          <w:rFonts w:ascii="Times New Roman" w:hAnsi="Times New Roman" w:cs="Times New Roman"/>
+          <w:lang w:val="en-US"/>
+        </w:rPr>
+        <w:t>nh khác c</w:t>
+      </w:r>
+      <w:r>
+        <w:rPr>
+          <w:rFonts w:ascii="Times New Roman" w:hAnsi="Times New Roman" w:cs="Times New Roman"/>
+          <w:lang w:val="en-US"/>
+        </w:rPr>
+        <w:t>ủ</w:t>
+      </w:r>
+      <w:r>
+        <w:rPr>
+          <w:rFonts w:ascii="Times New Roman" w:hAnsi="Times New Roman" w:cs="Times New Roman"/>
+          <w:lang w:val="en-US"/>
+        </w:rPr>
+        <w:t>a cùng xe s</w:t>
+      </w:r>
+      <w:r>
+        <w:rPr>
+          <w:rFonts w:ascii="Times New Roman" w:hAnsi="Times New Roman" w:cs="Times New Roman"/>
+          <w:lang w:val="en-US"/>
+        </w:rPr>
+        <w:t>ẽ</w:t>
+      </w:r>
+      <w:r>
+        <w:rPr>
+          <w:rFonts w:ascii="Times New Roman" w:hAnsi="Times New Roman" w:cs="Times New Roman"/>
+          <w:lang w:val="en-US"/>
+        </w:rPr>
+        <w:t xml:space="preserve"> không hi</w:t>
+      </w:r>
+      <w:r>
+        <w:rPr>
+          <w:rFonts w:ascii="Times New Roman" w:hAnsi="Times New Roman" w:cs="Times New Roman"/>
+          <w:lang w:val="en-US"/>
+        </w:rPr>
+        <w:t>ể</w:t>
+      </w:r>
+      <w:r>
+        <w:rPr>
+          <w:rFonts w:ascii="Times New Roman" w:hAnsi="Times New Roman" w:cs="Times New Roman"/>
+          <w:lang w:val="en-US"/>
+        </w:rPr>
+        <w:t>n th</w:t>
+      </w:r>
+      <w:r>
+        <w:rPr>
+          <w:rFonts w:ascii="Times New Roman" w:hAnsi="Times New Roman" w:cs="Times New Roman"/>
+          <w:lang w:val="en-US"/>
+        </w:rPr>
+        <w:t>ị</w:t>
+      </w:r>
+      <w:r>
+        <w:rPr>
+          <w:rFonts w:ascii="Times New Roman" w:hAnsi="Times New Roman" w:cs="Times New Roman"/>
+          <w:lang w:val="en-US"/>
+        </w:rPr>
+        <w:t xml:space="preserve"> l</w:t>
+      </w:r>
+      <w:r>
+        <w:rPr>
+          <w:rFonts w:ascii="Times New Roman" w:hAnsi="Times New Roman" w:cs="Times New Roman"/>
+          <w:lang w:val="en-US"/>
+        </w:rPr>
+        <w:t>ạ</w:t>
+      </w:r>
+      <w:r>
+        <w:rPr>
+          <w:rFonts w:ascii="Times New Roman" w:hAnsi="Times New Roman" w:cs="Times New Roman"/>
+          <w:lang w:val="en-US"/>
+        </w:rPr>
+        <w:t>i.</w:t>
+      </w:r>
+    </w:p>
+    <w:p>
+      <w:pPr>
+        <w:pStyle w:val="ListParagraph"/>
+        <w:numPr>
+          <w:ilvl w:val="0"/>
+          <w:numId w:val="4"/>
+        </w:numPr>
+        <w:rPr>
+          <w:rFonts w:ascii="Times New Roman" w:hAnsi="Times New Roman" w:cs="Times New Roman"/>
+          <w:lang w:val="en-US"/>
+        </w:rPr>
+      </w:pPr>
+      <w:r>
+        <w:rPr>
+          <w:rFonts w:ascii="Times New Roman" w:hAnsi="Times New Roman" w:cs="Times New Roman"/>
+          <w:lang w:val="en-US"/>
+        </w:rPr>
+        <w:t>Khi t</w:t>
+      </w:r>
+      <w:r>
+        <w:rPr>
+          <w:rFonts w:ascii="Times New Roman" w:hAnsi="Times New Roman" w:cs="Times New Roman"/>
+          <w:lang w:val="en-US"/>
+        </w:rPr>
+        <w:t>ạ</w:t>
+      </w:r>
+      <w:r>
+        <w:rPr>
+          <w:rFonts w:ascii="Times New Roman" w:hAnsi="Times New Roman" w:cs="Times New Roman"/>
+          <w:lang w:val="en-US"/>
+        </w:rPr>
+        <w:t>o l</w:t>
+      </w:r>
+      <w:r>
+        <w:rPr>
+          <w:rFonts w:ascii="Times New Roman" w:hAnsi="Times New Roman" w:cs="Times New Roman"/>
+          <w:lang w:val="en-US"/>
+        </w:rPr>
+        <w:t>ệ</w:t>
+      </w:r>
+      <w:r>
+        <w:rPr>
+          <w:rFonts w:ascii="Times New Roman" w:hAnsi="Times New Roman" w:cs="Times New Roman"/>
+          <w:lang w:val="en-US"/>
+        </w:rPr>
+        <w:t>nh ho</w:t>
+      </w:r>
+      <w:r>
+        <w:rPr>
+          <w:rFonts w:ascii="Times New Roman" w:hAnsi="Times New Roman" w:cs="Times New Roman"/>
+          <w:lang w:val="en-US"/>
+        </w:rPr>
+        <w:t>ặ</w:t>
+      </w:r>
+      <w:r>
+        <w:rPr>
+          <w:rFonts w:ascii="Times New Roman" w:hAnsi="Times New Roman" w:cs="Times New Roman"/>
+          <w:lang w:val="en-US"/>
+        </w:rPr>
+        <w:t>c import l</w:t>
+      </w:r>
+      <w:r>
+        <w:rPr>
+          <w:rFonts w:ascii="Times New Roman" w:hAnsi="Times New Roman" w:cs="Times New Roman"/>
+          <w:lang w:val="en-US"/>
+        </w:rPr>
+        <w:t>ệ</w:t>
+      </w:r>
+      <w:r>
+        <w:rPr>
+          <w:rFonts w:ascii="Times New Roman" w:hAnsi="Times New Roman" w:cs="Times New Roman"/>
+          <w:lang w:val="en-US"/>
+        </w:rPr>
+        <w:t>nh t</w:t>
+      </w:r>
+      <w:r>
+        <w:rPr>
+          <w:rFonts w:ascii="Times New Roman" w:hAnsi="Times New Roman" w:cs="Times New Roman"/>
+          <w:lang w:val="en-US"/>
+        </w:rPr>
+        <w:t>ừ</w:t>
+      </w:r>
+      <w:r>
+        <w:rPr>
+          <w:rFonts w:ascii="Times New Roman" w:hAnsi="Times New Roman" w:cs="Times New Roman"/>
+          <w:lang w:val="en-US"/>
+        </w:rPr>
+        <w:t xml:space="preserve"> DMS, n</w:t>
+      </w:r>
+      <w:r>
+        <w:rPr>
+          <w:rFonts w:ascii="Times New Roman" w:hAnsi="Times New Roman" w:cs="Times New Roman"/>
+          <w:lang w:val="en-US"/>
+        </w:rPr>
+        <w:t>ế</w:t>
+      </w:r>
+      <w:r>
+        <w:rPr>
+          <w:rFonts w:ascii="Times New Roman" w:hAnsi="Times New Roman" w:cs="Times New Roman"/>
+          <w:lang w:val="en-US"/>
+        </w:rPr>
+        <w:t>u xe có trong chi</w:t>
+      </w:r>
+      <w:r>
+        <w:rPr>
+          <w:rFonts w:ascii="Times New Roman" w:hAnsi="Times New Roman" w:cs="Times New Roman"/>
+          <w:lang w:val="en-US"/>
+        </w:rPr>
+        <w:t>ế</w:t>
+      </w:r>
+      <w:r>
+        <w:rPr>
+          <w:rFonts w:ascii="Times New Roman" w:hAnsi="Times New Roman" w:cs="Times New Roman"/>
+          <w:lang w:val="en-US"/>
+        </w:rPr>
+        <w:t>n d</w:t>
+      </w:r>
+      <w:r>
+        <w:rPr>
+          <w:rFonts w:ascii="Times New Roman" w:hAnsi="Times New Roman" w:cs="Times New Roman"/>
+          <w:lang w:val="en-US"/>
+        </w:rPr>
+        <w:t>ị</w:t>
+      </w:r>
+      <w:r>
+        <w:rPr>
+          <w:rFonts w:ascii="Times New Roman" w:hAnsi="Times New Roman" w:cs="Times New Roman"/>
+          <w:lang w:val="en-US"/>
+        </w:rPr>
+        <w:t>ch, h</w:t>
+      </w:r>
+      <w:r>
+        <w:rPr>
+          <w:rFonts w:ascii="Times New Roman" w:hAnsi="Times New Roman" w:cs="Times New Roman"/>
+          <w:lang w:val="en-US"/>
+        </w:rPr>
+        <w:t>ệ</w:t>
+      </w:r>
+      <w:r>
+        <w:rPr>
+          <w:rFonts w:ascii="Times New Roman" w:hAnsi="Times New Roman" w:cs="Times New Roman"/>
+          <w:lang w:val="en-US"/>
+        </w:rPr>
+        <w:t xml:space="preserve"> th</w:t>
+      </w:r>
+      <w:r>
+        <w:rPr>
+          <w:rFonts w:ascii="Times New Roman" w:hAnsi="Times New Roman" w:cs="Times New Roman"/>
+          <w:lang w:val="en-US"/>
+        </w:rPr>
+        <w:t>ố</w:t>
+      </w:r>
+      <w:r>
+        <w:rPr>
+          <w:rFonts w:ascii="Times New Roman" w:hAnsi="Times New Roman" w:cs="Times New Roman"/>
+          <w:lang w:val="en-US"/>
+        </w:rPr>
+        <w:t>ng s</w:t>
+      </w:r>
+      <w:r>
+        <w:rPr>
+          <w:rFonts w:ascii="Times New Roman" w:hAnsi="Times New Roman" w:cs="Times New Roman"/>
+          <w:lang w:val="en-US"/>
+        </w:rPr>
+        <w:t>ẽ</w:t>
+      </w:r>
+      <w:r>
+        <w:rPr>
+          <w:rFonts w:ascii="Times New Roman" w:hAnsi="Times New Roman" w:cs="Times New Roman"/>
+          <w:lang w:val="en-US"/>
+        </w:rPr>
+        <w:t xml:space="preserve"> hi</w:t>
+      </w:r>
+      <w:r>
+        <w:rPr>
+          <w:rFonts w:ascii="Times New Roman" w:hAnsi="Times New Roman" w:cs="Times New Roman"/>
+          <w:lang w:val="en-US"/>
+        </w:rPr>
+        <w:t>ể</w:t>
+      </w:r>
+      <w:r>
+        <w:rPr>
+          <w:rFonts w:ascii="Times New Roman" w:hAnsi="Times New Roman" w:cs="Times New Roman"/>
+          <w:lang w:val="en-US"/>
+        </w:rPr>
+        <w:t>n th</w:t>
+      </w:r>
+      <w:r>
+        <w:rPr>
+          <w:rFonts w:ascii="Times New Roman" w:hAnsi="Times New Roman" w:cs="Times New Roman"/>
+          <w:lang w:val="en-US"/>
+        </w:rPr>
+        <w:t>ị</w:t>
+      </w:r>
+      <w:r>
+        <w:rPr>
+          <w:rFonts w:ascii="Times New Roman" w:hAnsi="Times New Roman" w:cs="Times New Roman"/>
+          <w:lang w:val="en-US"/>
+        </w:rPr>
+        <w:t xml:space="preserve"> c</w:t>
+      </w:r>
+      <w:r>
+        <w:rPr>
+          <w:rFonts w:ascii="Times New Roman" w:hAnsi="Times New Roman" w:cs="Times New Roman"/>
+          <w:lang w:val="en-US"/>
+        </w:rPr>
+        <w:t>ả</w:t>
+      </w:r>
+      <w:r>
+        <w:rPr>
+          <w:rFonts w:ascii="Times New Roman" w:hAnsi="Times New Roman" w:cs="Times New Roman"/>
+          <w:lang w:val="en-US"/>
+        </w:rPr>
+        <w:t>nh báo cho CVDV.</w:t>
+      </w:r>
+    </w:p>
+    <w:p>
+      <w:pPr>
+        <w:pStyle w:val="ListParagraph"/>
+        <w:numPr>
+          <w:ilvl w:val="0"/>
+          <w:numId w:val="4"/>
+        </w:numPr>
+        <w:rPr>
+          <w:rFonts w:ascii="Times New Roman" w:hAnsi="Times New Roman" w:cs="Times New Roman"/>
+          <w:lang w:val="en-US"/>
+        </w:rPr>
+      </w:pPr>
+      <w:r>
+        <w:rPr>
+          <w:rFonts w:ascii="Times New Roman" w:hAnsi="Times New Roman" w:cs="Times New Roman"/>
+          <w:lang w:val="en-US"/>
+        </w:rPr>
+        <w:t>Trên báo cáo chi</w:t>
+      </w:r>
+      <w:r>
+        <w:rPr>
+          <w:rFonts w:ascii="Times New Roman" w:hAnsi="Times New Roman" w:cs="Times New Roman"/>
+          <w:lang w:val="en-US"/>
+        </w:rPr>
+        <w:t>ế</w:t>
+      </w:r>
+      <w:r>
+        <w:rPr>
+          <w:rFonts w:ascii="Times New Roman" w:hAnsi="Times New Roman" w:cs="Times New Roman"/>
+          <w:lang w:val="en-US"/>
+        </w:rPr>
+        <w:t>n d</w:t>
+      </w:r>
+      <w:r>
+        <w:rPr>
+          <w:rFonts w:ascii="Times New Roman" w:hAnsi="Times New Roman" w:cs="Times New Roman"/>
+          <w:lang w:val="en-US"/>
+        </w:rPr>
+        <w:t>ị</w:t>
+      </w:r>
+      <w:r>
+        <w:rPr>
+          <w:rFonts w:ascii="Times New Roman" w:hAnsi="Times New Roman" w:cs="Times New Roman"/>
+          <w:lang w:val="en-US"/>
+        </w:rPr>
+        <w:t>ch, xe đư</w:t>
+      </w:r>
+      <w:r>
+        <w:rPr>
+          <w:rFonts w:ascii="Times New Roman" w:hAnsi="Times New Roman" w:cs="Times New Roman"/>
+          <w:lang w:val="en-US"/>
+        </w:rPr>
+        <w:t>ợ</w:t>
+      </w:r>
+      <w:r>
+        <w:rPr>
+          <w:rFonts w:ascii="Times New Roman" w:hAnsi="Times New Roman" w:cs="Times New Roman"/>
+          <w:lang w:val="en-US"/>
+        </w:rPr>
+        <w:t>c tính là đã th</w:t>
+      </w:r>
+      <w:r>
+        <w:rPr>
+          <w:rFonts w:ascii="Times New Roman" w:hAnsi="Times New Roman" w:cs="Times New Roman"/>
+          <w:lang w:val="en-US"/>
+        </w:rPr>
+        <w:t>ự</w:t>
+      </w:r>
+      <w:r>
+        <w:rPr>
+          <w:rFonts w:ascii="Times New Roman" w:hAnsi="Times New Roman" w:cs="Times New Roman"/>
+          <w:lang w:val="en-US"/>
+        </w:rPr>
+        <w:t>c hi</w:t>
+      </w:r>
+      <w:r>
+        <w:rPr>
+          <w:rFonts w:ascii="Times New Roman" w:hAnsi="Times New Roman" w:cs="Times New Roman"/>
+          <w:lang w:val="en-US"/>
+        </w:rPr>
+        <w:t>ệ</w:t>
+      </w:r>
+      <w:r>
+        <w:rPr>
+          <w:rFonts w:ascii="Times New Roman" w:hAnsi="Times New Roman" w:cs="Times New Roman"/>
+          <w:lang w:val="en-US"/>
+        </w:rPr>
+        <w:t>n khi có m</w:t>
+      </w:r>
+      <w:r>
+        <w:rPr>
+          <w:rFonts w:ascii="Times New Roman" w:hAnsi="Times New Roman" w:cs="Times New Roman"/>
+          <w:lang w:val="en-US"/>
+        </w:rPr>
+        <w:t>ở</w:t>
+      </w:r>
+      <w:r>
+        <w:rPr>
+          <w:rFonts w:ascii="Times New Roman" w:hAnsi="Times New Roman" w:cs="Times New Roman"/>
+          <w:lang w:val="en-US"/>
+        </w:rPr>
+        <w:t xml:space="preserve"> l</w:t>
+      </w:r>
+      <w:r>
+        <w:rPr>
+          <w:rFonts w:ascii="Times New Roman" w:hAnsi="Times New Roman" w:cs="Times New Roman"/>
+          <w:lang w:val="en-US"/>
+        </w:rPr>
+        <w:t>ệ</w:t>
+      </w:r>
+      <w:r>
+        <w:rPr>
+          <w:rFonts w:ascii="Times New Roman" w:hAnsi="Times New Roman" w:cs="Times New Roman"/>
+          <w:lang w:val="en-US"/>
+        </w:rPr>
+        <w:t>nh, đúng s</w:t>
+      </w:r>
+      <w:r>
+        <w:rPr>
+          <w:rFonts w:ascii="Times New Roman" w:hAnsi="Times New Roman" w:cs="Times New Roman"/>
+          <w:lang w:val="en-US"/>
+        </w:rPr>
+        <w:t>ố</w:t>
+      </w:r>
+      <w:r>
+        <w:rPr>
+          <w:rFonts w:ascii="Times New Roman" w:hAnsi="Times New Roman" w:cs="Times New Roman"/>
+          <w:lang w:val="en-US"/>
+        </w:rPr>
+        <w:t xml:space="preserve"> khung và có ch</w:t>
+      </w:r>
+      <w:r>
+        <w:rPr>
+          <w:rFonts w:ascii="Times New Roman" w:hAnsi="Times New Roman" w:cs="Times New Roman"/>
+          <w:lang w:val="en-US"/>
+        </w:rPr>
+        <w:t>ọ</w:t>
+      </w:r>
+      <w:r>
+        <w:rPr>
+          <w:rFonts w:ascii="Times New Roman" w:hAnsi="Times New Roman" w:cs="Times New Roman"/>
+          <w:lang w:val="en-US"/>
+        </w:rPr>
+        <w:t>n mã chi</w:t>
+      </w:r>
+      <w:r>
+        <w:rPr>
+          <w:rFonts w:ascii="Times New Roman" w:hAnsi="Times New Roman" w:cs="Times New Roman"/>
+          <w:lang w:val="en-US"/>
+        </w:rPr>
+        <w:t>ế</w:t>
+      </w:r>
+      <w:r>
+        <w:rPr>
+          <w:rFonts w:ascii="Times New Roman" w:hAnsi="Times New Roman" w:cs="Times New Roman"/>
+          <w:lang w:val="en-US"/>
+        </w:rPr>
+        <w:t>n d</w:t>
+      </w:r>
+      <w:r>
+        <w:rPr>
+          <w:rFonts w:ascii="Times New Roman" w:hAnsi="Times New Roman" w:cs="Times New Roman"/>
+          <w:lang w:val="en-US"/>
+        </w:rPr>
+        <w:t>ị</w:t>
+      </w:r>
+      <w:r>
+        <w:rPr>
+          <w:rFonts w:ascii="Times New Roman" w:hAnsi="Times New Roman" w:cs="Times New Roman"/>
+          <w:lang w:val="en-US"/>
+        </w:rPr>
+        <w:t xml:space="preserve">ch tương </w:t>
+      </w:r>
+      <w:r>
+        <w:rPr>
+          <w:rFonts w:ascii="Times New Roman" w:hAnsi="Times New Roman" w:cs="Times New Roman"/>
+          <w:lang w:val="en-US"/>
+        </w:rPr>
+        <w:t>ứ</w:t>
+      </w:r>
+      <w:r>
+        <w:rPr>
+          <w:rFonts w:ascii="Times New Roman" w:hAnsi="Times New Roman" w:cs="Times New Roman"/>
+          <w:lang w:val="en-US"/>
+        </w:rPr>
+        <w:t>ng.</w:t>
+      </w:r>
+    </w:p>
+    <w:p>
+      <w:pPr>
+        <w:pStyle w:val="ListParagraph"/>
+        <w:numPr>
+          <w:ilvl w:val="0"/>
+          <w:numId w:val="4"/>
+        </w:numPr>
+        <w:rPr>
+          <w:rFonts w:ascii="Times New Roman" w:hAnsi="Times New Roman" w:cs="Times New Roman"/>
+          <w:lang w:val="en-US"/>
+        </w:rPr>
+      </w:pPr>
+      <w:r>
+        <w:rPr>
+          <w:rFonts w:ascii="Times New Roman" w:hAnsi="Times New Roman" w:cs="Times New Roman"/>
+          <w:lang w:val="en-US"/>
+        </w:rPr>
+        <w:t>Danh sách tr</w:t>
+      </w:r>
+      <w:r>
+        <w:rPr>
+          <w:rFonts w:ascii="Times New Roman" w:hAnsi="Times New Roman" w:cs="Times New Roman"/>
+          <w:lang w:val="en-US"/>
+        </w:rPr>
+        <w:t>ố</w:t>
+      </w:r>
+      <w:r>
+        <w:rPr>
+          <w:rFonts w:ascii="Times New Roman" w:hAnsi="Times New Roman" w:cs="Times New Roman"/>
+          <w:lang w:val="en-US"/>
+        </w:rPr>
+        <w:t>ng nghĩa là xe không thu</w:t>
+      </w:r>
+      <w:r>
+        <w:rPr>
+          <w:rFonts w:ascii="Times New Roman" w:hAnsi="Times New Roman" w:cs="Times New Roman"/>
+          <w:lang w:val="en-US"/>
+        </w:rPr>
+        <w:t>ộ</w:t>
+      </w:r>
+      <w:r>
+        <w:rPr>
+          <w:rFonts w:ascii="Times New Roman" w:hAnsi="Times New Roman" w:cs="Times New Roman"/>
+          <w:lang w:val="en-US"/>
+        </w:rPr>
+        <w:t>c chi</w:t>
+      </w:r>
+      <w:r>
+        <w:rPr>
+          <w:rFonts w:ascii="Times New Roman" w:hAnsi="Times New Roman" w:cs="Times New Roman"/>
+          <w:lang w:val="en-US"/>
+        </w:rPr>
+        <w:t>ế</w:t>
+      </w:r>
+      <w:r>
+        <w:rPr>
+          <w:rFonts w:ascii="Times New Roman" w:hAnsi="Times New Roman" w:cs="Times New Roman"/>
+          <w:lang w:val="en-US"/>
+        </w:rPr>
+        <w:t>n d</w:t>
+      </w:r>
+      <w:r>
+        <w:rPr>
+          <w:rFonts w:ascii="Times New Roman" w:hAnsi="Times New Roman" w:cs="Times New Roman"/>
+          <w:lang w:val="en-US"/>
+        </w:rPr>
+        <w:t>ị</w:t>
+      </w:r>
+      <w:r>
+        <w:rPr>
+          <w:rFonts w:ascii="Times New Roman" w:hAnsi="Times New Roman" w:cs="Times New Roman"/>
+          <w:lang w:val="en-US"/>
+        </w:rPr>
+        <w:t>ch nào, ho</w:t>
+      </w:r>
+      <w:r>
+        <w:rPr>
+          <w:rFonts w:ascii="Times New Roman" w:hAnsi="Times New Roman" w:cs="Times New Roman"/>
+          <w:lang w:val="en-US"/>
+        </w:rPr>
+        <w:t>ặ</w:t>
+      </w:r>
+      <w:r>
+        <w:rPr>
+          <w:rFonts w:ascii="Times New Roman" w:hAnsi="Times New Roman" w:cs="Times New Roman"/>
+          <w:lang w:val="en-US"/>
+        </w:rPr>
+        <w:t>c CSKH chưa đăng ký s</w:t>
+      </w:r>
+      <w:r>
+        <w:rPr>
+          <w:rFonts w:ascii="Times New Roman" w:hAnsi="Times New Roman" w:cs="Times New Roman"/>
+          <w:lang w:val="en-US"/>
+        </w:rPr>
+        <w:t>ố</w:t>
+      </w:r>
+      <w:r>
+        <w:rPr>
+          <w:rFonts w:ascii="Times New Roman" w:hAnsi="Times New Roman" w:cs="Times New Roman"/>
+          <w:lang w:val="en-US"/>
+        </w:rPr>
+        <w:t xml:space="preserve"> khung vào chi</w:t>
+      </w:r>
+      <w:r>
+        <w:rPr>
+          <w:rFonts w:ascii="Times New Roman" w:hAnsi="Times New Roman" w:cs="Times New Roman"/>
+          <w:lang w:val="en-US"/>
+        </w:rPr>
+        <w:t>ế</w:t>
+      </w:r>
+      <w:r>
+        <w:rPr>
+          <w:rFonts w:ascii="Times New Roman" w:hAnsi="Times New Roman" w:cs="Times New Roman"/>
+          <w:lang w:val="en-US"/>
+        </w:rPr>
+        <w:t>n d</w:t>
+      </w:r>
+      <w:r>
+        <w:rPr>
+          <w:rFonts w:ascii="Times New Roman" w:hAnsi="Times New Roman" w:cs="Times New Roman"/>
+          <w:lang w:val="en-US"/>
+        </w:rPr>
+        <w:t>ị</w:t>
+      </w:r>
+      <w:r>
+        <w:rPr>
+          <w:rFonts w:ascii="Times New Roman" w:hAnsi="Times New Roman" w:cs="Times New Roman"/>
+          <w:lang w:val="en-US"/>
+        </w:rPr>
+        <w:t>ch (xem HDSD CSKH – C</w:t>
+      </w:r>
+      <w:r>
+        <w:rPr>
+          <w:rFonts w:ascii="Times New Roman" w:hAnsi="Times New Roman" w:cs="Times New Roman"/>
+          <w:lang w:val="en-US"/>
+        </w:rPr>
+        <w:t>ậ</w:t>
+      </w:r>
+      <w:r>
+        <w:rPr>
+          <w:rFonts w:ascii="Times New Roman" w:hAnsi="Times New Roman" w:cs="Times New Roman"/>
+          <w:lang w:val="en-US"/>
+        </w:rPr>
+        <w:t>p nh</w:t>
+      </w:r>
+      <w:r>
+        <w:rPr>
+          <w:rFonts w:ascii="Times New Roman" w:hAnsi="Times New Roman" w:cs="Times New Roman"/>
+          <w:lang w:val="en-US"/>
+        </w:rPr>
+        <w:t>ậ</w:t>
+      </w:r>
+      <w:r>
+        <w:rPr>
+          <w:rFonts w:ascii="Times New Roman" w:hAnsi="Times New Roman" w:cs="Times New Roman"/>
+          <w:lang w:val="en-US"/>
+        </w:rPr>
+        <w:t>t thông tin chi</w:t>
+      </w:r>
+      <w:r>
+        <w:rPr>
+          <w:rFonts w:ascii="Times New Roman" w:hAnsi="Times New Roman" w:cs="Times New Roman"/>
+          <w:lang w:val="en-US"/>
+        </w:rPr>
+        <w:t>ế</w:t>
+      </w:r>
+      <w:r>
+        <w:rPr>
+          <w:rFonts w:ascii="Times New Roman" w:hAnsi="Times New Roman" w:cs="Times New Roman"/>
+          <w:lang w:val="en-US"/>
+        </w:rPr>
+        <w:t>n d</w:t>
+      </w:r>
+      <w:r>
+        <w:rPr>
+          <w:rFonts w:ascii="Times New Roman" w:hAnsi="Times New Roman" w:cs="Times New Roman"/>
+          <w:lang w:val="en-US"/>
+        </w:rPr>
+        <w:t>ị</w:t>
+      </w:r>
+      <w:r>
+        <w:rPr>
+          <w:rFonts w:ascii="Times New Roman" w:hAnsi="Times New Roman" w:cs="Times New Roman"/>
+          <w:lang w:val="en-US"/>
+        </w:rPr>
+        <w:t>ch). User báo CSKH ki</w:t>
+      </w:r>
+      <w:r>
+        <w:rPr>
+          <w:rFonts w:ascii="Times New Roman" w:hAnsi="Times New Roman" w:cs="Times New Roman"/>
+          <w:lang w:val="en-US"/>
+        </w:rPr>
+        <w:t>ể</w:t>
+      </w:r>
+      <w:r>
+        <w:rPr>
+          <w:rFonts w:ascii="Times New Roman" w:hAnsi="Times New Roman" w:cs="Times New Roman"/>
+          <w:lang w:val="en-US"/>
+        </w:rPr>
+        <w:t>m tra.</w:t>
+      </w:r>
+    </w:p>
+    <w:p>
+      <w:pPr>
+        <w:pStyle w:val="ListParagraph"/>
+        <w:numPr>
+          <w:ilvl w:val="0"/>
+          <w:numId w:val="4"/>
+        </w:numPr>
+        <w:rPr>
+          <w:rFonts w:ascii="Times New Roman" w:hAnsi="Times New Roman" w:cs="Times New Roman"/>
+          <w:lang w:val="en-US"/>
+        </w:rPr>
+      </w:pPr>
+      <w:r>
+        <w:rPr>
+          <w:rFonts w:ascii="Times New Roman" w:hAnsi="Times New Roman" w:cs="Times New Roman"/>
+          <w:lang w:val="en-US"/>
+        </w:rPr>
+        <w:t>L</w:t>
+      </w:r>
+      <w:r>
+        <w:rPr>
+          <w:rFonts w:ascii="Times New Roman" w:hAnsi="Times New Roman" w:cs="Times New Roman"/>
+          <w:lang w:val="en-US"/>
+        </w:rPr>
+        <w:t>ệ</w:t>
+      </w:r>
+      <w:r>
+        <w:rPr>
+          <w:rFonts w:ascii="Times New Roman" w:hAnsi="Times New Roman" w:cs="Times New Roman"/>
+          <w:lang w:val="en-US"/>
+        </w:rPr>
+        <w:t>nh đã nghi</w:t>
+      </w:r>
+      <w:r>
+        <w:rPr>
+          <w:rFonts w:ascii="Times New Roman" w:hAnsi="Times New Roman" w:cs="Times New Roman"/>
+          <w:lang w:val="en-US"/>
+        </w:rPr>
+        <w:t>ệ</w:t>
+      </w:r>
+      <w:r>
+        <w:rPr>
+          <w:rFonts w:ascii="Times New Roman" w:hAnsi="Times New Roman" w:cs="Times New Roman"/>
+          <w:lang w:val="en-US"/>
+        </w:rPr>
+        <w:t>m thu mu</w:t>
+      </w:r>
+      <w:r>
+        <w:rPr>
+          <w:rFonts w:ascii="Times New Roman" w:hAnsi="Times New Roman" w:cs="Times New Roman"/>
+          <w:lang w:val="en-US"/>
+        </w:rPr>
+        <w:t>ố</w:t>
+      </w:r>
+      <w:r>
+        <w:rPr>
+          <w:rFonts w:ascii="Times New Roman" w:hAnsi="Times New Roman" w:cs="Times New Roman"/>
+          <w:lang w:val="en-US"/>
+        </w:rPr>
+        <w:t>n ch</w:t>
+      </w:r>
+      <w:r>
+        <w:rPr>
+          <w:rFonts w:ascii="Times New Roman" w:hAnsi="Times New Roman" w:cs="Times New Roman"/>
+          <w:lang w:val="en-US"/>
+        </w:rPr>
+        <w:t>ọ</w:t>
+      </w:r>
+      <w:r>
+        <w:rPr>
+          <w:rFonts w:ascii="Times New Roman" w:hAnsi="Times New Roman" w:cs="Times New Roman"/>
+          <w:lang w:val="en-US"/>
+        </w:rPr>
+        <w:t>n b</w:t>
+      </w:r>
+      <w:r>
+        <w:rPr>
+          <w:rFonts w:ascii="Times New Roman" w:hAnsi="Times New Roman" w:cs="Times New Roman"/>
+          <w:lang w:val="en-US"/>
+        </w:rPr>
+        <w:t>ổ</w:t>
+      </w:r>
+      <w:r>
+        <w:rPr>
+          <w:rFonts w:ascii="Times New Roman" w:hAnsi="Times New Roman" w:cs="Times New Roman"/>
+          <w:lang w:val="en-US"/>
+        </w:rPr>
+        <w:t xml:space="preserve"> sung chi</w:t>
+      </w:r>
+      <w:r>
+        <w:rPr>
+          <w:rFonts w:ascii="Times New Roman" w:hAnsi="Times New Roman" w:cs="Times New Roman"/>
+          <w:lang w:val="en-US"/>
+        </w:rPr>
+        <w:t>ế</w:t>
+      </w:r>
+      <w:r>
+        <w:rPr>
+          <w:rFonts w:ascii="Times New Roman" w:hAnsi="Times New Roman" w:cs="Times New Roman"/>
+          <w:lang w:val="en-US"/>
+        </w:rPr>
+        <w:t>n d</w:t>
+      </w:r>
+      <w:r>
+        <w:rPr>
+          <w:rFonts w:ascii="Times New Roman" w:hAnsi="Times New Roman" w:cs="Times New Roman"/>
+          <w:lang w:val="en-US"/>
+        </w:rPr>
+        <w:t>ị</w:t>
+      </w:r>
+      <w:r>
+        <w:rPr>
+          <w:rFonts w:ascii="Times New Roman" w:hAnsi="Times New Roman" w:cs="Times New Roman"/>
+          <w:lang w:val="en-US"/>
+        </w:rPr>
+        <w:t>ch thì ph</w:t>
+      </w:r>
+      <w:r>
+        <w:rPr>
+          <w:rFonts w:ascii="Times New Roman" w:hAnsi="Times New Roman" w:cs="Times New Roman"/>
+          <w:lang w:val="en-US"/>
+        </w:rPr>
+        <w:t>ả</w:t>
+      </w:r>
+      <w:r>
+        <w:rPr>
+          <w:rFonts w:ascii="Times New Roman" w:hAnsi="Times New Roman" w:cs="Times New Roman"/>
+          <w:lang w:val="en-US"/>
+        </w:rPr>
+        <w:t>i h</w:t>
+      </w:r>
+      <w:r>
+        <w:rPr>
+          <w:rFonts w:ascii="Times New Roman" w:hAnsi="Times New Roman" w:cs="Times New Roman"/>
+          <w:lang w:val="en-US"/>
+        </w:rPr>
+        <w:t>ạ</w:t>
+      </w:r>
+      <w:r>
+        <w:rPr>
+          <w:rFonts w:ascii="Times New Roman" w:hAnsi="Times New Roman" w:cs="Times New Roman"/>
+          <w:lang w:val="en-US"/>
+        </w:rPr>
+        <w:t xml:space="preserve"> tr</w:t>
+      </w:r>
+      <w:r>
+        <w:rPr>
+          <w:rFonts w:ascii="Times New Roman" w:hAnsi="Times New Roman" w:cs="Times New Roman"/>
+          <w:lang w:val="en-US"/>
+        </w:rPr>
+        <w:t>ạ</w:t>
+      </w:r>
+      <w:r>
+        <w:rPr>
+          <w:rFonts w:ascii="Times New Roman" w:hAnsi="Times New Roman" w:cs="Times New Roman"/>
+          <w:lang w:val="en-US"/>
+        </w:rPr>
+        <w:t>ng thái l</w:t>
+      </w:r>
+      <w:r>
+        <w:rPr>
+          <w:rFonts w:ascii="Times New Roman" w:hAnsi="Times New Roman" w:cs="Times New Roman"/>
+          <w:lang w:val="en-US"/>
+        </w:rPr>
+        <w:t>ệ</w:t>
+      </w:r>
+      <w:r>
+        <w:rPr>
+          <w:rFonts w:ascii="Times New Roman" w:hAnsi="Times New Roman" w:cs="Times New Roman"/>
+          <w:lang w:val="en-US"/>
+        </w:rPr>
+        <w:t>nh xu</w:t>
+      </w:r>
+      <w:r>
+        <w:rPr>
+          <w:rFonts w:ascii="Times New Roman" w:hAnsi="Times New Roman" w:cs="Times New Roman"/>
+          <w:lang w:val="en-US"/>
+        </w:rPr>
+        <w:t>ố</w:t>
+      </w:r>
+      <w:r>
+        <w:rPr>
+          <w:rFonts w:ascii="Times New Roman" w:hAnsi="Times New Roman" w:cs="Times New Roman"/>
+          <w:lang w:val="en-US"/>
+        </w:rPr>
+        <w:t>ng trư</w:t>
+      </w:r>
+      <w:r>
+        <w:rPr>
+          <w:rFonts w:ascii="Times New Roman" w:hAnsi="Times New Roman" w:cs="Times New Roman"/>
+          <w:lang w:val="en-US"/>
+        </w:rPr>
+        <w:t>ớ</w:t>
+      </w:r>
+      <w:r>
+        <w:rPr>
+          <w:rFonts w:ascii="Times New Roman" w:hAnsi="Times New Roman" w:cs="Times New Roman"/>
+          <w:lang w:val="en-US"/>
+        </w:rPr>
+        <w:t>c.</w:t>
+      </w:r>
+    </w:p>
+    <w:p>
+      <w:pPr>
+        <w:rPr>
+          <w:rFonts w:ascii="Times New Roman" w:hAnsi="Times New Roman" w:cs="Times New Roman"/>
+          <w:b/>
+          <w:bCs/>
+          <w:lang w:val="en-US"/>
+        </w:rPr>
+      </w:pPr>
+      <w:r>
+        <w:rPr>
+          <w:rFonts w:ascii="Times New Roman" w:hAnsi="Times New Roman" w:cs="Times New Roman"/>
+          <w:b/>
+          <w:bCs/>
+          <w:lang w:val="en-US"/>
+        </w:rPr>
+        <w:br w:type="page"/>
+      </w:r>
+    </w:p>
+    <w:p>
+      <w:pPr>
+        <w:pStyle w:val="Heading1"/>
+        <w:numPr>
+          <w:ilvl w:val="0"/>
+          <w:numId w:val="1"/>
+        </w:numPr>
+        <w:ind w:left="360"/>
+        <w:rPr>
+          <w:rFonts w:ascii="Times New Roman" w:hAnsi="Times New Roman" w:cs="Times New Roman"/>
+          <w:b/>
+          <w:bCs/>
+          <w:color w:val="auto"/>
+          <w:sz w:val="24"/>
+          <w:szCs w:val="24"/>
+          <w:lang w:val="en-US"/>
+        </w:rPr>
+      </w:pPr>
+      <w:bookmarkStart w:id="16" w:name="_Toc243925891"/>
+      <w:r>
+        <w:rPr>
+          <w:rFonts w:ascii="Times New Roman" w:hAnsi="Times New Roman" w:cs="Times New Roman"/>
+          <w:b/>
+          <w:bCs/>
+          <w:color w:val="auto"/>
+          <w:sz w:val="24"/>
+          <w:szCs w:val="24"/>
+          <w:lang w:val="en-US"/>
+        </w:rPr>
+        <w:t>Nghiệm thu lệnh sửa chữa</w:t>
+      </w:r>
+      <w:bookmarkEnd w:id="16"/>
     </w:p>
     <w:p>
       <w:pPr>
@@ -4040,7 +7571,7 @@
           <w:lang w:val="en-US"/>
         </w:rPr>
       </w:pPr>
-      <w:bookmarkStart w:id="9" w:name="_Toc237078559"/>
+      <w:bookmarkStart w:id="17" w:name="_Toc243925892"/>
       <w:r>
         <w:rPr>
           <w:rFonts w:ascii="Times New Roman" w:hAnsi="Times New Roman" w:cs="Times New Roman"/>
@@ -4049,19 +7580,9 @@
           <w:szCs w:val="24"/>
           <w:lang w:val="en-US"/>
         </w:rPr>
-        <w:t xml:space="preserve">Mục </w:t>
-      </w:r>
-      <w:r>
-        <w:rPr>
-          <w:rFonts w:ascii="Times New Roman" w:hAnsi="Times New Roman" w:cs="Times New Roman"/>
-          <w:color w:val="auto"/>
-          <w:sz w:val="24"/>
-          <w:szCs w:val="24"/>
-          <w:lang w:val="en-US"/>
-        </w:rPr>
-        <w:t>đích</w:t>
-      </w:r>
-      <w:bookmarkEnd w:id="9"/>
+        <w:t>Mục đích</w:t>
+      </w:r>
+      <w:bookmarkEnd w:id="17"/>
     </w:p>
     <w:p>
       <w:pPr>
@@ -4080,14 +7601,7 @@
           <w:rFonts w:ascii="Times New Roman" w:hAnsi="Times New Roman" w:cs="Times New Roman"/>
           <w:lang w:val="en-US"/>
         </w:rPr>
-        <w:t>Nghiệm thu lệnh sau khi xe đã sửa chữa xong</w:t>
-      </w:r>
-      <w:r>
-        <w:rPr>
-          <w:rFonts w:ascii="Times New Roman" w:hAnsi="Times New Roman" w:cs="Times New Roman"/>
-          <w:lang w:val="en-US"/>
-        </w:rPr>
-        <w:t>.</w:t>
+        <w:t>Nghiệm thu lệnh sau khi xe đã sửa chữa xong.</w:t>
       </w:r>
     </w:p>
     <w:p>
@@ -4105,7 +7619,7 @@
           <w:lang w:val="en-US"/>
         </w:rPr>
       </w:pPr>
-      <w:bookmarkStart w:id="10" w:name="_Toc237078560"/>
+      <w:bookmarkStart w:id="18" w:name="_Toc243925893"/>
       <w:r>
         <w:rPr>
           <w:rFonts w:ascii="Times New Roman" w:hAnsi="Times New Roman" w:cs="Times New Roman"/>
@@ -4114,19 +7628,9 @@
           <w:szCs w:val="24"/>
           <w:lang w:val="en-US"/>
         </w:rPr>
-        <w:t>Đường dẫn</w:t>
-      </w:r>
-      <w:r>
-        <w:rPr>
-          <w:rFonts w:ascii="Times New Roman" w:hAnsi="Times New Roman" w:cs="Times New Roman"/>
-          <w:color w:val="auto"/>
-          <w:sz w:val="24"/>
-          <w:szCs w:val="24"/>
-          <w:lang w:val="en-US"/>
-        </w:rPr>
-        <w:t>: Quản lý dịch vụ \ Sửa chữa \ Lệnh sửa chữa.</w:t>
-      </w:r>
-      <w:bookmarkEnd w:id="10"/>
+        <w:t>Đường dẫn: Quản lý dịch vụ \ Sửa chữa \ Lệnh sửa chữa.</w:t>
+      </w:r>
+      <w:bookmarkEnd w:id="18"/>
     </w:p>
     <w:p>
       <w:pPr>
@@ -4192,7 +7696,7 @@
           <w:lang w:val="en-US"/>
         </w:rPr>
       </w:pPr>
-      <w:bookmarkStart w:id="11" w:name="_Toc237078561"/>
+      <w:bookmarkStart w:id="19" w:name="_Toc243925894"/>
       <w:r>
         <w:rPr>
           <w:rFonts w:ascii="Times New Roman" w:hAnsi="Times New Roman" w:cs="Times New Roman"/>
@@ -4201,19 +7705,9 @@
           <w:szCs w:val="24"/>
           <w:lang w:val="en-US"/>
         </w:rPr>
-        <w:t xml:space="preserve">Thao tác </w:t>
-      </w:r>
-      <w:r>
-        <w:rPr>
-          <w:rFonts w:ascii="Times New Roman" w:hAnsi="Times New Roman" w:cs="Times New Roman"/>
-          <w:color w:val="auto"/>
-          <w:sz w:val="24"/>
-          <w:szCs w:val="24"/>
-          <w:lang w:val="en-US"/>
-        </w:rPr>
-        <w:t>thực hiện</w:t>
-      </w:r>
-      <w:bookmarkEnd w:id="11"/>
+        <w:t>Thao tác thực hiện</w:t>
+      </w:r>
+      <w:bookmarkEnd w:id="19"/>
     </w:p>
     <w:p>
       <w:pPr>
@@ -4232,14 +7726,7 @@
           <w:rFonts w:ascii="Times New Roman" w:hAnsi="Times New Roman" w:cs="Times New Roman"/>
           <w:lang w:val="en-US"/>
         </w:rPr>
-        <w:t>User truy cập phiếu lệnh sửa chữa</w:t>
-      </w:r>
-      <w:r>
-        <w:rPr>
-          <w:rFonts w:ascii="Times New Roman" w:hAnsi="Times New Roman" w:cs="Times New Roman"/>
-          <w:lang w:val="en-US"/>
-        </w:rPr>
-        <w:t>.</w:t>
+        <w:t>User truy cập phiếu lệnh sửa chữa.</w:t>
       </w:r>
     </w:p>
     <w:p>
@@ -4259,28 +7746,7 @@
           <w:rFonts w:ascii="Times New Roman" w:hAnsi="Times New Roman" w:cs="Times New Roman"/>
           <w:lang w:val="en-US"/>
         </w:rPr>
-        <w:t>User tìm kiếm đến phiếu cần nghiệm thu sau đó click</w:t>
-      </w:r>
-      <w:r>
-        <w:rPr>
-          <w:rFonts w:ascii="Times New Roman" w:hAnsi="Times New Roman" w:cs="Times New Roman"/>
-          <w:lang w:val="en-US"/>
-        </w:rPr>
-        <w:t xml:space="preserve"> nút “Nghiệm thu” sau khi xe đã thực</w:t>
-      </w:r>
-      <w:r>
-        <w:rPr>
-          <w:rFonts w:ascii="Times New Roman" w:hAnsi="Times New Roman" w:cs="Times New Roman"/>
-          <w:lang w:val="en-US"/>
-        </w:rPr>
-        <w:t xml:space="preserve"> hiện sửa chữa xong và toàn bộ phụ tùng đã xuất kho</w:t>
-      </w:r>
-      <w:r>
-        <w:rPr>
-          <w:rFonts w:ascii="Times New Roman" w:hAnsi="Times New Roman" w:cs="Times New Roman"/>
-          <w:lang w:val="en-US"/>
-        </w:rPr>
-        <w:t>.</w:t>
+        <w:t>User tìm kiếm đến phiếu cần nghiệm thu sau đó click nút “Nghiệm thu” sau khi xe đã thực hiện sửa chữa xong và toàn bộ phụ tùng đã xuất kho.</w:t>
       </w:r>
       <w:r>
         <w:rPr>
@@ -4303,7 +7769,7 @@
                     <pic:cNvPicPr/>
                   </pic:nvPicPr>
                   <pic:blipFill>
-                    <a:blip r:embed="rId24"/>
+                    <a:blip r:embed="rId28"/>
                     <a:stretch>
                       <a:fillRect/>
                     </a:stretch>
@@ -4341,49 +7807,7 @@
           <w:rFonts w:ascii="Times New Roman" w:hAnsi="Times New Roman" w:cs="Times New Roman"/>
           <w:lang w:val="en-US"/>
         </w:rPr>
-        <w:t>User thực hiện In</w:t>
-      </w:r>
-      <w:r>
-        <w:rPr>
-          <w:rFonts w:ascii="Times New Roman" w:hAnsi="Times New Roman" w:cs="Times New Roman"/>
-          <w:lang w:val="en-US"/>
-        </w:rPr>
-        <w:t xml:space="preserve"> phiếu </w:t>
-      </w:r>
-      <w:r>
-        <w:rPr>
-          <w:rFonts w:ascii="Times New Roman" w:hAnsi="Times New Roman" w:cs="Times New Roman"/>
-          <w:lang w:val="en-US"/>
-        </w:rPr>
-        <w:t>Quyết toán</w:t>
-      </w:r>
-      <w:r>
-        <w:rPr>
-          <w:rFonts w:ascii="Times New Roman" w:hAnsi="Times New Roman" w:cs="Times New Roman"/>
-          <w:lang w:val="en-US"/>
-        </w:rPr>
-        <w:t xml:space="preserve"> lệnh để</w:t>
-      </w:r>
-      <w:r>
-        <w:rPr>
-          <w:rFonts w:ascii="Times New Roman" w:hAnsi="Times New Roman" w:cs="Times New Roman"/>
-          <w:lang w:val="en-US"/>
-        </w:rPr>
-        <w:t xml:space="preserve"> thực hiện</w:t>
-      </w:r>
-      <w:r>
-        <w:rPr>
-          <w:rFonts w:ascii="Times New Roman" w:hAnsi="Times New Roman" w:cs="Times New Roman"/>
-          <w:lang w:val="en-US"/>
-        </w:rPr>
-        <w:t xml:space="preserve"> thanh toán</w:t>
-      </w:r>
-      <w:r>
-        <w:rPr>
-          <w:rFonts w:ascii="Times New Roman" w:hAnsi="Times New Roman" w:cs="Times New Roman"/>
-          <w:lang w:val="en-US"/>
-        </w:rPr>
-        <w:t>.</w:t>
+        <w:t>User thực hiện In phiếu Quyết toán lệnh để thực hiện thanh toán.</w:t>
       </w:r>
     </w:p>
     <w:p>
@@ -4481,7 +7905,7 @@
           <w:lang w:val="en-US"/>
         </w:rPr>
       </w:pPr>
-      <w:bookmarkStart w:id="12" w:name="_Toc237078562"/>
+      <w:bookmarkStart w:id="20" w:name="_Toc243925895"/>
       <w:r>
         <w:rPr>
           <w:rFonts w:ascii="Times New Roman" w:hAnsi="Times New Roman" w:cs="Times New Roman"/>
@@ -4492,10 +7916,9 @@
           <w:szCs w:val="24"/>
           <w:lang w:val="en-US"/>
         </w:rPr>
-        <w:lastRenderedPageBreak/>
         <w:t>Lấy dữ liệu lệnh sửa chữa hãng</w:t>
       </w:r>
-      <w:bookmarkEnd w:id="12"/>
+      <w:bookmarkEnd w:id="20"/>
     </w:p>
     <w:p>
       <w:pPr>
@@ -4512,7 +7935,7 @@
           <w:lang w:val="en-US"/>
         </w:rPr>
       </w:pPr>
-      <w:bookmarkStart w:id="13" w:name="_Toc237078563"/>
+      <w:bookmarkStart w:id="21" w:name="_Toc243925896"/>
       <w:r>
         <w:rPr>
           <w:rFonts w:ascii="Times New Roman" w:hAnsi="Times New Roman" w:cs="Times New Roman"/>
@@ -4523,7 +7946,7 @@
         </w:rPr>
         <w:t>Mục đích</w:t>
       </w:r>
-      <w:bookmarkEnd w:id="13"/>
+      <w:bookmarkEnd w:id="21"/>
     </w:p>
     <w:p>
       <w:pPr>
@@ -4562,21 +7985,7 @@
           <w:rFonts w:ascii="Times New Roman" w:hAnsi="Times New Roman" w:cs="Times New Roman"/>
           <w:lang w:val="en-US"/>
         </w:rPr>
-        <w:t>Kéo dữ liệ</w:t>
-      </w:r>
-      <w:r>
-        <w:rPr>
-          <w:rFonts w:ascii="Times New Roman" w:hAnsi="Times New Roman" w:cs="Times New Roman"/>
-          <w:lang w:val="en-US"/>
-        </w:rPr>
-        <w:t xml:space="preserve">u </w:t>
-      </w:r>
-      <w:r>
-        <w:rPr>
-          <w:rFonts w:ascii="Times New Roman" w:hAnsi="Times New Roman" w:cs="Times New Roman"/>
-          <w:lang w:val="en-US"/>
-        </w:rPr>
-        <w:t>về Cyber.</w:t>
+        <w:t>Kéo dữ liệu về Cyber.</w:t>
       </w:r>
     </w:p>
     <w:p>
@@ -4594,7 +8003,7 @@
           <w:lang w:val="en-US"/>
         </w:rPr>
       </w:pPr>
-      <w:bookmarkStart w:id="14" w:name="_Toc237078564"/>
+      <w:bookmarkStart w:id="22" w:name="_Toc243925897"/>
       <w:r>
         <w:rPr>
           <w:rFonts w:ascii="Times New Roman" w:hAnsi="Times New Roman" w:cs="Times New Roman"/>
@@ -4603,19 +8012,9 @@
           <w:szCs w:val="24"/>
           <w:lang w:val="en-US"/>
         </w:rPr>
-        <w:t>Đường dẫn</w:t>
-      </w:r>
-      <w:r>
-        <w:rPr>
-          <w:rFonts w:ascii="Times New Roman" w:hAnsi="Times New Roman" w:cs="Times New Roman"/>
-          <w:color w:val="auto"/>
-          <w:sz w:val="24"/>
-          <w:szCs w:val="24"/>
-          <w:lang w:val="en-US"/>
-        </w:rPr>
-        <w:t>: Quản lý dịch vụ \ Sửa chữa \ Lấy dữ liệu lệnh sửa chữa hãng.</w:t>
-      </w:r>
-      <w:bookmarkEnd w:id="14"/>
+        <w:t>Đường dẫn: Quản lý dịch vụ \ Sửa chữa \ Lấy dữ liệu lệnh sửa chữa hãng.</w:t>
+      </w:r>
+      <w:bookmarkEnd w:id="22"/>
     </w:p>
     <w:p>
       <w:pPr>
@@ -4644,7 +8043,7 @@
                     <pic:cNvPicPr/>
                   </pic:nvPicPr>
                   <pic:blipFill>
-                    <a:blip r:embed="rId25"/>
+                    <a:blip r:embed="rId29"/>
                     <a:stretch>
                       <a:fillRect/>
                     </a:stretch>
@@ -4680,7 +8079,7 @@
           <w:lang w:val="en-US"/>
         </w:rPr>
       </w:pPr>
-      <w:bookmarkStart w:id="15" w:name="_Toc237078565"/>
+      <w:bookmarkStart w:id="23" w:name="_Toc243925898"/>
       <w:r>
         <w:rPr>
           <w:rFonts w:ascii="Times New Roman" w:hAnsi="Times New Roman" w:cs="Times New Roman"/>
@@ -4691,7 +8090,7 @@
         </w:rPr>
         <w:t>Thao tác thực hiện</w:t>
       </w:r>
-      <w:bookmarkEnd w:id="15"/>
+      <w:bookmarkEnd w:id="23"/>
     </w:p>
     <w:p>
       <w:pPr>
@@ -4710,28 +8109,7 @@
           <w:rFonts w:ascii="Times New Roman" w:hAnsi="Times New Roman" w:cs="Times New Roman"/>
           <w:lang w:val="en-US"/>
         </w:rPr>
-        <w:t>User truy cập vào phiếu Lấ</w:t>
-      </w:r>
-      <w:r>
-        <w:rPr>
-          <w:rFonts w:ascii="Times New Roman" w:hAnsi="Times New Roman" w:cs="Times New Roman"/>
-          <w:lang w:val="en-US"/>
-        </w:rPr>
-        <w:t>y</w:t>
-      </w:r>
-      <w:r>
-        <w:rPr>
-          <w:rFonts w:ascii="Times New Roman" w:hAnsi="Times New Roman" w:cs="Times New Roman"/>
-          <w:lang w:val="en-US"/>
-        </w:rPr>
-        <w:t xml:space="preserve"> dữ liệu lệnh sửa chữa hãng</w:t>
-      </w:r>
-      <w:r>
-        <w:rPr>
-          <w:rFonts w:ascii="Times New Roman" w:hAnsi="Times New Roman" w:cs="Times New Roman"/>
-          <w:lang w:val="en-US"/>
-        </w:rPr>
-        <w:t>.</w:t>
+        <w:t>User truy cập vào phiếu Lấy dữ liệu lệnh sửa chữa hãng.</w:t>
       </w:r>
     </w:p>
     <w:p>
@@ -4751,23 +8129,7 @@
           <w:rFonts w:ascii="Times New Roman" w:hAnsi="Times New Roman" w:cs="Times New Roman"/>
           <w:lang w:val="en-US"/>
         </w:rPr>
-        <w:t>Hệ thống sẽ hiển thị ra màn hình</w:t>
-      </w:r>
-      <w:r>
-        <w:rPr>
-          <w:rFonts w:ascii="Times New Roman" w:hAnsi="Times New Roman" w:cs="Times New Roman"/>
-          <w:lang w:val="en-US"/>
-        </w:rPr>
-        <w:t xml:space="preserve"> lấy dữ </w:t>
-      </w:r>
-      <w:bookmarkStart w:id="16" w:name="_GoBack"/>
-      <w:bookmarkEnd w:id="16"/>
-      <w:r>
-        <w:rPr>
-          <w:rFonts w:ascii="Times New Roman" w:hAnsi="Times New Roman" w:cs="Times New Roman"/>
-          <w:lang w:val="en-US"/>
-        </w:rPr>
-        <w:t>liệu lệnh sửa chữa từ hãng.</w:t>
+        <w:t>Hệ thống sẽ hiển thị ra màn hình lấy dữ liệu lệnh sửa chữa từ hãng.</w:t>
       </w:r>
       <w:r>
         <w:rPr>
@@ -4790,7 +8152,7 @@
                     <pic:cNvPicPr/>
                   </pic:nvPicPr>
                   <pic:blipFill>
-                    <a:blip r:embed="rId26"/>
+                    <a:blip r:embed="rId30"/>
                     <a:stretch>
                       <a:fillRect/>
                     </a:stretch>
@@ -4828,36 +8190,7 @@
           <w:rFonts w:ascii="Times New Roman" w:hAnsi="Times New Roman" w:cs="Times New Roman"/>
           <w:lang w:val="en-US"/>
         </w:rPr>
-        <w:lastRenderedPageBreak/>
-        <w:t xml:space="preserve">User </w:t>
-      </w:r>
-      <w:r>
-        <w:rPr>
-          <w:rFonts w:ascii="Times New Roman" w:hAnsi="Times New Roman" w:cs="Times New Roman"/>
-          <w:lang w:val="en-US"/>
-        </w:rPr>
-        <w:t>lọc theo</w:t>
-      </w:r>
-      <w:r>
-        <w:rPr>
-          <w:rFonts w:ascii="Times New Roman" w:hAnsi="Times New Roman" w:cs="Times New Roman"/>
-          <w:lang w:val="en-US"/>
-        </w:rPr>
-        <w:t xml:space="preserve"> các trường: Từ ngày, Đến ngày, Chi nhánh</w:t>
-      </w:r>
-      <w:r>
-        <w:rPr>
-          <w:rFonts w:ascii="Times New Roman" w:hAnsi="Times New Roman" w:cs="Times New Roman"/>
-          <w:lang w:val="en-US"/>
-        </w:rPr>
-        <w:t>, Biển số xe, Số lệnh hãng</w:t>
-      </w:r>
-      <w:r>
-        <w:rPr>
-          <w:rFonts w:ascii="Times New Roman" w:hAnsi="Times New Roman" w:cs="Times New Roman"/>
-          <w:lang w:val="en-US"/>
-        </w:rPr>
-        <w:t>.</w:t>
+        <w:t>User lọc theo các trường: Từ ngày, Đến ngày, Chi nhánh, Biển số xe, Số lệnh hãng.</w:t>
       </w:r>
     </w:p>
     <w:p>
@@ -4877,21 +8210,7 @@
           <w:rFonts w:ascii="Times New Roman" w:hAnsi="Times New Roman" w:cs="Times New Roman"/>
           <w:lang w:val="en-GB"/>
         </w:rPr>
-        <w:t xml:space="preserve">Click </w:t>
-      </w:r>
-      <w:r>
-        <w:rPr>
-          <w:rFonts w:ascii="Times New Roman" w:hAnsi="Times New Roman" w:cs="Times New Roman"/>
-          <w:lang w:val="en-GB"/>
-        </w:rPr>
-        <w:t>vào</w:t>
-      </w:r>
-      <w:r>
-        <w:rPr>
-          <w:rFonts w:ascii="Times New Roman" w:hAnsi="Times New Roman" w:cs="Times New Roman"/>
-          <w:lang w:val="en-GB"/>
-        </w:rPr>
-        <w:t xml:space="preserve"> </w:t>
+        <w:t xml:space="preserve">Click vào </w:t>
       </w:r>
       <w:r>
         <w:rPr>
@@ -4914,7 +8233,7 @@
                     <pic:cNvPicPr/>
                   </pic:nvPicPr>
                   <pic:blipFill>
-                    <a:blip r:embed="rId27"/>
+                    <a:blip r:embed="rId31"/>
                     <a:stretch>
                       <a:fillRect/>
                     </a:stretch>
@@ -4959,28 +8278,7 @@
           <w:rFonts w:ascii="Times New Roman" w:hAnsi="Times New Roman" w:cs="Times New Roman"/>
           <w:lang w:val="en-GB"/>
         </w:rPr>
-        <w:t xml:space="preserve">Sau khi “Lấy dữ liệu” hệ thống sẽ </w:t>
-      </w:r>
-      <w:r>
-        <w:rPr>
-          <w:rFonts w:ascii="Times New Roman" w:hAnsi="Times New Roman" w:cs="Times New Roman"/>
-          <w:lang w:val="en-GB"/>
-        </w:rPr>
-        <w:t xml:space="preserve">hiển thị danh sách </w:t>
-      </w:r>
-      <w:r>
-        <w:rPr>
-          <w:rFonts w:ascii="Times New Roman" w:hAnsi="Times New Roman" w:cs="Times New Roman"/>
-          <w:lang w:val="en-GB"/>
-        </w:rPr>
-        <w:t>các lệnh hãng theo điều kiện lọc</w:t>
-      </w:r>
-      <w:r>
-        <w:rPr>
-          <w:rFonts w:ascii="Times New Roman" w:hAnsi="Times New Roman" w:cs="Times New Roman"/>
-          <w:lang w:val="en-GB"/>
-        </w:rPr>
-        <w:t>.</w:t>
+        <w:t>Sau khi “Lấy dữ liệu” hệ thống sẽ hiển thị danh sách các lệnh hãng theo điều kiện lọc.</w:t>
       </w:r>
     </w:p>
     <w:p>
@@ -5000,21 +8298,7 @@
           <w:rFonts w:ascii="Times New Roman" w:hAnsi="Times New Roman" w:cs="Times New Roman"/>
           <w:lang w:val="en-GB"/>
         </w:rPr>
-        <w:t xml:space="preserve">User tích vào dòng </w:t>
-      </w:r>
-      <w:r>
-        <w:rPr>
-          <w:rFonts w:ascii="Times New Roman" w:hAnsi="Times New Roman" w:cs="Times New Roman"/>
-          <w:lang w:val="en-GB"/>
-        </w:rPr>
-        <w:t>lệnh cần kéo về</w:t>
-      </w:r>
-      <w:r>
-        <w:rPr>
-          <w:rFonts w:ascii="Times New Roman" w:hAnsi="Times New Roman" w:cs="Times New Roman"/>
-          <w:lang w:val="en-GB"/>
-        </w:rPr>
-        <w:t>.</w:t>
+        <w:t>User tích vào dòng lệnh cần kéo về.</w:t>
       </w:r>
     </w:p>
     <w:p>
@@ -5057,7 +8341,7 @@
                     <pic:cNvPicPr/>
                   </pic:nvPicPr>
                   <pic:blipFill>
-                    <a:blip r:embed="rId28"/>
+                    <a:blip r:embed="rId32"/>
                     <a:stretch>
                       <a:fillRect/>
                     </a:stretch>
@@ -5082,28 +8366,7 @@
           <w:rFonts w:ascii="Times New Roman" w:hAnsi="Times New Roman" w:cs="Times New Roman"/>
           <w:lang w:val="en-GB"/>
         </w:rPr>
-        <w:t xml:space="preserve">  để</w:t>
-      </w:r>
-      <w:r>
-        <w:rPr>
-          <w:rFonts w:ascii="Times New Roman" w:hAnsi="Times New Roman" w:cs="Times New Roman"/>
-          <w:lang w:val="en-GB"/>
-        </w:rPr>
-        <w:t xml:space="preserve"> hoàn thàn</w:t>
-      </w:r>
-      <w:r>
-        <w:rPr>
-          <w:rFonts w:ascii="Times New Roman" w:hAnsi="Times New Roman" w:cs="Times New Roman"/>
-          <w:lang w:val="en-GB"/>
-        </w:rPr>
-        <w:t>h</w:t>
-      </w:r>
-      <w:r>
-        <w:rPr>
-          <w:rFonts w:ascii="Times New Roman" w:hAnsi="Times New Roman" w:cs="Times New Roman"/>
-          <w:lang w:val="en-GB"/>
-        </w:rPr>
-        <w:t>.</w:t>
+        <w:t xml:space="preserve">  để hoàn thành.</w:t>
       </w:r>
     </w:p>
     <w:p>
@@ -5146,21 +8409,7 @@
           <w:rFonts w:ascii="Times New Roman" w:hAnsi="Times New Roman" w:cs="Times New Roman"/>
           <w:lang w:val="en-GB"/>
         </w:rPr>
-        <w:t xml:space="preserve">Khi lưu phiếu thành công, hệ thống sẽ tự động tạo ra </w:t>
-      </w:r>
-      <w:r>
-        <w:rPr>
-          <w:rFonts w:ascii="Times New Roman" w:hAnsi="Times New Roman" w:cs="Times New Roman"/>
-          <w:lang w:val="en-GB"/>
-        </w:rPr>
-        <w:t>L</w:t>
-      </w:r>
-      <w:r>
-        <w:rPr>
-          <w:rFonts w:ascii="Times New Roman" w:hAnsi="Times New Roman" w:cs="Times New Roman"/>
-          <w:lang w:val="en-GB"/>
-        </w:rPr>
-        <w:t>ệnh sửa chữa tương ứng.</w:t>
+        <w:t>Khi lưu phiếu thành công, hệ thống sẽ tự động tạo ra Lệnh sửa chữa tương ứng.</w:t>
       </w:r>
     </w:p>
     <w:p>
@@ -5201,7 +8450,7 @@
           <w:lang w:val="en-US"/>
         </w:rPr>
       </w:pPr>
-      <w:bookmarkStart w:id="17" w:name="_Toc237078566"/>
+      <w:bookmarkStart w:id="24" w:name="_Toc243925899"/>
       <w:r>
         <w:rPr>
           <w:rFonts w:ascii="Times New Roman" w:hAnsi="Times New Roman" w:cs="Times New Roman"/>
@@ -5214,7 +8463,7 @@
         </w:rPr>
         <w:t>Quản lý dán thẻ VETC</w:t>
       </w:r>
-      <w:bookmarkEnd w:id="17"/>
+      <w:bookmarkEnd w:id="24"/>
     </w:p>
     <w:p>
       <w:pPr>
@@ -5231,7 +8480,7 @@
           <w:lang w:val="en-US"/>
         </w:rPr>
       </w:pPr>
-      <w:bookmarkStart w:id="18" w:name="_Toc237078567"/>
+      <w:bookmarkStart w:id="25" w:name="_Toc243925900"/>
       <w:r>
         <w:rPr>
           <w:rFonts w:ascii="Times New Roman" w:hAnsi="Times New Roman" w:cs="Times New Roman"/>
@@ -5242,7 +8491,7 @@
         </w:rPr>
         <w:t>Mục đích</w:t>
       </w:r>
-      <w:bookmarkEnd w:id="18"/>
+      <w:bookmarkEnd w:id="25"/>
     </w:p>
     <w:p>
       <w:pPr>
@@ -5261,21 +8510,7 @@
           <w:rFonts w:ascii="Times New Roman" w:hAnsi="Times New Roman" w:cs="Times New Roman"/>
           <w:lang w:val="en-US"/>
         </w:rPr>
-        <w:t>Cập nhật thông tin d</w:t>
-      </w:r>
-      <w:r>
-        <w:rPr>
-          <w:rFonts w:ascii="Times New Roman" w:hAnsi="Times New Roman" w:cs="Times New Roman"/>
-          <w:lang w:val="en-US"/>
-        </w:rPr>
-        <w:t>án thẻ VETC</w:t>
-      </w:r>
-      <w:r>
-        <w:rPr>
-          <w:rFonts w:ascii="Times New Roman" w:hAnsi="Times New Roman" w:cs="Times New Roman"/>
-          <w:lang w:val="en-US"/>
-        </w:rPr>
-        <w:t>.</w:t>
+        <w:t>Cập nhật thông tin dán thẻ VETC.</w:t>
       </w:r>
     </w:p>
     <w:p>
@@ -5293,7 +8528,7 @@
           <w:lang w:val="en-US"/>
         </w:rPr>
       </w:pPr>
-      <w:bookmarkStart w:id="19" w:name="_Toc237078568"/>
+      <w:bookmarkStart w:id="26" w:name="_Toc243925901"/>
       <w:r>
         <w:rPr>
           <w:rFonts w:ascii="Times New Roman" w:hAnsi="Times New Roman" w:cs="Times New Roman"/>
@@ -5302,19 +8537,9 @@
           <w:szCs w:val="24"/>
           <w:lang w:val="en-US"/>
         </w:rPr>
-        <w:t>Đường dẫn</w:t>
-      </w:r>
-      <w:r>
-        <w:rPr>
-          <w:rFonts w:ascii="Times New Roman" w:hAnsi="Times New Roman" w:cs="Times New Roman"/>
-          <w:color w:val="auto"/>
-          <w:sz w:val="24"/>
-          <w:szCs w:val="24"/>
-          <w:lang w:val="en-US"/>
-        </w:rPr>
-        <w:t>: Quản lý dịch vụ \ Sửa chữa \ Quản lý dán thẻ VETC.</w:t>
-      </w:r>
-      <w:bookmarkEnd w:id="19"/>
+        <w:t>Đường dẫn: Quản lý dịch vụ \ Sửa chữa \ Quản lý dán thẻ VETC.</w:t>
+      </w:r>
+      <w:bookmarkEnd w:id="26"/>
     </w:p>
     <w:p>
       <w:pPr>
@@ -5346,7 +8571,7 @@
                     <pic:cNvPicPr/>
                   </pic:nvPicPr>
                   <pic:blipFill>
-                    <a:blip r:embed="rId29"/>
+                    <a:blip r:embed="rId33"/>
                     <a:stretch>
                       <a:fillRect/>
                     </a:stretch>
@@ -5382,7 +8607,7 @@
           <w:lang w:val="en-US"/>
         </w:rPr>
       </w:pPr>
-      <w:bookmarkStart w:id="20" w:name="_Toc237078569"/>
+      <w:bookmarkStart w:id="27" w:name="_Toc243925902"/>
       <w:r>
         <w:rPr>
           <w:rFonts w:ascii="Times New Roman" w:hAnsi="Times New Roman" w:cs="Times New Roman"/>
@@ -5393,7 +8618,7 @@
         </w:rPr>
         <w:t>Thao tác thực hiện</w:t>
       </w:r>
-      <w:bookmarkEnd w:id="20"/>
+      <w:bookmarkEnd w:id="27"/>
     </w:p>
     <w:p>
       <w:pPr>
@@ -5455,7 +8680,7 @@
                     <pic:cNvPicPr/>
                   </pic:nvPicPr>
                   <pic:blipFill>
-                    <a:blip r:embed="rId30"/>
+                    <a:blip r:embed="rId34"/>
                     <a:stretch>
                       <a:fillRect/>
                     </a:stretch>
@@ -5500,15 +8725,7 @@
           <w:rFonts w:ascii="Times New Roman" w:hAnsi="Times New Roman" w:cs="Times New Roman"/>
           <w:lang w:val="en-US"/>
         </w:rPr>
-        <w:lastRenderedPageBreak/>
-        <w:t xml:space="preserve">User nhập </w:t>
-      </w:r>
-      <w:r>
-        <w:rPr>
-          <w:rFonts w:ascii="Times New Roman" w:hAnsi="Times New Roman" w:cs="Times New Roman"/>
-          <w:lang w:val="en-US"/>
-        </w:rPr>
-        <w:t xml:space="preserve">Số R/O </w:t>
+        <w:t xml:space="preserve">User nhập Số R/O </w:t>
       </w:r>
       <w:r>
         <w:rPr>
@@ -5531,7 +8748,7 @@
                     <pic:cNvPicPr/>
                   </pic:nvPicPr>
                   <pic:blipFill>
-                    <a:blip r:embed="rId31"/>
+                    <a:blip r:embed="rId35"/>
                     <a:stretch>
                       <a:fillRect/>
                     </a:stretch>
@@ -5556,28 +8773,7 @@
           <w:rFonts w:ascii="Times New Roman" w:hAnsi="Times New Roman" w:cs="Times New Roman"/>
           <w:lang w:val="en-US"/>
         </w:rPr>
-        <w:t xml:space="preserve"> hệ thống sẽ </w:t>
-      </w:r>
-      <w:r>
-        <w:rPr>
-          <w:rFonts w:ascii="Times New Roman" w:hAnsi="Times New Roman" w:cs="Times New Roman"/>
-          <w:lang w:val="en-US"/>
-        </w:rPr>
-        <w:t>kế thừa</w:t>
-      </w:r>
-      <w:r>
-        <w:rPr>
-          <w:rFonts w:ascii="Times New Roman" w:hAnsi="Times New Roman" w:cs="Times New Roman"/>
-          <w:lang w:val="en-US"/>
-        </w:rPr>
-        <w:t xml:space="preserve"> ra </w:t>
-      </w:r>
-      <w:r>
-        <w:rPr>
-          <w:rFonts w:ascii="Times New Roman" w:hAnsi="Times New Roman" w:cs="Times New Roman"/>
-          <w:lang w:val="en-US"/>
-        </w:rPr>
-        <w:t>dữ liệu từ lệnh.</w:t>
+        <w:t xml:space="preserve"> hệ thống sẽ kế thừa ra dữ liệu từ lệnh.</w:t>
       </w:r>
     </w:p>
     <w:p>
@@ -5597,21 +8793,7 @@
           <w:rFonts w:ascii="Times New Roman" w:hAnsi="Times New Roman" w:cs="Times New Roman"/>
           <w:lang w:val="en-US"/>
         </w:rPr>
-        <w:t xml:space="preserve">Nếu không nhập Số R/O thì User nhập các </w:t>
-      </w:r>
-      <w:r>
-        <w:rPr>
-          <w:rFonts w:ascii="Times New Roman" w:hAnsi="Times New Roman" w:cs="Times New Roman"/>
-          <w:lang w:val="en-US"/>
-        </w:rPr>
-        <w:t>thông tin quản lý</w:t>
-      </w:r>
-      <w:r>
-        <w:rPr>
-          <w:rFonts w:ascii="Times New Roman" w:hAnsi="Times New Roman" w:cs="Times New Roman"/>
-          <w:lang w:val="en-US"/>
-        </w:rPr>
-        <w:t>: Biển số, Số lượng, Diễn Giải.</w:t>
+        <w:t>Nếu không nhập Số R/O thì User nhập các thông tin quản lý: Biển số, Số lượng, Diễn Giải.</w:t>
       </w:r>
       <w:r>
         <w:rPr>
@@ -5634,7 +8816,7 @@
                     <pic:cNvPicPr/>
                   </pic:nvPicPr>
                   <pic:blipFill>
-                    <a:blip r:embed="rId32"/>
+                    <a:blip r:embed="rId36"/>
                     <a:stretch>
                       <a:fillRect/>
                     </a:stretch>
@@ -5695,7 +8877,7 @@
                     <pic:cNvPicPr/>
                   </pic:nvPicPr>
                   <pic:blipFill>
-                    <a:blip r:embed="rId33"/>
+                    <a:blip r:embed="rId37"/>
                     <a:stretch>
                       <a:fillRect/>
                     </a:stretch>
@@ -5734,8 +8916,8 @@
 </file>
 
 <file path=word/numbering.xml><?xml version="1.0" encoding="utf-8"?>
-<w:numbering xmlns:wpc="http://schemas.microsoft.com/office/word/2010/wordprocessingCanvas" xmlns:mc="http://schemas.openxmlformats.org/markup-compatibility/2006" xmlns:o="urn:schemas-microsoft-com:office:office" xmlns:r="http://schemas.openxmlformats.org/officeDocument/2006/relationships" xmlns:m="http://schemas.openxmlformats.org/officeDocument/2006/math" xmlns:v="urn:schemas-microsoft-com:vml" xmlns:wp14="http://schemas.microsoft.com/office/word/2010/wordprocessingDrawing" xmlns:wp="http://schemas.openxmlformats.org/drawingml/2006/wordprocessingDrawing" xmlns:w10="urn:schemas-microsoft-com:office:word" xmlns:w="http://schemas.openxmlformats.org/wordprocessingml/2006/main" xmlns:w14="http://schemas.microsoft.com/office/word/2010/wordml" xmlns:w15="http://schemas.microsoft.com/office/word/2012/wordml" xmlns:wpg="http://schemas.microsoft.com/office/word/2010/wordprocessingGroup" xmlns:wpi="http://schemas.microsoft.com/office/word/2010/wordprocessingInk" xmlns:wne="http://schemas.microsoft.com/office/word/2006/wordml" xmlns:wps="http://schemas.microsoft.com/office/word/2010/wordprocessingShape" mc:Ignorable="w14 w15 wp14">
-  <w:abstractNum w:abstractNumId="0">
+<w:numbering xmlns:wpc="http://schemas.microsoft.com/office/word/2010/wordprocessingCanvas" xmlns:cx="http://schemas.microsoft.com/office/drawing/2014/chartex" xmlns:cx1="http://schemas.microsoft.com/office/drawing/2015/9/8/chartex" xmlns:cx2="http://schemas.microsoft.com/office/drawing/2015/10/21/chartex" xmlns:cx3="http://schemas.microsoft.com/office/drawing/2016/5/9/chartex" xmlns:cx4="http://schemas.microsoft.com/office/drawing/2016/5/10/chartex" xmlns:cx5="http://schemas.microsoft.com/office/drawing/2016/5/11/chartex" xmlns:cx6="http://schemas.microsoft.com/office/drawing/2016/5/12/chartex" xmlns:cx7="http://schemas.microsoft.com/office/drawing/2016/5/13/chartex" xmlns:cx8="http://schemas.microsoft.com/office/drawing/2016/5/14/chartex" xmlns:mc="http://schemas.openxmlformats.org/markup-compatibility/2006" xmlns:aink="http://schemas.microsoft.com/office/drawing/2016/ink" xmlns:am3d="http://schemas.microsoft.com/office/drawing/2017/model3d" xmlns:o="urn:schemas-microsoft-com:office:office" xmlns:oel="http://schemas.microsoft.com/office/2019/extlst" xmlns:r="http://schemas.openxmlformats.org/officeDocument/2006/relationships" xmlns:m="http://schemas.openxmlformats.org/officeDocument/2006/math" xmlns:v="urn:schemas-microsoft-com:vml" xmlns:wp14="http://schemas.microsoft.com/office/word/2010/wordprocessingDrawing" xmlns:wp="http://schemas.openxmlformats.org/drawingml/2006/wordprocessingDrawing" xmlns:w10="urn:schemas-microsoft-com:office:word" xmlns:w="http://schemas.openxmlformats.org/wordprocessingml/2006/main" xmlns:w14="http://schemas.microsoft.com/office/word/2010/wordml" xmlns:w15="http://schemas.microsoft.com/office/word/2012/wordml" xmlns:w16cex="http://schemas.microsoft.com/office/word/2018/wordml/cex" xmlns:w16cid="http://schemas.microsoft.com/office/word/2016/wordml/cid" xmlns:w16="http://schemas.microsoft.com/office/word/2018/wordml" xmlns:w16du="http://schemas.microsoft.com/office/word/2023/wordml/word16du" xmlns:w16sdtdh="http://schemas.microsoft.com/office/word/2020/wordml/sdtdatahash" xmlns:w16sdtfl="http://schemas.microsoft.com/office/word/2024/wordml/sdtformatlock" xmlns:w16se="http://schemas.microsoft.com/office/word/2015/wordml/symex" xmlns:wpg="http://schemas.microsoft.com/office/word/2010/wordprocessingGroup" xmlns:wpi="http://schemas.microsoft.com/office/word/2010/wordprocessingInk" xmlns:wne="http://schemas.microsoft.com/office/word/2006/wordml" xmlns:wps="http://schemas.microsoft.com/office/word/2010/wordprocessingShape" mc:Ignorable="w14 w15 w16se w16cid w16 w16cex w16sdtdh w16sdtfl w16du wp14">
+  <w:abstractNum w:abstractNumId="0" w15:restartNumberingAfterBreak="0">
     <w:nsid w:val="076F6848"/>
     <w:multiLevelType w:val="hybridMultilevel"/>
     <w:tmpl w:val="A9F83018"/>
@@ -5821,7 +9003,7 @@
       </w:pPr>
     </w:lvl>
   </w:abstractNum>
-  <w:abstractNum w:abstractNumId="1">
+  <w:abstractNum w:abstractNumId="1" w15:restartNumberingAfterBreak="0">
     <w:nsid w:val="0A4772E4"/>
     <w:multiLevelType w:val="hybridMultilevel"/>
     <w:tmpl w:val="6A94500C"/>
@@ -5907,7 +9089,7 @@
       </w:pPr>
     </w:lvl>
   </w:abstractNum>
-  <w:abstractNum w:abstractNumId="2">
+  <w:abstractNum w:abstractNumId="2" w15:restartNumberingAfterBreak="0">
     <w:nsid w:val="0BF853D1"/>
     <w:multiLevelType w:val="hybridMultilevel"/>
     <w:tmpl w:val="97C86248"/>
@@ -5993,7 +9175,7 @@
       </w:pPr>
     </w:lvl>
   </w:abstractNum>
-  <w:abstractNum w:abstractNumId="3">
+  <w:abstractNum w:abstractNumId="3" w15:restartNumberingAfterBreak="0">
     <w:nsid w:val="0DCD2984"/>
     <w:multiLevelType w:val="hybridMultilevel"/>
     <w:tmpl w:val="5BB22F08"/>
@@ -6079,7 +9261,7 @@
       </w:pPr>
     </w:lvl>
   </w:abstractNum>
-  <w:abstractNum w:abstractNumId="4">
+  <w:abstractNum w:abstractNumId="4" w15:restartNumberingAfterBreak="0">
     <w:nsid w:val="1D34013D"/>
     <w:multiLevelType w:val="hybridMultilevel"/>
     <w:tmpl w:val="97C86248"/>
@@ -6165,7 +9347,7 @@
       </w:pPr>
     </w:lvl>
   </w:abstractNum>
-  <w:abstractNum w:abstractNumId="5">
+  <w:abstractNum w:abstractNumId="5" w15:restartNumberingAfterBreak="0">
     <w:nsid w:val="1FFE0696"/>
     <w:multiLevelType w:val="hybridMultilevel"/>
     <w:tmpl w:val="97C86248"/>
@@ -6251,7 +9433,7 @@
       </w:pPr>
     </w:lvl>
   </w:abstractNum>
-  <w:abstractNum w:abstractNumId="6">
+  <w:abstractNum w:abstractNumId="6" w15:restartNumberingAfterBreak="0">
     <w:nsid w:val="397C0BFE"/>
     <w:multiLevelType w:val="hybridMultilevel"/>
     <w:tmpl w:val="6A94500C"/>
@@ -6337,7 +9519,7 @@
       </w:pPr>
     </w:lvl>
   </w:abstractNum>
-  <w:abstractNum w:abstractNumId="7">
+  <w:abstractNum w:abstractNumId="7" w15:restartNumberingAfterBreak="0">
     <w:nsid w:val="3D523B41"/>
     <w:multiLevelType w:val="hybridMultilevel"/>
     <w:tmpl w:val="F978FED6"/>
@@ -6450,35 +9632,41 @@
       </w:rPr>
     </w:lvl>
   </w:abstractNum>
-  <w:num w:numId="1">
+  <w:num w:numId="1" w16cid:durableId="1408648872">
     <w:abstractNumId w:val="3"/>
   </w:num>
-  <w:num w:numId="2">
+  <w:num w:numId="2" w16cid:durableId="2147158950">
     <w:abstractNumId w:val="2"/>
   </w:num>
-  <w:num w:numId="3">
+  <w:num w:numId="3" w16cid:durableId="1463422063">
     <w:abstractNumId w:val="5"/>
   </w:num>
-  <w:num w:numId="4">
+  <w:num w:numId="4" w16cid:durableId="507913852">
     <w:abstractNumId w:val="7"/>
   </w:num>
-  <w:num w:numId="5">
+  <w:num w:numId="5" w16cid:durableId="587622112">
     <w:abstractNumId w:val="4"/>
   </w:num>
-  <w:num w:numId="6">
+  <w:num w:numId="6" w16cid:durableId="142504549">
     <w:abstractNumId w:val="0"/>
   </w:num>
-  <w:num w:numId="7">
+  <w:num w:numId="7" w16cid:durableId="1468667247">
     <w:abstractNumId w:val="6"/>
   </w:num>
-  <w:num w:numId="8">
+  <w:num w:numId="8" w16cid:durableId="1289626029">
     <w:abstractNumId w:val="1"/>
+  </w:num>
+  <w:num w:numId="9" w16cid:durableId="91825211">
+    <w:abstractNumId w:val="5"/>
+    <w:lvlOverride w:ilvl="0">
+      <w:startOverride w:val="1"/>
+    </w:lvlOverride>
   </w:num>
 </w:numbering>
 </file>
 
 <file path=word/styles.xml><?xml version="1.0" encoding="utf-8"?>
-<w:styles xmlns:mc="http://schemas.openxmlformats.org/markup-compatibility/2006" xmlns:r="http://schemas.openxmlformats.org/officeDocument/2006/relationships" xmlns:w="http://schemas.openxmlformats.org/wordprocessingml/2006/main" xmlns:w14="http://schemas.microsoft.com/office/word/2010/wordml" xmlns:w15="http://schemas.microsoft.com/office/word/2012/wordml" mc:Ignorable="w14 w15">
+<w:styles xmlns:mc="http://schemas.openxmlformats.org/markup-compatibility/2006" xmlns:r="http://schemas.openxmlformats.org/officeDocument/2006/relationships" xmlns:w="http://schemas.openxmlformats.org/wordprocessingml/2006/main" xmlns:w14="http://schemas.microsoft.com/office/word/2010/wordml" xmlns:w15="http://schemas.microsoft.com/office/word/2012/wordml" xmlns:w16cex="http://schemas.microsoft.com/office/word/2018/wordml/cex" xmlns:w16cid="http://schemas.microsoft.com/office/word/2016/wordml/cid" xmlns:w16="http://schemas.microsoft.com/office/word/2018/wordml" xmlns:w16du="http://schemas.microsoft.com/office/word/2023/wordml/word16du" xmlns:w16sdtdh="http://schemas.microsoft.com/office/word/2020/wordml/sdtdatahash" xmlns:w16sdtfl="http://schemas.microsoft.com/office/word/2024/wordml/sdtformatlock" xmlns:w16se="http://schemas.microsoft.com/office/word/2015/wordml/symex" mc:Ignorable="w14 w15 w16se w16cid w16 w16cex w16sdtdh w16sdtfl w16du">
   <w:docDefaults>
     <w:rPrDefault>
       <w:rPr>
@@ -6496,7 +9684,7 @@
       </w:pPr>
     </w:pPrDefault>
   </w:docDefaults>
-  <w:latentStyles w:defLockedState="0" w:defUIPriority="99" w:defSemiHidden="0" w:defUnhideWhenUsed="0" w:defQFormat="0" w:count="371">
+  <w:latentStyles w:defLockedState="0" w:defUIPriority="99" w:defSemiHidden="0" w:defUnhideWhenUsed="0" w:defQFormat="0" w:count="376">
     <w:lsdException w:name="Normal" w:uiPriority="0" w:qFormat="1"/>
     <w:lsdException w:name="heading 1" w:uiPriority="9" w:qFormat="1"/>
     <w:lsdException w:name="heading 2" w:semiHidden="1" w:uiPriority="9" w:unhideWhenUsed="1" w:qFormat="1"/>
@@ -6868,6 +10056,11 @@
     <w:lsdException w:name="List Table 5 Dark Accent 6" w:uiPriority="50"/>
     <w:lsdException w:name="List Table 6 Colorful Accent 6" w:uiPriority="51"/>
     <w:lsdException w:name="List Table 7 Colorful Accent 6" w:uiPriority="52"/>
+    <w:lsdException w:name="Mention" w:semiHidden="1" w:unhideWhenUsed="1"/>
+    <w:lsdException w:name="Smart Hyperlink" w:semiHidden="1" w:unhideWhenUsed="1"/>
+    <w:lsdException w:name="Hashtag" w:semiHidden="1" w:unhideWhenUsed="1"/>
+    <w:lsdException w:name="Unresolved Mention" w:semiHidden="1" w:unhideWhenUsed="1"/>
+    <w:lsdException w:name="Smart Link" w:semiHidden="1" w:unhideWhenUsed="1"/>
   </w:latentStyles>
   <w:style w:type="paragraph" w:default="1" w:styleId="Normal">
     <w:name w:val="Normal"/>

--- a/.Document/Tai lieu HDSD/II. DICH VU/3. HDSD_DichVu_CVDV.docx
+++ b/.Document/Tai lieu HDSD/II. DICH VU/3. HDSD_DichVu_CVDV.docx
@@ -73,7 +73,7 @@
             </w:rPr>
             <w:fldChar w:fldCharType="separate"/>
           </w:r>
-          <w:hyperlink w:anchor="_Toc243925879" w:history="1">
+          <w:hyperlink w:anchor="_Toc243928206" w:history="1">
             <w:r>
               <w:rPr>
                 <w:rStyle w:val="Hyperlink"/>
@@ -117,7 +117,7 @@
               <w:rPr>
                 <w:webHidden/>
               </w:rPr>
-              <w:instrText xml:space="preserve"> PAGEREF _Toc243925879 \h </w:instrText>
+              <w:instrText xml:space="preserve"> PAGEREF _Toc243928206 \h </w:instrText>
             </w:r>
             <w:r>
               <w:rPr>
@@ -156,7 +156,7 @@
               <w:lang w:eastAsia="vi-VN"/>
             </w:rPr>
           </w:pPr>
-          <w:hyperlink w:anchor="_Toc243925880" w:history="1">
+          <w:hyperlink w:anchor="_Toc243928207" w:history="1">
             <w:r>
               <w:rPr>
                 <w:rStyle w:val="Hyperlink"/>
@@ -196,7 +196,7 @@
               <w:rPr>
                 <w:webHidden/>
               </w:rPr>
-              <w:instrText xml:space="preserve"> PAGEREF _Toc243925880 \h </w:instrText>
+              <w:instrText xml:space="preserve"> PAGEREF _Toc243928207 \h </w:instrText>
             </w:r>
             <w:r>
               <w:rPr>
@@ -235,7 +235,7 @@
               <w:lang w:eastAsia="vi-VN"/>
             </w:rPr>
           </w:pPr>
-          <w:hyperlink w:anchor="_Toc243925881" w:history="1">
+          <w:hyperlink w:anchor="_Toc243928208" w:history="1">
             <w:r>
               <w:rPr>
                 <w:rStyle w:val="Hyperlink"/>
@@ -275,7 +275,7 @@
               <w:rPr>
                 <w:webHidden/>
               </w:rPr>
-              <w:instrText xml:space="preserve"> PAGEREF _Toc243925881 \h </w:instrText>
+              <w:instrText xml:space="preserve"> PAGEREF _Toc243928208 \h </w:instrText>
             </w:r>
             <w:r>
               <w:rPr>
@@ -314,7 +314,7 @@
               <w:lang w:eastAsia="vi-VN"/>
             </w:rPr>
           </w:pPr>
-          <w:hyperlink w:anchor="_Toc243925882" w:history="1">
+          <w:hyperlink w:anchor="_Toc243928209" w:history="1">
             <w:r>
               <w:rPr>
                 <w:rStyle w:val="Hyperlink"/>
@@ -354,7 +354,7 @@
               <w:rPr>
                 <w:webHidden/>
               </w:rPr>
-              <w:instrText xml:space="preserve"> PAGEREF _Toc243925882 \h </w:instrText>
+              <w:instrText xml:space="preserve"> PAGEREF _Toc243928209 \h </w:instrText>
             </w:r>
             <w:r>
               <w:rPr>
@@ -393,7 +393,7 @@
               <w:lang w:eastAsia="vi-VN"/>
             </w:rPr>
           </w:pPr>
-          <w:hyperlink w:anchor="_Toc243925883" w:history="1">
+          <w:hyperlink w:anchor="_Toc243928210" w:history="1">
             <w:r>
               <w:rPr>
                 <w:rStyle w:val="Hyperlink"/>
@@ -437,7 +437,7 @@
               <w:rPr>
                 <w:webHidden/>
               </w:rPr>
-              <w:instrText xml:space="preserve"> PAGEREF _Toc243925883 \h </w:instrText>
+              <w:instrText xml:space="preserve"> PAGEREF _Toc243928210 \h </w:instrText>
             </w:r>
             <w:r>
               <w:rPr>
@@ -476,7 +476,7 @@
               <w:lang w:eastAsia="vi-VN"/>
             </w:rPr>
           </w:pPr>
-          <w:hyperlink w:anchor="_Toc243925884" w:history="1">
+          <w:hyperlink w:anchor="_Toc243928211" w:history="1">
             <w:r>
               <w:rPr>
                 <w:rStyle w:val="Hyperlink"/>
@@ -516,7 +516,7 @@
               <w:rPr>
                 <w:webHidden/>
               </w:rPr>
-              <w:instrText xml:space="preserve"> PAGEREF _Toc243925884 \h </w:instrText>
+              <w:instrText xml:space="preserve"> PAGEREF _Toc243928211 \h </w:instrText>
             </w:r>
             <w:r>
               <w:rPr>
@@ -555,7 +555,7 @@
               <w:lang w:eastAsia="vi-VN"/>
             </w:rPr>
           </w:pPr>
-          <w:hyperlink w:anchor="_Toc243925885" w:history="1">
+          <w:hyperlink w:anchor="_Toc243928212" w:history="1">
             <w:r>
               <w:rPr>
                 <w:rStyle w:val="Hyperlink"/>
@@ -595,7 +595,7 @@
               <w:rPr>
                 <w:webHidden/>
               </w:rPr>
-              <w:instrText xml:space="preserve"> PAGEREF _Toc243925885 \h </w:instrText>
+              <w:instrText xml:space="preserve"> PAGEREF _Toc243928212 \h </w:instrText>
             </w:r>
             <w:r>
               <w:rPr>
@@ -634,7 +634,7 @@
               <w:lang w:eastAsia="vi-VN"/>
             </w:rPr>
           </w:pPr>
-          <w:hyperlink w:anchor="_Toc243925886" w:history="1">
+          <w:hyperlink w:anchor="_Toc243928213" w:history="1">
             <w:r>
               <w:rPr>
                 <w:rStyle w:val="Hyperlink"/>
@@ -674,7 +674,7 @@
               <w:rPr>
                 <w:webHidden/>
               </w:rPr>
-              <w:instrText xml:space="preserve"> PAGEREF _Toc243925886 \h </w:instrText>
+              <w:instrText xml:space="preserve"> PAGEREF _Toc243928213 \h </w:instrText>
             </w:r>
             <w:r>
               <w:rPr>
@@ -713,7 +713,7 @@
               <w:lang w:eastAsia="vi-VN"/>
             </w:rPr>
           </w:pPr>
-          <w:hyperlink w:anchor="_Toc243925887" w:history="1">
+          <w:hyperlink w:anchor="_Toc243928214" w:history="1">
             <w:r>
               <w:rPr>
                 <w:rStyle w:val="Hyperlink"/>
@@ -757,7 +757,7 @@
               <w:rPr>
                 <w:webHidden/>
               </w:rPr>
-              <w:instrText xml:space="preserve"> PAGEREF _Toc243925887 \h </w:instrText>
+              <w:instrText xml:space="preserve"> PAGEREF _Toc243928214 \h </w:instrText>
             </w:r>
             <w:r>
               <w:rPr>
@@ -796,7 +796,7 @@
               <w:lang w:eastAsia="vi-VN"/>
             </w:rPr>
           </w:pPr>
-          <w:hyperlink w:anchor="_Toc243925888" w:history="1">
+          <w:hyperlink w:anchor="_Toc243928215" w:history="1">
             <w:r>
               <w:rPr>
                 <w:rStyle w:val="Hyperlink"/>
@@ -836,7 +836,7 @@
               <w:rPr>
                 <w:webHidden/>
               </w:rPr>
-              <w:instrText xml:space="preserve"> PAGEREF _Toc243925888 \h </w:instrText>
+              <w:instrText xml:space="preserve"> PAGEREF _Toc243928215 \h </w:instrText>
             </w:r>
             <w:r>
               <w:rPr>
@@ -875,7 +875,7 @@
               <w:lang w:eastAsia="vi-VN"/>
             </w:rPr>
           </w:pPr>
-          <w:hyperlink w:anchor="_Toc243925889" w:history="1">
+          <w:hyperlink w:anchor="_Toc243928216" w:history="1">
             <w:r>
               <w:rPr>
                 <w:rStyle w:val="Hyperlink"/>
@@ -915,7 +915,7 @@
               <w:rPr>
                 <w:webHidden/>
               </w:rPr>
-              <w:instrText xml:space="preserve"> PAGEREF _Toc243925889 \h </w:instrText>
+              <w:instrText xml:space="preserve"> PAGEREF _Toc243928216 \h </w:instrText>
             </w:r>
             <w:r>
               <w:rPr>
@@ -954,7 +954,7 @@
               <w:lang w:eastAsia="vi-VN"/>
             </w:rPr>
           </w:pPr>
-          <w:hyperlink w:anchor="_Toc243925890" w:history="1">
+          <w:hyperlink w:anchor="_Toc243928217" w:history="1">
             <w:r>
               <w:rPr>
                 <w:rStyle w:val="Hyperlink"/>
@@ -994,7 +994,7 @@
               <w:rPr>
                 <w:webHidden/>
               </w:rPr>
-              <w:instrText xml:space="preserve"> PAGEREF _Toc243925890 \h </w:instrText>
+              <w:instrText xml:space="preserve"> PAGEREF _Toc243928217 \h </w:instrText>
             </w:r>
             <w:r>
               <w:rPr>
@@ -1033,7 +1033,7 @@
               <w:lang w:eastAsia="vi-VN"/>
             </w:rPr>
           </w:pPr>
-          <w:hyperlink w:anchor="_Toc243925891" w:history="1">
+          <w:hyperlink w:anchor="_Toc243928218" w:history="1">
             <w:r>
               <w:rPr>
                 <w:rStyle w:val="Hyperlink"/>
@@ -1077,7 +1077,7 @@
               <w:rPr>
                 <w:webHidden/>
               </w:rPr>
-              <w:instrText xml:space="preserve"> PAGEREF _Toc243925891 \h </w:instrText>
+              <w:instrText xml:space="preserve"> PAGEREF _Toc243928218 \h </w:instrText>
             </w:r>
             <w:r>
               <w:rPr>
@@ -1116,7 +1116,7 @@
               <w:lang w:eastAsia="vi-VN"/>
             </w:rPr>
           </w:pPr>
-          <w:hyperlink w:anchor="_Toc243925892" w:history="1">
+          <w:hyperlink w:anchor="_Toc243928219" w:history="1">
             <w:r>
               <w:rPr>
                 <w:rStyle w:val="Hyperlink"/>
@@ -1156,7 +1156,7 @@
               <w:rPr>
                 <w:webHidden/>
               </w:rPr>
-              <w:instrText xml:space="preserve"> PAGEREF _Toc243925892 \h </w:instrText>
+              <w:instrText xml:space="preserve"> PAGEREF _Toc243928219 \h </w:instrText>
             </w:r>
             <w:r>
               <w:rPr>
@@ -1195,7 +1195,7 @@
               <w:lang w:eastAsia="vi-VN"/>
             </w:rPr>
           </w:pPr>
-          <w:hyperlink w:anchor="_Toc243925893" w:history="1">
+          <w:hyperlink w:anchor="_Toc243928220" w:history="1">
             <w:r>
               <w:rPr>
                 <w:rStyle w:val="Hyperlink"/>
@@ -1235,7 +1235,7 @@
               <w:rPr>
                 <w:webHidden/>
               </w:rPr>
-              <w:instrText xml:space="preserve"> PAGEREF _Toc243925893 \h </w:instrText>
+              <w:instrText xml:space="preserve"> PAGEREF _Toc243928220 \h </w:instrText>
             </w:r>
             <w:r>
               <w:rPr>
@@ -1274,7 +1274,7 @@
               <w:lang w:eastAsia="vi-VN"/>
             </w:rPr>
           </w:pPr>
-          <w:hyperlink w:anchor="_Toc243925894" w:history="1">
+          <w:hyperlink w:anchor="_Toc243928221" w:history="1">
             <w:r>
               <w:rPr>
                 <w:rStyle w:val="Hyperlink"/>
@@ -1314,7 +1314,7 @@
               <w:rPr>
                 <w:webHidden/>
               </w:rPr>
-              <w:instrText xml:space="preserve"> PAGEREF _Toc243925894 \h </w:instrText>
+              <w:instrText xml:space="preserve"> PAGEREF _Toc243928221 \h </w:instrText>
             </w:r>
             <w:r>
               <w:rPr>
@@ -1353,7 +1353,7 @@
               <w:lang w:eastAsia="vi-VN"/>
             </w:rPr>
           </w:pPr>
-          <w:hyperlink w:anchor="_Toc243925895" w:history="1">
+          <w:hyperlink w:anchor="_Toc243928222" w:history="1">
             <w:r>
               <w:rPr>
                 <w:rStyle w:val="Hyperlink"/>
@@ -1397,7 +1397,7 @@
               <w:rPr>
                 <w:webHidden/>
               </w:rPr>
-              <w:instrText xml:space="preserve"> PAGEREF _Toc243925895 \h </w:instrText>
+              <w:instrText xml:space="preserve"> PAGEREF _Toc243928222 \h </w:instrText>
             </w:r>
             <w:r>
               <w:rPr>
@@ -1436,7 +1436,7 @@
               <w:lang w:eastAsia="vi-VN"/>
             </w:rPr>
           </w:pPr>
-          <w:hyperlink w:anchor="_Toc243925896" w:history="1">
+          <w:hyperlink w:anchor="_Toc243928223" w:history="1">
             <w:r>
               <w:rPr>
                 <w:rStyle w:val="Hyperlink"/>
@@ -1476,7 +1476,7 @@
               <w:rPr>
                 <w:webHidden/>
               </w:rPr>
-              <w:instrText xml:space="preserve"> PAGEREF _Toc243925896 \h </w:instrText>
+              <w:instrText xml:space="preserve"> PAGEREF _Toc243928223 \h </w:instrText>
             </w:r>
             <w:r>
               <w:rPr>
@@ -1515,7 +1515,7 @@
               <w:lang w:eastAsia="vi-VN"/>
             </w:rPr>
           </w:pPr>
-          <w:hyperlink w:anchor="_Toc243925897" w:history="1">
+          <w:hyperlink w:anchor="_Toc243928224" w:history="1">
             <w:r>
               <w:rPr>
                 <w:rStyle w:val="Hyperlink"/>
@@ -1555,7 +1555,7 @@
               <w:rPr>
                 <w:webHidden/>
               </w:rPr>
-              <w:instrText xml:space="preserve"> PAGEREF _Toc243925897 \h </w:instrText>
+              <w:instrText xml:space="preserve"> PAGEREF _Toc243928224 \h </w:instrText>
             </w:r>
             <w:r>
               <w:rPr>
@@ -1594,7 +1594,7 @@
               <w:lang w:eastAsia="vi-VN"/>
             </w:rPr>
           </w:pPr>
-          <w:hyperlink w:anchor="_Toc243925898" w:history="1">
+          <w:hyperlink w:anchor="_Toc243928225" w:history="1">
             <w:r>
               <w:rPr>
                 <w:rStyle w:val="Hyperlink"/>
@@ -1634,7 +1634,7 @@
               <w:rPr>
                 <w:webHidden/>
               </w:rPr>
-              <w:instrText xml:space="preserve"> PAGEREF _Toc243925898 \h </w:instrText>
+              <w:instrText xml:space="preserve"> PAGEREF _Toc243928225 \h </w:instrText>
             </w:r>
             <w:r>
               <w:rPr>
@@ -1673,7 +1673,7 @@
               <w:lang w:eastAsia="vi-VN"/>
             </w:rPr>
           </w:pPr>
-          <w:hyperlink w:anchor="_Toc243925899" w:history="1">
+          <w:hyperlink w:anchor="_Toc243928226" w:history="1">
             <w:r>
               <w:rPr>
                 <w:rStyle w:val="Hyperlink"/>
@@ -1717,7 +1717,7 @@
               <w:rPr>
                 <w:webHidden/>
               </w:rPr>
-              <w:instrText xml:space="preserve"> PAGEREF _Toc243925899 \h </w:instrText>
+              <w:instrText xml:space="preserve"> PAGEREF _Toc243928226 \h </w:instrText>
             </w:r>
             <w:r>
               <w:rPr>
@@ -1756,7 +1756,7 @@
               <w:lang w:eastAsia="vi-VN"/>
             </w:rPr>
           </w:pPr>
-          <w:hyperlink w:anchor="_Toc243925900" w:history="1">
+          <w:hyperlink w:anchor="_Toc243928227" w:history="1">
             <w:r>
               <w:rPr>
                 <w:rStyle w:val="Hyperlink"/>
@@ -1796,7 +1796,7 @@
               <w:rPr>
                 <w:webHidden/>
               </w:rPr>
-              <w:instrText xml:space="preserve"> PAGEREF _Toc243925900 \h </w:instrText>
+              <w:instrText xml:space="preserve"> PAGEREF _Toc243928227 \h </w:instrText>
             </w:r>
             <w:r>
               <w:rPr>
@@ -1835,7 +1835,7 @@
               <w:lang w:eastAsia="vi-VN"/>
             </w:rPr>
           </w:pPr>
-          <w:hyperlink w:anchor="_Toc243925901" w:history="1">
+          <w:hyperlink w:anchor="_Toc243928228" w:history="1">
             <w:r>
               <w:rPr>
                 <w:rStyle w:val="Hyperlink"/>
@@ -1875,7 +1875,7 @@
               <w:rPr>
                 <w:webHidden/>
               </w:rPr>
-              <w:instrText xml:space="preserve"> PAGEREF _Toc243925901 \h </w:instrText>
+              <w:instrText xml:space="preserve"> PAGEREF _Toc243928228 \h </w:instrText>
             </w:r>
             <w:r>
               <w:rPr>
@@ -1914,7 +1914,7 @@
               <w:lang w:eastAsia="vi-VN"/>
             </w:rPr>
           </w:pPr>
-          <w:hyperlink w:anchor="_Toc243925902" w:history="1">
+          <w:hyperlink w:anchor="_Toc243928229" w:history="1">
             <w:r>
               <w:rPr>
                 <w:rStyle w:val="Hyperlink"/>
@@ -1954,7 +1954,7 @@
               <w:rPr>
                 <w:webHidden/>
               </w:rPr>
-              <w:instrText xml:space="preserve"> PAGEREF _Toc243925902 \h </w:instrText>
+              <w:instrText xml:space="preserve"> PAGEREF _Toc243928229 \h </w:instrText>
             </w:r>
             <w:r>
               <w:rPr>
@@ -2056,7 +2056,7 @@
           <w:lang w:val="en-US"/>
         </w:rPr>
       </w:pPr>
-      <w:bookmarkStart w:id="0" w:name="_Toc243925879"/>
+      <w:bookmarkStart w:id="0" w:name="_Toc243928206"/>
       <w:r>
         <w:rPr>
           <w:rFonts w:ascii="Times New Roman" w:hAnsi="Times New Roman" w:cs="Times New Roman"/>
@@ -2098,7 +2098,7 @@
           <w:lang w:val="en-US"/>
         </w:rPr>
       </w:pPr>
-      <w:bookmarkStart w:id="1" w:name="_Toc243925880"/>
+      <w:bookmarkStart w:id="1" w:name="_Toc243928207"/>
       <w:r>
         <w:rPr>
           <w:rFonts w:ascii="Times New Roman" w:hAnsi="Times New Roman" w:cs="Times New Roman"/>
@@ -2146,7 +2146,7 @@
           <w:lang w:val="en-US"/>
         </w:rPr>
       </w:pPr>
-      <w:bookmarkStart w:id="2" w:name="_Toc243925881"/>
+      <w:bookmarkStart w:id="2" w:name="_Toc243928208"/>
       <w:r>
         <w:rPr>
           <w:rFonts w:ascii="Times New Roman" w:hAnsi="Times New Roman" w:cs="Times New Roman"/>
@@ -2224,7 +2224,7 @@
           <w:lang w:val="en-US"/>
         </w:rPr>
       </w:pPr>
-      <w:bookmarkStart w:id="3" w:name="_Toc243925882"/>
+      <w:bookmarkStart w:id="3" w:name="_Toc243928209"/>
       <w:r>
         <w:rPr>
           <w:rFonts w:ascii="Times New Roman" w:hAnsi="Times New Roman" w:cs="Times New Roman"/>
@@ -2853,7 +2853,7 @@
           <w:lang w:val="en-US"/>
         </w:rPr>
       </w:pPr>
-      <w:bookmarkStart w:id="4" w:name="_Toc243925883"/>
+      <w:bookmarkStart w:id="4" w:name="_Toc243928210"/>
       <w:r>
         <w:rPr>
           <w:rFonts w:ascii="Times New Roman" w:hAnsi="Times New Roman" w:cs="Times New Roman"/>
@@ -2883,7 +2883,7 @@
           <w:lang w:val="en-US"/>
         </w:rPr>
       </w:pPr>
-      <w:bookmarkStart w:id="5" w:name="_Toc243925884"/>
+      <w:bookmarkStart w:id="5" w:name="_Toc243928211"/>
       <w:r>
         <w:rPr>
           <w:rFonts w:ascii="Times New Roman" w:hAnsi="Times New Roman" w:cs="Times New Roman"/>
@@ -2971,7 +2971,7 @@
           <w:lang w:val="en-US"/>
         </w:rPr>
       </w:pPr>
-      <w:bookmarkStart w:id="6" w:name="_Toc243925885"/>
+      <w:bookmarkStart w:id="6" w:name="_Toc243928212"/>
       <w:r>
         <w:rPr>
           <w:rFonts w:ascii="Times New Roman" w:hAnsi="Times New Roman" w:cs="Times New Roman"/>
@@ -3048,7 +3048,7 @@
           <w:lang w:val="en-US"/>
         </w:rPr>
       </w:pPr>
-      <w:bookmarkStart w:id="7" w:name="_Toc243925886"/>
+      <w:bookmarkStart w:id="7" w:name="_Toc243928213"/>
       <w:r>
         <w:rPr>
           <w:rFonts w:ascii="Times New Roman" w:hAnsi="Times New Roman" w:cs="Times New Roman"/>
@@ -3814,7 +3814,7 @@
         </w:rPr>
       </w:pPr>
       <w:bookmarkStart w:id="8" w:name="_Toc237078601"/>
-      <w:bookmarkStart w:id="9" w:name="_Toc243925887"/>
+      <w:bookmarkStart w:id="9" w:name="_Toc243928214"/>
       <w:r>
         <w:rPr>
           <w:rFonts w:ascii="Times New Roman" w:hAnsi="Times New Roman" w:cs="Times New Roman"/>
@@ -3825,691 +3825,107 @@
           <w:szCs w:val="24"/>
           <w:lang w:val="en-US"/>
         </w:rPr>
-        <w:t>C</w:t>
-      </w:r>
-      <w:r>
-        <w:rPr>
-          <w:rFonts w:ascii="Times New Roman" w:hAnsi="Times New Roman" w:cs="Times New Roman"/>
-          <w:b/>
-          <w:bCs/>
+        <w:t>Cập nhật chiến dịch trên lệnh sửa chữa</w:t>
+      </w:r>
+      <w:bookmarkEnd w:id="8"/>
+      <w:bookmarkEnd w:id="9"/>
+    </w:p>
+    <w:p>
+      <w:pPr>
+        <w:pStyle w:val="Heading2"/>
+        <w:numPr>
+          <w:ilvl w:val="0"/>
+          <w:numId w:val="9"/>
+        </w:numPr>
+        <w:rPr>
+          <w:rFonts w:ascii="Times New Roman" w:hAnsi="Times New Roman" w:cs="Times New Roman"/>
           <w:color w:val="auto"/>
           <w:sz w:val="24"/>
           <w:szCs w:val="24"/>
           <w:lang w:val="en-US"/>
         </w:rPr>
-        <w:t>ậ</w:t>
-      </w:r>
-      <w:r>
-        <w:rPr>
-          <w:rFonts w:ascii="Times New Roman" w:hAnsi="Times New Roman" w:cs="Times New Roman"/>
-          <w:b/>
-          <w:bCs/>
+      </w:pPr>
+      <w:bookmarkStart w:id="10" w:name="_Toc237078602"/>
+      <w:bookmarkStart w:id="11" w:name="_Toc243928215"/>
+      <w:r>
+        <w:rPr>
+          <w:rFonts w:ascii="Times New Roman" w:hAnsi="Times New Roman" w:cs="Times New Roman"/>
           <w:color w:val="auto"/>
           <w:sz w:val="24"/>
           <w:szCs w:val="24"/>
           <w:lang w:val="en-US"/>
         </w:rPr>
-        <w:t>p nh</w:t>
-      </w:r>
-      <w:r>
-        <w:rPr>
-          <w:rFonts w:ascii="Times New Roman" w:hAnsi="Times New Roman" w:cs="Times New Roman"/>
-          <w:b/>
-          <w:bCs/>
+        <w:t>Mục đích</w:t>
+      </w:r>
+      <w:bookmarkEnd w:id="10"/>
+      <w:bookmarkEnd w:id="11"/>
+    </w:p>
+    <w:p>
+      <w:pPr>
+        <w:pStyle w:val="ListParagraph"/>
+        <w:numPr>
+          <w:ilvl w:val="0"/>
+          <w:numId w:val="4"/>
+        </w:numPr>
+        <w:rPr>
+          <w:rFonts w:ascii="Times New Roman" w:hAnsi="Times New Roman" w:cs="Times New Roman"/>
+          <w:lang w:val="en-US"/>
+        </w:rPr>
+      </w:pPr>
+      <w:r>
+        <w:rPr>
+          <w:rFonts w:ascii="Times New Roman" w:hAnsi="Times New Roman" w:cs="Times New Roman"/>
+          <w:lang w:val="en-US"/>
+        </w:rPr>
+        <w:t>Ghi nhận xe vào xưởng có thực hiện chiến dịch của hãng.</w:t>
+      </w:r>
+    </w:p>
+    <w:p>
+      <w:pPr>
+        <w:pStyle w:val="ListParagraph"/>
+        <w:numPr>
+          <w:ilvl w:val="0"/>
+          <w:numId w:val="4"/>
+        </w:numPr>
+        <w:rPr>
+          <w:rFonts w:ascii="Times New Roman" w:hAnsi="Times New Roman" w:cs="Times New Roman"/>
+          <w:lang w:val="en-US"/>
+        </w:rPr>
+      </w:pPr>
+      <w:r>
+        <w:rPr>
+          <w:rFonts w:ascii="Times New Roman" w:hAnsi="Times New Roman" w:cs="Times New Roman"/>
+          <w:lang w:val="en-US"/>
+        </w:rPr>
+        <w:t>Làm căn cứ cho báo cáo kết quả thực hiện chiến dịch.</w:t>
+      </w:r>
+    </w:p>
+    <w:p>
+      <w:pPr>
+        <w:pStyle w:val="Heading2"/>
+        <w:numPr>
+          <w:ilvl w:val="0"/>
+          <w:numId w:val="9"/>
+        </w:numPr>
+        <w:rPr>
+          <w:rFonts w:ascii="Times New Roman" w:hAnsi="Times New Roman" w:cs="Times New Roman"/>
           <w:color w:val="auto"/>
           <w:sz w:val="24"/>
           <w:szCs w:val="24"/>
           <w:lang w:val="en-US"/>
         </w:rPr>
-        <w:t>ậ</w:t>
-      </w:r>
-      <w:r>
-        <w:rPr>
-          <w:rFonts w:ascii="Times New Roman" w:hAnsi="Times New Roman" w:cs="Times New Roman"/>
-          <w:b/>
-          <w:bCs/>
+      </w:pPr>
+      <w:bookmarkStart w:id="12" w:name="_Toc237078603"/>
+      <w:bookmarkStart w:id="13" w:name="_Toc243928216"/>
+      <w:r>
+        <w:rPr>
+          <w:rFonts w:ascii="Times New Roman" w:hAnsi="Times New Roman" w:cs="Times New Roman"/>
           <w:color w:val="auto"/>
           <w:sz w:val="24"/>
           <w:szCs w:val="24"/>
           <w:lang w:val="en-US"/>
         </w:rPr>
-        <w:t>t chi</w:t>
-      </w:r>
-      <w:r>
-        <w:rPr>
-          <w:rFonts w:ascii="Times New Roman" w:hAnsi="Times New Roman" w:cs="Times New Roman"/>
-          <w:b/>
-          <w:bCs/>
-          <w:color w:val="auto"/>
-          <w:sz w:val="24"/>
-          <w:szCs w:val="24"/>
-          <w:lang w:val="en-US"/>
-        </w:rPr>
-        <w:t>ế</w:t>
-      </w:r>
-      <w:r>
-        <w:rPr>
-          <w:rFonts w:ascii="Times New Roman" w:hAnsi="Times New Roman" w:cs="Times New Roman"/>
-          <w:b/>
-          <w:bCs/>
-          <w:color w:val="auto"/>
-          <w:sz w:val="24"/>
-          <w:szCs w:val="24"/>
-          <w:lang w:val="en-US"/>
-        </w:rPr>
-        <w:t>n d</w:t>
-      </w:r>
-      <w:r>
-        <w:rPr>
-          <w:rFonts w:ascii="Times New Roman" w:hAnsi="Times New Roman" w:cs="Times New Roman"/>
-          <w:b/>
-          <w:bCs/>
-          <w:color w:val="auto"/>
-          <w:sz w:val="24"/>
-          <w:szCs w:val="24"/>
-          <w:lang w:val="en-US"/>
-        </w:rPr>
-        <w:t>ị</w:t>
-      </w:r>
-      <w:r>
-        <w:rPr>
-          <w:rFonts w:ascii="Times New Roman" w:hAnsi="Times New Roman" w:cs="Times New Roman"/>
-          <w:b/>
-          <w:bCs/>
-          <w:color w:val="auto"/>
-          <w:sz w:val="24"/>
-          <w:szCs w:val="24"/>
-          <w:lang w:val="en-US"/>
-        </w:rPr>
-        <w:t>ch trên l</w:t>
-      </w:r>
-      <w:r>
-        <w:rPr>
-          <w:rFonts w:ascii="Times New Roman" w:hAnsi="Times New Roman" w:cs="Times New Roman"/>
-          <w:b/>
-          <w:bCs/>
-          <w:color w:val="auto"/>
-          <w:sz w:val="24"/>
-          <w:szCs w:val="24"/>
-          <w:lang w:val="en-US"/>
-        </w:rPr>
-        <w:t>ệ</w:t>
-      </w:r>
-      <w:r>
-        <w:rPr>
-          <w:rFonts w:ascii="Times New Roman" w:hAnsi="Times New Roman" w:cs="Times New Roman"/>
-          <w:b/>
-          <w:bCs/>
-          <w:color w:val="auto"/>
-          <w:sz w:val="24"/>
-          <w:szCs w:val="24"/>
-          <w:lang w:val="en-US"/>
-        </w:rPr>
-        <w:t>nh s</w:t>
-      </w:r>
-      <w:r>
-        <w:rPr>
-          <w:rFonts w:ascii="Times New Roman" w:hAnsi="Times New Roman" w:cs="Times New Roman"/>
-          <w:b/>
-          <w:bCs/>
-          <w:color w:val="auto"/>
-          <w:sz w:val="24"/>
-          <w:szCs w:val="24"/>
-          <w:lang w:val="en-US"/>
-        </w:rPr>
-        <w:t>ử</w:t>
-      </w:r>
-      <w:r>
-        <w:rPr>
-          <w:rFonts w:ascii="Times New Roman" w:hAnsi="Times New Roman" w:cs="Times New Roman"/>
-          <w:b/>
-          <w:bCs/>
-          <w:color w:val="auto"/>
-          <w:sz w:val="24"/>
-          <w:szCs w:val="24"/>
-          <w:lang w:val="en-US"/>
-        </w:rPr>
-        <w:t>a ch</w:t>
-      </w:r>
-      <w:r>
-        <w:rPr>
-          <w:rFonts w:ascii="Times New Roman" w:hAnsi="Times New Roman" w:cs="Times New Roman"/>
-          <w:b/>
-          <w:bCs/>
-          <w:color w:val="auto"/>
-          <w:sz w:val="24"/>
-          <w:szCs w:val="24"/>
-          <w:lang w:val="en-US"/>
-        </w:rPr>
-        <w:t>ữ</w:t>
-      </w:r>
-      <w:r>
-        <w:rPr>
-          <w:rFonts w:ascii="Times New Roman" w:hAnsi="Times New Roman" w:cs="Times New Roman"/>
-          <w:b/>
-          <w:bCs/>
-          <w:color w:val="auto"/>
-          <w:sz w:val="24"/>
-          <w:szCs w:val="24"/>
-          <w:lang w:val="en-US"/>
-        </w:rPr>
-        <w:t>a</w:t>
-      </w:r>
-      <w:bookmarkEnd w:id="8"/>
-      <w:bookmarkEnd w:id="9"/>
-    </w:p>
-    <w:p>
-      <w:pPr>
-        <w:pStyle w:val="Heading2"/>
-        <w:numPr>
-          <w:ilvl w:val="0"/>
-          <w:numId w:val="9"/>
-        </w:numPr>
-        <w:rPr>
-          <w:rFonts w:ascii="Times New Roman" w:hAnsi="Times New Roman" w:cs="Times New Roman"/>
-          <w:color w:val="auto"/>
-          <w:sz w:val="24"/>
-          <w:szCs w:val="24"/>
-          <w:lang w:val="en-US"/>
-        </w:rPr>
-      </w:pPr>
-      <w:bookmarkStart w:id="10" w:name="_Toc237078602"/>
-      <w:bookmarkStart w:id="11" w:name="_Toc243925888"/>
-      <w:r>
-        <w:rPr>
-          <w:rFonts w:ascii="Times New Roman" w:hAnsi="Times New Roman" w:cs="Times New Roman"/>
-          <w:color w:val="auto"/>
-          <w:sz w:val="24"/>
-          <w:szCs w:val="24"/>
-          <w:lang w:val="en-US"/>
-        </w:rPr>
-        <w:t>M</w:t>
-      </w:r>
-      <w:r>
-        <w:rPr>
-          <w:rFonts w:ascii="Times New Roman" w:hAnsi="Times New Roman" w:cs="Times New Roman"/>
-          <w:color w:val="auto"/>
-          <w:sz w:val="24"/>
-          <w:szCs w:val="24"/>
-          <w:lang w:val="en-US"/>
-        </w:rPr>
-        <w:t>ụ</w:t>
-      </w:r>
-      <w:r>
-        <w:rPr>
-          <w:rFonts w:ascii="Times New Roman" w:hAnsi="Times New Roman" w:cs="Times New Roman"/>
-          <w:color w:val="auto"/>
-          <w:sz w:val="24"/>
-          <w:szCs w:val="24"/>
-          <w:lang w:val="en-US"/>
-        </w:rPr>
-        <w:t>c đích</w:t>
-      </w:r>
-      <w:bookmarkEnd w:id="10"/>
-      <w:bookmarkEnd w:id="11"/>
-    </w:p>
-    <w:p>
-      <w:pPr>
-        <w:pStyle w:val="ListParagraph"/>
-        <w:numPr>
-          <w:ilvl w:val="0"/>
-          <w:numId w:val="4"/>
-        </w:numPr>
-        <w:rPr>
-          <w:rFonts w:ascii="Times New Roman" w:hAnsi="Times New Roman" w:cs="Times New Roman"/>
-          <w:lang w:val="en-US"/>
-        </w:rPr>
-      </w:pPr>
-      <w:r>
-        <w:rPr>
-          <w:rFonts w:ascii="Times New Roman" w:hAnsi="Times New Roman" w:cs="Times New Roman"/>
-          <w:lang w:val="en-US"/>
-        </w:rPr>
-        <w:t>Ghi nh</w:t>
-      </w:r>
-      <w:r>
-        <w:rPr>
-          <w:rFonts w:ascii="Times New Roman" w:hAnsi="Times New Roman" w:cs="Times New Roman"/>
-          <w:lang w:val="en-US"/>
-        </w:rPr>
-        <w:t>ậ</w:t>
-      </w:r>
-      <w:r>
-        <w:rPr>
-          <w:rFonts w:ascii="Times New Roman" w:hAnsi="Times New Roman" w:cs="Times New Roman"/>
-          <w:lang w:val="en-US"/>
-        </w:rPr>
-        <w:t>n xe vào xư</w:t>
-      </w:r>
-      <w:r>
-        <w:rPr>
-          <w:rFonts w:ascii="Times New Roman" w:hAnsi="Times New Roman" w:cs="Times New Roman"/>
-          <w:lang w:val="en-US"/>
-        </w:rPr>
-        <w:t>ở</w:t>
-      </w:r>
-      <w:r>
-        <w:rPr>
-          <w:rFonts w:ascii="Times New Roman" w:hAnsi="Times New Roman" w:cs="Times New Roman"/>
-          <w:lang w:val="en-US"/>
-        </w:rPr>
-        <w:t>ng có th</w:t>
-      </w:r>
-      <w:r>
-        <w:rPr>
-          <w:rFonts w:ascii="Times New Roman" w:hAnsi="Times New Roman" w:cs="Times New Roman"/>
-          <w:lang w:val="en-US"/>
-        </w:rPr>
-        <w:t>ự</w:t>
-      </w:r>
-      <w:r>
-        <w:rPr>
-          <w:rFonts w:ascii="Times New Roman" w:hAnsi="Times New Roman" w:cs="Times New Roman"/>
-          <w:lang w:val="en-US"/>
-        </w:rPr>
-        <w:t>c hi</w:t>
-      </w:r>
-      <w:r>
-        <w:rPr>
-          <w:rFonts w:ascii="Times New Roman" w:hAnsi="Times New Roman" w:cs="Times New Roman"/>
-          <w:lang w:val="en-US"/>
-        </w:rPr>
-        <w:t>ệ</w:t>
-      </w:r>
-      <w:r>
-        <w:rPr>
-          <w:rFonts w:ascii="Times New Roman" w:hAnsi="Times New Roman" w:cs="Times New Roman"/>
-          <w:lang w:val="en-US"/>
-        </w:rPr>
-        <w:t>n chi</w:t>
-      </w:r>
-      <w:r>
-        <w:rPr>
-          <w:rFonts w:ascii="Times New Roman" w:hAnsi="Times New Roman" w:cs="Times New Roman"/>
-          <w:lang w:val="en-US"/>
-        </w:rPr>
-        <w:t>ế</w:t>
-      </w:r>
-      <w:r>
-        <w:rPr>
-          <w:rFonts w:ascii="Times New Roman" w:hAnsi="Times New Roman" w:cs="Times New Roman"/>
-          <w:lang w:val="en-US"/>
-        </w:rPr>
-        <w:t>n d</w:t>
-      </w:r>
-      <w:r>
-        <w:rPr>
-          <w:rFonts w:ascii="Times New Roman" w:hAnsi="Times New Roman" w:cs="Times New Roman"/>
-          <w:lang w:val="en-US"/>
-        </w:rPr>
-        <w:t>ị</w:t>
-      </w:r>
-      <w:r>
-        <w:rPr>
-          <w:rFonts w:ascii="Times New Roman" w:hAnsi="Times New Roman" w:cs="Times New Roman"/>
-          <w:lang w:val="en-US"/>
-        </w:rPr>
-        <w:t>ch c</w:t>
-      </w:r>
-      <w:r>
-        <w:rPr>
-          <w:rFonts w:ascii="Times New Roman" w:hAnsi="Times New Roman" w:cs="Times New Roman"/>
-          <w:lang w:val="en-US"/>
-        </w:rPr>
-        <w:t>ủ</w:t>
-      </w:r>
-      <w:r>
-        <w:rPr>
-          <w:rFonts w:ascii="Times New Roman" w:hAnsi="Times New Roman" w:cs="Times New Roman"/>
-          <w:lang w:val="en-US"/>
-        </w:rPr>
-        <w:t>a hãng.</w:t>
-      </w:r>
-    </w:p>
-    <w:p>
-      <w:pPr>
-        <w:pStyle w:val="ListParagraph"/>
-        <w:numPr>
-          <w:ilvl w:val="0"/>
-          <w:numId w:val="4"/>
-        </w:numPr>
-        <w:rPr>
-          <w:rFonts w:ascii="Times New Roman" w:hAnsi="Times New Roman" w:cs="Times New Roman"/>
-          <w:lang w:val="en-US"/>
-        </w:rPr>
-      </w:pPr>
-      <w:r>
-        <w:rPr>
-          <w:rFonts w:ascii="Times New Roman" w:hAnsi="Times New Roman" w:cs="Times New Roman"/>
-          <w:lang w:val="en-US"/>
-        </w:rPr>
-        <w:t>Làm căn c</w:t>
-      </w:r>
-      <w:r>
-        <w:rPr>
-          <w:rFonts w:ascii="Times New Roman" w:hAnsi="Times New Roman" w:cs="Times New Roman"/>
-          <w:lang w:val="en-US"/>
-        </w:rPr>
-        <w:t>ứ</w:t>
-      </w:r>
-      <w:r>
-        <w:rPr>
-          <w:rFonts w:ascii="Times New Roman" w:hAnsi="Times New Roman" w:cs="Times New Roman"/>
-          <w:lang w:val="en-US"/>
-        </w:rPr>
-        <w:t xml:space="preserve"> cho báo cáo k</w:t>
-      </w:r>
-      <w:r>
-        <w:rPr>
-          <w:rFonts w:ascii="Times New Roman" w:hAnsi="Times New Roman" w:cs="Times New Roman"/>
-          <w:lang w:val="en-US"/>
-        </w:rPr>
-        <w:t>ế</w:t>
-      </w:r>
-      <w:r>
-        <w:rPr>
-          <w:rFonts w:ascii="Times New Roman" w:hAnsi="Times New Roman" w:cs="Times New Roman"/>
-          <w:lang w:val="en-US"/>
-        </w:rPr>
-        <w:t>t qu</w:t>
-      </w:r>
-      <w:r>
-        <w:rPr>
-          <w:rFonts w:ascii="Times New Roman" w:hAnsi="Times New Roman" w:cs="Times New Roman"/>
-          <w:lang w:val="en-US"/>
-        </w:rPr>
-        <w:t>ả</w:t>
-      </w:r>
-      <w:r>
-        <w:rPr>
-          <w:rFonts w:ascii="Times New Roman" w:hAnsi="Times New Roman" w:cs="Times New Roman"/>
-          <w:lang w:val="en-US"/>
-        </w:rPr>
-        <w:t xml:space="preserve"> th</w:t>
-      </w:r>
-      <w:r>
-        <w:rPr>
-          <w:rFonts w:ascii="Times New Roman" w:hAnsi="Times New Roman" w:cs="Times New Roman"/>
-          <w:lang w:val="en-US"/>
-        </w:rPr>
-        <w:t>ự</w:t>
-      </w:r>
-      <w:r>
-        <w:rPr>
-          <w:rFonts w:ascii="Times New Roman" w:hAnsi="Times New Roman" w:cs="Times New Roman"/>
-          <w:lang w:val="en-US"/>
-        </w:rPr>
-        <w:t>c hi</w:t>
-      </w:r>
-      <w:r>
-        <w:rPr>
-          <w:rFonts w:ascii="Times New Roman" w:hAnsi="Times New Roman" w:cs="Times New Roman"/>
-          <w:lang w:val="en-US"/>
-        </w:rPr>
-        <w:t>ệ</w:t>
-      </w:r>
-      <w:r>
-        <w:rPr>
-          <w:rFonts w:ascii="Times New Roman" w:hAnsi="Times New Roman" w:cs="Times New Roman"/>
-          <w:lang w:val="en-US"/>
-        </w:rPr>
-        <w:t>n chi</w:t>
-      </w:r>
-      <w:r>
-        <w:rPr>
-          <w:rFonts w:ascii="Times New Roman" w:hAnsi="Times New Roman" w:cs="Times New Roman"/>
-          <w:lang w:val="en-US"/>
-        </w:rPr>
-        <w:t>ế</w:t>
-      </w:r>
-      <w:r>
-        <w:rPr>
-          <w:rFonts w:ascii="Times New Roman" w:hAnsi="Times New Roman" w:cs="Times New Roman"/>
-          <w:lang w:val="en-US"/>
-        </w:rPr>
-        <w:t>n d</w:t>
-      </w:r>
-      <w:r>
-        <w:rPr>
-          <w:rFonts w:ascii="Times New Roman" w:hAnsi="Times New Roman" w:cs="Times New Roman"/>
-          <w:lang w:val="en-US"/>
-        </w:rPr>
-        <w:t>ị</w:t>
-      </w:r>
-      <w:r>
-        <w:rPr>
-          <w:rFonts w:ascii="Times New Roman" w:hAnsi="Times New Roman" w:cs="Times New Roman"/>
-          <w:lang w:val="en-US"/>
-        </w:rPr>
-        <w:t>ch.</w:t>
-      </w:r>
-    </w:p>
-    <w:p>
-      <w:pPr>
-        <w:pStyle w:val="Heading2"/>
-        <w:numPr>
-          <w:ilvl w:val="0"/>
-          <w:numId w:val="9"/>
-        </w:numPr>
-        <w:rPr>
-          <w:rFonts w:ascii="Times New Roman" w:hAnsi="Times New Roman" w:cs="Times New Roman"/>
-          <w:color w:val="auto"/>
-          <w:sz w:val="24"/>
-          <w:szCs w:val="24"/>
-          <w:lang w:val="en-US"/>
-        </w:rPr>
-      </w:pPr>
-      <w:bookmarkStart w:id="12" w:name="_Toc237078603"/>
-      <w:bookmarkStart w:id="13" w:name="_Toc243925889"/>
-      <w:r>
-        <w:rPr>
-          <w:rFonts w:ascii="Times New Roman" w:hAnsi="Times New Roman" w:cs="Times New Roman"/>
-          <w:color w:val="auto"/>
-          <w:sz w:val="24"/>
-          <w:szCs w:val="24"/>
-          <w:lang w:val="en-US"/>
-        </w:rPr>
-        <w:t>Đư</w:t>
-      </w:r>
-      <w:r>
-        <w:rPr>
-          <w:rFonts w:ascii="Times New Roman" w:hAnsi="Times New Roman" w:cs="Times New Roman"/>
-          <w:color w:val="auto"/>
-          <w:sz w:val="24"/>
-          <w:szCs w:val="24"/>
-          <w:lang w:val="en-US"/>
-        </w:rPr>
-        <w:t>ờ</w:t>
-      </w:r>
-      <w:r>
-        <w:rPr>
-          <w:rFonts w:ascii="Times New Roman" w:hAnsi="Times New Roman" w:cs="Times New Roman"/>
-          <w:color w:val="auto"/>
-          <w:sz w:val="24"/>
-          <w:szCs w:val="24"/>
-          <w:lang w:val="en-US"/>
-        </w:rPr>
-        <w:t>ng d</w:t>
-      </w:r>
-      <w:r>
-        <w:rPr>
-          <w:rFonts w:ascii="Times New Roman" w:hAnsi="Times New Roman" w:cs="Times New Roman"/>
-          <w:color w:val="auto"/>
-          <w:sz w:val="24"/>
-          <w:szCs w:val="24"/>
-          <w:lang w:val="en-US"/>
-        </w:rPr>
-        <w:t>ẫ</w:t>
-      </w:r>
-      <w:r>
-        <w:rPr>
-          <w:rFonts w:ascii="Times New Roman" w:hAnsi="Times New Roman" w:cs="Times New Roman"/>
-          <w:color w:val="auto"/>
-          <w:sz w:val="24"/>
-          <w:szCs w:val="24"/>
-          <w:lang w:val="en-US"/>
-        </w:rPr>
-        <w:t>n: Qu</w:t>
-      </w:r>
-      <w:r>
-        <w:rPr>
-          <w:rFonts w:ascii="Times New Roman" w:hAnsi="Times New Roman" w:cs="Times New Roman"/>
-          <w:color w:val="auto"/>
-          <w:sz w:val="24"/>
-          <w:szCs w:val="24"/>
-          <w:lang w:val="en-US"/>
-        </w:rPr>
-        <w:t>ả</w:t>
-      </w:r>
-      <w:r>
-        <w:rPr>
-          <w:rFonts w:ascii="Times New Roman" w:hAnsi="Times New Roman" w:cs="Times New Roman"/>
-          <w:color w:val="auto"/>
-          <w:sz w:val="24"/>
-          <w:szCs w:val="24"/>
-          <w:lang w:val="en-US"/>
-        </w:rPr>
-        <w:t>n lý d</w:t>
-      </w:r>
-      <w:r>
-        <w:rPr>
-          <w:rFonts w:ascii="Times New Roman" w:hAnsi="Times New Roman" w:cs="Times New Roman"/>
-          <w:color w:val="auto"/>
-          <w:sz w:val="24"/>
-          <w:szCs w:val="24"/>
-          <w:lang w:val="en-US"/>
-        </w:rPr>
-        <w:t>ị</w:t>
-      </w:r>
-      <w:r>
-        <w:rPr>
-          <w:rFonts w:ascii="Times New Roman" w:hAnsi="Times New Roman" w:cs="Times New Roman"/>
-          <w:color w:val="auto"/>
-          <w:sz w:val="24"/>
-          <w:szCs w:val="24"/>
-          <w:lang w:val="en-US"/>
-        </w:rPr>
-        <w:t>ch v</w:t>
-      </w:r>
-      <w:r>
-        <w:rPr>
-          <w:rFonts w:ascii="Times New Roman" w:hAnsi="Times New Roman" w:cs="Times New Roman"/>
-          <w:color w:val="auto"/>
-          <w:sz w:val="24"/>
-          <w:szCs w:val="24"/>
-          <w:lang w:val="en-US"/>
-        </w:rPr>
-        <w:t>ụ</w:t>
-      </w:r>
-      <w:r>
-        <w:rPr>
-          <w:rFonts w:ascii="Times New Roman" w:hAnsi="Times New Roman" w:cs="Times New Roman"/>
-          <w:color w:val="auto"/>
-          <w:sz w:val="24"/>
-          <w:szCs w:val="24"/>
-          <w:lang w:val="en-US"/>
-        </w:rPr>
-        <w:t xml:space="preserve"> \ S</w:t>
-      </w:r>
-      <w:r>
-        <w:rPr>
-          <w:rFonts w:ascii="Times New Roman" w:hAnsi="Times New Roman" w:cs="Times New Roman"/>
-          <w:color w:val="auto"/>
-          <w:sz w:val="24"/>
-          <w:szCs w:val="24"/>
-          <w:lang w:val="en-US"/>
-        </w:rPr>
-        <w:t>ử</w:t>
-      </w:r>
-      <w:r>
-        <w:rPr>
-          <w:rFonts w:ascii="Times New Roman" w:hAnsi="Times New Roman" w:cs="Times New Roman"/>
-          <w:color w:val="auto"/>
-          <w:sz w:val="24"/>
-          <w:szCs w:val="24"/>
-          <w:lang w:val="en-US"/>
-        </w:rPr>
-        <w:t>a ch</w:t>
-      </w:r>
-      <w:r>
-        <w:rPr>
-          <w:rFonts w:ascii="Times New Roman" w:hAnsi="Times New Roman" w:cs="Times New Roman"/>
-          <w:color w:val="auto"/>
-          <w:sz w:val="24"/>
-          <w:szCs w:val="24"/>
-          <w:lang w:val="en-US"/>
-        </w:rPr>
-        <w:t>ữ</w:t>
-      </w:r>
-      <w:r>
-        <w:rPr>
-          <w:rFonts w:ascii="Times New Roman" w:hAnsi="Times New Roman" w:cs="Times New Roman"/>
-          <w:color w:val="auto"/>
-          <w:sz w:val="24"/>
-          <w:szCs w:val="24"/>
-          <w:lang w:val="en-US"/>
-        </w:rPr>
-        <w:t>a \ L</w:t>
-      </w:r>
-      <w:r>
-        <w:rPr>
-          <w:rFonts w:ascii="Times New Roman" w:hAnsi="Times New Roman" w:cs="Times New Roman"/>
-          <w:color w:val="auto"/>
-          <w:sz w:val="24"/>
-          <w:szCs w:val="24"/>
-          <w:lang w:val="en-US"/>
-        </w:rPr>
-        <w:t>ệ</w:t>
-      </w:r>
-      <w:r>
-        <w:rPr>
-          <w:rFonts w:ascii="Times New Roman" w:hAnsi="Times New Roman" w:cs="Times New Roman"/>
-          <w:color w:val="auto"/>
-          <w:sz w:val="24"/>
-          <w:szCs w:val="24"/>
-          <w:lang w:val="en-US"/>
-        </w:rPr>
-        <w:t>nh s</w:t>
-      </w:r>
-      <w:r>
-        <w:rPr>
-          <w:rFonts w:ascii="Times New Roman" w:hAnsi="Times New Roman" w:cs="Times New Roman"/>
-          <w:color w:val="auto"/>
-          <w:sz w:val="24"/>
-          <w:szCs w:val="24"/>
-          <w:lang w:val="en-US"/>
-        </w:rPr>
-        <w:t>ử</w:t>
-      </w:r>
-      <w:r>
-        <w:rPr>
-          <w:rFonts w:ascii="Times New Roman" w:hAnsi="Times New Roman" w:cs="Times New Roman"/>
-          <w:color w:val="auto"/>
-          <w:sz w:val="24"/>
-          <w:szCs w:val="24"/>
-          <w:lang w:val="en-US"/>
-        </w:rPr>
-        <w:t>a ch</w:t>
-      </w:r>
-      <w:r>
-        <w:rPr>
-          <w:rFonts w:ascii="Times New Roman" w:hAnsi="Times New Roman" w:cs="Times New Roman"/>
-          <w:color w:val="auto"/>
-          <w:sz w:val="24"/>
-          <w:szCs w:val="24"/>
-          <w:lang w:val="en-US"/>
-        </w:rPr>
-        <w:t>ữ</w:t>
-      </w:r>
-      <w:r>
-        <w:rPr>
-          <w:rFonts w:ascii="Times New Roman" w:hAnsi="Times New Roman" w:cs="Times New Roman"/>
-          <w:color w:val="auto"/>
-          <w:sz w:val="24"/>
-          <w:szCs w:val="24"/>
-          <w:lang w:val="en-US"/>
-        </w:rPr>
-        <w:t>a.</w:t>
+        <w:t>Đường dẫn: Quản lý dịch vụ \ Sửa chữa \ Lệnh sửa chữa.</w:t>
       </w:r>
       <w:bookmarkEnd w:id="12"/>
       <w:bookmarkEnd w:id="13"/>
@@ -4579,7 +3995,7 @@
         </w:rPr>
       </w:pPr>
       <w:bookmarkStart w:id="14" w:name="_Toc237078604"/>
-      <w:bookmarkStart w:id="15" w:name="_Toc243925890"/>
+      <w:bookmarkStart w:id="15" w:name="_Toc243928217"/>
       <w:r>
         <w:rPr>
           <w:rFonts w:ascii="Times New Roman" w:hAnsi="Times New Roman" w:cs="Times New Roman"/>
@@ -4588,47 +4004,7 @@
           <w:szCs w:val="24"/>
           <w:lang w:val="en-US"/>
         </w:rPr>
-        <w:t>Thao tác th</w:t>
-      </w:r>
-      <w:r>
-        <w:rPr>
-          <w:rFonts w:ascii="Times New Roman" w:hAnsi="Times New Roman" w:cs="Times New Roman"/>
-          <w:color w:val="auto"/>
-          <w:sz w:val="24"/>
-          <w:szCs w:val="24"/>
-          <w:lang w:val="en-US"/>
-        </w:rPr>
-        <w:t>ự</w:t>
-      </w:r>
-      <w:r>
-        <w:rPr>
-          <w:rFonts w:ascii="Times New Roman" w:hAnsi="Times New Roman" w:cs="Times New Roman"/>
-          <w:color w:val="auto"/>
-          <w:sz w:val="24"/>
-          <w:szCs w:val="24"/>
-          <w:lang w:val="en-US"/>
-        </w:rPr>
-        <w:t>c hi</w:t>
-      </w:r>
-      <w:r>
-        <w:rPr>
-          <w:rFonts w:ascii="Times New Roman" w:hAnsi="Times New Roman" w:cs="Times New Roman"/>
-          <w:color w:val="auto"/>
-          <w:sz w:val="24"/>
-          <w:szCs w:val="24"/>
-          <w:lang w:val="en-US"/>
-        </w:rPr>
-        <w:t>ệ</w:t>
-      </w:r>
-      <w:r>
-        <w:rPr>
-          <w:rFonts w:ascii="Times New Roman" w:hAnsi="Times New Roman" w:cs="Times New Roman"/>
-          <w:color w:val="auto"/>
-          <w:sz w:val="24"/>
-          <w:szCs w:val="24"/>
-          <w:lang w:val="en-US"/>
-        </w:rPr>
-        <w:t>n</w:t>
+        <w:t>Thao tác thực hiện</w:t>
       </w:r>
       <w:bookmarkEnd w:id="14"/>
       <w:bookmarkEnd w:id="15"/>
@@ -4650,77 +4026,7 @@
           <w:rFonts w:ascii="Times New Roman" w:hAnsi="Times New Roman" w:cs="Times New Roman"/>
           <w:lang w:val="en-US"/>
         </w:rPr>
-        <w:t>User truy c</w:t>
-      </w:r>
-      <w:r>
-        <w:rPr>
-          <w:rFonts w:ascii="Times New Roman" w:hAnsi="Times New Roman" w:cs="Times New Roman"/>
-          <w:lang w:val="en-US"/>
-        </w:rPr>
-        <w:t>ậ</w:t>
-      </w:r>
-      <w:r>
-        <w:rPr>
-          <w:rFonts w:ascii="Times New Roman" w:hAnsi="Times New Roman" w:cs="Times New Roman"/>
-          <w:lang w:val="en-US"/>
-        </w:rPr>
-        <w:t>p phi</w:t>
-      </w:r>
-      <w:r>
-        <w:rPr>
-          <w:rFonts w:ascii="Times New Roman" w:hAnsi="Times New Roman" w:cs="Times New Roman"/>
-          <w:lang w:val="en-US"/>
-        </w:rPr>
-        <w:t>ế</w:t>
-      </w:r>
-      <w:r>
-        <w:rPr>
-          <w:rFonts w:ascii="Times New Roman" w:hAnsi="Times New Roman" w:cs="Times New Roman"/>
-          <w:lang w:val="en-US"/>
-        </w:rPr>
-        <w:t>u l</w:t>
-      </w:r>
-      <w:r>
-        <w:rPr>
-          <w:rFonts w:ascii="Times New Roman" w:hAnsi="Times New Roman" w:cs="Times New Roman"/>
-          <w:lang w:val="en-US"/>
-        </w:rPr>
-        <w:t>ệ</w:t>
-      </w:r>
-      <w:r>
-        <w:rPr>
-          <w:rFonts w:ascii="Times New Roman" w:hAnsi="Times New Roman" w:cs="Times New Roman"/>
-          <w:lang w:val="en-US"/>
-        </w:rPr>
-        <w:t>nh s</w:t>
-      </w:r>
-      <w:r>
-        <w:rPr>
-          <w:rFonts w:ascii="Times New Roman" w:hAnsi="Times New Roman" w:cs="Times New Roman"/>
-          <w:lang w:val="en-US"/>
-        </w:rPr>
-        <w:t>ử</w:t>
-      </w:r>
-      <w:r>
-        <w:rPr>
-          <w:rFonts w:ascii="Times New Roman" w:hAnsi="Times New Roman" w:cs="Times New Roman"/>
-          <w:lang w:val="en-US"/>
-        </w:rPr>
-        <w:t>a ch</w:t>
-      </w:r>
-      <w:r>
-        <w:rPr>
-          <w:rFonts w:ascii="Times New Roman" w:hAnsi="Times New Roman" w:cs="Times New Roman"/>
-          <w:lang w:val="en-US"/>
-        </w:rPr>
-        <w:t>ữ</w:t>
-      </w:r>
-      <w:r>
-        <w:rPr>
-          <w:rFonts w:ascii="Times New Roman" w:hAnsi="Times New Roman" w:cs="Times New Roman"/>
-          <w:lang w:val="en-US"/>
-        </w:rPr>
-        <w:t>a.</w:t>
+        <w:t>User truy cập phiếu lệnh sửa chữa.</w:t>
       </w:r>
     </w:p>
     <w:p>
@@ -4740,105 +4046,7 @@
           <w:rFonts w:ascii="Times New Roman" w:hAnsi="Times New Roman" w:cs="Times New Roman"/>
           <w:lang w:val="en-US"/>
         </w:rPr>
-        <w:t>V</w:t>
-      </w:r>
-      <w:r>
-        <w:rPr>
-          <w:rFonts w:ascii="Times New Roman" w:hAnsi="Times New Roman" w:cs="Times New Roman"/>
-          <w:lang w:val="en-US"/>
-        </w:rPr>
-        <w:t>ớ</w:t>
-      </w:r>
-      <w:r>
-        <w:rPr>
-          <w:rFonts w:ascii="Times New Roman" w:hAnsi="Times New Roman" w:cs="Times New Roman"/>
-          <w:lang w:val="en-US"/>
-        </w:rPr>
-        <w:t>i l</w:t>
-      </w:r>
-      <w:r>
-        <w:rPr>
-          <w:rFonts w:ascii="Times New Roman" w:hAnsi="Times New Roman" w:cs="Times New Roman"/>
-          <w:lang w:val="en-US"/>
-        </w:rPr>
-        <w:t>ệ</w:t>
-      </w:r>
-      <w:r>
-        <w:rPr>
-          <w:rFonts w:ascii="Times New Roman" w:hAnsi="Times New Roman" w:cs="Times New Roman"/>
-          <w:lang w:val="en-US"/>
-        </w:rPr>
-        <w:t>nh đã l</w:t>
-      </w:r>
-      <w:r>
-        <w:rPr>
-          <w:rFonts w:ascii="Times New Roman" w:hAnsi="Times New Roman" w:cs="Times New Roman"/>
-          <w:lang w:val="en-US"/>
-        </w:rPr>
-        <w:t>ậ</w:t>
-      </w:r>
-      <w:r>
-        <w:rPr>
-          <w:rFonts w:ascii="Times New Roman" w:hAnsi="Times New Roman" w:cs="Times New Roman"/>
-          <w:lang w:val="en-US"/>
-        </w:rPr>
-        <w:t>p, User tìm đ</w:t>
-      </w:r>
-      <w:r>
-        <w:rPr>
-          <w:rFonts w:ascii="Times New Roman" w:hAnsi="Times New Roman" w:cs="Times New Roman"/>
-          <w:lang w:val="en-US"/>
-        </w:rPr>
-        <w:t>ế</w:t>
-      </w:r>
-      <w:r>
-        <w:rPr>
-          <w:rFonts w:ascii="Times New Roman" w:hAnsi="Times New Roman" w:cs="Times New Roman"/>
-          <w:lang w:val="en-US"/>
-        </w:rPr>
-        <w:t>n l</w:t>
-      </w:r>
-      <w:r>
-        <w:rPr>
-          <w:rFonts w:ascii="Times New Roman" w:hAnsi="Times New Roman" w:cs="Times New Roman"/>
-          <w:lang w:val="en-US"/>
-        </w:rPr>
-        <w:t>ệ</w:t>
-      </w:r>
-      <w:r>
-        <w:rPr>
-          <w:rFonts w:ascii="Times New Roman" w:hAnsi="Times New Roman" w:cs="Times New Roman"/>
-          <w:lang w:val="en-US"/>
-        </w:rPr>
-        <w:t>nh c</w:t>
-      </w:r>
-      <w:r>
-        <w:rPr>
-          <w:rFonts w:ascii="Times New Roman" w:hAnsi="Times New Roman" w:cs="Times New Roman"/>
-          <w:lang w:val="en-US"/>
-        </w:rPr>
-        <w:t>ủ</w:t>
-      </w:r>
-      <w:r>
-        <w:rPr>
-          <w:rFonts w:ascii="Times New Roman" w:hAnsi="Times New Roman" w:cs="Times New Roman"/>
-          <w:lang w:val="en-US"/>
-        </w:rPr>
-        <w:t>a xe r</w:t>
-      </w:r>
-      <w:r>
-        <w:rPr>
-          <w:rFonts w:ascii="Times New Roman" w:hAnsi="Times New Roman" w:cs="Times New Roman"/>
-          <w:lang w:val="en-US"/>
-        </w:rPr>
-        <w:t>ồ</w:t>
-      </w:r>
-      <w:r>
-        <w:rPr>
-          <w:rFonts w:ascii="Times New Roman" w:hAnsi="Times New Roman" w:cs="Times New Roman"/>
-          <w:lang w:val="en-US"/>
-        </w:rPr>
-        <w:t xml:space="preserve">i click </w:t>
+        <w:t xml:space="preserve">Với lệnh đã lập, User tìm đến lệnh của xe rồi click </w:t>
       </w:r>
       <w:r>
         <w:rPr>
@@ -4886,91 +4094,7 @@
           <w:rFonts w:ascii="Times New Roman" w:hAnsi="Times New Roman" w:cs="Times New Roman"/>
           <w:lang w:val="en-US"/>
         </w:rPr>
-        <w:t>. V</w:t>
-      </w:r>
-      <w:r>
-        <w:rPr>
-          <w:rFonts w:ascii="Times New Roman" w:hAnsi="Times New Roman" w:cs="Times New Roman"/>
-          <w:lang w:val="en-US"/>
-        </w:rPr>
-        <w:t>ớ</w:t>
-      </w:r>
-      <w:r>
-        <w:rPr>
-          <w:rFonts w:ascii="Times New Roman" w:hAnsi="Times New Roman" w:cs="Times New Roman"/>
-          <w:lang w:val="en-US"/>
-        </w:rPr>
-        <w:t>i l</w:t>
-      </w:r>
-      <w:r>
-        <w:rPr>
-          <w:rFonts w:ascii="Times New Roman" w:hAnsi="Times New Roman" w:cs="Times New Roman"/>
-          <w:lang w:val="en-US"/>
-        </w:rPr>
-        <w:t>ệ</w:t>
-      </w:r>
-      <w:r>
-        <w:rPr>
-          <w:rFonts w:ascii="Times New Roman" w:hAnsi="Times New Roman" w:cs="Times New Roman"/>
-          <w:lang w:val="en-US"/>
-        </w:rPr>
-        <w:t>nh m</w:t>
-      </w:r>
-      <w:r>
-        <w:rPr>
-          <w:rFonts w:ascii="Times New Roman" w:hAnsi="Times New Roman" w:cs="Times New Roman"/>
-          <w:lang w:val="en-US"/>
-        </w:rPr>
-        <w:t>ớ</w:t>
-      </w:r>
-      <w:r>
-        <w:rPr>
-          <w:rFonts w:ascii="Times New Roman" w:hAnsi="Times New Roman" w:cs="Times New Roman"/>
-          <w:lang w:val="en-US"/>
-        </w:rPr>
-        <w:t>i, User l</w:t>
-      </w:r>
-      <w:r>
-        <w:rPr>
-          <w:rFonts w:ascii="Times New Roman" w:hAnsi="Times New Roman" w:cs="Times New Roman"/>
-          <w:lang w:val="en-US"/>
-        </w:rPr>
-        <w:t>ậ</w:t>
-      </w:r>
-      <w:r>
-        <w:rPr>
-          <w:rFonts w:ascii="Times New Roman" w:hAnsi="Times New Roman" w:cs="Times New Roman"/>
-          <w:lang w:val="en-US"/>
-        </w:rPr>
-        <w:t>p l</w:t>
-      </w:r>
-      <w:r>
-        <w:rPr>
-          <w:rFonts w:ascii="Times New Roman" w:hAnsi="Times New Roman" w:cs="Times New Roman"/>
-          <w:lang w:val="en-US"/>
-        </w:rPr>
-        <w:t>ệ</w:t>
-      </w:r>
-      <w:r>
-        <w:rPr>
-          <w:rFonts w:ascii="Times New Roman" w:hAnsi="Times New Roman" w:cs="Times New Roman"/>
-          <w:lang w:val="en-US"/>
-        </w:rPr>
-        <w:t>nh theo m</w:t>
-      </w:r>
-      <w:r>
-        <w:rPr>
-          <w:rFonts w:ascii="Times New Roman" w:hAnsi="Times New Roman" w:cs="Times New Roman"/>
-          <w:lang w:val="en-US"/>
-        </w:rPr>
-        <w:t>ụ</w:t>
-      </w:r>
-      <w:r>
-        <w:rPr>
-          <w:rFonts w:ascii="Times New Roman" w:hAnsi="Times New Roman" w:cs="Times New Roman"/>
-          <w:lang w:val="en-US"/>
-        </w:rPr>
-        <w:t>c 2.</w:t>
+        <w:t>. Với lệnh mới, User lập lệnh theo mục 2.</w:t>
       </w:r>
     </w:p>
     <w:p>
@@ -4990,63 +4114,7 @@
           <w:rFonts w:ascii="Times New Roman" w:hAnsi="Times New Roman" w:cs="Times New Roman"/>
           <w:lang w:val="en-US"/>
         </w:rPr>
-        <w:t>Ki</w:t>
-      </w:r>
-      <w:r>
-        <w:rPr>
-          <w:rFonts w:ascii="Times New Roman" w:hAnsi="Times New Roman" w:cs="Times New Roman"/>
-          <w:lang w:val="en-US"/>
-        </w:rPr>
-        <w:t>ể</w:t>
-      </w:r>
-      <w:r>
-        <w:rPr>
-          <w:rFonts w:ascii="Times New Roman" w:hAnsi="Times New Roman" w:cs="Times New Roman"/>
-          <w:lang w:val="en-US"/>
-        </w:rPr>
-        <w:t>m tra ô S</w:t>
-      </w:r>
-      <w:r>
-        <w:rPr>
-          <w:rFonts w:ascii="Times New Roman" w:hAnsi="Times New Roman" w:cs="Times New Roman"/>
-          <w:lang w:val="en-US"/>
-        </w:rPr>
-        <w:t>ố</w:t>
-      </w:r>
-      <w:r>
-        <w:rPr>
-          <w:rFonts w:ascii="Times New Roman" w:hAnsi="Times New Roman" w:cs="Times New Roman"/>
-          <w:lang w:val="en-US"/>
-        </w:rPr>
-        <w:t xml:space="preserve"> khung đã có s</w:t>
-      </w:r>
-      <w:r>
-        <w:rPr>
-          <w:rFonts w:ascii="Times New Roman" w:hAnsi="Times New Roman" w:cs="Times New Roman"/>
-          <w:lang w:val="en-US"/>
-        </w:rPr>
-        <w:t>ố</w:t>
-      </w:r>
-      <w:r>
-        <w:rPr>
-          <w:rFonts w:ascii="Times New Roman" w:hAnsi="Times New Roman" w:cs="Times New Roman"/>
-          <w:lang w:val="en-US"/>
-        </w:rPr>
-        <w:t xml:space="preserve"> khung c</w:t>
-      </w:r>
-      <w:r>
-        <w:rPr>
-          <w:rFonts w:ascii="Times New Roman" w:hAnsi="Times New Roman" w:cs="Times New Roman"/>
-          <w:lang w:val="en-US"/>
-        </w:rPr>
-        <w:t>ủ</w:t>
-      </w:r>
-      <w:r>
-        <w:rPr>
-          <w:rFonts w:ascii="Times New Roman" w:hAnsi="Times New Roman" w:cs="Times New Roman"/>
-          <w:lang w:val="en-US"/>
-        </w:rPr>
-        <w:t>a xe.</w:t>
+        <w:t>Kiểm tra ô Số khung đã có số khung của xe.</w:t>
       </w:r>
     </w:p>
     <w:p>
@@ -5066,63 +4134,7 @@
           <w:rFonts w:ascii="Times New Roman" w:hAnsi="Times New Roman" w:cs="Times New Roman"/>
           <w:lang w:val="en-US"/>
         </w:rPr>
-        <w:t>T</w:t>
-      </w:r>
-      <w:r>
-        <w:rPr>
-          <w:rFonts w:ascii="Times New Roman" w:hAnsi="Times New Roman" w:cs="Times New Roman"/>
-          <w:lang w:val="en-US"/>
-        </w:rPr>
-        <w:t>ạ</w:t>
-      </w:r>
-      <w:r>
-        <w:rPr>
-          <w:rFonts w:ascii="Times New Roman" w:hAnsi="Times New Roman" w:cs="Times New Roman"/>
-          <w:lang w:val="en-US"/>
-        </w:rPr>
-        <w:t>i ô “Chi</w:t>
-      </w:r>
-      <w:r>
-        <w:rPr>
-          <w:rFonts w:ascii="Times New Roman" w:hAnsi="Times New Roman" w:cs="Times New Roman"/>
-          <w:lang w:val="en-US"/>
-        </w:rPr>
-        <w:t>ế</w:t>
-      </w:r>
-      <w:r>
-        <w:rPr>
-          <w:rFonts w:ascii="Times New Roman" w:hAnsi="Times New Roman" w:cs="Times New Roman"/>
-          <w:lang w:val="en-US"/>
-        </w:rPr>
-        <w:t>n d</w:t>
-      </w:r>
-      <w:r>
-        <w:rPr>
-          <w:rFonts w:ascii="Times New Roman" w:hAnsi="Times New Roman" w:cs="Times New Roman"/>
-          <w:lang w:val="en-US"/>
-        </w:rPr>
-        <w:t>ị</w:t>
-      </w:r>
-      <w:r>
-        <w:rPr>
-          <w:rFonts w:ascii="Times New Roman" w:hAnsi="Times New Roman" w:cs="Times New Roman"/>
-          <w:lang w:val="en-US"/>
-        </w:rPr>
-        <w:t>ch”, User click nút “...” bên ph</w:t>
-      </w:r>
-      <w:r>
-        <w:rPr>
-          <w:rFonts w:ascii="Times New Roman" w:hAnsi="Times New Roman" w:cs="Times New Roman"/>
-          <w:lang w:val="en-US"/>
-        </w:rPr>
-        <w:t>ả</w:t>
-      </w:r>
-      <w:r>
-        <w:rPr>
-          <w:rFonts w:ascii="Times New Roman" w:hAnsi="Times New Roman" w:cs="Times New Roman"/>
-          <w:lang w:val="en-US"/>
-        </w:rPr>
-        <w:t>i.</w:t>
+        <w:t>Tại ô “Chiến dịch”, User click nút “...” bên phải.</w:t>
       </w:r>
     </w:p>
     <w:p>
@@ -5191,161 +4203,7 @@
           <w:rFonts w:ascii="Times New Roman" w:hAnsi="Times New Roman" w:cs="Times New Roman"/>
           <w:lang w:val="en-US"/>
         </w:rPr>
-        <w:t>H</w:t>
-      </w:r>
-      <w:r>
-        <w:rPr>
-          <w:rFonts w:ascii="Times New Roman" w:hAnsi="Times New Roman" w:cs="Times New Roman"/>
-          <w:lang w:val="en-US"/>
-        </w:rPr>
-        <w:t>ệ</w:t>
-      </w:r>
-      <w:r>
-        <w:rPr>
-          <w:rFonts w:ascii="Times New Roman" w:hAnsi="Times New Roman" w:cs="Times New Roman"/>
-          <w:lang w:val="en-US"/>
-        </w:rPr>
-        <w:t xml:space="preserve"> th</w:t>
-      </w:r>
-      <w:r>
-        <w:rPr>
-          <w:rFonts w:ascii="Times New Roman" w:hAnsi="Times New Roman" w:cs="Times New Roman"/>
-          <w:lang w:val="en-US"/>
-        </w:rPr>
-        <w:t>ố</w:t>
-      </w:r>
-      <w:r>
-        <w:rPr>
-          <w:rFonts w:ascii="Times New Roman" w:hAnsi="Times New Roman" w:cs="Times New Roman"/>
-          <w:lang w:val="en-US"/>
-        </w:rPr>
-        <w:t>ng hi</w:t>
-      </w:r>
-      <w:r>
-        <w:rPr>
-          <w:rFonts w:ascii="Times New Roman" w:hAnsi="Times New Roman" w:cs="Times New Roman"/>
-          <w:lang w:val="en-US"/>
-        </w:rPr>
-        <w:t>ể</w:t>
-      </w:r>
-      <w:r>
-        <w:rPr>
-          <w:rFonts w:ascii="Times New Roman" w:hAnsi="Times New Roman" w:cs="Times New Roman"/>
-          <w:lang w:val="en-US"/>
-        </w:rPr>
-        <w:t>n th</w:t>
-      </w:r>
-      <w:r>
-        <w:rPr>
-          <w:rFonts w:ascii="Times New Roman" w:hAnsi="Times New Roman" w:cs="Times New Roman"/>
-          <w:lang w:val="en-US"/>
-        </w:rPr>
-        <w:t>ị</w:t>
-      </w:r>
-      <w:r>
-        <w:rPr>
-          <w:rFonts w:ascii="Times New Roman" w:hAnsi="Times New Roman" w:cs="Times New Roman"/>
-          <w:lang w:val="en-US"/>
-        </w:rPr>
-        <w:t xml:space="preserve"> danh sách các chi</w:t>
-      </w:r>
-      <w:r>
-        <w:rPr>
-          <w:rFonts w:ascii="Times New Roman" w:hAnsi="Times New Roman" w:cs="Times New Roman"/>
-          <w:lang w:val="en-US"/>
-        </w:rPr>
-        <w:t>ế</w:t>
-      </w:r>
-      <w:r>
-        <w:rPr>
-          <w:rFonts w:ascii="Times New Roman" w:hAnsi="Times New Roman" w:cs="Times New Roman"/>
-          <w:lang w:val="en-US"/>
-        </w:rPr>
-        <w:t>n d</w:t>
-      </w:r>
-      <w:r>
-        <w:rPr>
-          <w:rFonts w:ascii="Times New Roman" w:hAnsi="Times New Roman" w:cs="Times New Roman"/>
-          <w:lang w:val="en-US"/>
-        </w:rPr>
-        <w:t>ị</w:t>
-      </w:r>
-      <w:r>
-        <w:rPr>
-          <w:rFonts w:ascii="Times New Roman" w:hAnsi="Times New Roman" w:cs="Times New Roman"/>
-          <w:lang w:val="en-US"/>
-        </w:rPr>
-        <w:t>ch mà s</w:t>
-      </w:r>
-      <w:r>
-        <w:rPr>
-          <w:rFonts w:ascii="Times New Roman" w:hAnsi="Times New Roman" w:cs="Times New Roman"/>
-          <w:lang w:val="en-US"/>
-        </w:rPr>
-        <w:t>ố</w:t>
-      </w:r>
-      <w:r>
-        <w:rPr>
-          <w:rFonts w:ascii="Times New Roman" w:hAnsi="Times New Roman" w:cs="Times New Roman"/>
-          <w:lang w:val="en-US"/>
-        </w:rPr>
-        <w:t xml:space="preserve"> khung c</w:t>
-      </w:r>
-      <w:r>
-        <w:rPr>
-          <w:rFonts w:ascii="Times New Roman" w:hAnsi="Times New Roman" w:cs="Times New Roman"/>
-          <w:lang w:val="en-US"/>
-        </w:rPr>
-        <w:t>ủ</w:t>
-      </w:r>
-      <w:r>
-        <w:rPr>
-          <w:rFonts w:ascii="Times New Roman" w:hAnsi="Times New Roman" w:cs="Times New Roman"/>
-          <w:lang w:val="en-US"/>
-        </w:rPr>
-        <w:t>a xe đã đư</w:t>
-      </w:r>
-      <w:r>
-        <w:rPr>
-          <w:rFonts w:ascii="Times New Roman" w:hAnsi="Times New Roman" w:cs="Times New Roman"/>
-          <w:lang w:val="en-US"/>
-        </w:rPr>
-        <w:t>ợ</w:t>
-      </w:r>
-      <w:r>
-        <w:rPr>
-          <w:rFonts w:ascii="Times New Roman" w:hAnsi="Times New Roman" w:cs="Times New Roman"/>
-          <w:lang w:val="en-US"/>
-        </w:rPr>
-        <w:t>c đăng ký và chưa th</w:t>
-      </w:r>
-      <w:r>
-        <w:rPr>
-          <w:rFonts w:ascii="Times New Roman" w:hAnsi="Times New Roman" w:cs="Times New Roman"/>
-          <w:lang w:val="en-US"/>
-        </w:rPr>
-        <w:t>ự</w:t>
-      </w:r>
-      <w:r>
-        <w:rPr>
-          <w:rFonts w:ascii="Times New Roman" w:hAnsi="Times New Roman" w:cs="Times New Roman"/>
-          <w:lang w:val="en-US"/>
-        </w:rPr>
-        <w:t>c hi</w:t>
-      </w:r>
-      <w:r>
-        <w:rPr>
-          <w:rFonts w:ascii="Times New Roman" w:hAnsi="Times New Roman" w:cs="Times New Roman"/>
-          <w:lang w:val="en-US"/>
-        </w:rPr>
-        <w:t>ệ</w:t>
-      </w:r>
-      <w:r>
-        <w:rPr>
-          <w:rFonts w:ascii="Times New Roman" w:hAnsi="Times New Roman" w:cs="Times New Roman"/>
-          <w:lang w:val="en-US"/>
-        </w:rPr>
-        <w:t>n.</w:t>
+        <w:t>Hệ thống hiển thị danh sách các chiến dịch mà số khung của xe đã được đăng ký và chưa thực hiện.</w:t>
       </w:r>
     </w:p>
     <w:p>
@@ -5365,189 +4223,7 @@
           <w:rFonts w:ascii="Times New Roman" w:hAnsi="Times New Roman" w:cs="Times New Roman"/>
           <w:lang w:val="en-US"/>
         </w:rPr>
-        <w:t>User tích ch</w:t>
-      </w:r>
-      <w:r>
-        <w:rPr>
-          <w:rFonts w:ascii="Times New Roman" w:hAnsi="Times New Roman" w:cs="Times New Roman"/>
-          <w:lang w:val="en-US"/>
-        </w:rPr>
-        <w:t>ọ</w:t>
-      </w:r>
-      <w:r>
-        <w:rPr>
-          <w:rFonts w:ascii="Times New Roman" w:hAnsi="Times New Roman" w:cs="Times New Roman"/>
-          <w:lang w:val="en-US"/>
-        </w:rPr>
-        <w:t>n chi</w:t>
-      </w:r>
-      <w:r>
-        <w:rPr>
-          <w:rFonts w:ascii="Times New Roman" w:hAnsi="Times New Roman" w:cs="Times New Roman"/>
-          <w:lang w:val="en-US"/>
-        </w:rPr>
-        <w:t>ế</w:t>
-      </w:r>
-      <w:r>
-        <w:rPr>
-          <w:rFonts w:ascii="Times New Roman" w:hAnsi="Times New Roman" w:cs="Times New Roman"/>
-          <w:lang w:val="en-US"/>
-        </w:rPr>
-        <w:t>n d</w:t>
-      </w:r>
-      <w:r>
-        <w:rPr>
-          <w:rFonts w:ascii="Times New Roman" w:hAnsi="Times New Roman" w:cs="Times New Roman"/>
-          <w:lang w:val="en-US"/>
-        </w:rPr>
-        <w:t>ị</w:t>
-      </w:r>
-      <w:r>
-        <w:rPr>
-          <w:rFonts w:ascii="Times New Roman" w:hAnsi="Times New Roman" w:cs="Times New Roman"/>
-          <w:lang w:val="en-US"/>
-        </w:rPr>
-        <w:t>ch xe th</w:t>
-      </w:r>
-      <w:r>
-        <w:rPr>
-          <w:rFonts w:ascii="Times New Roman" w:hAnsi="Times New Roman" w:cs="Times New Roman"/>
-          <w:lang w:val="en-US"/>
-        </w:rPr>
-        <w:t>ự</w:t>
-      </w:r>
-      <w:r>
-        <w:rPr>
-          <w:rFonts w:ascii="Times New Roman" w:hAnsi="Times New Roman" w:cs="Times New Roman"/>
-          <w:lang w:val="en-US"/>
-        </w:rPr>
-        <w:t>c hi</w:t>
-      </w:r>
-      <w:r>
-        <w:rPr>
-          <w:rFonts w:ascii="Times New Roman" w:hAnsi="Times New Roman" w:cs="Times New Roman"/>
-          <w:lang w:val="en-US"/>
-        </w:rPr>
-        <w:t>ệ</w:t>
-      </w:r>
-      <w:r>
-        <w:rPr>
-          <w:rFonts w:ascii="Times New Roman" w:hAnsi="Times New Roman" w:cs="Times New Roman"/>
-          <w:lang w:val="en-US"/>
-        </w:rPr>
-        <w:t>n l</w:t>
-      </w:r>
-      <w:r>
-        <w:rPr>
-          <w:rFonts w:ascii="Times New Roman" w:hAnsi="Times New Roman" w:cs="Times New Roman"/>
-          <w:lang w:val="en-US"/>
-        </w:rPr>
-        <w:t>ầ</w:t>
-      </w:r>
-      <w:r>
-        <w:rPr>
-          <w:rFonts w:ascii="Times New Roman" w:hAnsi="Times New Roman" w:cs="Times New Roman"/>
-          <w:lang w:val="en-US"/>
-        </w:rPr>
-        <w:t>n này (có th</w:t>
-      </w:r>
-      <w:r>
-        <w:rPr>
-          <w:rFonts w:ascii="Times New Roman" w:hAnsi="Times New Roman" w:cs="Times New Roman"/>
-          <w:lang w:val="en-US"/>
-        </w:rPr>
-        <w:t>ể</w:t>
-      </w:r>
-      <w:r>
-        <w:rPr>
-          <w:rFonts w:ascii="Times New Roman" w:hAnsi="Times New Roman" w:cs="Times New Roman"/>
-          <w:lang w:val="en-US"/>
-        </w:rPr>
-        <w:t xml:space="preserve"> ch</w:t>
-      </w:r>
-      <w:r>
-        <w:rPr>
-          <w:rFonts w:ascii="Times New Roman" w:hAnsi="Times New Roman" w:cs="Times New Roman"/>
-          <w:lang w:val="en-US"/>
-        </w:rPr>
-        <w:t>ọ</w:t>
-      </w:r>
-      <w:r>
-        <w:rPr>
-          <w:rFonts w:ascii="Times New Roman" w:hAnsi="Times New Roman" w:cs="Times New Roman"/>
-          <w:lang w:val="en-US"/>
-        </w:rPr>
-        <w:t>n nhi</w:t>
-      </w:r>
-      <w:r>
-        <w:rPr>
-          <w:rFonts w:ascii="Times New Roman" w:hAnsi="Times New Roman" w:cs="Times New Roman"/>
-          <w:lang w:val="en-US"/>
-        </w:rPr>
-        <w:t>ề</w:t>
-      </w:r>
-      <w:r>
-        <w:rPr>
-          <w:rFonts w:ascii="Times New Roman" w:hAnsi="Times New Roman" w:cs="Times New Roman"/>
-          <w:lang w:val="en-US"/>
-        </w:rPr>
-        <w:t>u chi</w:t>
-      </w:r>
-      <w:r>
-        <w:rPr>
-          <w:rFonts w:ascii="Times New Roman" w:hAnsi="Times New Roman" w:cs="Times New Roman"/>
-          <w:lang w:val="en-US"/>
-        </w:rPr>
-        <w:t>ế</w:t>
-      </w:r>
-      <w:r>
-        <w:rPr>
-          <w:rFonts w:ascii="Times New Roman" w:hAnsi="Times New Roman" w:cs="Times New Roman"/>
-          <w:lang w:val="en-US"/>
-        </w:rPr>
-        <w:t>n d</w:t>
-      </w:r>
-      <w:r>
-        <w:rPr>
-          <w:rFonts w:ascii="Times New Roman" w:hAnsi="Times New Roman" w:cs="Times New Roman"/>
-          <w:lang w:val="en-US"/>
-        </w:rPr>
-        <w:t>ị</w:t>
-      </w:r>
-      <w:r>
-        <w:rPr>
-          <w:rFonts w:ascii="Times New Roman" w:hAnsi="Times New Roman" w:cs="Times New Roman"/>
-          <w:lang w:val="en-US"/>
-        </w:rPr>
-        <w:t>ch), sau đó click “Ch</w:t>
-      </w:r>
-      <w:r>
-        <w:rPr>
-          <w:rFonts w:ascii="Times New Roman" w:hAnsi="Times New Roman" w:cs="Times New Roman"/>
-          <w:lang w:val="en-US"/>
-        </w:rPr>
-        <w:t>ấ</w:t>
-      </w:r>
-      <w:r>
-        <w:rPr>
-          <w:rFonts w:ascii="Times New Roman" w:hAnsi="Times New Roman" w:cs="Times New Roman"/>
-          <w:lang w:val="en-US"/>
-        </w:rPr>
-        <w:t>p nh</w:t>
-      </w:r>
-      <w:r>
-        <w:rPr>
-          <w:rFonts w:ascii="Times New Roman" w:hAnsi="Times New Roman" w:cs="Times New Roman"/>
-          <w:lang w:val="en-US"/>
-        </w:rPr>
-        <w:t>ậ</w:t>
-      </w:r>
-      <w:r>
-        <w:rPr>
-          <w:rFonts w:ascii="Times New Roman" w:hAnsi="Times New Roman" w:cs="Times New Roman"/>
-          <w:lang w:val="en-US"/>
-        </w:rPr>
-        <w:t>n”.</w:t>
+        <w:t>User tích chọn chiến dịch xe thực hiện lần này (có thể chọn nhiều chiến dịch), sau đó click “Chấp nhận”.</w:t>
       </w:r>
     </w:p>
     <w:p>
@@ -5616,189 +4292,7 @@
           <w:rFonts w:ascii="Times New Roman" w:hAnsi="Times New Roman" w:cs="Times New Roman"/>
           <w:lang w:val="en-US"/>
         </w:rPr>
-        <w:t>Mã chi</w:t>
-      </w:r>
-      <w:r>
-        <w:rPr>
-          <w:rFonts w:ascii="Times New Roman" w:hAnsi="Times New Roman" w:cs="Times New Roman"/>
-          <w:lang w:val="en-US"/>
-        </w:rPr>
-        <w:t>ế</w:t>
-      </w:r>
-      <w:r>
-        <w:rPr>
-          <w:rFonts w:ascii="Times New Roman" w:hAnsi="Times New Roman" w:cs="Times New Roman"/>
-          <w:lang w:val="en-US"/>
-        </w:rPr>
-        <w:t>n d</w:t>
-      </w:r>
-      <w:r>
-        <w:rPr>
-          <w:rFonts w:ascii="Times New Roman" w:hAnsi="Times New Roman" w:cs="Times New Roman"/>
-          <w:lang w:val="en-US"/>
-        </w:rPr>
-        <w:t>ị</w:t>
-      </w:r>
-      <w:r>
-        <w:rPr>
-          <w:rFonts w:ascii="Times New Roman" w:hAnsi="Times New Roman" w:cs="Times New Roman"/>
-          <w:lang w:val="en-US"/>
-        </w:rPr>
-        <w:t>ch hi</w:t>
-      </w:r>
-      <w:r>
-        <w:rPr>
-          <w:rFonts w:ascii="Times New Roman" w:hAnsi="Times New Roman" w:cs="Times New Roman"/>
-          <w:lang w:val="en-US"/>
-        </w:rPr>
-        <w:t>ể</w:t>
-      </w:r>
-      <w:r>
-        <w:rPr>
-          <w:rFonts w:ascii="Times New Roman" w:hAnsi="Times New Roman" w:cs="Times New Roman"/>
-          <w:lang w:val="en-US"/>
-        </w:rPr>
-        <w:t>n th</w:t>
-      </w:r>
-      <w:r>
-        <w:rPr>
-          <w:rFonts w:ascii="Times New Roman" w:hAnsi="Times New Roman" w:cs="Times New Roman"/>
-          <w:lang w:val="en-US"/>
-        </w:rPr>
-        <w:t>ị</w:t>
-      </w:r>
-      <w:r>
-        <w:rPr>
-          <w:rFonts w:ascii="Times New Roman" w:hAnsi="Times New Roman" w:cs="Times New Roman"/>
-          <w:lang w:val="en-US"/>
-        </w:rPr>
-        <w:t xml:space="preserve"> t</w:t>
-      </w:r>
-      <w:r>
-        <w:rPr>
-          <w:rFonts w:ascii="Times New Roman" w:hAnsi="Times New Roman" w:cs="Times New Roman"/>
-          <w:lang w:val="en-US"/>
-        </w:rPr>
-        <w:t>ạ</w:t>
-      </w:r>
-      <w:r>
-        <w:rPr>
-          <w:rFonts w:ascii="Times New Roman" w:hAnsi="Times New Roman" w:cs="Times New Roman"/>
-          <w:lang w:val="en-US"/>
-        </w:rPr>
-        <w:t>i ô “Chi</w:t>
-      </w:r>
-      <w:r>
-        <w:rPr>
-          <w:rFonts w:ascii="Times New Roman" w:hAnsi="Times New Roman" w:cs="Times New Roman"/>
-          <w:lang w:val="en-US"/>
-        </w:rPr>
-        <w:t>ế</w:t>
-      </w:r>
-      <w:r>
-        <w:rPr>
-          <w:rFonts w:ascii="Times New Roman" w:hAnsi="Times New Roman" w:cs="Times New Roman"/>
-          <w:lang w:val="en-US"/>
-        </w:rPr>
-        <w:t>n d</w:t>
-      </w:r>
-      <w:r>
-        <w:rPr>
-          <w:rFonts w:ascii="Times New Roman" w:hAnsi="Times New Roman" w:cs="Times New Roman"/>
-          <w:lang w:val="en-US"/>
-        </w:rPr>
-        <w:t>ị</w:t>
-      </w:r>
-      <w:r>
-        <w:rPr>
-          <w:rFonts w:ascii="Times New Roman" w:hAnsi="Times New Roman" w:cs="Times New Roman"/>
-          <w:lang w:val="en-US"/>
-        </w:rPr>
-        <w:t>ch”, nhi</w:t>
-      </w:r>
-      <w:r>
-        <w:rPr>
-          <w:rFonts w:ascii="Times New Roman" w:hAnsi="Times New Roman" w:cs="Times New Roman"/>
-          <w:lang w:val="en-US"/>
-        </w:rPr>
-        <w:t>ề</w:t>
-      </w:r>
-      <w:r>
-        <w:rPr>
-          <w:rFonts w:ascii="Times New Roman" w:hAnsi="Times New Roman" w:cs="Times New Roman"/>
-          <w:lang w:val="en-US"/>
-        </w:rPr>
-        <w:t>u chi</w:t>
-      </w:r>
-      <w:r>
-        <w:rPr>
-          <w:rFonts w:ascii="Times New Roman" w:hAnsi="Times New Roman" w:cs="Times New Roman"/>
-          <w:lang w:val="en-US"/>
-        </w:rPr>
-        <w:t>ế</w:t>
-      </w:r>
-      <w:r>
-        <w:rPr>
-          <w:rFonts w:ascii="Times New Roman" w:hAnsi="Times New Roman" w:cs="Times New Roman"/>
-          <w:lang w:val="en-US"/>
-        </w:rPr>
-        <w:t>n d</w:t>
-      </w:r>
-      <w:r>
-        <w:rPr>
-          <w:rFonts w:ascii="Times New Roman" w:hAnsi="Times New Roman" w:cs="Times New Roman"/>
-          <w:lang w:val="en-US"/>
-        </w:rPr>
-        <w:t>ị</w:t>
-      </w:r>
-      <w:r>
-        <w:rPr>
-          <w:rFonts w:ascii="Times New Roman" w:hAnsi="Times New Roman" w:cs="Times New Roman"/>
-          <w:lang w:val="en-US"/>
-        </w:rPr>
-        <w:t>ch thì cách nhau b</w:t>
-      </w:r>
-      <w:r>
-        <w:rPr>
-          <w:rFonts w:ascii="Times New Roman" w:hAnsi="Times New Roman" w:cs="Times New Roman"/>
-          <w:lang w:val="en-US"/>
-        </w:rPr>
-        <w:t>ằ</w:t>
-      </w:r>
-      <w:r>
-        <w:rPr>
-          <w:rFonts w:ascii="Times New Roman" w:hAnsi="Times New Roman" w:cs="Times New Roman"/>
-          <w:lang w:val="en-US"/>
-        </w:rPr>
-        <w:t>ng d</w:t>
-      </w:r>
-      <w:r>
-        <w:rPr>
-          <w:rFonts w:ascii="Times New Roman" w:hAnsi="Times New Roman" w:cs="Times New Roman"/>
-          <w:lang w:val="en-US"/>
-        </w:rPr>
-        <w:t>ấ</w:t>
-      </w:r>
-      <w:r>
-        <w:rPr>
-          <w:rFonts w:ascii="Times New Roman" w:hAnsi="Times New Roman" w:cs="Times New Roman"/>
-          <w:lang w:val="en-US"/>
-        </w:rPr>
-        <w:t>u ph</w:t>
-      </w:r>
-      <w:r>
-        <w:rPr>
-          <w:rFonts w:ascii="Times New Roman" w:hAnsi="Times New Roman" w:cs="Times New Roman"/>
-          <w:lang w:val="en-US"/>
-        </w:rPr>
-        <w:t>ẩ</w:t>
-      </w:r>
-      <w:r>
-        <w:rPr>
-          <w:rFonts w:ascii="Times New Roman" w:hAnsi="Times New Roman" w:cs="Times New Roman"/>
-          <w:lang w:val="en-US"/>
-        </w:rPr>
-        <w:t>y.</w:t>
+        <w:t>Mã chiến dịch hiển thị tại ô “Chiến dịch”, nhiều chiến dịch thì cách nhau bằng dấu phẩy.</w:t>
       </w:r>
     </w:p>
     <w:p>
@@ -5915,63 +4409,7 @@
           <w:rFonts w:ascii="Times New Roman" w:hAnsi="Times New Roman" w:cs="Times New Roman"/>
           <w:lang w:val="en-US"/>
         </w:rPr>
-        <w:t xml:space="preserve"> đ</w:t>
-      </w:r>
-      <w:r>
-        <w:rPr>
-          <w:rFonts w:ascii="Times New Roman" w:hAnsi="Times New Roman" w:cs="Times New Roman"/>
-          <w:lang w:val="en-US"/>
-        </w:rPr>
-        <w:t>ể</w:t>
-      </w:r>
-      <w:r>
-        <w:rPr>
-          <w:rFonts w:ascii="Times New Roman" w:hAnsi="Times New Roman" w:cs="Times New Roman"/>
-          <w:lang w:val="en-US"/>
-        </w:rPr>
-        <w:t xml:space="preserve"> hoàn t</w:t>
-      </w:r>
-      <w:r>
-        <w:rPr>
-          <w:rFonts w:ascii="Times New Roman" w:hAnsi="Times New Roman" w:cs="Times New Roman"/>
-          <w:lang w:val="en-US"/>
-        </w:rPr>
-        <w:t>ấ</w:t>
-      </w:r>
-      <w:r>
-        <w:rPr>
-          <w:rFonts w:ascii="Times New Roman" w:hAnsi="Times New Roman" w:cs="Times New Roman"/>
-          <w:lang w:val="en-US"/>
-        </w:rPr>
-        <w:t>t vi</w:t>
-      </w:r>
-      <w:r>
-        <w:rPr>
-          <w:rFonts w:ascii="Times New Roman" w:hAnsi="Times New Roman" w:cs="Times New Roman"/>
-          <w:lang w:val="en-US"/>
-        </w:rPr>
-        <w:t>ệ</w:t>
-      </w:r>
-      <w:r>
-        <w:rPr>
-          <w:rFonts w:ascii="Times New Roman" w:hAnsi="Times New Roman" w:cs="Times New Roman"/>
-          <w:lang w:val="en-US"/>
-        </w:rPr>
-        <w:t>c lưu phi</w:t>
-      </w:r>
-      <w:r>
-        <w:rPr>
-          <w:rFonts w:ascii="Times New Roman" w:hAnsi="Times New Roman" w:cs="Times New Roman"/>
-          <w:lang w:val="en-US"/>
-        </w:rPr>
-        <w:t>ế</w:t>
-      </w:r>
-      <w:r>
-        <w:rPr>
-          <w:rFonts w:ascii="Times New Roman" w:hAnsi="Times New Roman" w:cs="Times New Roman"/>
-          <w:lang w:val="en-US"/>
-        </w:rPr>
-        <w:t>u.</w:t>
+        <w:t xml:space="preserve"> để hoàn tất việc lưu phiếu.</w:t>
       </w:r>
     </w:p>
     <w:p>
@@ -6013,77 +4451,7 @@
           <w:rFonts w:ascii="Times New Roman" w:hAnsi="Times New Roman" w:cs="Times New Roman"/>
           <w:lang w:val="en-US"/>
         </w:rPr>
-        <w:t>Không gõ tay đư</w:t>
-      </w:r>
-      <w:r>
-        <w:rPr>
-          <w:rFonts w:ascii="Times New Roman" w:hAnsi="Times New Roman" w:cs="Times New Roman"/>
-          <w:lang w:val="en-US"/>
-        </w:rPr>
-        <w:t>ợ</w:t>
-      </w:r>
-      <w:r>
-        <w:rPr>
-          <w:rFonts w:ascii="Times New Roman" w:hAnsi="Times New Roman" w:cs="Times New Roman"/>
-          <w:lang w:val="en-US"/>
-        </w:rPr>
-        <w:t>c mã chi</w:t>
-      </w:r>
-      <w:r>
-        <w:rPr>
-          <w:rFonts w:ascii="Times New Roman" w:hAnsi="Times New Roman" w:cs="Times New Roman"/>
-          <w:lang w:val="en-US"/>
-        </w:rPr>
-        <w:t>ế</w:t>
-      </w:r>
-      <w:r>
-        <w:rPr>
-          <w:rFonts w:ascii="Times New Roman" w:hAnsi="Times New Roman" w:cs="Times New Roman"/>
-          <w:lang w:val="en-US"/>
-        </w:rPr>
-        <w:t>n d</w:t>
-      </w:r>
-      <w:r>
-        <w:rPr>
-          <w:rFonts w:ascii="Times New Roman" w:hAnsi="Times New Roman" w:cs="Times New Roman"/>
-          <w:lang w:val="en-US"/>
-        </w:rPr>
-        <w:t>ị</w:t>
-      </w:r>
-      <w:r>
-        <w:rPr>
-          <w:rFonts w:ascii="Times New Roman" w:hAnsi="Times New Roman" w:cs="Times New Roman"/>
-          <w:lang w:val="en-US"/>
-        </w:rPr>
-        <w:t>ch, ch</w:t>
-      </w:r>
-      <w:r>
-        <w:rPr>
-          <w:rFonts w:ascii="Times New Roman" w:hAnsi="Times New Roman" w:cs="Times New Roman"/>
-          <w:lang w:val="en-US"/>
-        </w:rPr>
-        <w:t>ỉ</w:t>
-      </w:r>
-      <w:r>
-        <w:rPr>
-          <w:rFonts w:ascii="Times New Roman" w:hAnsi="Times New Roman" w:cs="Times New Roman"/>
-          <w:lang w:val="en-US"/>
-        </w:rPr>
-        <w:t xml:space="preserve"> ch</w:t>
-      </w:r>
-      <w:r>
-        <w:rPr>
-          <w:rFonts w:ascii="Times New Roman" w:hAnsi="Times New Roman" w:cs="Times New Roman"/>
-          <w:lang w:val="en-US"/>
-        </w:rPr>
-        <w:t>ọ</w:t>
-      </w:r>
-      <w:r>
-        <w:rPr>
-          <w:rFonts w:ascii="Times New Roman" w:hAnsi="Times New Roman" w:cs="Times New Roman"/>
-          <w:lang w:val="en-US"/>
-        </w:rPr>
-        <w:t>n qua nút “...”.</w:t>
+        <w:t>Không gõ tay được mã chiến dịch, chỉ chọn qua nút “...”.</w:t>
       </w:r>
     </w:p>
     <w:p>
@@ -6103,245 +4471,7 @@
           <w:rFonts w:ascii="Times New Roman" w:hAnsi="Times New Roman" w:cs="Times New Roman"/>
           <w:lang w:val="en-US"/>
         </w:rPr>
-        <w:t>Ph</w:t>
-      </w:r>
-      <w:r>
-        <w:rPr>
-          <w:rFonts w:ascii="Times New Roman" w:hAnsi="Times New Roman" w:cs="Times New Roman"/>
-          <w:lang w:val="en-US"/>
-        </w:rPr>
-        <w:t>ả</w:t>
-      </w:r>
-      <w:r>
-        <w:rPr>
-          <w:rFonts w:ascii="Times New Roman" w:hAnsi="Times New Roman" w:cs="Times New Roman"/>
-          <w:lang w:val="en-US"/>
-        </w:rPr>
-        <w:t>i có s</w:t>
-      </w:r>
-      <w:r>
-        <w:rPr>
-          <w:rFonts w:ascii="Times New Roman" w:hAnsi="Times New Roman" w:cs="Times New Roman"/>
-          <w:lang w:val="en-US"/>
-        </w:rPr>
-        <w:t>ố</w:t>
-      </w:r>
-      <w:r>
-        <w:rPr>
-          <w:rFonts w:ascii="Times New Roman" w:hAnsi="Times New Roman" w:cs="Times New Roman"/>
-          <w:lang w:val="en-US"/>
-        </w:rPr>
-        <w:t xml:space="preserve"> khung trư</w:t>
-      </w:r>
-      <w:r>
-        <w:rPr>
-          <w:rFonts w:ascii="Times New Roman" w:hAnsi="Times New Roman" w:cs="Times New Roman"/>
-          <w:lang w:val="en-US"/>
-        </w:rPr>
-        <w:t>ớ</w:t>
-      </w:r>
-      <w:r>
-        <w:rPr>
-          <w:rFonts w:ascii="Times New Roman" w:hAnsi="Times New Roman" w:cs="Times New Roman"/>
-          <w:lang w:val="en-US"/>
-        </w:rPr>
-        <w:t>c khi ch</w:t>
-      </w:r>
-      <w:r>
-        <w:rPr>
-          <w:rFonts w:ascii="Times New Roman" w:hAnsi="Times New Roman" w:cs="Times New Roman"/>
-          <w:lang w:val="en-US"/>
-        </w:rPr>
-        <w:t>ọ</w:t>
-      </w:r>
-      <w:r>
-        <w:rPr>
-          <w:rFonts w:ascii="Times New Roman" w:hAnsi="Times New Roman" w:cs="Times New Roman"/>
-          <w:lang w:val="en-US"/>
-        </w:rPr>
-        <w:t>n. Đ</w:t>
-      </w:r>
-      <w:r>
-        <w:rPr>
-          <w:rFonts w:ascii="Times New Roman" w:hAnsi="Times New Roman" w:cs="Times New Roman"/>
-          <w:lang w:val="en-US"/>
-        </w:rPr>
-        <w:t>ể</w:t>
-      </w:r>
-      <w:r>
-        <w:rPr>
-          <w:rFonts w:ascii="Times New Roman" w:hAnsi="Times New Roman" w:cs="Times New Roman"/>
-          <w:lang w:val="en-US"/>
-        </w:rPr>
-        <w:t xml:space="preserve"> tr</w:t>
-      </w:r>
-      <w:r>
-        <w:rPr>
-          <w:rFonts w:ascii="Times New Roman" w:hAnsi="Times New Roman" w:cs="Times New Roman"/>
-          <w:lang w:val="en-US"/>
-        </w:rPr>
-        <w:t>ố</w:t>
-      </w:r>
-      <w:r>
-        <w:rPr>
-          <w:rFonts w:ascii="Times New Roman" w:hAnsi="Times New Roman" w:cs="Times New Roman"/>
-          <w:lang w:val="en-US"/>
-        </w:rPr>
-        <w:t>ng s</w:t>
-      </w:r>
-      <w:r>
-        <w:rPr>
-          <w:rFonts w:ascii="Times New Roman" w:hAnsi="Times New Roman" w:cs="Times New Roman"/>
-          <w:lang w:val="en-US"/>
-        </w:rPr>
-        <w:t>ố</w:t>
-      </w:r>
-      <w:r>
-        <w:rPr>
-          <w:rFonts w:ascii="Times New Roman" w:hAnsi="Times New Roman" w:cs="Times New Roman"/>
-          <w:lang w:val="en-US"/>
-        </w:rPr>
-        <w:t xml:space="preserve"> khung, h</w:t>
-      </w:r>
-      <w:r>
-        <w:rPr>
-          <w:rFonts w:ascii="Times New Roman" w:hAnsi="Times New Roman" w:cs="Times New Roman"/>
-          <w:lang w:val="en-US"/>
-        </w:rPr>
-        <w:t>ệ</w:t>
-      </w:r>
-      <w:r>
-        <w:rPr>
-          <w:rFonts w:ascii="Times New Roman" w:hAnsi="Times New Roman" w:cs="Times New Roman"/>
-          <w:lang w:val="en-US"/>
-        </w:rPr>
-        <w:t xml:space="preserve"> th</w:t>
-      </w:r>
-      <w:r>
-        <w:rPr>
-          <w:rFonts w:ascii="Times New Roman" w:hAnsi="Times New Roman" w:cs="Times New Roman"/>
-          <w:lang w:val="en-US"/>
-        </w:rPr>
-        <w:t>ố</w:t>
-      </w:r>
-      <w:r>
-        <w:rPr>
-          <w:rFonts w:ascii="Times New Roman" w:hAnsi="Times New Roman" w:cs="Times New Roman"/>
-          <w:lang w:val="en-US"/>
-        </w:rPr>
-        <w:t>ng s</w:t>
-      </w:r>
-      <w:r>
-        <w:rPr>
-          <w:rFonts w:ascii="Times New Roman" w:hAnsi="Times New Roman" w:cs="Times New Roman"/>
-          <w:lang w:val="en-US"/>
-        </w:rPr>
-        <w:t>ẽ</w:t>
-      </w:r>
-      <w:r>
-        <w:rPr>
-          <w:rFonts w:ascii="Times New Roman" w:hAnsi="Times New Roman" w:cs="Times New Roman"/>
-          <w:lang w:val="en-US"/>
-        </w:rPr>
-        <w:t xml:space="preserve"> hi</w:t>
-      </w:r>
-      <w:r>
-        <w:rPr>
-          <w:rFonts w:ascii="Times New Roman" w:hAnsi="Times New Roman" w:cs="Times New Roman"/>
-          <w:lang w:val="en-US"/>
-        </w:rPr>
-        <w:t>ể</w:t>
-      </w:r>
-      <w:r>
-        <w:rPr>
-          <w:rFonts w:ascii="Times New Roman" w:hAnsi="Times New Roman" w:cs="Times New Roman"/>
-          <w:lang w:val="en-US"/>
-        </w:rPr>
-        <w:t>n th</w:t>
-      </w:r>
-      <w:r>
-        <w:rPr>
-          <w:rFonts w:ascii="Times New Roman" w:hAnsi="Times New Roman" w:cs="Times New Roman"/>
-          <w:lang w:val="en-US"/>
-        </w:rPr>
-        <w:t>ị</w:t>
-      </w:r>
-      <w:r>
-        <w:rPr>
-          <w:rFonts w:ascii="Times New Roman" w:hAnsi="Times New Roman" w:cs="Times New Roman"/>
-          <w:lang w:val="en-US"/>
-        </w:rPr>
-        <w:t xml:space="preserve"> m</w:t>
-      </w:r>
-      <w:r>
-        <w:rPr>
-          <w:rFonts w:ascii="Times New Roman" w:hAnsi="Times New Roman" w:cs="Times New Roman"/>
-          <w:lang w:val="en-US"/>
-        </w:rPr>
-        <w:t>ọ</w:t>
-      </w:r>
-      <w:r>
-        <w:rPr>
-          <w:rFonts w:ascii="Times New Roman" w:hAnsi="Times New Roman" w:cs="Times New Roman"/>
-          <w:lang w:val="en-US"/>
-        </w:rPr>
-        <w:t>i chi</w:t>
-      </w:r>
-      <w:r>
-        <w:rPr>
-          <w:rFonts w:ascii="Times New Roman" w:hAnsi="Times New Roman" w:cs="Times New Roman"/>
-          <w:lang w:val="en-US"/>
-        </w:rPr>
-        <w:t>ế</w:t>
-      </w:r>
-      <w:r>
-        <w:rPr>
-          <w:rFonts w:ascii="Times New Roman" w:hAnsi="Times New Roman" w:cs="Times New Roman"/>
-          <w:lang w:val="en-US"/>
-        </w:rPr>
-        <w:t>n d</w:t>
-      </w:r>
-      <w:r>
-        <w:rPr>
-          <w:rFonts w:ascii="Times New Roman" w:hAnsi="Times New Roman" w:cs="Times New Roman"/>
-          <w:lang w:val="en-US"/>
-        </w:rPr>
-        <w:t>ị</w:t>
-      </w:r>
-      <w:r>
-        <w:rPr>
-          <w:rFonts w:ascii="Times New Roman" w:hAnsi="Times New Roman" w:cs="Times New Roman"/>
-          <w:lang w:val="en-US"/>
-        </w:rPr>
-        <w:t>ch c</w:t>
-      </w:r>
-      <w:r>
-        <w:rPr>
-          <w:rFonts w:ascii="Times New Roman" w:hAnsi="Times New Roman" w:cs="Times New Roman"/>
-          <w:lang w:val="en-US"/>
-        </w:rPr>
-        <w:t>ủ</w:t>
-      </w:r>
-      <w:r>
-        <w:rPr>
-          <w:rFonts w:ascii="Times New Roman" w:hAnsi="Times New Roman" w:cs="Times New Roman"/>
-          <w:lang w:val="en-US"/>
-        </w:rPr>
-        <w:t>a đơn v</w:t>
-      </w:r>
-      <w:r>
-        <w:rPr>
-          <w:rFonts w:ascii="Times New Roman" w:hAnsi="Times New Roman" w:cs="Times New Roman"/>
-          <w:lang w:val="en-US"/>
-        </w:rPr>
-        <w:t>ị</w:t>
-      </w:r>
-      <w:r>
-        <w:rPr>
-          <w:rFonts w:ascii="Times New Roman" w:hAnsi="Times New Roman" w:cs="Times New Roman"/>
-          <w:lang w:val="en-US"/>
-        </w:rPr>
-        <w:t>.</w:t>
+        <w:t>Phải có số khung trước khi chọn. Để trống số khung, hệ thống sẽ hiển thị mọi chiến dịch của đơn vị.</w:t>
       </w:r>
     </w:p>
     <w:p>
@@ -6361,133 +4491,7 @@
           <w:rFonts w:ascii="Times New Roman" w:hAnsi="Times New Roman" w:cs="Times New Roman"/>
           <w:lang w:val="en-US"/>
         </w:rPr>
-        <w:t>H</w:t>
-      </w:r>
-      <w:r>
-        <w:rPr>
-          <w:rFonts w:ascii="Times New Roman" w:hAnsi="Times New Roman" w:cs="Times New Roman"/>
-          <w:lang w:val="en-US"/>
-        </w:rPr>
-        <w:t>ệ</w:t>
-      </w:r>
-      <w:r>
-        <w:rPr>
-          <w:rFonts w:ascii="Times New Roman" w:hAnsi="Times New Roman" w:cs="Times New Roman"/>
-          <w:lang w:val="en-US"/>
-        </w:rPr>
-        <w:t xml:space="preserve"> th</w:t>
-      </w:r>
-      <w:r>
-        <w:rPr>
-          <w:rFonts w:ascii="Times New Roman" w:hAnsi="Times New Roman" w:cs="Times New Roman"/>
-          <w:lang w:val="en-US"/>
-        </w:rPr>
-        <w:t>ố</w:t>
-      </w:r>
-      <w:r>
-        <w:rPr>
-          <w:rFonts w:ascii="Times New Roman" w:hAnsi="Times New Roman" w:cs="Times New Roman"/>
-          <w:lang w:val="en-US"/>
-        </w:rPr>
-        <w:t>ng ch</w:t>
-      </w:r>
-      <w:r>
-        <w:rPr>
-          <w:rFonts w:ascii="Times New Roman" w:hAnsi="Times New Roman" w:cs="Times New Roman"/>
-          <w:lang w:val="en-US"/>
-        </w:rPr>
-        <w:t>ỉ</w:t>
-      </w:r>
-      <w:r>
-        <w:rPr>
-          <w:rFonts w:ascii="Times New Roman" w:hAnsi="Times New Roman" w:cs="Times New Roman"/>
-          <w:lang w:val="en-US"/>
-        </w:rPr>
-        <w:t xml:space="preserve"> hi</w:t>
-      </w:r>
-      <w:r>
-        <w:rPr>
-          <w:rFonts w:ascii="Times New Roman" w:hAnsi="Times New Roman" w:cs="Times New Roman"/>
-          <w:lang w:val="en-US"/>
-        </w:rPr>
-        <w:t>ể</w:t>
-      </w:r>
-      <w:r>
-        <w:rPr>
-          <w:rFonts w:ascii="Times New Roman" w:hAnsi="Times New Roman" w:cs="Times New Roman"/>
-          <w:lang w:val="en-US"/>
-        </w:rPr>
-        <w:t>n th</w:t>
-      </w:r>
-      <w:r>
-        <w:rPr>
-          <w:rFonts w:ascii="Times New Roman" w:hAnsi="Times New Roman" w:cs="Times New Roman"/>
-          <w:lang w:val="en-US"/>
-        </w:rPr>
-        <w:t>ị</w:t>
-      </w:r>
-      <w:r>
-        <w:rPr>
-          <w:rFonts w:ascii="Times New Roman" w:hAnsi="Times New Roman" w:cs="Times New Roman"/>
-          <w:lang w:val="en-US"/>
-        </w:rPr>
-        <w:t xml:space="preserve"> các chi</w:t>
-      </w:r>
-      <w:r>
-        <w:rPr>
-          <w:rFonts w:ascii="Times New Roman" w:hAnsi="Times New Roman" w:cs="Times New Roman"/>
-          <w:lang w:val="en-US"/>
-        </w:rPr>
-        <w:t>ế</w:t>
-      </w:r>
-      <w:r>
-        <w:rPr>
-          <w:rFonts w:ascii="Times New Roman" w:hAnsi="Times New Roman" w:cs="Times New Roman"/>
-          <w:lang w:val="en-US"/>
-        </w:rPr>
-        <w:t>n d</w:t>
-      </w:r>
-      <w:r>
-        <w:rPr>
-          <w:rFonts w:ascii="Times New Roman" w:hAnsi="Times New Roman" w:cs="Times New Roman"/>
-          <w:lang w:val="en-US"/>
-        </w:rPr>
-        <w:t>ị</w:t>
-      </w:r>
-      <w:r>
-        <w:rPr>
-          <w:rFonts w:ascii="Times New Roman" w:hAnsi="Times New Roman" w:cs="Times New Roman"/>
-          <w:lang w:val="en-US"/>
-        </w:rPr>
-        <w:t>ch đăng ký theo s</w:t>
-      </w:r>
-      <w:r>
-        <w:rPr>
-          <w:rFonts w:ascii="Times New Roman" w:hAnsi="Times New Roman" w:cs="Times New Roman"/>
-          <w:lang w:val="en-US"/>
-        </w:rPr>
-        <w:t>ố</w:t>
-      </w:r>
-      <w:r>
-        <w:rPr>
-          <w:rFonts w:ascii="Times New Roman" w:hAnsi="Times New Roman" w:cs="Times New Roman"/>
-          <w:lang w:val="en-US"/>
-        </w:rPr>
-        <w:t xml:space="preserve"> khung c</w:t>
-      </w:r>
-      <w:r>
-        <w:rPr>
-          <w:rFonts w:ascii="Times New Roman" w:hAnsi="Times New Roman" w:cs="Times New Roman"/>
-          <w:lang w:val="en-US"/>
-        </w:rPr>
-        <w:t>ủ</w:t>
-      </w:r>
-      <w:r>
-        <w:rPr>
-          <w:rFonts w:ascii="Times New Roman" w:hAnsi="Times New Roman" w:cs="Times New Roman"/>
-          <w:lang w:val="en-US"/>
-        </w:rPr>
-        <w:t xml:space="preserve">a xe và </w:t>
+        <w:t xml:space="preserve">Hệ thống chỉ hiển thị các chiến dịch đăng ký theo số khung của xe và </w:t>
       </w:r>
       <w:r>
         <w:rPr>
@@ -6496,204 +4500,14 @@
           <w:bCs/>
           <w:lang w:val="en-US"/>
         </w:rPr>
-        <w:t>còn hi</w:t>
-      </w:r>
-      <w:r>
-        <w:rPr>
-          <w:rFonts w:ascii="Times New Roman" w:hAnsi="Times New Roman" w:cs="Times New Roman"/>
-          <w:b/>
-          <w:bCs/>
-          <w:lang w:val="en-US"/>
-        </w:rPr>
-        <w:t>ệ</w:t>
-      </w:r>
-      <w:r>
-        <w:rPr>
-          <w:rFonts w:ascii="Times New Roman" w:hAnsi="Times New Roman" w:cs="Times New Roman"/>
-          <w:b/>
-          <w:bCs/>
-          <w:lang w:val="en-US"/>
-        </w:rPr>
-        <w:t>u l</w:t>
-      </w:r>
-      <w:r>
-        <w:rPr>
-          <w:rFonts w:ascii="Times New Roman" w:hAnsi="Times New Roman" w:cs="Times New Roman"/>
-          <w:b/>
-          <w:bCs/>
-          <w:lang w:val="en-US"/>
-        </w:rPr>
-        <w:t>ự</w:t>
-      </w:r>
-      <w:r>
-        <w:rPr>
-          <w:rFonts w:ascii="Times New Roman" w:hAnsi="Times New Roman" w:cs="Times New Roman"/>
-          <w:b/>
-          <w:bCs/>
-          <w:lang w:val="en-US"/>
-        </w:rPr>
-        <w:t>c</w:t>
-      </w:r>
-      <w:r>
-        <w:rPr>
-          <w:rFonts w:ascii="Times New Roman" w:hAnsi="Times New Roman" w:cs="Times New Roman"/>
-          <w:lang w:val="en-US"/>
-        </w:rPr>
-        <w:t>. Chi</w:t>
-      </w:r>
-      <w:r>
-        <w:rPr>
-          <w:rFonts w:ascii="Times New Roman" w:hAnsi="Times New Roman" w:cs="Times New Roman"/>
-          <w:lang w:val="en-US"/>
-        </w:rPr>
-        <w:t>ế</w:t>
-      </w:r>
-      <w:r>
-        <w:rPr>
-          <w:rFonts w:ascii="Times New Roman" w:hAnsi="Times New Roman" w:cs="Times New Roman"/>
-          <w:lang w:val="en-US"/>
-        </w:rPr>
-        <w:t>n d</w:t>
-      </w:r>
-      <w:r>
-        <w:rPr>
-          <w:rFonts w:ascii="Times New Roman" w:hAnsi="Times New Roman" w:cs="Times New Roman"/>
-          <w:lang w:val="en-US"/>
-        </w:rPr>
-        <w:t>ị</w:t>
-      </w:r>
-      <w:r>
-        <w:rPr>
-          <w:rFonts w:ascii="Times New Roman" w:hAnsi="Times New Roman" w:cs="Times New Roman"/>
-          <w:lang w:val="en-US"/>
-        </w:rPr>
-        <w:t>ch đã ch</w:t>
-      </w:r>
-      <w:r>
-        <w:rPr>
-          <w:rFonts w:ascii="Times New Roman" w:hAnsi="Times New Roman" w:cs="Times New Roman"/>
-          <w:lang w:val="en-US"/>
-        </w:rPr>
-        <w:t>ọ</w:t>
-      </w:r>
-      <w:r>
-        <w:rPr>
-          <w:rFonts w:ascii="Times New Roman" w:hAnsi="Times New Roman" w:cs="Times New Roman"/>
-          <w:lang w:val="en-US"/>
-        </w:rPr>
-        <w:t xml:space="preserve">n </w:t>
-      </w:r>
-      <w:r>
-        <w:rPr>
-          <w:rFonts w:ascii="Times New Roman" w:hAnsi="Times New Roman" w:cs="Times New Roman"/>
-          <w:lang w:val="en-US"/>
-        </w:rPr>
-        <w:t>ở</w:t>
-      </w:r>
-      <w:r>
-        <w:rPr>
-          <w:rFonts w:ascii="Times New Roman" w:hAnsi="Times New Roman" w:cs="Times New Roman"/>
-          <w:lang w:val="en-US"/>
-        </w:rPr>
-        <w:t xml:space="preserve"> m</w:t>
-      </w:r>
-      <w:r>
-        <w:rPr>
-          <w:rFonts w:ascii="Times New Roman" w:hAnsi="Times New Roman" w:cs="Times New Roman"/>
-          <w:lang w:val="en-US"/>
-        </w:rPr>
-        <w:t>ộ</w:t>
-      </w:r>
-      <w:r>
-        <w:rPr>
-          <w:rFonts w:ascii="Times New Roman" w:hAnsi="Times New Roman" w:cs="Times New Roman"/>
-          <w:lang w:val="en-US"/>
-        </w:rPr>
-        <w:t>t l</w:t>
-      </w:r>
-      <w:r>
-        <w:rPr>
-          <w:rFonts w:ascii="Times New Roman" w:hAnsi="Times New Roman" w:cs="Times New Roman"/>
-          <w:lang w:val="en-US"/>
-        </w:rPr>
-        <w:t>ệ</w:t>
-      </w:r>
-      <w:r>
-        <w:rPr>
-          <w:rFonts w:ascii="Times New Roman" w:hAnsi="Times New Roman" w:cs="Times New Roman"/>
-          <w:lang w:val="en-US"/>
-        </w:rPr>
-        <w:t>nh khác c</w:t>
-      </w:r>
-      <w:r>
-        <w:rPr>
-          <w:rFonts w:ascii="Times New Roman" w:hAnsi="Times New Roman" w:cs="Times New Roman"/>
-          <w:lang w:val="en-US"/>
-        </w:rPr>
-        <w:t>ủ</w:t>
-      </w:r>
-      <w:r>
-        <w:rPr>
-          <w:rFonts w:ascii="Times New Roman" w:hAnsi="Times New Roman" w:cs="Times New Roman"/>
-          <w:lang w:val="en-US"/>
-        </w:rPr>
-        <w:t>a cùng xe s</w:t>
-      </w:r>
-      <w:r>
-        <w:rPr>
-          <w:rFonts w:ascii="Times New Roman" w:hAnsi="Times New Roman" w:cs="Times New Roman"/>
-          <w:lang w:val="en-US"/>
-        </w:rPr>
-        <w:t>ẽ</w:t>
-      </w:r>
-      <w:r>
-        <w:rPr>
-          <w:rFonts w:ascii="Times New Roman" w:hAnsi="Times New Roman" w:cs="Times New Roman"/>
-          <w:lang w:val="en-US"/>
-        </w:rPr>
-        <w:t xml:space="preserve"> không hi</w:t>
-      </w:r>
-      <w:r>
-        <w:rPr>
-          <w:rFonts w:ascii="Times New Roman" w:hAnsi="Times New Roman" w:cs="Times New Roman"/>
-          <w:lang w:val="en-US"/>
-        </w:rPr>
-        <w:t>ể</w:t>
-      </w:r>
-      <w:r>
-        <w:rPr>
-          <w:rFonts w:ascii="Times New Roman" w:hAnsi="Times New Roman" w:cs="Times New Roman"/>
-          <w:lang w:val="en-US"/>
-        </w:rPr>
-        <w:t>n th</w:t>
-      </w:r>
-      <w:r>
-        <w:rPr>
-          <w:rFonts w:ascii="Times New Roman" w:hAnsi="Times New Roman" w:cs="Times New Roman"/>
-          <w:lang w:val="en-US"/>
-        </w:rPr>
-        <w:t>ị</w:t>
-      </w:r>
-      <w:r>
-        <w:rPr>
-          <w:rFonts w:ascii="Times New Roman" w:hAnsi="Times New Roman" w:cs="Times New Roman"/>
-          <w:lang w:val="en-US"/>
-        </w:rPr>
-        <w:t xml:space="preserve"> l</w:t>
-      </w:r>
-      <w:r>
-        <w:rPr>
-          <w:rFonts w:ascii="Times New Roman" w:hAnsi="Times New Roman" w:cs="Times New Roman"/>
-          <w:lang w:val="en-US"/>
-        </w:rPr>
-        <w:t>ạ</w:t>
-      </w:r>
-      <w:r>
-        <w:rPr>
-          <w:rFonts w:ascii="Times New Roman" w:hAnsi="Times New Roman" w:cs="Times New Roman"/>
-          <w:lang w:val="en-US"/>
-        </w:rPr>
-        <w:t>i.</w:t>
+        <w:t>còn hiệu lực</w:t>
+      </w:r>
+      <w:r>
+        <w:rPr>
+          <w:rFonts w:ascii="Times New Roman" w:hAnsi="Times New Roman" w:cs="Times New Roman"/>
+          <w:lang w:val="en-US"/>
+        </w:rPr>
+        <w:t>. Chiến dịch đã chọn ở một lệnh khác của cùng xe sẽ không hiển thị lại.</w:t>
       </w:r>
     </w:p>
     <w:p>
@@ -6713,203 +4527,56 @@
           <w:rFonts w:ascii="Times New Roman" w:hAnsi="Times New Roman" w:cs="Times New Roman"/>
           <w:lang w:val="en-US"/>
         </w:rPr>
-        <w:t>Khi t</w:t>
-      </w:r>
-      <w:r>
-        <w:rPr>
-          <w:rFonts w:ascii="Times New Roman" w:hAnsi="Times New Roman" w:cs="Times New Roman"/>
-          <w:lang w:val="en-US"/>
-        </w:rPr>
-        <w:t>ạ</w:t>
-      </w:r>
-      <w:r>
-        <w:rPr>
-          <w:rFonts w:ascii="Times New Roman" w:hAnsi="Times New Roman" w:cs="Times New Roman"/>
-          <w:lang w:val="en-US"/>
-        </w:rPr>
-        <w:t>o l</w:t>
-      </w:r>
-      <w:r>
-        <w:rPr>
-          <w:rFonts w:ascii="Times New Roman" w:hAnsi="Times New Roman" w:cs="Times New Roman"/>
-          <w:lang w:val="en-US"/>
-        </w:rPr>
-        <w:t>ệ</w:t>
-      </w:r>
-      <w:r>
-        <w:rPr>
-          <w:rFonts w:ascii="Times New Roman" w:hAnsi="Times New Roman" w:cs="Times New Roman"/>
-          <w:lang w:val="en-US"/>
-        </w:rPr>
-        <w:t>nh ho</w:t>
-      </w:r>
-      <w:r>
-        <w:rPr>
-          <w:rFonts w:ascii="Times New Roman" w:hAnsi="Times New Roman" w:cs="Times New Roman"/>
-          <w:lang w:val="en-US"/>
-        </w:rPr>
-        <w:t>ặ</w:t>
-      </w:r>
-      <w:r>
-        <w:rPr>
-          <w:rFonts w:ascii="Times New Roman" w:hAnsi="Times New Roman" w:cs="Times New Roman"/>
-          <w:lang w:val="en-US"/>
-        </w:rPr>
-        <w:t>c import l</w:t>
-      </w:r>
-      <w:r>
-        <w:rPr>
-          <w:rFonts w:ascii="Times New Roman" w:hAnsi="Times New Roman" w:cs="Times New Roman"/>
-          <w:lang w:val="en-US"/>
-        </w:rPr>
-        <w:t>ệ</w:t>
-      </w:r>
-      <w:r>
-        <w:rPr>
-          <w:rFonts w:ascii="Times New Roman" w:hAnsi="Times New Roman" w:cs="Times New Roman"/>
-          <w:lang w:val="en-US"/>
-        </w:rPr>
-        <w:t>nh t</w:t>
-      </w:r>
-      <w:r>
-        <w:rPr>
-          <w:rFonts w:ascii="Times New Roman" w:hAnsi="Times New Roman" w:cs="Times New Roman"/>
-          <w:lang w:val="en-US"/>
-        </w:rPr>
-        <w:t>ừ</w:t>
-      </w:r>
-      <w:r>
-        <w:rPr>
-          <w:rFonts w:ascii="Times New Roman" w:hAnsi="Times New Roman" w:cs="Times New Roman"/>
-          <w:lang w:val="en-US"/>
-        </w:rPr>
-        <w:t xml:space="preserve"> DMS, n</w:t>
-      </w:r>
-      <w:r>
-        <w:rPr>
-          <w:rFonts w:ascii="Times New Roman" w:hAnsi="Times New Roman" w:cs="Times New Roman"/>
-          <w:lang w:val="en-US"/>
-        </w:rPr>
-        <w:t>ế</w:t>
-      </w:r>
-      <w:r>
-        <w:rPr>
-          <w:rFonts w:ascii="Times New Roman" w:hAnsi="Times New Roman" w:cs="Times New Roman"/>
-          <w:lang w:val="en-US"/>
-        </w:rPr>
-        <w:t>u xe có trong chi</w:t>
-      </w:r>
-      <w:r>
-        <w:rPr>
-          <w:rFonts w:ascii="Times New Roman" w:hAnsi="Times New Roman" w:cs="Times New Roman"/>
-          <w:lang w:val="en-US"/>
-        </w:rPr>
-        <w:t>ế</w:t>
-      </w:r>
-      <w:r>
-        <w:rPr>
-          <w:rFonts w:ascii="Times New Roman" w:hAnsi="Times New Roman" w:cs="Times New Roman"/>
-          <w:lang w:val="en-US"/>
-        </w:rPr>
-        <w:t>n d</w:t>
-      </w:r>
-      <w:r>
-        <w:rPr>
-          <w:rFonts w:ascii="Times New Roman" w:hAnsi="Times New Roman" w:cs="Times New Roman"/>
-          <w:lang w:val="en-US"/>
-        </w:rPr>
-        <w:t>ị</w:t>
-      </w:r>
-      <w:r>
-        <w:rPr>
-          <w:rFonts w:ascii="Times New Roman" w:hAnsi="Times New Roman" w:cs="Times New Roman"/>
-          <w:lang w:val="en-US"/>
-        </w:rPr>
-        <w:t>ch, h</w:t>
-      </w:r>
-      <w:r>
-        <w:rPr>
-          <w:rFonts w:ascii="Times New Roman" w:hAnsi="Times New Roman" w:cs="Times New Roman"/>
-          <w:lang w:val="en-US"/>
-        </w:rPr>
-        <w:t>ệ</w:t>
-      </w:r>
-      <w:r>
-        <w:rPr>
-          <w:rFonts w:ascii="Times New Roman" w:hAnsi="Times New Roman" w:cs="Times New Roman"/>
-          <w:lang w:val="en-US"/>
-        </w:rPr>
-        <w:t xml:space="preserve"> th</w:t>
-      </w:r>
-      <w:r>
-        <w:rPr>
-          <w:rFonts w:ascii="Times New Roman" w:hAnsi="Times New Roman" w:cs="Times New Roman"/>
-          <w:lang w:val="en-US"/>
-        </w:rPr>
-        <w:t>ố</w:t>
-      </w:r>
-      <w:r>
-        <w:rPr>
-          <w:rFonts w:ascii="Times New Roman" w:hAnsi="Times New Roman" w:cs="Times New Roman"/>
-          <w:lang w:val="en-US"/>
-        </w:rPr>
-        <w:t>ng s</w:t>
-      </w:r>
-      <w:r>
-        <w:rPr>
-          <w:rFonts w:ascii="Times New Roman" w:hAnsi="Times New Roman" w:cs="Times New Roman"/>
-          <w:lang w:val="en-US"/>
-        </w:rPr>
-        <w:t>ẽ</w:t>
-      </w:r>
-      <w:r>
-        <w:rPr>
-          <w:rFonts w:ascii="Times New Roman" w:hAnsi="Times New Roman" w:cs="Times New Roman"/>
-          <w:lang w:val="en-US"/>
-        </w:rPr>
-        <w:t xml:space="preserve"> hi</w:t>
-      </w:r>
-      <w:r>
-        <w:rPr>
-          <w:rFonts w:ascii="Times New Roman" w:hAnsi="Times New Roman" w:cs="Times New Roman"/>
-          <w:lang w:val="en-US"/>
-        </w:rPr>
-        <w:t>ể</w:t>
-      </w:r>
-      <w:r>
-        <w:rPr>
-          <w:rFonts w:ascii="Times New Roman" w:hAnsi="Times New Roman" w:cs="Times New Roman"/>
-          <w:lang w:val="en-US"/>
-        </w:rPr>
-        <w:t>n th</w:t>
-      </w:r>
-      <w:r>
-        <w:rPr>
-          <w:rFonts w:ascii="Times New Roman" w:hAnsi="Times New Roman" w:cs="Times New Roman"/>
-          <w:lang w:val="en-US"/>
-        </w:rPr>
-        <w:t>ị</w:t>
-      </w:r>
-      <w:r>
-        <w:rPr>
-          <w:rFonts w:ascii="Times New Roman" w:hAnsi="Times New Roman" w:cs="Times New Roman"/>
-          <w:lang w:val="en-US"/>
-        </w:rPr>
-        <w:t xml:space="preserve"> c</w:t>
-      </w:r>
-      <w:r>
-        <w:rPr>
-          <w:rFonts w:ascii="Times New Roman" w:hAnsi="Times New Roman" w:cs="Times New Roman"/>
-          <w:lang w:val="en-US"/>
-        </w:rPr>
-        <w:t>ả</w:t>
-      </w:r>
-      <w:r>
-        <w:rPr>
-          <w:rFonts w:ascii="Times New Roman" w:hAnsi="Times New Roman" w:cs="Times New Roman"/>
-          <w:lang w:val="en-US"/>
-        </w:rPr>
-        <w:t>nh báo cho CVDV.</w:t>
+        <w:t>Khi tạo lệnh hoặc import lệnh từ DMS, nếu xe có trong chiến dịch, hệ thống sẽ hiển thị cảnh báo cho CVDV.</w:t>
+      </w:r>
+    </w:p>
+    <w:p>
+      <w:pPr>
+        <w:rPr>
+          <w:rFonts w:ascii="Times New Roman" w:hAnsi="Times New Roman" w:cs="Times New Roman"/>
+          <w:lang w:val="en-US"/>
+        </w:rPr>
+      </w:pPr>
+      <w:r>
+        <w:rPr>
+          <w:rFonts w:ascii="Times New Roman" w:hAnsi="Times New Roman" w:cs="Times New Roman"/>
+          <w:lang w:val="en-GB" w:eastAsia="zh-CN"/>
+        </w:rPr>
+        <w:drawing>
+          <wp:inline distT="0" distB="0" distL="0" distR="0" wp14:anchorId="392C90D2" wp14:editId="7DBC7FF5">
+            <wp:extent cx="5731510" cy="1961353"/>
+            <wp:effectExtent l="0" t="0" r="0" b="0"/>
+            <wp:docPr id="215838676" name="Picture 215838676"/>
+            <wp:cNvGraphicFramePr>
+              <a:graphicFrameLocks xmlns:a="http://schemas.openxmlformats.org/drawingml/2006/main" noChangeAspect="1"/>
+            </wp:cNvGraphicFramePr>
+            <a:graphic xmlns:a="http://schemas.openxmlformats.org/drawingml/2006/main">
+              <a:graphicData uri="http://schemas.openxmlformats.org/drawingml/2006/picture">
+                <pic:pic xmlns:pic="http://schemas.openxmlformats.org/drawingml/2006/picture">
+                  <pic:nvPicPr>
+                    <pic:cNvPr id="1956460006" name=""/>
+                    <pic:cNvPicPr/>
+                  </pic:nvPicPr>
+                  <pic:blipFill>
+                    <a:blip r:embed="rId28"/>
+                    <a:stretch>
+                      <a:fillRect/>
+                    </a:stretch>
+                  </pic:blipFill>
+                  <pic:spPr>
+                    <a:xfrm>
+                      <a:off x="0" y="0"/>
+                      <a:ext cx="5731510" cy="1961353"/>
+                    </a:xfrm>
+                    <a:prstGeom prst="rect">
+                      <a:avLst/>
+                    </a:prstGeom>
+                  </pic:spPr>
+                </pic:pic>
+              </a:graphicData>
+            </a:graphic>
+          </wp:inline>
+        </w:drawing>
       </w:r>
     </w:p>
     <w:p>
@@ -6929,175 +4596,7 @@
           <w:rFonts w:ascii="Times New Roman" w:hAnsi="Times New Roman" w:cs="Times New Roman"/>
           <w:lang w:val="en-US"/>
         </w:rPr>
-        <w:t>Trên báo cáo chi</w:t>
-      </w:r>
-      <w:r>
-        <w:rPr>
-          <w:rFonts w:ascii="Times New Roman" w:hAnsi="Times New Roman" w:cs="Times New Roman"/>
-          <w:lang w:val="en-US"/>
-        </w:rPr>
-        <w:t>ế</w:t>
-      </w:r>
-      <w:r>
-        <w:rPr>
-          <w:rFonts w:ascii="Times New Roman" w:hAnsi="Times New Roman" w:cs="Times New Roman"/>
-          <w:lang w:val="en-US"/>
-        </w:rPr>
-        <w:t>n d</w:t>
-      </w:r>
-      <w:r>
-        <w:rPr>
-          <w:rFonts w:ascii="Times New Roman" w:hAnsi="Times New Roman" w:cs="Times New Roman"/>
-          <w:lang w:val="en-US"/>
-        </w:rPr>
-        <w:t>ị</w:t>
-      </w:r>
-      <w:r>
-        <w:rPr>
-          <w:rFonts w:ascii="Times New Roman" w:hAnsi="Times New Roman" w:cs="Times New Roman"/>
-          <w:lang w:val="en-US"/>
-        </w:rPr>
-        <w:t>ch, xe đư</w:t>
-      </w:r>
-      <w:r>
-        <w:rPr>
-          <w:rFonts w:ascii="Times New Roman" w:hAnsi="Times New Roman" w:cs="Times New Roman"/>
-          <w:lang w:val="en-US"/>
-        </w:rPr>
-        <w:t>ợ</w:t>
-      </w:r>
-      <w:r>
-        <w:rPr>
-          <w:rFonts w:ascii="Times New Roman" w:hAnsi="Times New Roman" w:cs="Times New Roman"/>
-          <w:lang w:val="en-US"/>
-        </w:rPr>
-        <w:t>c tính là đã th</w:t>
-      </w:r>
-      <w:r>
-        <w:rPr>
-          <w:rFonts w:ascii="Times New Roman" w:hAnsi="Times New Roman" w:cs="Times New Roman"/>
-          <w:lang w:val="en-US"/>
-        </w:rPr>
-        <w:t>ự</w:t>
-      </w:r>
-      <w:r>
-        <w:rPr>
-          <w:rFonts w:ascii="Times New Roman" w:hAnsi="Times New Roman" w:cs="Times New Roman"/>
-          <w:lang w:val="en-US"/>
-        </w:rPr>
-        <w:t>c hi</w:t>
-      </w:r>
-      <w:r>
-        <w:rPr>
-          <w:rFonts w:ascii="Times New Roman" w:hAnsi="Times New Roman" w:cs="Times New Roman"/>
-          <w:lang w:val="en-US"/>
-        </w:rPr>
-        <w:t>ệ</w:t>
-      </w:r>
-      <w:r>
-        <w:rPr>
-          <w:rFonts w:ascii="Times New Roman" w:hAnsi="Times New Roman" w:cs="Times New Roman"/>
-          <w:lang w:val="en-US"/>
-        </w:rPr>
-        <w:t>n khi có m</w:t>
-      </w:r>
-      <w:r>
-        <w:rPr>
-          <w:rFonts w:ascii="Times New Roman" w:hAnsi="Times New Roman" w:cs="Times New Roman"/>
-          <w:lang w:val="en-US"/>
-        </w:rPr>
-        <w:t>ở</w:t>
-      </w:r>
-      <w:r>
-        <w:rPr>
-          <w:rFonts w:ascii="Times New Roman" w:hAnsi="Times New Roman" w:cs="Times New Roman"/>
-          <w:lang w:val="en-US"/>
-        </w:rPr>
-        <w:t xml:space="preserve"> l</w:t>
-      </w:r>
-      <w:r>
-        <w:rPr>
-          <w:rFonts w:ascii="Times New Roman" w:hAnsi="Times New Roman" w:cs="Times New Roman"/>
-          <w:lang w:val="en-US"/>
-        </w:rPr>
-        <w:t>ệ</w:t>
-      </w:r>
-      <w:r>
-        <w:rPr>
-          <w:rFonts w:ascii="Times New Roman" w:hAnsi="Times New Roman" w:cs="Times New Roman"/>
-          <w:lang w:val="en-US"/>
-        </w:rPr>
-        <w:t>nh, đúng s</w:t>
-      </w:r>
-      <w:r>
-        <w:rPr>
-          <w:rFonts w:ascii="Times New Roman" w:hAnsi="Times New Roman" w:cs="Times New Roman"/>
-          <w:lang w:val="en-US"/>
-        </w:rPr>
-        <w:t>ố</w:t>
-      </w:r>
-      <w:r>
-        <w:rPr>
-          <w:rFonts w:ascii="Times New Roman" w:hAnsi="Times New Roman" w:cs="Times New Roman"/>
-          <w:lang w:val="en-US"/>
-        </w:rPr>
-        <w:t xml:space="preserve"> khung và có ch</w:t>
-      </w:r>
-      <w:r>
-        <w:rPr>
-          <w:rFonts w:ascii="Times New Roman" w:hAnsi="Times New Roman" w:cs="Times New Roman"/>
-          <w:lang w:val="en-US"/>
-        </w:rPr>
-        <w:t>ọ</w:t>
-      </w:r>
-      <w:r>
-        <w:rPr>
-          <w:rFonts w:ascii="Times New Roman" w:hAnsi="Times New Roman" w:cs="Times New Roman"/>
-          <w:lang w:val="en-US"/>
-        </w:rPr>
-        <w:t>n mã chi</w:t>
-      </w:r>
-      <w:r>
-        <w:rPr>
-          <w:rFonts w:ascii="Times New Roman" w:hAnsi="Times New Roman" w:cs="Times New Roman"/>
-          <w:lang w:val="en-US"/>
-        </w:rPr>
-        <w:t>ế</w:t>
-      </w:r>
-      <w:r>
-        <w:rPr>
-          <w:rFonts w:ascii="Times New Roman" w:hAnsi="Times New Roman" w:cs="Times New Roman"/>
-          <w:lang w:val="en-US"/>
-        </w:rPr>
-        <w:t>n d</w:t>
-      </w:r>
-      <w:r>
-        <w:rPr>
-          <w:rFonts w:ascii="Times New Roman" w:hAnsi="Times New Roman" w:cs="Times New Roman"/>
-          <w:lang w:val="en-US"/>
-        </w:rPr>
-        <w:t>ị</w:t>
-      </w:r>
-      <w:r>
-        <w:rPr>
-          <w:rFonts w:ascii="Times New Roman" w:hAnsi="Times New Roman" w:cs="Times New Roman"/>
-          <w:lang w:val="en-US"/>
-        </w:rPr>
-        <w:t xml:space="preserve">ch tương </w:t>
-      </w:r>
-      <w:r>
-        <w:rPr>
-          <w:rFonts w:ascii="Times New Roman" w:hAnsi="Times New Roman" w:cs="Times New Roman"/>
-          <w:lang w:val="en-US"/>
-        </w:rPr>
-        <w:t>ứ</w:t>
-      </w:r>
-      <w:r>
-        <w:rPr>
-          <w:rFonts w:ascii="Times New Roman" w:hAnsi="Times New Roman" w:cs="Times New Roman"/>
-          <w:lang w:val="en-US"/>
-        </w:rPr>
-        <w:t>ng.</w:t>
+        <w:t>Trên báo cáo chiến dịch, xe được tính là đã thực hiện khi có mở lệnh, đúng số khung và có chọn mã chiến dịch tương ứng.</w:t>
       </w:r>
     </w:p>
     <w:p>
@@ -7117,189 +4616,7 @@
           <w:rFonts w:ascii="Times New Roman" w:hAnsi="Times New Roman" w:cs="Times New Roman"/>
           <w:lang w:val="en-US"/>
         </w:rPr>
-        <w:t>Danh sách tr</w:t>
-      </w:r>
-      <w:r>
-        <w:rPr>
-          <w:rFonts w:ascii="Times New Roman" w:hAnsi="Times New Roman" w:cs="Times New Roman"/>
-          <w:lang w:val="en-US"/>
-        </w:rPr>
-        <w:t>ố</w:t>
-      </w:r>
-      <w:r>
-        <w:rPr>
-          <w:rFonts w:ascii="Times New Roman" w:hAnsi="Times New Roman" w:cs="Times New Roman"/>
-          <w:lang w:val="en-US"/>
-        </w:rPr>
-        <w:t>ng nghĩa là xe không thu</w:t>
-      </w:r>
-      <w:r>
-        <w:rPr>
-          <w:rFonts w:ascii="Times New Roman" w:hAnsi="Times New Roman" w:cs="Times New Roman"/>
-          <w:lang w:val="en-US"/>
-        </w:rPr>
-        <w:t>ộ</w:t>
-      </w:r>
-      <w:r>
-        <w:rPr>
-          <w:rFonts w:ascii="Times New Roman" w:hAnsi="Times New Roman" w:cs="Times New Roman"/>
-          <w:lang w:val="en-US"/>
-        </w:rPr>
-        <w:t>c chi</w:t>
-      </w:r>
-      <w:r>
-        <w:rPr>
-          <w:rFonts w:ascii="Times New Roman" w:hAnsi="Times New Roman" w:cs="Times New Roman"/>
-          <w:lang w:val="en-US"/>
-        </w:rPr>
-        <w:t>ế</w:t>
-      </w:r>
-      <w:r>
-        <w:rPr>
-          <w:rFonts w:ascii="Times New Roman" w:hAnsi="Times New Roman" w:cs="Times New Roman"/>
-          <w:lang w:val="en-US"/>
-        </w:rPr>
-        <w:t>n d</w:t>
-      </w:r>
-      <w:r>
-        <w:rPr>
-          <w:rFonts w:ascii="Times New Roman" w:hAnsi="Times New Roman" w:cs="Times New Roman"/>
-          <w:lang w:val="en-US"/>
-        </w:rPr>
-        <w:t>ị</w:t>
-      </w:r>
-      <w:r>
-        <w:rPr>
-          <w:rFonts w:ascii="Times New Roman" w:hAnsi="Times New Roman" w:cs="Times New Roman"/>
-          <w:lang w:val="en-US"/>
-        </w:rPr>
-        <w:t>ch nào, ho</w:t>
-      </w:r>
-      <w:r>
-        <w:rPr>
-          <w:rFonts w:ascii="Times New Roman" w:hAnsi="Times New Roman" w:cs="Times New Roman"/>
-          <w:lang w:val="en-US"/>
-        </w:rPr>
-        <w:t>ặ</w:t>
-      </w:r>
-      <w:r>
-        <w:rPr>
-          <w:rFonts w:ascii="Times New Roman" w:hAnsi="Times New Roman" w:cs="Times New Roman"/>
-          <w:lang w:val="en-US"/>
-        </w:rPr>
-        <w:t>c CSKH chưa đăng ký s</w:t>
-      </w:r>
-      <w:r>
-        <w:rPr>
-          <w:rFonts w:ascii="Times New Roman" w:hAnsi="Times New Roman" w:cs="Times New Roman"/>
-          <w:lang w:val="en-US"/>
-        </w:rPr>
-        <w:t>ố</w:t>
-      </w:r>
-      <w:r>
-        <w:rPr>
-          <w:rFonts w:ascii="Times New Roman" w:hAnsi="Times New Roman" w:cs="Times New Roman"/>
-          <w:lang w:val="en-US"/>
-        </w:rPr>
-        <w:t xml:space="preserve"> khung vào chi</w:t>
-      </w:r>
-      <w:r>
-        <w:rPr>
-          <w:rFonts w:ascii="Times New Roman" w:hAnsi="Times New Roman" w:cs="Times New Roman"/>
-          <w:lang w:val="en-US"/>
-        </w:rPr>
-        <w:t>ế</w:t>
-      </w:r>
-      <w:r>
-        <w:rPr>
-          <w:rFonts w:ascii="Times New Roman" w:hAnsi="Times New Roman" w:cs="Times New Roman"/>
-          <w:lang w:val="en-US"/>
-        </w:rPr>
-        <w:t>n d</w:t>
-      </w:r>
-      <w:r>
-        <w:rPr>
-          <w:rFonts w:ascii="Times New Roman" w:hAnsi="Times New Roman" w:cs="Times New Roman"/>
-          <w:lang w:val="en-US"/>
-        </w:rPr>
-        <w:t>ị</w:t>
-      </w:r>
-      <w:r>
-        <w:rPr>
-          <w:rFonts w:ascii="Times New Roman" w:hAnsi="Times New Roman" w:cs="Times New Roman"/>
-          <w:lang w:val="en-US"/>
-        </w:rPr>
-        <w:t>ch (xem HDSD CSKH – C</w:t>
-      </w:r>
-      <w:r>
-        <w:rPr>
-          <w:rFonts w:ascii="Times New Roman" w:hAnsi="Times New Roman" w:cs="Times New Roman"/>
-          <w:lang w:val="en-US"/>
-        </w:rPr>
-        <w:t>ậ</w:t>
-      </w:r>
-      <w:r>
-        <w:rPr>
-          <w:rFonts w:ascii="Times New Roman" w:hAnsi="Times New Roman" w:cs="Times New Roman"/>
-          <w:lang w:val="en-US"/>
-        </w:rPr>
-        <w:t>p nh</w:t>
-      </w:r>
-      <w:r>
-        <w:rPr>
-          <w:rFonts w:ascii="Times New Roman" w:hAnsi="Times New Roman" w:cs="Times New Roman"/>
-          <w:lang w:val="en-US"/>
-        </w:rPr>
-        <w:t>ậ</w:t>
-      </w:r>
-      <w:r>
-        <w:rPr>
-          <w:rFonts w:ascii="Times New Roman" w:hAnsi="Times New Roman" w:cs="Times New Roman"/>
-          <w:lang w:val="en-US"/>
-        </w:rPr>
-        <w:t>t thông tin chi</w:t>
-      </w:r>
-      <w:r>
-        <w:rPr>
-          <w:rFonts w:ascii="Times New Roman" w:hAnsi="Times New Roman" w:cs="Times New Roman"/>
-          <w:lang w:val="en-US"/>
-        </w:rPr>
-        <w:t>ế</w:t>
-      </w:r>
-      <w:r>
-        <w:rPr>
-          <w:rFonts w:ascii="Times New Roman" w:hAnsi="Times New Roman" w:cs="Times New Roman"/>
-          <w:lang w:val="en-US"/>
-        </w:rPr>
-        <w:t>n d</w:t>
-      </w:r>
-      <w:r>
-        <w:rPr>
-          <w:rFonts w:ascii="Times New Roman" w:hAnsi="Times New Roman" w:cs="Times New Roman"/>
-          <w:lang w:val="en-US"/>
-        </w:rPr>
-        <w:t>ị</w:t>
-      </w:r>
-      <w:r>
-        <w:rPr>
-          <w:rFonts w:ascii="Times New Roman" w:hAnsi="Times New Roman" w:cs="Times New Roman"/>
-          <w:lang w:val="en-US"/>
-        </w:rPr>
-        <w:t>ch). User báo CSKH ki</w:t>
-      </w:r>
-      <w:r>
-        <w:rPr>
-          <w:rFonts w:ascii="Times New Roman" w:hAnsi="Times New Roman" w:cs="Times New Roman"/>
-          <w:lang w:val="en-US"/>
-        </w:rPr>
-        <w:t>ể</w:t>
-      </w:r>
-      <w:r>
-        <w:rPr>
-          <w:rFonts w:ascii="Times New Roman" w:hAnsi="Times New Roman" w:cs="Times New Roman"/>
-          <w:lang w:val="en-US"/>
-        </w:rPr>
-        <w:t>m tra.</w:t>
+        <w:t>Danh sách trống nghĩa là xe không thuộc chiến dịch nào, hoặc CSKH chưa đăng ký số khung vào chiến dịch (xem HDSD CSKH – Cập nhật thông tin chiến dịch). User báo CSKH kiểm tra.</w:t>
       </w:r>
     </w:p>
     <w:p>
@@ -7319,189 +4636,7 @@
           <w:rFonts w:ascii="Times New Roman" w:hAnsi="Times New Roman" w:cs="Times New Roman"/>
           <w:lang w:val="en-US"/>
         </w:rPr>
-        <w:t>L</w:t>
-      </w:r>
-      <w:r>
-        <w:rPr>
-          <w:rFonts w:ascii="Times New Roman" w:hAnsi="Times New Roman" w:cs="Times New Roman"/>
-          <w:lang w:val="en-US"/>
-        </w:rPr>
-        <w:t>ệ</w:t>
-      </w:r>
-      <w:r>
-        <w:rPr>
-          <w:rFonts w:ascii="Times New Roman" w:hAnsi="Times New Roman" w:cs="Times New Roman"/>
-          <w:lang w:val="en-US"/>
-        </w:rPr>
-        <w:t>nh đã nghi</w:t>
-      </w:r>
-      <w:r>
-        <w:rPr>
-          <w:rFonts w:ascii="Times New Roman" w:hAnsi="Times New Roman" w:cs="Times New Roman"/>
-          <w:lang w:val="en-US"/>
-        </w:rPr>
-        <w:t>ệ</w:t>
-      </w:r>
-      <w:r>
-        <w:rPr>
-          <w:rFonts w:ascii="Times New Roman" w:hAnsi="Times New Roman" w:cs="Times New Roman"/>
-          <w:lang w:val="en-US"/>
-        </w:rPr>
-        <w:t>m thu mu</w:t>
-      </w:r>
-      <w:r>
-        <w:rPr>
-          <w:rFonts w:ascii="Times New Roman" w:hAnsi="Times New Roman" w:cs="Times New Roman"/>
-          <w:lang w:val="en-US"/>
-        </w:rPr>
-        <w:t>ố</w:t>
-      </w:r>
-      <w:r>
-        <w:rPr>
-          <w:rFonts w:ascii="Times New Roman" w:hAnsi="Times New Roman" w:cs="Times New Roman"/>
-          <w:lang w:val="en-US"/>
-        </w:rPr>
-        <w:t>n ch</w:t>
-      </w:r>
-      <w:r>
-        <w:rPr>
-          <w:rFonts w:ascii="Times New Roman" w:hAnsi="Times New Roman" w:cs="Times New Roman"/>
-          <w:lang w:val="en-US"/>
-        </w:rPr>
-        <w:t>ọ</w:t>
-      </w:r>
-      <w:r>
-        <w:rPr>
-          <w:rFonts w:ascii="Times New Roman" w:hAnsi="Times New Roman" w:cs="Times New Roman"/>
-          <w:lang w:val="en-US"/>
-        </w:rPr>
-        <w:t>n b</w:t>
-      </w:r>
-      <w:r>
-        <w:rPr>
-          <w:rFonts w:ascii="Times New Roman" w:hAnsi="Times New Roman" w:cs="Times New Roman"/>
-          <w:lang w:val="en-US"/>
-        </w:rPr>
-        <w:t>ổ</w:t>
-      </w:r>
-      <w:r>
-        <w:rPr>
-          <w:rFonts w:ascii="Times New Roman" w:hAnsi="Times New Roman" w:cs="Times New Roman"/>
-          <w:lang w:val="en-US"/>
-        </w:rPr>
-        <w:t xml:space="preserve"> sung chi</w:t>
-      </w:r>
-      <w:r>
-        <w:rPr>
-          <w:rFonts w:ascii="Times New Roman" w:hAnsi="Times New Roman" w:cs="Times New Roman"/>
-          <w:lang w:val="en-US"/>
-        </w:rPr>
-        <w:t>ế</w:t>
-      </w:r>
-      <w:r>
-        <w:rPr>
-          <w:rFonts w:ascii="Times New Roman" w:hAnsi="Times New Roman" w:cs="Times New Roman"/>
-          <w:lang w:val="en-US"/>
-        </w:rPr>
-        <w:t>n d</w:t>
-      </w:r>
-      <w:r>
-        <w:rPr>
-          <w:rFonts w:ascii="Times New Roman" w:hAnsi="Times New Roman" w:cs="Times New Roman"/>
-          <w:lang w:val="en-US"/>
-        </w:rPr>
-        <w:t>ị</w:t>
-      </w:r>
-      <w:r>
-        <w:rPr>
-          <w:rFonts w:ascii="Times New Roman" w:hAnsi="Times New Roman" w:cs="Times New Roman"/>
-          <w:lang w:val="en-US"/>
-        </w:rPr>
-        <w:t>ch thì ph</w:t>
-      </w:r>
-      <w:r>
-        <w:rPr>
-          <w:rFonts w:ascii="Times New Roman" w:hAnsi="Times New Roman" w:cs="Times New Roman"/>
-          <w:lang w:val="en-US"/>
-        </w:rPr>
-        <w:t>ả</w:t>
-      </w:r>
-      <w:r>
-        <w:rPr>
-          <w:rFonts w:ascii="Times New Roman" w:hAnsi="Times New Roman" w:cs="Times New Roman"/>
-          <w:lang w:val="en-US"/>
-        </w:rPr>
-        <w:t>i h</w:t>
-      </w:r>
-      <w:r>
-        <w:rPr>
-          <w:rFonts w:ascii="Times New Roman" w:hAnsi="Times New Roman" w:cs="Times New Roman"/>
-          <w:lang w:val="en-US"/>
-        </w:rPr>
-        <w:t>ạ</w:t>
-      </w:r>
-      <w:r>
-        <w:rPr>
-          <w:rFonts w:ascii="Times New Roman" w:hAnsi="Times New Roman" w:cs="Times New Roman"/>
-          <w:lang w:val="en-US"/>
-        </w:rPr>
-        <w:t xml:space="preserve"> tr</w:t>
-      </w:r>
-      <w:r>
-        <w:rPr>
-          <w:rFonts w:ascii="Times New Roman" w:hAnsi="Times New Roman" w:cs="Times New Roman"/>
-          <w:lang w:val="en-US"/>
-        </w:rPr>
-        <w:t>ạ</w:t>
-      </w:r>
-      <w:r>
-        <w:rPr>
-          <w:rFonts w:ascii="Times New Roman" w:hAnsi="Times New Roman" w:cs="Times New Roman"/>
-          <w:lang w:val="en-US"/>
-        </w:rPr>
-        <w:t>ng thái l</w:t>
-      </w:r>
-      <w:r>
-        <w:rPr>
-          <w:rFonts w:ascii="Times New Roman" w:hAnsi="Times New Roman" w:cs="Times New Roman"/>
-          <w:lang w:val="en-US"/>
-        </w:rPr>
-        <w:t>ệ</w:t>
-      </w:r>
-      <w:r>
-        <w:rPr>
-          <w:rFonts w:ascii="Times New Roman" w:hAnsi="Times New Roman" w:cs="Times New Roman"/>
-          <w:lang w:val="en-US"/>
-        </w:rPr>
-        <w:t>nh xu</w:t>
-      </w:r>
-      <w:r>
-        <w:rPr>
-          <w:rFonts w:ascii="Times New Roman" w:hAnsi="Times New Roman" w:cs="Times New Roman"/>
-          <w:lang w:val="en-US"/>
-        </w:rPr>
-        <w:t>ố</w:t>
-      </w:r>
-      <w:r>
-        <w:rPr>
-          <w:rFonts w:ascii="Times New Roman" w:hAnsi="Times New Roman" w:cs="Times New Roman"/>
-          <w:lang w:val="en-US"/>
-        </w:rPr>
-        <w:t>ng trư</w:t>
-      </w:r>
-      <w:r>
-        <w:rPr>
-          <w:rFonts w:ascii="Times New Roman" w:hAnsi="Times New Roman" w:cs="Times New Roman"/>
-          <w:lang w:val="en-US"/>
-        </w:rPr>
-        <w:t>ớ</w:t>
-      </w:r>
-      <w:r>
-        <w:rPr>
-          <w:rFonts w:ascii="Times New Roman" w:hAnsi="Times New Roman" w:cs="Times New Roman"/>
-          <w:lang w:val="en-US"/>
-        </w:rPr>
-        <w:t>c.</w:t>
+        <w:t>Lệnh đã nghiệm thu muốn chọn bổ sung chiến dịch thì phải hạ trạng thái lệnh xuống trước.</w:t>
       </w:r>
     </w:p>
     <w:p>
@@ -7541,7 +4676,7 @@
           <w:lang w:val="en-US"/>
         </w:rPr>
       </w:pPr>
-      <w:bookmarkStart w:id="16" w:name="_Toc243925891"/>
+      <w:bookmarkStart w:id="16" w:name="_Toc243928218"/>
       <w:r>
         <w:rPr>
           <w:rFonts w:ascii="Times New Roman" w:hAnsi="Times New Roman" w:cs="Times New Roman"/>
@@ -7571,7 +4706,7 @@
           <w:lang w:val="en-US"/>
         </w:rPr>
       </w:pPr>
-      <w:bookmarkStart w:id="17" w:name="_Toc243925892"/>
+      <w:bookmarkStart w:id="17" w:name="_Toc243928219"/>
       <w:r>
         <w:rPr>
           <w:rFonts w:ascii="Times New Roman" w:hAnsi="Times New Roman" w:cs="Times New Roman"/>
@@ -7619,7 +4754,7 @@
           <w:lang w:val="en-US"/>
         </w:rPr>
       </w:pPr>
-      <w:bookmarkStart w:id="18" w:name="_Toc243925893"/>
+      <w:bookmarkStart w:id="18" w:name="_Toc243928220"/>
       <w:r>
         <w:rPr>
           <w:rFonts w:ascii="Times New Roman" w:hAnsi="Times New Roman" w:cs="Times New Roman"/>
@@ -7696,7 +4831,7 @@
           <w:lang w:val="en-US"/>
         </w:rPr>
       </w:pPr>
-      <w:bookmarkStart w:id="19" w:name="_Toc243925894"/>
+      <w:bookmarkStart w:id="19" w:name="_Toc243928221"/>
       <w:r>
         <w:rPr>
           <w:rFonts w:ascii="Times New Roman" w:hAnsi="Times New Roman" w:cs="Times New Roman"/>
@@ -7769,7 +4904,7 @@
                     <pic:cNvPicPr/>
                   </pic:nvPicPr>
                   <pic:blipFill>
-                    <a:blip r:embed="rId28"/>
+                    <a:blip r:embed="rId29"/>
                     <a:stretch>
                       <a:fillRect/>
                     </a:stretch>
@@ -7905,7 +5040,7 @@
           <w:lang w:val="en-US"/>
         </w:rPr>
       </w:pPr>
-      <w:bookmarkStart w:id="20" w:name="_Toc243925895"/>
+      <w:bookmarkStart w:id="20" w:name="_Toc243928222"/>
       <w:r>
         <w:rPr>
           <w:rFonts w:ascii="Times New Roman" w:hAnsi="Times New Roman" w:cs="Times New Roman"/>
@@ -7935,7 +5070,7 @@
           <w:lang w:val="en-US"/>
         </w:rPr>
       </w:pPr>
-      <w:bookmarkStart w:id="21" w:name="_Toc243925896"/>
+      <w:bookmarkStart w:id="21" w:name="_Toc243928223"/>
       <w:r>
         <w:rPr>
           <w:rFonts w:ascii="Times New Roman" w:hAnsi="Times New Roman" w:cs="Times New Roman"/>
@@ -8003,7 +5138,7 @@
           <w:lang w:val="en-US"/>
         </w:rPr>
       </w:pPr>
-      <w:bookmarkStart w:id="22" w:name="_Toc243925897"/>
+      <w:bookmarkStart w:id="22" w:name="_Toc243928224"/>
       <w:r>
         <w:rPr>
           <w:rFonts w:ascii="Times New Roman" w:hAnsi="Times New Roman" w:cs="Times New Roman"/>
@@ -8043,7 +5178,7 @@
                     <pic:cNvPicPr/>
                   </pic:nvPicPr>
                   <pic:blipFill>
-                    <a:blip r:embed="rId29"/>
+                    <a:blip r:embed="rId30"/>
                     <a:stretch>
                       <a:fillRect/>
                     </a:stretch>
@@ -8079,7 +5214,7 @@
           <w:lang w:val="en-US"/>
         </w:rPr>
       </w:pPr>
-      <w:bookmarkStart w:id="23" w:name="_Toc243925898"/>
+      <w:bookmarkStart w:id="23" w:name="_Toc243928225"/>
       <w:r>
         <w:rPr>
           <w:rFonts w:ascii="Times New Roman" w:hAnsi="Times New Roman" w:cs="Times New Roman"/>
@@ -8152,7 +5287,7 @@
                     <pic:cNvPicPr/>
                   </pic:nvPicPr>
                   <pic:blipFill>
-                    <a:blip r:embed="rId30"/>
+                    <a:blip r:embed="rId31"/>
                     <a:stretch>
                       <a:fillRect/>
                     </a:stretch>
@@ -8233,7 +5368,7 @@
                     <pic:cNvPicPr/>
                   </pic:nvPicPr>
                   <pic:blipFill>
-                    <a:blip r:embed="rId31"/>
+                    <a:blip r:embed="rId32"/>
                     <a:stretch>
                       <a:fillRect/>
                     </a:stretch>
@@ -8341,7 +5476,7 @@
                     <pic:cNvPicPr/>
                   </pic:nvPicPr>
                   <pic:blipFill>
-                    <a:blip r:embed="rId32"/>
+                    <a:blip r:embed="rId33"/>
                     <a:stretch>
                       <a:fillRect/>
                     </a:stretch>
@@ -8450,7 +5585,7 @@
           <w:lang w:val="en-US"/>
         </w:rPr>
       </w:pPr>
-      <w:bookmarkStart w:id="24" w:name="_Toc243925899"/>
+      <w:bookmarkStart w:id="24" w:name="_Toc243928226"/>
       <w:r>
         <w:rPr>
           <w:rFonts w:ascii="Times New Roman" w:hAnsi="Times New Roman" w:cs="Times New Roman"/>
@@ -8480,7 +5615,7 @@
           <w:lang w:val="en-US"/>
         </w:rPr>
       </w:pPr>
-      <w:bookmarkStart w:id="25" w:name="_Toc243925900"/>
+      <w:bookmarkStart w:id="25" w:name="_Toc243928227"/>
       <w:r>
         <w:rPr>
           <w:rFonts w:ascii="Times New Roman" w:hAnsi="Times New Roman" w:cs="Times New Roman"/>
@@ -8528,7 +5663,7 @@
           <w:lang w:val="en-US"/>
         </w:rPr>
       </w:pPr>
-      <w:bookmarkStart w:id="26" w:name="_Toc243925901"/>
+      <w:bookmarkStart w:id="26" w:name="_Toc243928228"/>
       <w:r>
         <w:rPr>
           <w:rFonts w:ascii="Times New Roman" w:hAnsi="Times New Roman" w:cs="Times New Roman"/>
@@ -8571,7 +5706,7 @@
                     <pic:cNvPicPr/>
                   </pic:nvPicPr>
                   <pic:blipFill>
-                    <a:blip r:embed="rId33"/>
+                    <a:blip r:embed="rId34"/>
                     <a:stretch>
                       <a:fillRect/>
                     </a:stretch>
@@ -8607,7 +5742,7 @@
           <w:lang w:val="en-US"/>
         </w:rPr>
       </w:pPr>
-      <w:bookmarkStart w:id="27" w:name="_Toc243925902"/>
+      <w:bookmarkStart w:id="27" w:name="_Toc243928229"/>
       <w:r>
         <w:rPr>
           <w:rFonts w:ascii="Times New Roman" w:hAnsi="Times New Roman" w:cs="Times New Roman"/>
@@ -8680,7 +5815,7 @@
                     <pic:cNvPicPr/>
                   </pic:nvPicPr>
                   <pic:blipFill>
-                    <a:blip r:embed="rId34"/>
+                    <a:blip r:embed="rId35"/>
                     <a:stretch>
                       <a:fillRect/>
                     </a:stretch>
@@ -8748,7 +5883,7 @@
                     <pic:cNvPicPr/>
                   </pic:nvPicPr>
                   <pic:blipFill>
-                    <a:blip r:embed="rId35"/>
+                    <a:blip r:embed="rId36"/>
                     <a:stretch>
                       <a:fillRect/>
                     </a:stretch>
@@ -8816,7 +5951,7 @@
                     <pic:cNvPicPr/>
                   </pic:nvPicPr>
                   <pic:blipFill>
-                    <a:blip r:embed="rId36"/>
+                    <a:blip r:embed="rId37"/>
                     <a:stretch>
                       <a:fillRect/>
                     </a:stretch>
@@ -8877,7 +6012,7 @@
                     <pic:cNvPicPr/>
                   </pic:nvPicPr>
                   <pic:blipFill>
-                    <a:blip r:embed="rId37"/>
+                    <a:blip r:embed="rId38"/>
                     <a:stretch>
                       <a:fillRect/>
                     </a:stretch>
